--- a/zht/docx/137.content.docx
+++ b/zht/docx/137.content.docx
@@ -19,7 +19,7 @@
         <w:rPr>
           <w:lang w:val="zh_TW" w:bidi="zh_TW"/>
         </w:rPr>
-        <w:t>Resource: 聖經詞典 (Tyndale)</w:t>
+        <w:t>Resource: Tyndale Open Bible Dictionary</w:t>
       </w:r>
       <w:r>
         <w:rPr>
@@ -112,7 +112,7 @@
         <w:rPr>
           <w:lang w:val="zh_TW" w:bidi="zh_TW"/>
         </w:rPr>
-        <w:t>聖經詞典 (Tyndale)</w:t>
+        <w:t>Tyndale Open Bible Dictionary</w:t>
       </w:r>
     </w:p>
     <w:p>
@@ -149,7 +149,7 @@
         <w:rPr>
           <w:lang w:val="zh_TW" w:bidi="zh_TW"/>
         </w:rPr>
-        <w:t>tui</w:t>
+        <w:t>ti</w:t>
       </w:r>
       <w:r>
         <w:rPr>
@@ -212,7 +212,7 @@
         <w:rPr>
           <w:lang w:val="zh_TW" w:bidi="zh_TW"/>
         </w:rPr>
-        <w:t>推基古</w:t>
+        <w:t>提八（人物）</w:t>
       </w:r>
       <w:r>
         <w:rPr>
@@ -231,7 +231,7 @@
         <w:rPr>
           <w:lang w:val="zh_TW" w:bidi="zh_TW"/>
         </w:rPr>
-        <w:t>在保羅為耶路撒冷教會收集和送交奉獻的旅行中，隨行保羅的信徒之一（</w:t>
+        <w:t>亞伯拉罕的兄弟拿鶴的兒子（</w:t>
       </w:r>
       <w:hyperlink r:id="rId13">
         <w:r>
@@ -242,14 +242,24 @@
             <w:color w:val="0000EE"/>
             <w:u w:val="single"/>
           </w:rPr>
-          <w:t>徒20:4</w:t>
-        </w:r>
-      </w:hyperlink>
-      <w:r>
-        <w:rPr>
-          <w:lang w:val="zh_TW" w:bidi="zh_TW"/>
-        </w:rPr>
-        <w:t>）。由於他經常與以弗所的特羅非摩一同被提及，推基古很可能也是以弗所人。</w:t>
+          <w:t>創22:24</w:t>
+        </w:r>
+      </w:hyperlink>
+      <w:r>
+        <w:rPr>
+          <w:lang w:val="zh_TW" w:bidi="zh_TW"/>
+        </w:rPr>
+        <w:t>）。他的母親是拿鶴的妾流瑪。</w:t>
+      </w:r>
+      <w:r>
+        <w:rPr>
+          <w:lang w:val="zh_TW" w:bidi="zh_TW"/>
+        </w:rPr>
+      </w:r>
+      <w:r>
+        <w:rPr>
+          <w:lang w:val="zh_TW" w:bidi="zh_TW"/>
+        </w:rPr>
       </w:r>
     </w:p>
     <w:p>
@@ -259,11 +269,43 @@
           <w:lang w:val="zh_TW" w:bidi="zh_TW"/>
         </w:rPr>
       </w:r>
-      <w:r>
-        <w:rPr>
-          <w:lang w:val="zh_TW" w:bidi="zh_TW"/>
-        </w:rPr>
-        <w:t>推基古負責送達保羅寫給以弗所教會的書信（</w:t>
+    </w:p>
+    <w:p>
+      <w:pPr>
+        <w:pStyle w:val="Heading2"/>
+      </w:pPr>
+      <w:r>
+        <w:rPr>
+          <w:lang w:val="zh_TW" w:bidi="zh_TW"/>
+        </w:rPr>
+        <w:t>提多（人物）</w:t>
+      </w:r>
+      <w:r>
+        <w:rPr>
+          <w:lang w:val="zh_TW" w:bidi="zh_TW"/>
+        </w:rPr>
+      </w:r>
+    </w:p>
+    <w:p>
+      <w:pPr>
+        <w:pStyle w:val="ListNumber"/>
+        <w:numPr>
+          <w:ilvl w:val="0"/>
+          <w:numId w:val="14"/>
+        </w:numPr>
+        <w:spacing w:line="240" w:lineRule="auto"/>
+        <w:ind w:left="720"/>
+      </w:pPr>
+      <w:r>
+        <w:rPr>
+          <w:lang w:val="zh_TW" w:bidi="zh_TW"/>
+        </w:rPr>
+      </w:r>
+      <w:r>
+        <w:rPr>
+          <w:lang w:val="zh_TW" w:bidi="zh_TW"/>
+        </w:rPr>
+        <w:t>保羅的門徒之一——「照著我們共信之道作我真兒子的」（</w:t>
       </w:r>
       <w:hyperlink r:id="rId14">
         <w:r>
@@ -274,14 +316,14 @@
             <w:color w:val="0000EE"/>
             <w:u w:val="single"/>
           </w:rPr>
-          <w:t>弗6:21</w:t>
-        </w:r>
-      </w:hyperlink>
-      <w:r>
-        <w:rPr>
-          <w:lang w:val="zh_TW" w:bidi="zh_TW"/>
-        </w:rPr>
-        <w:t>），以及保羅寫給腓利門和歌羅西教會的書信（</w:t>
+          <w:t>提後1:4</w:t>
+        </w:r>
+      </w:hyperlink>
+      <w:r>
+        <w:rPr>
+          <w:lang w:val="zh_TW" w:bidi="zh_TW"/>
+        </w:rPr>
+        <w:t>）。提多是保羅的門徒和親密朋友，幫助保羅將基督教傳遍地中海世界（</w:t>
       </w:r>
       <w:hyperlink r:id="rId15">
         <w:r>
@@ -292,14 +334,14 @@
             <w:color w:val="0000EE"/>
             <w:u w:val="single"/>
           </w:rPr>
-          <w:t>西4:7</w:t>
-        </w:r>
-      </w:hyperlink>
-      <w:r>
-        <w:rPr>
-          <w:lang w:val="zh_TW" w:bidi="zh_TW"/>
-        </w:rPr>
-        <w:t>）。大多數人認為他也是隨同提多送達哥林多後書的兩位基督徒之一（另一位是特羅非摩）（</w:t>
+          <w:t>林後8:23</w:t>
+        </w:r>
+      </w:hyperlink>
+      <w:r>
+        <w:rPr>
+          <w:lang w:val="zh_TW" w:bidi="zh_TW"/>
+        </w:rPr>
+        <w:t>；</w:t>
       </w:r>
       <w:hyperlink r:id="rId16">
         <w:r>
@@ -310,7 +352,144 @@
             <w:color w:val="0000EE"/>
             <w:u w:val="single"/>
           </w:rPr>
-          <w:t>林後8:16–24</w:t>
+          <w:t>提後4:10</w:t>
+        </w:r>
+      </w:hyperlink>
+      <w:r>
+        <w:rPr>
+          <w:lang w:val="zh_TW" w:bidi="zh_TW"/>
+        </w:rPr>
+        <w:t>；</w:t>
+      </w:r>
+      <w:hyperlink r:id="rId17">
+        <w:r>
+          <w:rPr>
+            <w:lang w:val="zh_TW" w:bidi="zh_TW"/>
+          </w:rPr>
+          <w:rPr>
+            <w:color w:val="0000EE"/>
+            <w:u w:val="single"/>
+          </w:rPr>
+          <w:t>多1:4–5</w:t>
+        </w:r>
+      </w:hyperlink>
+      <w:r>
+        <w:rPr>
+          <w:lang w:val="zh_TW" w:bidi="zh_TW"/>
+        </w:rPr>
+        <w:t>）。保羅在他的信中多次提到提多（在哥林多後書提到八次，在加拉太書提到兩次，在提摩太後書和提多書各提到一次）。使徒行傳沒有提及提多，學者對此原因不詳。有些人推測他是使徒行傳的作者路加的兄弟。</w:t>
+        <w:br/>
+      </w:r>
+      <w:r>
+        <w:rPr>
+          <w:lang w:val="zh_TW" w:bidi="zh_TW"/>
+        </w:rPr>
+        <w:t>提多與提摩太不同，提摩太有一位猶太母親，而提多由非猶太父母所生。我們不知道提多如何成為基督徒或如何遇見保羅。第一次提到提多，是在他與保羅和巴拿巴一起前往耶路撒冷的時候（</w:t>
+      </w:r>
+      <w:hyperlink r:id="rId18">
+        <w:r>
+          <w:rPr>
+            <w:lang w:val="zh_TW" w:bidi="zh_TW"/>
+          </w:rPr>
+          <w:rPr>
+            <w:color w:val="0000EE"/>
+            <w:u w:val="single"/>
+          </w:rPr>
+          <w:t>加2:3</w:t>
+        </w:r>
+      </w:hyperlink>
+      <w:r>
+        <w:rPr>
+          <w:lang w:val="zh_TW" w:bidi="zh_TW"/>
+        </w:rPr>
+        <w:t>）。這大概是在公元50年左右，當時教會領袖在耶路撒冷會議上討論重要問題（</w:t>
+      </w:r>
+      <w:hyperlink r:id="rId19">
+        <w:r>
+          <w:rPr>
+            <w:lang w:val="zh_TW" w:bidi="zh_TW"/>
+          </w:rPr>
+          <w:rPr>
+            <w:color w:val="0000EE"/>
+            <w:u w:val="single"/>
+          </w:rPr>
+          <w:t>徒15章</w:t>
+        </w:r>
+      </w:hyperlink>
+      <w:r>
+        <w:rPr>
+          <w:lang w:val="zh_TW" w:bidi="zh_TW"/>
+        </w:rPr>
+        <w:t>）。在保羅第一次宣教旅行之後不久，安提阿教會就差遣保羅和巴拿巴參加這次會議。</w:t>
+        <w:br/>
+      </w:r>
+      <w:r>
+        <w:rPr>
+          <w:lang w:val="zh_TW" w:bidi="zh_TW"/>
+        </w:rPr>
+        <w:t>當時，一些基督徒認為新的信徒如果不是猶太人（即不是出生於猶太信仰之家），就應該遵循猶太習俗。保羅不同意這個觀點，他帶來了不是猶太人的提多，以證明成為基督徒不需要遵循猶太習俗。教會領袖同意保羅的觀點。他們接受提多為基督徒，而不要求他遵循猶太習俗。這一決定幫助早期教會歡迎更多非猶太人。</w:t>
+        <w:br/>
+      </w:r>
+      <w:r>
+        <w:rPr>
+          <w:lang w:val="zh_TW" w:bidi="zh_TW"/>
+        </w:rPr>
+        <w:t>提多可能在此之後與保羅一起旅行，但直到保羅與哥林多教會發生問題時，我們才再次聽到提多的名字，這發生在保羅第三次宣教旅程中分享耶穌的信息時。</w:t>
+        <w:br/>
+        <w:br/>
+      </w:r>
+      <w:r>
+        <w:rPr>
+          <w:lang w:val="zh_TW" w:bidi="zh_TW"/>
+        </w:rPr>
+        <w:t>根據哥林多後書，保羅在以弗所教導了很長一段時間。在此期間，他聽說哥林多的基督徒對他感到不滿。他們不再接受保羅作為神所揀選的領袖（使徒）。保羅試圖與他們和好，但並未成功。所以保羅派提多去哥林多幫助修復關係。後來，提多在馬其頓（希臘的一個地區）見到保羅，並帶來了好消息。他說哥林多的基督徒已經改變心意，他們現在重新愛戴和尊重保羅（</w:t>
+      </w:r>
+      <w:hyperlink r:id="rId20">
+        <w:r>
+          <w:rPr>
+            <w:lang w:val="zh_TW" w:bidi="zh_TW"/>
+          </w:rPr>
+          <w:rPr>
+            <w:color w:val="0000EE"/>
+            <w:u w:val="single"/>
+          </w:rPr>
+          <w:t>林後7:6–7</w:t>
+        </w:r>
+      </w:hyperlink>
+      <w:r>
+        <w:rPr>
+          <w:lang w:val="zh_TW" w:bidi="zh_TW"/>
+        </w:rPr>
+        <w:t>）。因此，保羅讓提多帶著哥林多後書返回哥林多。這封信包括為猶太地區貧困的基督徒籌集資金的指示（</w:t>
+      </w:r>
+      <w:hyperlink r:id="rId21">
+        <w:r>
+          <w:rPr>
+            <w:lang w:val="zh_TW" w:bidi="zh_TW"/>
+          </w:rPr>
+          <w:rPr>
+            <w:color w:val="0000EE"/>
+            <w:u w:val="single"/>
+          </w:rPr>
+          <w:t>8:6、16</w:t>
+        </w:r>
+      </w:hyperlink>
+      <w:r>
+        <w:rPr>
+          <w:lang w:val="zh_TW" w:bidi="zh_TW"/>
+        </w:rPr>
+        <w:t>）。提多也成功完成了這項任務（</w:t>
+      </w:r>
+      <w:hyperlink r:id="rId22">
+        <w:r>
+          <w:rPr>
+            <w:lang w:val="zh_TW" w:bidi="zh_TW"/>
+          </w:rPr>
+          <w:rPr>
+            <w:color w:val="0000EE"/>
+            <w:u w:val="single"/>
+          </w:rPr>
+          <w:t>羅15:25–6</w:t>
         </w:r>
       </w:hyperlink>
       <w:r>
@@ -318,6 +497,232 @@
           <w:lang w:val="zh_TW" w:bidi="zh_TW"/>
         </w:rPr>
         <w:t>）。</w:t>
+        <w:br/>
+      </w:r>
+      <w:r>
+        <w:rPr>
+          <w:lang w:val="zh_TW" w:bidi="zh_TW"/>
+        </w:rPr>
+        <w:t>有些人認為保羅在羅馬監禁後被釋放。如果這是真的，提多可能與保羅一起前往克里特島。當保羅離開克里特時，他要求提多留下來幫助那裡的新基督徒群體變得更堅固（</w:t>
+      </w:r>
+      <w:hyperlink r:id="rId23">
+        <w:r>
+          <w:rPr>
+            <w:lang w:val="zh_TW" w:bidi="zh_TW"/>
+          </w:rPr>
+          <w:rPr>
+            <w:color w:val="0000EE"/>
+            <w:u w:val="single"/>
+          </w:rPr>
+          <w:t>多1:5</w:t>
+        </w:r>
+      </w:hyperlink>
+      <w:r>
+        <w:rPr>
+          <w:lang w:val="zh_TW" w:bidi="zh_TW"/>
+        </w:rPr>
+        <w:t>）。這項工作並不容易，因為克里特人難以管理，並且有假教師在給新基督徒製造麻煩（</w:t>
+      </w:r>
+      <w:hyperlink r:id="rId24">
+        <w:r>
+          <w:rPr>
+            <w:lang w:val="zh_TW" w:bidi="zh_TW"/>
+          </w:rPr>
+          <w:rPr>
+            <w:color w:val="0000EE"/>
+            <w:u w:val="single"/>
+          </w:rPr>
+          <w:t>10–16節</w:t>
+        </w:r>
+      </w:hyperlink>
+      <w:r>
+        <w:rPr>
+          <w:lang w:val="zh_TW" w:bidi="zh_TW"/>
+        </w:rPr>
+        <w:t>）。但保羅知道提多能夠應付這個困難的任務。</w:t>
+        <w:br/>
+      </w:r>
+      <w:r>
+        <w:rPr>
+          <w:lang w:val="zh_TW" w:bidi="zh_TW"/>
+        </w:rPr>
+        <w:t>後來，保羅寫了一封信給提多。這封信是保羅的三封教牧書信之一（寫給教會領袖的信）。保羅寫這封信是為了鼓勵提多在克里特與基督徒的工作。保羅在信的結尾吩咐提多在尼哥坡里與他會合，這是一個位於希臘西海岸的城，保羅計劃在那裡過冬（</w:t>
+      </w:r>
+      <w:hyperlink r:id="rId25">
+        <w:r>
+          <w:rPr>
+            <w:lang w:val="zh_TW" w:bidi="zh_TW"/>
+          </w:rPr>
+          <w:rPr>
+            <w:color w:val="0000EE"/>
+            <w:u w:val="single"/>
+          </w:rPr>
+          <w:t>多3:12</w:t>
+        </w:r>
+      </w:hyperlink>
+      <w:r>
+        <w:rPr>
+          <w:lang w:val="zh_TW" w:bidi="zh_TW"/>
+        </w:rPr>
+        <w:t>）。保羅可能從尼哥坡里派提多去撻馬太執行任務，或者保羅稍後在羅馬再次被監禁時差遣提多（見</w:t>
+      </w:r>
+      <w:hyperlink r:id="rId16">
+        <w:r>
+          <w:rPr>
+            <w:lang w:val="zh_TW" w:bidi="zh_TW"/>
+          </w:rPr>
+          <w:rPr>
+            <w:color w:val="0000EE"/>
+            <w:u w:val="single"/>
+          </w:rPr>
+          <w:t>提後4:10</w:t>
+        </w:r>
+      </w:hyperlink>
+      <w:r>
+        <w:rPr>
+          <w:lang w:val="zh_TW" w:bidi="zh_TW"/>
+        </w:rPr>
+        <w:t>）。撻馬太是現在克羅地亞的一個地區。如果後來的傳統資料是正確的話，提多後來回到克里特，並在那裡擔任監督（教會領袖）直到老年。</w:t>
+        <w:br/>
+      </w:r>
+      <w:r>
+        <w:rPr>
+          <w:i/>
+          <w:lang w:val="zh_TW" w:bidi="zh_TW"/>
+        </w:rPr>
+        <w:t>另見</w:t>
+      </w:r>
+      <w:r>
+        <w:rPr>
+          <w:lang w:val="zh_TW" w:bidi="zh_TW"/>
+        </w:rPr>
+        <w:t xml:space="preserve"> </w:t>
+      </w:r>
+      <w:r>
+        <w:rPr>
+          <w:lang w:val="zh_TW" w:bidi="zh_TW"/>
+        </w:rPr>
+        <w:t>提多書</w:t>
+      </w:r>
+      <w:r>
+        <w:rPr>
+          <w:lang w:val="zh_TW" w:bidi="zh_TW"/>
+        </w:rPr>
+        <w:t>。</w:t>
+      </w:r>
+    </w:p>
+    <w:p>
+      <w:pPr>
+        <w:pStyle w:val="ListNumber"/>
+        <w:spacing w:line="240" w:lineRule="auto"/>
+        <w:ind w:left="720"/>
+      </w:pPr>
+      <w:r>
+        <w:rPr>
+          <w:lang w:val="zh_TW" w:bidi="zh_TW"/>
+        </w:rPr>
+      </w:r>
+      <w:r>
+        <w:rPr>
+          <w:lang w:val="zh_TW" w:bidi="zh_TW"/>
+        </w:rPr>
+        <w:t>哥林多一位外邦歸信者的名字的另一種拼寫。當猶太群體拒絕保羅的信息時，保羅前往這個人的家（</w:t>
+      </w:r>
+      <w:hyperlink r:id="rId26">
+        <w:r>
+          <w:rPr>
+            <w:lang w:val="zh_TW" w:bidi="zh_TW"/>
+          </w:rPr>
+          <w:rPr>
+            <w:color w:val="0000EE"/>
+            <w:u w:val="single"/>
+          </w:rPr>
+          <w:t>徒18:7</w:t>
+        </w:r>
+      </w:hyperlink>
+      <w:r>
+        <w:rPr>
+          <w:lang w:val="zh_TW" w:bidi="zh_TW"/>
+        </w:rPr>
+        <w:t>）。更好的抄本證據稱他為提多‧猶士都。</w:t>
+      </w:r>
+      <w:r>
+        <w:rPr>
+          <w:i/>
+          <w:lang w:val="zh_TW" w:bidi="zh_TW"/>
+        </w:rPr>
+        <w:t>另見</w:t>
+      </w:r>
+      <w:r>
+        <w:rPr>
+          <w:lang w:val="zh_TW" w:bidi="zh_TW"/>
+        </w:rPr>
+        <w:t xml:space="preserve"> </w:t>
+      </w:r>
+      <w:r>
+        <w:rPr>
+          <w:lang w:val="zh_TW" w:bidi="zh_TW"/>
+        </w:rPr>
+        <w:t>猶士都#2</w:t>
+      </w:r>
+      <w:r>
+        <w:rPr>
+          <w:lang w:val="zh_TW" w:bidi="zh_TW"/>
+        </w:rPr>
+        <w:t>。</w:t>
+      </w:r>
+    </w:p>
+    <w:p>
+      <w:pPr>
+        <w:pStyle w:val="ListNumber"/>
+        <w:spacing w:line="240" w:lineRule="auto"/>
+        <w:ind w:left="720"/>
+      </w:pPr>
+      <w:r>
+        <w:rPr>
+          <w:lang w:val="zh_TW" w:bidi="zh_TW"/>
+        </w:rPr>
+      </w:r>
+      <w:r>
+        <w:rPr>
+          <w:lang w:val="zh_TW" w:bidi="zh_TW"/>
+        </w:rPr>
+        <w:t>維斯帕先（Vespasian）的兒子。他是公元79年至81年的羅馬皇帝。</w:t>
+      </w:r>
+      <w:r>
+        <w:rPr>
+          <w:i/>
+          <w:lang w:val="zh_TW" w:bidi="zh_TW"/>
+        </w:rPr>
+        <w:t>另見</w:t>
+      </w:r>
+      <w:r>
+        <w:rPr>
+          <w:lang w:val="zh_TW" w:bidi="zh_TW"/>
+        </w:rPr>
+        <w:t xml:space="preserve"> </w:t>
+      </w:r>
+      <w:r>
+        <w:rPr>
+          <w:lang w:val="zh_TW" w:bidi="zh_TW"/>
+        </w:rPr>
+        <w:t>凱撒</w:t>
+      </w:r>
+      <w:r>
+        <w:rPr>
+          <w:lang w:val="zh_TW" w:bidi="zh_TW"/>
+        </w:rPr>
+        <w:t>。</w:t>
+      </w:r>
+      <w:r>
+        <w:rPr>
+          <w:lang w:val="zh_TW" w:bidi="zh_TW"/>
+        </w:rPr>
+      </w:r>
+      <w:r>
+        <w:rPr>
+          <w:lang w:val="zh_TW" w:bidi="zh_TW"/>
+        </w:rPr>
       </w:r>
     </w:p>
     <w:p>
@@ -327,47 +732,2632 @@
           <w:lang w:val="zh_TW" w:bidi="zh_TW"/>
         </w:rPr>
       </w:r>
-      <w:r>
-        <w:rPr>
-          <w:lang w:val="zh_TW" w:bidi="zh_TW"/>
-        </w:rPr>
-        <w:t>保羅在後來的書信中兩次提到推基古。第一次是保羅派他到克里特與提多在一起（</w:t>
-      </w:r>
-      <w:hyperlink r:id="rId17">
-        <w:r>
-          <w:rPr>
-            <w:lang w:val="zh_TW" w:bidi="zh_TW"/>
-          </w:rPr>
-          <w:rPr>
-            <w:color w:val="0000EE"/>
-            <w:u w:val="single"/>
-          </w:rPr>
-          <w:t>多3:12</w:t>
-        </w:r>
-      </w:hyperlink>
-      <w:r>
-        <w:rPr>
-          <w:lang w:val="zh_TW" w:bidi="zh_TW"/>
-        </w:rPr>
-        <w:t>）。後來保羅告訴提摩太，他已經派推基古到以弗所（</w:t>
-      </w:r>
-      <w:hyperlink r:id="rId18">
-        <w:r>
-          <w:rPr>
-            <w:lang w:val="zh_TW" w:bidi="zh_TW"/>
-          </w:rPr>
-          <w:rPr>
-            <w:color w:val="0000EE"/>
-            <w:u w:val="single"/>
-          </w:rPr>
-          <w:t>提後4:12</w:t>
-        </w:r>
-      </w:hyperlink>
-      <w:r>
-        <w:rPr>
-          <w:lang w:val="zh_TW" w:bidi="zh_TW"/>
-        </w:rPr>
-        <w:t>）。顯然，推基古和保羅是親密的朋友和同工，因為保羅經常稱推基古為「親愛的兄弟」。</w:t>
+    </w:p>
+    <w:p>
+      <w:pPr>
+        <w:pStyle w:val="Heading2"/>
+      </w:pPr>
+      <w:r>
+        <w:rPr>
+          <w:lang w:val="zh_TW" w:bidi="zh_TW"/>
+        </w:rPr>
+        <w:t>提多書，信件至</w:t>
+      </w:r>
+      <w:r>
+        <w:rPr>
+          <w:lang w:val="zh_TW" w:bidi="zh_TW"/>
+        </w:rPr>
+      </w:r>
+    </w:p>
+    <w:p>
+      <w:pPr/>
+      <w:r>
+        <w:rPr>
+          <w:lang w:val="zh_TW" w:bidi="zh_TW"/>
+        </w:rPr>
+      </w:r>
+      <w:r>
+        <w:rPr>
+          <w:lang w:val="zh_TW" w:bidi="zh_TW"/>
+        </w:rPr>
+        <w:t>保羅寫給他同工提多的書信。</w:t>
+      </w:r>
+    </w:p>
+    <w:p>
+      <w:pPr/>
+      <w:r>
+        <w:rPr>
+          <w:lang w:val="zh_TW" w:bidi="zh_TW"/>
+        </w:rPr>
+      </w:r>
+      <w:r>
+        <w:rPr>
+          <w:lang w:val="zh_TW" w:bidi="zh_TW"/>
+        </w:rPr>
+        <w:t>概述</w:t>
+      </w:r>
+    </w:p>
+    <w:p>
+      <w:pPr>
+        <w:pStyle w:val="ListBullet"/>
+        <w:spacing w:line="240" w:lineRule="auto"/>
+        <w:ind w:left="720"/>
+      </w:pPr>
+      <w:r>
+        <w:rPr>
+          <w:lang w:val="zh_TW" w:bidi="zh_TW"/>
+        </w:rPr>
+      </w:r>
+      <w:r>
+        <w:rPr>
+          <w:lang w:val="zh_TW" w:bidi="zh_TW"/>
+        </w:rPr>
+        <w:t>作者</w:t>
+      </w:r>
+    </w:p>
+    <w:p>
+      <w:pPr>
+        <w:pStyle w:val="ListBullet"/>
+        <w:spacing w:line="240" w:lineRule="auto"/>
+        <w:ind w:left="720"/>
+      </w:pPr>
+      <w:r>
+        <w:rPr>
+          <w:lang w:val="zh_TW" w:bidi="zh_TW"/>
+        </w:rPr>
+      </w:r>
+      <w:r>
+        <w:rPr>
+          <w:lang w:val="zh_TW" w:bidi="zh_TW"/>
+        </w:rPr>
+        <w:t>收信人</w:t>
+      </w:r>
+    </w:p>
+    <w:p>
+      <w:pPr>
+        <w:pStyle w:val="ListBullet"/>
+        <w:spacing w:line="240" w:lineRule="auto"/>
+        <w:ind w:left="720"/>
+      </w:pPr>
+      <w:r>
+        <w:rPr>
+          <w:lang w:val="zh_TW" w:bidi="zh_TW"/>
+        </w:rPr>
+      </w:r>
+      <w:r>
+        <w:rPr>
+          <w:lang w:val="zh_TW" w:bidi="zh_TW"/>
+        </w:rPr>
+        <w:t>日期</w:t>
+      </w:r>
+    </w:p>
+    <w:p>
+      <w:pPr>
+        <w:pStyle w:val="ListBullet"/>
+        <w:spacing w:line="240" w:lineRule="auto"/>
+        <w:ind w:left="720"/>
+      </w:pPr>
+      <w:r>
+        <w:rPr>
+          <w:lang w:val="zh_TW" w:bidi="zh_TW"/>
+        </w:rPr>
+      </w:r>
+      <w:r>
+        <w:rPr>
+          <w:lang w:val="zh_TW" w:bidi="zh_TW"/>
+        </w:rPr>
+        <w:t>目的和教導</w:t>
+      </w:r>
+    </w:p>
+    <w:p>
+      <w:pPr>
+        <w:pStyle w:val="ListBullet"/>
+        <w:spacing w:line="240" w:lineRule="auto"/>
+        <w:ind w:left="720"/>
+      </w:pPr>
+      <w:r>
+        <w:rPr>
+          <w:lang w:val="zh_TW" w:bidi="zh_TW"/>
+        </w:rPr>
+      </w:r>
+      <w:r>
+        <w:rPr>
+          <w:lang w:val="zh_TW" w:bidi="zh_TW"/>
+        </w:rPr>
+        <w:t>內容</w:t>
+      </w:r>
+    </w:p>
+    <w:p>
+      <w:pPr>
+        <w:pStyle w:val="Heading3"/>
+      </w:pPr>
+      <w:r>
+        <w:rPr>
+          <w:lang w:val="zh_TW" w:bidi="zh_TW"/>
+        </w:rPr>
+        <w:t>作者</w:t>
+      </w:r>
+    </w:p>
+    <w:p>
+      <w:pPr/>
+      <w:r>
+        <w:rPr>
+          <w:lang w:val="zh_TW" w:bidi="zh_TW"/>
+        </w:rPr>
+      </w:r>
+      <w:r>
+        <w:rPr>
+          <w:lang w:val="zh_TW" w:bidi="zh_TW"/>
+        </w:rPr>
+        <w:t>雖然這封信以保羅的名字和問候開始（</w:t>
+      </w:r>
+      <w:hyperlink r:id="rId27">
+        <w:r>
+          <w:rPr>
+            <w:lang w:val="zh_TW" w:bidi="zh_TW"/>
+          </w:rPr>
+          <w:rPr>
+            <w:color w:val="0000EE"/>
+            <w:u w:val="single"/>
+          </w:rPr>
+          <w:t>多1:1–3</w:t>
+        </w:r>
+      </w:hyperlink>
+      <w:r>
+        <w:rPr>
+          <w:lang w:val="zh_TW" w:bidi="zh_TW"/>
+        </w:rPr>
+        <w:t>），但現代學者基於其措辭和風格、所呈現的教會情況以及其闡述基督教教義的方式，對保羅的作者身份提出質疑。但是，著名學者和細心的研究者堅決捍衛保羅的作者身份，他們認為沒有理由假設這封書信是由其他人在保羅去世後使用保羅的名義寫的。這封書信與保羅其它書信的差異已在先前「提摩太前書」的「作者」部分中做了解釋。</w:t>
+      </w:r>
+    </w:p>
+    <w:p>
+      <w:pPr>
+        <w:pStyle w:val="Heading3"/>
+      </w:pPr>
+      <w:r>
+        <w:rPr>
+          <w:lang w:val="zh_TW" w:bidi="zh_TW"/>
+        </w:rPr>
+        <w:t>收信人</w:t>
+      </w:r>
+    </w:p>
+    <w:p>
+      <w:pPr/>
+      <w:r>
+        <w:rPr>
+          <w:lang w:val="zh_TW" w:bidi="zh_TW"/>
+        </w:rPr>
+      </w:r>
+      <w:r>
+        <w:rPr>
+          <w:lang w:val="zh_TW" w:bidi="zh_TW"/>
+        </w:rPr>
+        <w:t>提多似乎是保羅最信任和最寶貴的同工之一。保羅提到他（</w:t>
+      </w:r>
+      <w:hyperlink r:id="rId15">
+        <w:r>
+          <w:rPr>
+            <w:lang w:val="zh_TW" w:bidi="zh_TW"/>
+          </w:rPr>
+          <w:rPr>
+            <w:color w:val="0000EE"/>
+            <w:u w:val="single"/>
+          </w:rPr>
+          <w:t>林後8:23</w:t>
+        </w:r>
+      </w:hyperlink>
+      <w:r>
+        <w:rPr>
+          <w:lang w:val="zh_TW" w:bidi="zh_TW"/>
+        </w:rPr>
+        <w:t>）是「我的同伴，一同為你們勞碌的」。根據</w:t>
+      </w:r>
+      <w:hyperlink r:id="rId14">
+        <w:r>
+          <w:rPr>
+            <w:lang w:val="zh_TW" w:bidi="zh_TW"/>
+          </w:rPr>
+          <w:rPr>
+            <w:color w:val="0000EE"/>
+            <w:u w:val="single"/>
+          </w:rPr>
+          <w:t>提多書一章4節，</w:t>
+        </w:r>
+      </w:hyperlink>
+      <w:r>
+        <w:rPr>
+          <w:lang w:val="zh_TW" w:bidi="zh_TW"/>
+        </w:rPr>
+        <w:t>提多因保羅的工作而信主。很明顯從</w:t>
+      </w:r>
+      <w:hyperlink r:id="rId28">
+        <w:r>
+          <w:rPr>
+            <w:lang w:val="zh_TW" w:bidi="zh_TW"/>
+          </w:rPr>
+          <w:rPr>
+            <w:color w:val="0000EE"/>
+            <w:u w:val="single"/>
+          </w:rPr>
+          <w:t>加拉太書二章1至4節</w:t>
+        </w:r>
+      </w:hyperlink>
+      <w:r>
+        <w:rPr>
+          <w:lang w:val="zh_TW" w:bidi="zh_TW"/>
+        </w:rPr>
+        <w:t>可以看出提多是外邦人，他成為外邦基督徒是否應受割禮的試金石。那時提多與保羅和巴拿巴在耶路撒冷。後來，在保羅第三次宣教旅程中，提多為保羅在哥林多執行了兩項艱鉅的任務：第一項任務涉及保羅與哥林多教會之間的緊張關係；第二項任務與為耶路撒冷教會收集外邦人的奉獻有關（</w:t>
+      </w:r>
+      <w:hyperlink r:id="rId29">
+        <w:r>
+          <w:rPr>
+            <w:lang w:val="zh_TW" w:bidi="zh_TW"/>
+          </w:rPr>
+          <w:rPr>
+            <w:color w:val="0000EE"/>
+            <w:u w:val="single"/>
+          </w:rPr>
+          <w:t>林後2:12–13，</w:t>
+        </w:r>
+      </w:hyperlink>
+      <w:hyperlink r:id="rId30">
+        <w:r>
+          <w:rPr>
+            <w:lang w:val="zh_TW" w:bidi="zh_TW"/>
+          </w:rPr>
+          <w:rPr>
+            <w:color w:val="0000EE"/>
+            <w:u w:val="single"/>
+          </w:rPr>
+          <w:t>7:5–16，</w:t>
+        </w:r>
+      </w:hyperlink>
+      <w:hyperlink r:id="rId31">
+        <w:r>
+          <w:rPr>
+            <w:lang w:val="zh_TW" w:bidi="zh_TW"/>
+          </w:rPr>
+          <w:rPr>
+            <w:color w:val="0000EE"/>
+            <w:u w:val="single"/>
+          </w:rPr>
+          <w:t>8:1–24</w:t>
+        </w:r>
+      </w:hyperlink>
+      <w:r>
+        <w:rPr>
+          <w:lang w:val="zh_TW" w:bidi="zh_TW"/>
+        </w:rPr>
+        <w:t>）。如果</w:t>
+      </w:r>
+      <w:hyperlink r:id="rId32">
+        <w:r>
+          <w:rPr>
+            <w:lang w:val="zh_TW" w:bidi="zh_TW"/>
+          </w:rPr>
+          <w:rPr>
+            <w:color w:val="0000EE"/>
+            <w:u w:val="single"/>
+          </w:rPr>
+          <w:t>提摩太後書四章9至18節</w:t>
+        </w:r>
+      </w:hyperlink>
+      <w:r>
+        <w:rPr>
+          <w:lang w:val="zh_TW" w:bidi="zh_TW"/>
+        </w:rPr>
+        <w:t>保羅在晚年所寫，那麼提多在此信寫成後前往撻馬太。</w:t>
+      </w:r>
+    </w:p>
+    <w:p>
+      <w:pPr>
+        <w:pStyle w:val="Heading3"/>
+      </w:pPr>
+      <w:r>
+        <w:rPr>
+          <w:lang w:val="zh_TW" w:bidi="zh_TW"/>
+        </w:rPr>
+        <w:t>日期</w:t>
+      </w:r>
+    </w:p>
+    <w:p>
+      <w:pPr/>
+      <w:r>
+        <w:rPr>
+          <w:lang w:val="zh_TW" w:bidi="zh_TW"/>
+        </w:rPr>
+      </w:r>
+      <w:r>
+        <w:rPr>
+          <w:lang w:val="zh_TW" w:bidi="zh_TW"/>
+        </w:rPr>
+        <w:t>要準確地確定這封信的日期並不容易。保羅吩咐提多留在克里特繼續他的工作（</w:t>
+      </w:r>
+      <w:hyperlink r:id="rId23">
+        <w:r>
+          <w:rPr>
+            <w:lang w:val="zh_TW" w:bidi="zh_TW"/>
+          </w:rPr>
+          <w:rPr>
+            <w:color w:val="0000EE"/>
+            <w:u w:val="single"/>
+          </w:rPr>
+          <w:t>多1:5</w:t>
+        </w:r>
+      </w:hyperlink>
+      <w:r>
+        <w:rPr>
+          <w:lang w:val="zh_TW" w:bidi="zh_TW"/>
+        </w:rPr>
+        <w:t>）。保羅曾在前往羅馬的途中短暫停留在克里特（</w:t>
+      </w:r>
+      <w:hyperlink r:id="rId33">
+        <w:r>
+          <w:rPr>
+            <w:lang w:val="zh_TW" w:bidi="zh_TW"/>
+          </w:rPr>
+          <w:rPr>
+            <w:color w:val="0000EE"/>
+            <w:u w:val="single"/>
+          </w:rPr>
+          <w:t>徒27:7–13</w:t>
+        </w:r>
+      </w:hyperlink>
+      <w:r>
+        <w:rPr>
+          <w:lang w:val="zh_TW" w:bidi="zh_TW"/>
+        </w:rPr>
+        <w:t>），但這並不是信中提到的事件。在</w:t>
+      </w:r>
+      <w:hyperlink r:id="rId25">
+        <w:r>
+          <w:rPr>
+            <w:lang w:val="zh_TW" w:bidi="zh_TW"/>
+          </w:rPr>
+          <w:rPr>
+            <w:color w:val="0000EE"/>
+            <w:u w:val="single"/>
+          </w:rPr>
+          <w:t>提多書三章12節</w:t>
+        </w:r>
+      </w:hyperlink>
+      <w:r>
+        <w:rPr>
+          <w:lang w:val="zh_TW" w:bidi="zh_TW"/>
+        </w:rPr>
+        <w:t>，提多被召來到尼哥坡里（可能是希臘伊庇魯斯〔Epirus〕的尼哥坡里），因為保羅決定在那裡過冬。許多學者認為，保羅在羅馬的第一次監禁結束後（</w:t>
+      </w:r>
+      <w:hyperlink r:id="rId34">
+        <w:r>
+          <w:rPr>
+            <w:lang w:val="zh_TW" w:bidi="zh_TW"/>
+          </w:rPr>
+          <w:rPr>
+            <w:color w:val="0000EE"/>
+            <w:u w:val="single"/>
+          </w:rPr>
+          <w:t>徒28:16–31</w:t>
+        </w:r>
+      </w:hyperlink>
+      <w:r>
+        <w:rPr>
+          <w:lang w:val="zh_TW" w:bidi="zh_TW"/>
+        </w:rPr>
+        <w:t>），他被釋放並繼續在各地（包括西班牙、克里特和希臘）進行事工，然後被逮捕，第二次被監禁，最後被處死。那些不接受保羅為提多書作者的人，則認為這封信與提摩太前書及提摩太後書一樣，都是保羅死後的那一代所寫的。</w:t>
+      </w:r>
+    </w:p>
+    <w:p>
+      <w:pPr>
+        <w:pStyle w:val="Heading3"/>
+      </w:pPr>
+      <w:r>
+        <w:rPr>
+          <w:lang w:val="zh_TW" w:bidi="zh_TW"/>
+        </w:rPr>
+        <w:t>目的和教導</w:t>
+      </w:r>
+    </w:p>
+    <w:p>
+      <w:pPr/>
+      <w:r>
+        <w:rPr>
+          <w:lang w:val="zh_TW" w:bidi="zh_TW"/>
+        </w:rPr>
+      </w:r>
+      <w:r>
+        <w:rPr>
+          <w:lang w:val="zh_TW" w:bidi="zh_TW"/>
+        </w:rPr>
+        <w:t>雖然這封信是寫給保羅的一位同工，但其中個人的提及和勸勉極少。保羅的主要關注點是克里特教會的成長和發展，這些教會當時遭受一些虛假教導的困擾，這些教導似乎帶有猶太元素、禁欲主義傾向，以及大量的推測性討論（</w:t>
+      </w:r>
+      <w:hyperlink r:id="rId35">
+        <w:r>
+          <w:rPr>
+            <w:lang w:val="zh_TW" w:bidi="zh_TW"/>
+          </w:rPr>
+          <w:rPr>
+            <w:color w:val="0000EE"/>
+            <w:u w:val="single"/>
+          </w:rPr>
+          <w:t>多1:10、14–15，</w:t>
+        </w:r>
+      </w:hyperlink>
+      <w:hyperlink r:id="rId36">
+        <w:r>
+          <w:rPr>
+            <w:lang w:val="zh_TW" w:bidi="zh_TW"/>
+          </w:rPr>
+          <w:rPr>
+            <w:color w:val="0000EE"/>
+            <w:u w:val="single"/>
+          </w:rPr>
+          <w:t>3:9</w:t>
+        </w:r>
+      </w:hyperlink>
+      <w:r>
+        <w:rPr>
+          <w:lang w:val="zh_TW" w:bidi="zh_TW"/>
+        </w:rPr>
+        <w:t>）。總的來說，這些教會似乎面臨著一種早期猶太形式的諾斯底主義的感脅。這些教導的提倡者是為了「貪不義之財」（</w:t>
+      </w:r>
+      <w:hyperlink r:id="rId37">
+        <w:r>
+          <w:rPr>
+            <w:lang w:val="zh_TW" w:bidi="zh_TW"/>
+          </w:rPr>
+          <w:rPr>
+            <w:color w:val="0000EE"/>
+            <w:u w:val="single"/>
+          </w:rPr>
+          <w:t>1:11</w:t>
+        </w:r>
+      </w:hyperlink>
+      <w:r>
+        <w:rPr>
+          <w:lang w:val="zh_TW" w:bidi="zh_TW"/>
+        </w:rPr>
+        <w:t>）。保羅吩咐提多和他要任命的長老們駁斥錯誤教導，並為信徒提供正確的教義（</w:t>
+      </w:r>
+      <w:hyperlink r:id="rId38">
+        <w:r>
+          <w:rPr>
+            <w:lang w:val="zh_TW" w:bidi="zh_TW"/>
+          </w:rPr>
+          <w:rPr>
+            <w:color w:val="0000EE"/>
+            <w:u w:val="single"/>
+          </w:rPr>
+          <w:t>9</w:t>
+        </w:r>
+      </w:hyperlink>
+      <w:r>
+        <w:rPr>
+          <w:lang w:val="zh_TW" w:bidi="zh_TW"/>
+        </w:rPr>
+        <w:t>節）。雖然這些正確的教義並未明確說明，但它必定涉及神在基督裡的救恩、聖靈更新的工作，以及主耶穌的再來（</w:t>
+      </w:r>
+      <w:hyperlink r:id="rId39">
+        <w:r>
+          <w:rPr>
+            <w:lang w:val="zh_TW" w:bidi="zh_TW"/>
+          </w:rPr>
+          <w:rPr>
+            <w:color w:val="0000EE"/>
+            <w:u w:val="single"/>
+          </w:rPr>
+          <w:t>2:11–13，</w:t>
+        </w:r>
+      </w:hyperlink>
+      <w:hyperlink r:id="rId40">
+        <w:r>
+          <w:rPr>
+            <w:lang w:val="zh_TW" w:bidi="zh_TW"/>
+          </w:rPr>
+          <w:rPr>
+            <w:color w:val="0000EE"/>
+            <w:u w:val="single"/>
+          </w:rPr>
+          <w:t>3:4–7</w:t>
+        </w:r>
+      </w:hyperlink>
+      <w:r>
+        <w:rPr>
+          <w:lang w:val="zh_TW" w:bidi="zh_TW"/>
+        </w:rPr>
+        <w:t>）。 在這封信中，不斷強調一種與福音相稱的生活方式——應用於基督教社區中的不同群體：年長的男女、年輕的男女和奴隸。</w:t>
+      </w:r>
+    </w:p>
+    <w:p>
+      <w:pPr>
+        <w:pStyle w:val="Heading3"/>
+      </w:pPr>
+      <w:r>
+        <w:rPr>
+          <w:lang w:val="zh_TW" w:bidi="zh_TW"/>
+        </w:rPr>
+        <w:t>內容</w:t>
+      </w:r>
+    </w:p>
+    <w:p>
+      <w:pPr>
+        <w:pStyle w:val="Heading4"/>
+      </w:pPr>
+      <w:r>
+        <w:rPr>
+          <w:lang w:val="zh_TW" w:bidi="zh_TW"/>
+        </w:rPr>
+        <w:t>問安（</w:t>
+      </w:r>
+      <w:hyperlink r:id="rId41">
+        <w:r>
+          <w:rPr>
+            <w:lang w:val="zh_TW" w:bidi="zh_TW"/>
+          </w:rPr>
+          <w:rPr>
+            <w:color w:val="0000EE"/>
+            <w:u w:val="single"/>
+          </w:rPr>
+          <w:t>1:1–4</w:t>
+        </w:r>
+      </w:hyperlink>
+      <w:r>
+        <w:rPr>
+          <w:lang w:val="zh_TW" w:bidi="zh_TW"/>
+        </w:rPr>
+        <w:t>）</w:t>
+      </w:r>
+    </w:p>
+    <w:p>
+      <w:pPr/>
+      <w:r>
+        <w:rPr>
+          <w:lang w:val="zh_TW" w:bidi="zh_TW"/>
+        </w:rPr>
+      </w:r>
+      <w:r>
+        <w:rPr>
+          <w:lang w:val="zh_TW" w:bidi="zh_TW"/>
+        </w:rPr>
+        <w:t>問安來自保羅——他的使徒職分被描述為作為福音的管家，這促進了信仰並加強了對真理的認識、永生的盼望和敬虔的生活——給提多，他被稱為「共信之道作我真兒子的」。</w:t>
+      </w:r>
+    </w:p>
+    <w:p>
+      <w:pPr>
+        <w:pStyle w:val="Heading4"/>
+      </w:pPr>
+      <w:r>
+        <w:rPr>
+          <w:lang w:val="zh_TW" w:bidi="zh_TW"/>
+        </w:rPr>
+        <w:t>提多在克里特的工作（</w:t>
+      </w:r>
+      <w:hyperlink r:id="rId42">
+        <w:r>
+          <w:rPr>
+            <w:lang w:val="zh_TW" w:bidi="zh_TW"/>
+          </w:rPr>
+          <w:rPr>
+            <w:color w:val="0000EE"/>
+            <w:u w:val="single"/>
+          </w:rPr>
+          <w:t>1:5–9</w:t>
+        </w:r>
+      </w:hyperlink>
+      <w:r>
+        <w:rPr>
+          <w:lang w:val="zh_TW" w:bidi="zh_TW"/>
+        </w:rPr>
+        <w:t>）</w:t>
+      </w:r>
+    </w:p>
+    <w:p>
+      <w:pPr/>
+      <w:r>
+        <w:rPr>
+          <w:lang w:val="zh_TW" w:bidi="zh_TW"/>
+        </w:rPr>
+      </w:r>
+      <w:r>
+        <w:rPr>
+          <w:lang w:val="zh_TW" w:bidi="zh_TW"/>
+        </w:rPr>
+        <w:t>提多留在克里特以繼續保羅的工作，並在各教會中選立長老（參</w:t>
+      </w:r>
+      <w:hyperlink r:id="rId43">
+        <w:r>
+          <w:rPr>
+            <w:lang w:val="zh_TW" w:bidi="zh_TW"/>
+          </w:rPr>
+          <w:rPr>
+            <w:color w:val="0000EE"/>
+            <w:u w:val="single"/>
+          </w:rPr>
+          <w:t>徒14:23</w:t>
+        </w:r>
+      </w:hyperlink>
+      <w:r>
+        <w:rPr>
+          <w:lang w:val="zh_TW" w:bidi="zh_TW"/>
+        </w:rPr>
+        <w:t>）。這些長老也被稱為監督（參</w:t>
+      </w:r>
+      <w:hyperlink r:id="rId44">
+        <w:r>
+          <w:rPr>
+            <w:lang w:val="zh_TW" w:bidi="zh_TW"/>
+          </w:rPr>
+          <w:rPr>
+            <w:color w:val="0000EE"/>
+            <w:u w:val="single"/>
+          </w:rPr>
+          <w:t>20:17、28</w:t>
+        </w:r>
+      </w:hyperlink>
+      <w:r>
+        <w:rPr>
+          <w:lang w:val="zh_TW" w:bidi="zh_TW"/>
+        </w:rPr>
+        <w:t>）——也就是那些負責照管教會的人。保羅在這裡描述了這些領袖應具備的生活品質（參照</w:t>
+      </w:r>
+      <w:hyperlink r:id="rId45">
+        <w:r>
+          <w:rPr>
+            <w:lang w:val="zh_TW" w:bidi="zh_TW"/>
+          </w:rPr>
+          <w:rPr>
+            <w:color w:val="0000EE"/>
+            <w:u w:val="single"/>
+          </w:rPr>
+          <w:t>提前3:2–7</w:t>
+        </w:r>
+      </w:hyperlink>
+      <w:r>
+        <w:rPr>
+          <w:lang w:val="zh_TW" w:bidi="zh_TW"/>
+        </w:rPr>
+        <w:t>）。</w:t>
+      </w:r>
+    </w:p>
+    <w:p>
+      <w:pPr>
+        <w:pStyle w:val="Heading4"/>
+      </w:pPr>
+      <w:r>
+        <w:rPr>
+          <w:lang w:val="zh_TW" w:bidi="zh_TW"/>
+        </w:rPr>
+        <w:t>處理錯誤教導（</w:t>
+      </w:r>
+      <w:hyperlink r:id="rId24">
+        <w:r>
+          <w:rPr>
+            <w:lang w:val="zh_TW" w:bidi="zh_TW"/>
+          </w:rPr>
+          <w:rPr>
+            <w:color w:val="0000EE"/>
+            <w:u w:val="single"/>
+          </w:rPr>
+          <w:t>1:10–16</w:t>
+        </w:r>
+      </w:hyperlink>
+      <w:r>
+        <w:rPr>
+          <w:lang w:val="zh_TW" w:bidi="zh_TW"/>
+        </w:rPr>
+        <w:t>）</w:t>
+      </w:r>
+    </w:p>
+    <w:p>
+      <w:pPr/>
+      <w:r>
+        <w:rPr>
+          <w:lang w:val="zh_TW" w:bidi="zh_TW"/>
+        </w:rPr>
+      </w:r>
+      <w:r>
+        <w:rPr>
+          <w:lang w:val="zh_TW" w:bidi="zh_TW"/>
+        </w:rPr>
+        <w:t>上一部分結束時提到長老們的責任：「將純正的教訓勸化人，又能把爭辯的人駁倒」。反對者透過錯誤的教導擾亂了「全家人」，保羅以貶損的語氣形容這些假教師，指出他們的生活與他們所宣稱認識的神並不相符。</w:t>
+      </w:r>
+    </w:p>
+    <w:p>
+      <w:pPr>
+        <w:pStyle w:val="Heading4"/>
+      </w:pPr>
+      <w:r>
+        <w:rPr>
+          <w:lang w:val="zh_TW" w:bidi="zh_TW"/>
+        </w:rPr>
+        <w:t>推廣正確的教導（</w:t>
+      </w:r>
+      <w:hyperlink r:id="rId46">
+        <w:r>
+          <w:rPr>
+            <w:lang w:val="zh_TW" w:bidi="zh_TW"/>
+          </w:rPr>
+          <w:rPr>
+            <w:color w:val="0000EE"/>
+            <w:u w:val="single"/>
+          </w:rPr>
+          <w:t>2:1–10</w:t>
+        </w:r>
+      </w:hyperlink>
+      <w:r>
+        <w:rPr>
+          <w:lang w:val="zh_TW" w:bidi="zh_TW"/>
+        </w:rPr>
+        <w:t>）</w:t>
+      </w:r>
+    </w:p>
+    <w:p>
+      <w:pPr/>
+      <w:r>
+        <w:rPr>
+          <w:lang w:val="zh_TW" w:bidi="zh_TW"/>
+        </w:rPr>
+      </w:r>
+      <w:r>
+        <w:rPr>
+          <w:lang w:val="zh_TW" w:bidi="zh_TW"/>
+        </w:rPr>
+        <w:t>提多有責任「講的總要合乎那純正的道理」。保羅託付他要勸誡年長的男人保持節制（</w:t>
+      </w:r>
+      <w:hyperlink r:id="rId47">
+        <w:r>
+          <w:rPr>
+            <w:lang w:val="zh_TW" w:bidi="zh_TW"/>
+          </w:rPr>
+          <w:rPr>
+            <w:color w:val="0000EE"/>
+            <w:u w:val="single"/>
+          </w:rPr>
+          <w:t>2:2</w:t>
+        </w:r>
+      </w:hyperlink>
+      <w:r>
+        <w:rPr>
+          <w:lang w:val="zh_TW" w:bidi="zh_TW"/>
+        </w:rPr>
+        <w:t>），並教導年長的婦女過敬虔的生活（</w:t>
+      </w:r>
+      <w:hyperlink r:id="rId48">
+        <w:r>
+          <w:rPr>
+            <w:lang w:val="zh_TW" w:bidi="zh_TW"/>
+          </w:rPr>
+          <w:rPr>
+            <w:color w:val="0000EE"/>
+            <w:u w:val="single"/>
+          </w:rPr>
+          <w:t>3節</w:t>
+        </w:r>
+      </w:hyperlink>
+      <w:r>
+        <w:rPr>
+          <w:lang w:val="zh_TW" w:bidi="zh_TW"/>
+        </w:rPr>
+        <w:t>）。這些年長的婦女則應教導年輕的婦女在家庭中過純潔且充滿愛的生活，這樣才能避免神的道被毀謗（</w:t>
+      </w:r>
+      <w:hyperlink r:id="rId49">
+        <w:r>
+          <w:rPr>
+            <w:lang w:val="zh_TW" w:bidi="zh_TW"/>
+          </w:rPr>
+          <w:rPr>
+            <w:color w:val="0000EE"/>
+            <w:u w:val="single"/>
+          </w:rPr>
+          <w:t>4–5節</w:t>
+        </w:r>
+      </w:hyperlink>
+      <w:r>
+        <w:rPr>
+          <w:lang w:val="zh_TW" w:bidi="zh_TW"/>
+        </w:rPr>
+        <w:t>）。年輕人則要保持節制（</w:t>
+      </w:r>
+      <w:hyperlink r:id="rId50">
+        <w:r>
+          <w:rPr>
+            <w:lang w:val="zh_TW" w:bidi="zh_TW"/>
+          </w:rPr>
+          <w:rPr>
+            <w:color w:val="0000EE"/>
+            <w:u w:val="single"/>
+          </w:rPr>
+          <w:t>6</w:t>
+        </w:r>
+      </w:hyperlink>
+      <w:r>
+        <w:rPr>
+          <w:lang w:val="zh_TW" w:bidi="zh_TW"/>
+        </w:rPr>
+        <w:t>節），而提多本身也應在言語和行為上做榜樣，以使反對者無可指責（</w:t>
+      </w:r>
+      <w:hyperlink r:id="rId51">
+        <w:r>
+          <w:rPr>
+            <w:lang w:val="zh_TW" w:bidi="zh_TW"/>
+          </w:rPr>
+          <w:rPr>
+            <w:color w:val="0000EE"/>
+            <w:u w:val="single"/>
+          </w:rPr>
+          <w:t>7–8</w:t>
+        </w:r>
+      </w:hyperlink>
+      <w:r>
+        <w:rPr>
+          <w:lang w:val="zh_TW" w:bidi="zh_TW"/>
+        </w:rPr>
+        <w:t>節）。最後，奴僕們應順服主人，誠實工作，目的是「以致凡事尊榮我們救主—神的道」（</w:t>
+      </w:r>
+      <w:hyperlink r:id="rId52">
+        <w:r>
+          <w:rPr>
+            <w:lang w:val="zh_TW" w:bidi="zh_TW"/>
+          </w:rPr>
+          <w:rPr>
+            <w:color w:val="0000EE"/>
+            <w:u w:val="single"/>
+          </w:rPr>
+          <w:t>10</w:t>
+        </w:r>
+      </w:hyperlink>
+      <w:r>
+        <w:rPr>
+          <w:lang w:val="zh_TW" w:bidi="zh_TW"/>
+        </w:rPr>
+        <w:t>節）。</w:t>
+      </w:r>
+    </w:p>
+    <w:p>
+      <w:pPr>
+        <w:pStyle w:val="Heading4"/>
+      </w:pPr>
+      <w:r>
+        <w:rPr>
+          <w:lang w:val="zh_TW" w:bidi="zh_TW"/>
+        </w:rPr>
+        <w:t>神的恩典（</w:t>
+      </w:r>
+      <w:hyperlink r:id="rId53">
+        <w:r>
+          <w:rPr>
+            <w:lang w:val="zh_TW" w:bidi="zh_TW"/>
+          </w:rPr>
+          <w:rPr>
+            <w:color w:val="0000EE"/>
+            <w:u w:val="single"/>
+          </w:rPr>
+          <w:t>2:11–15</w:t>
+        </w:r>
+      </w:hyperlink>
+      <w:r>
+        <w:rPr>
+          <w:lang w:val="zh_TW" w:bidi="zh_TW"/>
+        </w:rPr>
+        <w:t>）</w:t>
+      </w:r>
+    </w:p>
+    <w:p>
+      <w:pPr/>
+      <w:r>
+        <w:rPr>
+          <w:lang w:val="zh_TW" w:bidi="zh_TW"/>
+        </w:rPr>
+      </w:r>
+      <w:r>
+        <w:rPr>
+          <w:lang w:val="zh_TW" w:bidi="zh_TW"/>
+        </w:rPr>
+        <w:t>保羅接著闡述了神在耶穌基督裡恩典的啟示：目的是將救恩帶給所有人，使他們與不敬虔和世俗的情慾徹底決裂，並過正直的生活，同時常常期待「至大的神和我們救主耶穌基督」的再來。他們的生活將表明他們是屬於神的子民，總是渴望熱心行善。</w:t>
+      </w:r>
+    </w:p>
+    <w:p>
+      <w:pPr>
+        <w:pStyle w:val="Heading4"/>
+      </w:pPr>
+      <w:r>
+        <w:rPr>
+          <w:lang w:val="zh_TW" w:bidi="zh_TW"/>
+        </w:rPr>
+        <w:t>行善（</w:t>
+      </w:r>
+      <w:hyperlink r:id="rId54">
+        <w:r>
+          <w:rPr>
+            <w:lang w:val="zh_TW" w:bidi="zh_TW"/>
+          </w:rPr>
+          <w:rPr>
+            <w:color w:val="0000EE"/>
+            <w:u w:val="single"/>
+          </w:rPr>
+          <w:t>3:1–8</w:t>
+        </w:r>
+      </w:hyperlink>
+      <w:r>
+        <w:rPr>
+          <w:lang w:val="zh_TW" w:bidi="zh_TW"/>
+        </w:rPr>
+        <w:t>）</w:t>
+      </w:r>
+    </w:p>
+    <w:p>
+      <w:pPr/>
+      <w:r>
+        <w:rPr>
+          <w:lang w:val="zh_TW" w:bidi="zh_TW"/>
+        </w:rPr>
+      </w:r>
+      <w:r>
+        <w:rPr>
+          <w:lang w:val="zh_TW" w:bidi="zh_TW"/>
+        </w:rPr>
+        <w:t>在這部分，保羅勸告提多要提醒克里特的基督徒順服執政掌權者（參</w:t>
+      </w:r>
+      <w:hyperlink r:id="rId55">
+        <w:r>
+          <w:rPr>
+            <w:lang w:val="zh_TW" w:bidi="zh_TW"/>
+          </w:rPr>
+          <w:rPr>
+            <w:color w:val="0000EE"/>
+            <w:u w:val="single"/>
+          </w:rPr>
+          <w:t>羅13:1–7</w:t>
+        </w:r>
+      </w:hyperlink>
+      <w:r>
+        <w:rPr>
+          <w:lang w:val="zh_TW" w:bidi="zh_TW"/>
+        </w:rPr>
+        <w:t>；</w:t>
+      </w:r>
+      <w:hyperlink r:id="rId56">
+        <w:r>
+          <w:rPr>
+            <w:lang w:val="zh_TW" w:bidi="zh_TW"/>
+          </w:rPr>
+          <w:rPr>
+            <w:color w:val="0000EE"/>
+            <w:u w:val="single"/>
+          </w:rPr>
+          <w:t>彼前2:13–17</w:t>
+        </w:r>
+      </w:hyperlink>
+      <w:r>
+        <w:rPr>
+          <w:lang w:val="zh_TW" w:bidi="zh_TW"/>
+        </w:rPr>
+        <w:t>），積極參與社區中的工作並且要誠實地工作。保羅再次強調了生活的品質，尤其是禮貌和渴望與他人和平相處的態度。這種生活方式來自於靈命的更新，而這樣的更新是基於基督的救贖工作，這不是我們配得的，而是完全出於祂的憐憫。祂帶來了罪的潔淨，「藉著聖靈的重生和更新」。</w:t>
+      </w:r>
+    </w:p>
+    <w:p>
+      <w:pPr>
+        <w:pStyle w:val="Heading4"/>
+      </w:pPr>
+      <w:r>
+        <w:rPr>
+          <w:lang w:val="zh_TW" w:bidi="zh_TW"/>
+        </w:rPr>
+        <w:t>保羅的最後勸誡和問安（</w:t>
+      </w:r>
+      <w:hyperlink r:id="rId57">
+        <w:r>
+          <w:rPr>
+            <w:lang w:val="zh_TW" w:bidi="zh_TW"/>
+          </w:rPr>
+          <w:rPr>
+            <w:color w:val="0000EE"/>
+            <w:u w:val="single"/>
+          </w:rPr>
+          <w:t>3:9–15</w:t>
+        </w:r>
+      </w:hyperlink>
+      <w:r>
+        <w:rPr>
+          <w:lang w:val="zh_TW" w:bidi="zh_TW"/>
+        </w:rPr>
+        <w:t>）</w:t>
+      </w:r>
+    </w:p>
+    <w:p>
+      <w:pPr/>
+      <w:r>
+        <w:rPr>
+          <w:lang w:val="zh_TW" w:bidi="zh_TW"/>
+        </w:rPr>
+      </w:r>
+      <w:r>
+        <w:rPr>
+          <w:lang w:val="zh_TW" w:bidi="zh_TW"/>
+        </w:rPr>
+        <w:t>在最後的部分，保羅勸告提多要避開那些喜歡為了辯論而辯論宗教的人，並指導提多如何處理那些製造紛爭的人。</w:t>
+      </w:r>
+    </w:p>
+    <w:p>
+      <w:pPr/>
+      <w:r>
+        <w:rPr>
+          <w:lang w:val="zh_TW" w:bidi="zh_TW"/>
+        </w:rPr>
+      </w:r>
+      <w:r>
+        <w:rPr>
+          <w:lang w:val="zh_TW" w:bidi="zh_TW"/>
+        </w:rPr>
+        <w:t>接著，保羅告訴提多他將派亞提馬（在新約中未曾提及）或推基古來見他，並勸提多，若阿波羅和西納路過克里特，要好好照顧他們。提多自己則應在冬天之前到尼哥坡里見保羅。</w:t>
+      </w:r>
+    </w:p>
+    <w:p>
+      <w:pPr/>
+      <w:r>
+        <w:rPr>
+          <w:lang w:val="zh_TW" w:bidi="zh_TW"/>
+        </w:rPr>
+      </w:r>
+      <w:r>
+        <w:rPr>
+          <w:lang w:val="zh_TW" w:bidi="zh_TW"/>
+        </w:rPr>
+        <w:t>這封書信以對「行善」和屬靈上豐盛的生活的勸誡作結。</w:t>
+      </w:r>
+    </w:p>
+    <w:p>
+      <w:pPr/>
+      <w:r>
+        <w:rPr>
+          <w:lang w:val="zh_TW" w:bidi="zh_TW"/>
+        </w:rPr>
+      </w:r>
+      <w:r>
+        <w:rPr>
+          <w:i/>
+          <w:lang w:val="zh_TW" w:bidi="zh_TW"/>
+        </w:rPr>
+        <w:t>另見</w:t>
+      </w:r>
+      <w:r>
+        <w:rPr>
+          <w:lang w:val="zh_TW" w:bidi="zh_TW"/>
+        </w:rPr>
+        <w:t xml:space="preserve"> </w:t>
+      </w:r>
+      <w:r>
+        <w:rPr>
+          <w:lang w:val="zh_TW" w:bidi="zh_TW"/>
+        </w:rPr>
+        <w:t>使徒保羅</w:t>
+      </w:r>
+      <w:r>
+        <w:rPr>
+          <w:lang w:val="zh_TW" w:bidi="zh_TW"/>
+        </w:rPr>
+        <w:t>；</w:t>
+      </w:r>
+      <w:r>
+        <w:rPr>
+          <w:lang w:val="zh_TW" w:bidi="zh_TW"/>
+        </w:rPr>
+        <w:t>提摩太前書</w:t>
+      </w:r>
+      <w:r>
+        <w:rPr>
+          <w:lang w:val="zh_TW" w:bidi="zh_TW"/>
+        </w:rPr>
+        <w:t>；</w:t>
+      </w:r>
+      <w:r>
+        <w:rPr>
+          <w:lang w:val="zh_TW" w:bidi="zh_TW"/>
+        </w:rPr>
+        <w:t>提摩太後書</w:t>
+      </w:r>
+      <w:r>
+        <w:rPr>
+          <w:lang w:val="zh_TW" w:bidi="zh_TW"/>
+        </w:rPr>
+        <w:t>；</w:t>
+      </w:r>
+      <w:r>
+        <w:rPr>
+          <w:lang w:val="zh_TW" w:bidi="zh_TW"/>
+        </w:rPr>
+        <w:t>提多（人物）#1</w:t>
+      </w:r>
+      <w:r>
+        <w:rPr>
+          <w:lang w:val="zh_TW" w:bidi="zh_TW"/>
+        </w:rPr>
+        <w:t>。</w:t>
+      </w:r>
+      <w:r>
+        <w:rPr>
+          <w:lang w:val="zh_TW" w:bidi="zh_TW"/>
+        </w:rPr>
+      </w:r>
+      <w:r>
+        <w:rPr>
+          <w:lang w:val="zh_TW" w:bidi="zh_TW"/>
+        </w:rPr>
+      </w:r>
+    </w:p>
+    <w:p>
+      <w:pPr/>
+      <w:r>
+        <w:rPr>
+          <w:lang w:val="zh_TW" w:bidi="zh_TW"/>
+        </w:rPr>
+      </w:r>
+    </w:p>
+    <w:p>
+      <w:pPr>
+        <w:pStyle w:val="Heading2"/>
+      </w:pPr>
+      <w:r>
+        <w:rPr>
+          <w:lang w:val="zh_TW" w:bidi="zh_TW"/>
+        </w:rPr>
+        <w:t>提瑪（人物）</w:t>
+      </w:r>
+      <w:r>
+        <w:rPr>
+          <w:lang w:val="zh_TW" w:bidi="zh_TW"/>
+        </w:rPr>
+      </w:r>
+    </w:p>
+    <w:p>
+      <w:pPr/>
+      <w:r>
+        <w:rPr>
+          <w:lang w:val="zh_TW" w:bidi="zh_TW"/>
+        </w:rPr>
+      </w:r>
+      <w:r>
+        <w:rPr>
+          <w:lang w:val="zh_TW" w:bidi="zh_TW"/>
+        </w:rPr>
+        <w:t>以實瑪利的第九個兒子，後成為北阿拉伯曠野中一個強大游牧部落的首領（</w:t>
+      </w:r>
+      <w:hyperlink r:id="rId58">
+        <w:r>
+          <w:rPr>
+            <w:lang w:val="zh_TW" w:bidi="zh_TW"/>
+          </w:rPr>
+          <w:rPr>
+            <w:color w:val="0000EE"/>
+            <w:u w:val="single"/>
+          </w:rPr>
+          <w:t>創25:15</w:t>
+        </w:r>
+      </w:hyperlink>
+      <w:r>
+        <w:rPr>
+          <w:lang w:val="zh_TW" w:bidi="zh_TW"/>
+        </w:rPr>
+        <w:t>；</w:t>
+      </w:r>
+      <w:hyperlink r:id="rId59">
+        <w:r>
+          <w:rPr>
+            <w:lang w:val="zh_TW" w:bidi="zh_TW"/>
+          </w:rPr>
+          <w:rPr>
+            <w:color w:val="0000EE"/>
+            <w:u w:val="single"/>
+          </w:rPr>
+          <w:t>代上1:30</w:t>
+        </w:r>
+      </w:hyperlink>
+      <w:r>
+        <w:rPr>
+          <w:lang w:val="zh_TW" w:bidi="zh_TW"/>
+        </w:rPr>
+        <w:t>；</w:t>
+      </w:r>
+      <w:hyperlink r:id="rId60">
+        <w:r>
+          <w:rPr>
+            <w:lang w:val="zh_TW" w:bidi="zh_TW"/>
+          </w:rPr>
+          <w:rPr>
+            <w:color w:val="0000EE"/>
+            <w:u w:val="single"/>
+          </w:rPr>
+          <w:t>耶25:23</w:t>
+        </w:r>
+      </w:hyperlink>
+      <w:r>
+        <w:rPr>
+          <w:lang w:val="zh_TW" w:bidi="zh_TW"/>
+        </w:rPr>
+        <w:t>）。提瑪的後裔主要是控制曠野重要路線的商隊貿易者（</w:t>
+      </w:r>
+      <w:hyperlink r:id="rId61">
+        <w:r>
+          <w:rPr>
+            <w:lang w:val="zh_TW" w:bidi="zh_TW"/>
+          </w:rPr>
+          <w:rPr>
+            <w:color w:val="0000EE"/>
+            <w:u w:val="single"/>
+          </w:rPr>
+          <w:t>伯6:19</w:t>
+        </w:r>
+      </w:hyperlink>
+      <w:r>
+        <w:rPr>
+          <w:lang w:val="zh_TW" w:bidi="zh_TW"/>
+        </w:rPr>
+        <w:t>）。提瑪也與一個地區和一個城市有關聯。</w:t>
+      </w:r>
+    </w:p>
+    <w:p>
+      <w:pPr/>
+      <w:r>
+        <w:rPr>
+          <w:lang w:val="zh_TW" w:bidi="zh_TW"/>
+        </w:rPr>
+      </w:r>
+      <w:r>
+        <w:rPr>
+          <w:i/>
+          <w:lang w:val="zh_TW" w:bidi="zh_TW"/>
+        </w:rPr>
+        <w:t xml:space="preserve">見 </w:t>
+      </w:r>
+      <w:r>
+        <w:rPr>
+          <w:lang w:val="zh_TW" w:bidi="zh_TW"/>
+        </w:rPr>
+        <w:t>提瑪（地點）</w:t>
+      </w:r>
+      <w:r>
+        <w:rPr>
+          <w:lang w:val="zh_TW" w:bidi="zh_TW"/>
+        </w:rPr>
+        <w:t>。</w:t>
+      </w:r>
+      <w:r>
+        <w:rPr>
+          <w:lang w:val="zh_TW" w:bidi="zh_TW"/>
+        </w:rPr>
+      </w:r>
+      <w:r>
+        <w:rPr>
+          <w:lang w:val="zh_TW" w:bidi="zh_TW"/>
+        </w:rPr>
+      </w:r>
+    </w:p>
+    <w:p>
+      <w:pPr/>
+      <w:r>
+        <w:rPr>
+          <w:lang w:val="zh_TW" w:bidi="zh_TW"/>
+        </w:rPr>
+      </w:r>
+    </w:p>
+    <w:p>
+      <w:pPr>
+        <w:pStyle w:val="Heading2"/>
+      </w:pPr>
+      <w:r>
+        <w:rPr>
+          <w:lang w:val="zh_TW" w:bidi="zh_TW"/>
+        </w:rPr>
+        <w:t>提摩太前書</w:t>
+      </w:r>
+      <w:r>
+        <w:rPr>
+          <w:lang w:val="zh_TW" w:bidi="zh_TW"/>
+        </w:rPr>
+      </w:r>
+    </w:p>
+    <w:p>
+      <w:pPr/>
+      <w:r>
+        <w:rPr>
+          <w:lang w:val="zh_TW" w:bidi="zh_TW"/>
+        </w:rPr>
+      </w:r>
+      <w:r>
+        <w:rPr>
+          <w:lang w:val="zh_TW" w:bidi="zh_TW"/>
+        </w:rPr>
+        <w:t>保羅寫給他年輕同工提摩太的第一封書信。</w:t>
+      </w:r>
+    </w:p>
+    <w:p>
+      <w:pPr/>
+      <w:r>
+        <w:rPr>
+          <w:lang w:val="zh_TW" w:bidi="zh_TW"/>
+        </w:rPr>
+      </w:r>
+      <w:r>
+        <w:rPr>
+          <w:lang w:val="zh_TW" w:bidi="zh_TW"/>
+        </w:rPr>
+        <w:t>提摩太前書的作者、日期和背景必須與其他兩封教牧書信提摩太後書和提多書一起考慮，這些書信是寫給保羅的兩位年輕同工，幫助他們處理以弗所和克里特教會的牧養問題。</w:t>
+      </w:r>
+    </w:p>
+    <w:p>
+      <w:pPr/>
+      <w:r>
+        <w:rPr>
+          <w:lang w:val="zh_TW" w:bidi="zh_TW"/>
+        </w:rPr>
+      </w:r>
+      <w:r>
+        <w:rPr>
+          <w:lang w:val="zh_TW" w:bidi="zh_TW"/>
+        </w:rPr>
+        <w:t>概述</w:t>
+      </w:r>
+    </w:p>
+    <w:p>
+      <w:pPr>
+        <w:pStyle w:val="ListBullet"/>
+        <w:spacing w:line="240" w:lineRule="auto"/>
+        <w:ind w:left="720"/>
+      </w:pPr>
+      <w:r>
+        <w:rPr>
+          <w:lang w:val="zh_TW" w:bidi="zh_TW"/>
+        </w:rPr>
+      </w:r>
+      <w:r>
+        <w:rPr>
+          <w:lang w:val="zh_TW" w:bidi="zh_TW"/>
+        </w:rPr>
+        <w:t>作者</w:t>
+      </w:r>
+    </w:p>
+    <w:p>
+      <w:pPr>
+        <w:pStyle w:val="ListBullet"/>
+        <w:spacing w:line="240" w:lineRule="auto"/>
+        <w:ind w:left="720"/>
+      </w:pPr>
+      <w:r>
+        <w:rPr>
+          <w:lang w:val="zh_TW" w:bidi="zh_TW"/>
+        </w:rPr>
+      </w:r>
+      <w:r>
+        <w:rPr>
+          <w:lang w:val="zh_TW" w:bidi="zh_TW"/>
+        </w:rPr>
+        <w:t>日期</w:t>
+      </w:r>
+    </w:p>
+    <w:p>
+      <w:pPr>
+        <w:pStyle w:val="ListBullet"/>
+        <w:spacing w:line="240" w:lineRule="auto"/>
+        <w:ind w:left="720"/>
+      </w:pPr>
+      <w:r>
+        <w:rPr>
+          <w:lang w:val="zh_TW" w:bidi="zh_TW"/>
+        </w:rPr>
+      </w:r>
+      <w:r>
+        <w:rPr>
+          <w:lang w:val="zh_TW" w:bidi="zh_TW"/>
+        </w:rPr>
+        <w:t>背景</w:t>
+      </w:r>
+    </w:p>
+    <w:p>
+      <w:pPr>
+        <w:pStyle w:val="ListBullet"/>
+        <w:spacing w:line="240" w:lineRule="auto"/>
+        <w:ind w:left="720"/>
+      </w:pPr>
+      <w:r>
+        <w:rPr>
+          <w:lang w:val="zh_TW" w:bidi="zh_TW"/>
+        </w:rPr>
+      </w:r>
+      <w:r>
+        <w:rPr>
+          <w:lang w:val="zh_TW" w:bidi="zh_TW"/>
+        </w:rPr>
+        <w:t>神學</w:t>
+      </w:r>
+    </w:p>
+    <w:p>
+      <w:pPr>
+        <w:pStyle w:val="ListBullet"/>
+        <w:spacing w:line="240" w:lineRule="auto"/>
+        <w:ind w:left="720"/>
+      </w:pPr>
+      <w:r>
+        <w:rPr>
+          <w:lang w:val="zh_TW" w:bidi="zh_TW"/>
+        </w:rPr>
+      </w:r>
+      <w:r>
+        <w:rPr>
+          <w:lang w:val="zh_TW" w:bidi="zh_TW"/>
+        </w:rPr>
+        <w:t>內容</w:t>
+      </w:r>
+    </w:p>
+    <w:p>
+      <w:pPr>
+        <w:pStyle w:val="Heading3"/>
+      </w:pPr>
+      <w:r>
+        <w:rPr>
+          <w:lang w:val="zh_TW" w:bidi="zh_TW"/>
+        </w:rPr>
+        <w:t>作者</w:t>
+      </w:r>
+    </w:p>
+    <w:p>
+      <w:pPr/>
+      <w:r>
+        <w:rPr>
+          <w:lang w:val="zh_TW" w:bidi="zh_TW"/>
+        </w:rPr>
+      </w:r>
+      <w:r>
+        <w:rPr>
+          <w:lang w:val="zh_TW" w:bidi="zh_TW"/>
+        </w:rPr>
+        <w:t>在提摩太前書中，如同提摩太後書和提多書一樣，保羅在第一節就被指名為作者。自愛任紐（Irenaeus）時期（大約公元185年）以來，在早期教會的傳統中，保羅始終是這三封信唯一被認定為作者的人。這三封信中包含了許多保羅生平的個人細節，這些都強有力地證明了保羅是真正的作者。</w:t>
+      </w:r>
+    </w:p>
+    <w:p>
+      <w:pPr/>
+      <w:r>
+        <w:rPr>
+          <w:lang w:val="zh_TW" w:bidi="zh_TW"/>
+        </w:rPr>
+      </w:r>
+      <w:r>
+        <w:rPr>
+          <w:lang w:val="zh_TW" w:bidi="zh_TW"/>
+        </w:rPr>
+        <w:t>然而，一些學者基於以下理由質疑保羅的作者身份：</w:t>
+      </w:r>
+    </w:p>
+    <w:p>
+      <w:pPr>
+        <w:pStyle w:val="ListNumber"/>
+        <w:numPr>
+          <w:ilvl w:val="0"/>
+          <w:numId w:val="15"/>
+        </w:numPr>
+        <w:spacing w:line="240" w:lineRule="auto"/>
+        <w:ind w:left="720"/>
+      </w:pPr>
+      <w:r>
+        <w:rPr>
+          <w:lang w:val="zh_TW" w:bidi="zh_TW"/>
+        </w:rPr>
+      </w:r>
+      <w:r>
+        <w:rPr>
+          <w:lang w:val="zh_TW" w:bidi="zh_TW"/>
+        </w:rPr>
+        <w:t>希臘文詞彙包含大量在其它保羅書信中未出現的詞彙。</w:t>
+        <w:br/>
+        <w:br/>
+      </w:r>
+      <w:r>
+        <w:rPr>
+          <w:lang w:val="zh_TW" w:bidi="zh_TW"/>
+        </w:rPr>
+        <w:t>但這些書信中的主題並不相同。在教牧書信中，作者所處理的是教會組織和紀律方面較為技術性的問題——是一位教會領袖寫信給其他領袖。保羅是一位受過高等教育的人，詞彙豐富。教牧書信中特有的詞彙並不會超出保羅所能使用的詞彙範圍。如果這些詞彙不是出自保羅本人，也可能來自經常幫助保羅撰寫書信的文士。</w:t>
+      </w:r>
+    </w:p>
+    <w:p>
+      <w:pPr>
+        <w:pStyle w:val="ListNumber"/>
+        <w:spacing w:line="240" w:lineRule="auto"/>
+        <w:ind w:left="720"/>
+      </w:pPr>
+      <w:r>
+        <w:rPr>
+          <w:lang w:val="zh_TW" w:bidi="zh_TW"/>
+        </w:rPr>
+      </w:r>
+      <w:r>
+        <w:rPr>
+          <w:lang w:val="zh_TW" w:bidi="zh_TW"/>
+        </w:rPr>
+        <w:t>有關保羅行程的記載，與使徒行傳中所描述的旅程不符。</w:t>
+        <w:br/>
+        <w:br/>
+      </w:r>
+      <w:r>
+        <w:rPr>
+          <w:lang w:val="zh_TW" w:bidi="zh_TW"/>
+        </w:rPr>
+        <w:t>如果相信保羅寫了教牧書信，並且完成了書信中所描述的事，那麼他必須是在羅馬被監禁後獲釋，並且前往了克里特、以弗所和馬其頓。使徒行傳中的記述以保羅在羅馬被囚禁為結尾，因此這些後來的行程可能沒有被提及。有法律證據表明，如果保羅在兩年內沒有被定罪，他應該會自動獲釋。</w:t>
+      </w:r>
+    </w:p>
+    <w:p>
+      <w:pPr>
+        <w:pStyle w:val="ListNumber"/>
+        <w:spacing w:line="240" w:lineRule="auto"/>
+        <w:ind w:left="720"/>
+      </w:pPr>
+      <w:r>
+        <w:rPr>
+          <w:lang w:val="zh_TW" w:bidi="zh_TW"/>
+        </w:rPr>
+      </w:r>
+      <w:r>
+        <w:rPr>
+          <w:lang w:val="zh_TW" w:bidi="zh_TW"/>
+        </w:rPr>
+        <w:t>教牧書信中提到的教會進步發展（如長老、監督和執事），證明其日期晚於保羅的生平。</w:t>
+        <w:br/>
+        <w:br/>
+      </w:r>
+      <w:r>
+        <w:rPr>
+          <w:lang w:val="zh_TW" w:bidi="zh_TW"/>
+        </w:rPr>
+        <w:t>然而，長老在舊約時代就已存在，而作為地方教會職員的監督，幾乎可以肯定與長老是同一職分。此外，保羅在他的其它書信中也提到執事，例如</w:t>
+      </w:r>
+      <w:hyperlink r:id="rId62">
+        <w:r>
+          <w:rPr>
+            <w:lang w:val="zh_TW" w:bidi="zh_TW"/>
+          </w:rPr>
+          <w:rPr>
+            <w:color w:val="0000EE"/>
+            <w:u w:val="single"/>
+          </w:rPr>
+          <w:t>腓立比書一章1節</w:t>
+        </w:r>
+      </w:hyperlink>
+      <w:r>
+        <w:rPr>
+          <w:lang w:val="zh_TW" w:bidi="zh_TW"/>
+        </w:rPr>
+        <w:t>。</w:t>
+      </w:r>
+    </w:p>
+    <w:p>
+      <w:pPr/>
+      <w:r>
+        <w:rPr>
+          <w:lang w:val="zh_TW" w:bidi="zh_TW"/>
+        </w:rPr>
+      </w:r>
+      <w:r>
+        <w:rPr>
+          <w:lang w:val="zh_TW" w:bidi="zh_TW"/>
+        </w:rPr>
+        <w:t>大多數保守派學者及許多其他學者強烈認為，保羅確實寫了這三封教牧書信。</w:t>
+      </w:r>
+    </w:p>
+    <w:p>
+      <w:pPr>
+        <w:pStyle w:val="Heading3"/>
+      </w:pPr>
+      <w:r>
+        <w:rPr>
+          <w:lang w:val="zh_TW" w:bidi="zh_TW"/>
+        </w:rPr>
+        <w:t>日期</w:t>
+      </w:r>
+    </w:p>
+    <w:p>
+      <w:pPr/>
+      <w:r>
+        <w:rPr>
+          <w:lang w:val="zh_TW" w:bidi="zh_TW"/>
+        </w:rPr>
+      </w:r>
+      <w:r>
+        <w:rPr>
+          <w:lang w:val="zh_TW" w:bidi="zh_TW"/>
+        </w:rPr>
+        <w:t>假設保羅寫了教牧書信，提摩太前書應該寫於他第一次羅馬監禁釋放後，大約公元61或62年，並在他第二次羅馬監禁之前，大約在64至67年間，即尼祿去世的日期。至於地點，保羅將提摩太留在以弗所，然後前往馬其頓（</w:t>
+      </w:r>
+      <w:hyperlink r:id="rId63">
+        <w:r>
+          <w:rPr>
+            <w:lang w:val="zh_TW" w:bidi="zh_TW"/>
+          </w:rPr>
+          <w:rPr>
+            <w:color w:val="0000EE"/>
+            <w:u w:val="single"/>
+          </w:rPr>
+          <w:t>提前1:3</w:t>
+        </w:r>
+      </w:hyperlink>
+      <w:r>
+        <w:rPr>
+          <w:lang w:val="zh_TW" w:bidi="zh_TW"/>
+        </w:rPr>
+        <w:t>），他可能在那裡寫了提摩太前書。這封信當然是寫給在以弗所的提摩太的。</w:t>
+      </w:r>
+    </w:p>
+    <w:p>
+      <w:pPr>
+        <w:pStyle w:val="Heading3"/>
+      </w:pPr>
+      <w:r>
+        <w:rPr>
+          <w:lang w:val="zh_TW" w:bidi="zh_TW"/>
+        </w:rPr>
+        <w:t>背景</w:t>
+      </w:r>
+    </w:p>
+    <w:p>
+      <w:pPr/>
+      <w:r>
+        <w:rPr>
+          <w:lang w:val="zh_TW" w:bidi="zh_TW"/>
+        </w:rPr>
+      </w:r>
+      <w:r>
+        <w:rPr>
+          <w:lang w:val="zh_TW" w:bidi="zh_TW"/>
+        </w:rPr>
+        <w:t>保羅把以弗所的教會交給提摩太管理（</w:t>
+      </w:r>
+      <w:hyperlink r:id="rId64">
+        <w:r>
+          <w:rPr>
+            <w:lang w:val="zh_TW" w:bidi="zh_TW"/>
+          </w:rPr>
+          <w:rPr>
+            <w:color w:val="0000EE"/>
+            <w:u w:val="single"/>
+          </w:rPr>
+          <w:t>1:2–3</w:t>
+        </w:r>
+      </w:hyperlink>
+      <w:r>
+        <w:rPr>
+          <w:lang w:val="zh_TW" w:bidi="zh_TW"/>
+        </w:rPr>
+        <w:t>）。保羅在第二次宣教旅程中想去羅馬的亞細亞省（以弗是其主要的城），但聖靈不允許他這樣做。他繼續前往馬其頓和希臘（</w:t>
+      </w:r>
+      <w:hyperlink r:id="rId65">
+        <w:r>
+          <w:rPr>
+            <w:lang w:val="zh_TW" w:bidi="zh_TW"/>
+          </w:rPr>
+          <w:rPr>
+            <w:color w:val="0000EE"/>
+            <w:u w:val="single"/>
+          </w:rPr>
+          <w:t>徒16:6</w:t>
+        </w:r>
+      </w:hyperlink>
+      <w:r>
+        <w:rPr>
+          <w:lang w:val="zh_TW" w:bidi="zh_TW"/>
+        </w:rPr>
+        <w:t>）。他在完成第二次旅程時短暫到訪以弗所（</w:t>
+      </w:r>
+      <w:hyperlink r:id="rId66">
+        <w:r>
+          <w:rPr>
+            <w:lang w:val="zh_TW" w:bidi="zh_TW"/>
+          </w:rPr>
+          <w:rPr>
+            <w:color w:val="0000EE"/>
+            <w:u w:val="single"/>
+          </w:rPr>
+          <w:t>18:19–20</w:t>
+        </w:r>
+      </w:hyperlink>
+      <w:r>
+        <w:rPr>
+          <w:lang w:val="zh_TW" w:bidi="zh_TW"/>
+        </w:rPr>
+        <w:t>）。然後在他的第三次旅程中，他以以弗所為活動中心，並在那裡度過了三年（</w:t>
+      </w:r>
+      <w:hyperlink r:id="rId67">
+        <w:r>
+          <w:rPr>
+            <w:lang w:val="zh_TW" w:bidi="zh_TW"/>
+          </w:rPr>
+          <w:rPr>
+            <w:color w:val="0000EE"/>
+            <w:u w:val="single"/>
+          </w:rPr>
+          <w:t>19:1–20:1</w:t>
+        </w:r>
+      </w:hyperlink>
+      <w:r>
+        <w:rPr>
+          <w:lang w:val="zh_TW" w:bidi="zh_TW"/>
+        </w:rPr>
+        <w:t>）。在他第一次被囚禁於羅馬期間，他寫了一封通函給以弗所和附近的教會。僅僅幾年後，他在以弗所寫了提摩太前書給提摩太。</w:t>
+      </w:r>
+    </w:p>
+    <w:p>
+      <w:pPr>
+        <w:pStyle w:val="Heading3"/>
+      </w:pPr>
+      <w:r>
+        <w:rPr>
+          <w:lang w:val="zh_TW" w:bidi="zh_TW"/>
+        </w:rPr>
+        <w:t>神學</w:t>
+      </w:r>
+    </w:p>
+    <w:p>
+      <w:pPr/>
+      <w:r>
+        <w:rPr>
+          <w:lang w:val="zh_TW" w:bidi="zh_TW"/>
+        </w:rPr>
+      </w:r>
+      <w:r>
+        <w:rPr>
+          <w:lang w:val="zh_TW" w:bidi="zh_TW"/>
+        </w:rPr>
+        <w:t>總的來說，提摩太前書的神學與其它保羅書信以及整個新約的神學一致。神的主權和愛在這封信中一再被清楚呈現。耶穌總是被描繪為真正的神以及人。救恩是藉著基督對神的信心而得的。律法不能拯救人，因為所有人都違背了律法。然而，律法是好的，是神給得救之人的指引，引導他們過討神喜悅的生活。</w:t>
+      </w:r>
+    </w:p>
+    <w:p>
+      <w:pPr/>
+      <w:r>
+        <w:rPr>
+          <w:lang w:val="zh_TW" w:bidi="zh_TW"/>
+        </w:rPr>
+      </w:r>
+      <w:r>
+        <w:rPr>
+          <w:lang w:val="zh_TW" w:bidi="zh_TW"/>
+        </w:rPr>
+        <w:t>教會在這封信中佔有重要地位。所有基督徒都應該成為教會的一部分。他們從教會中獲得了大量關於培養基督徒品格的資源，並且他們在教會中服事神可以比獨自一人服事神有效得多。教會需要組織才能有效地完成其工作。教會必須時刻努力避免異端，並教導福音的真理。</w:t>
+      </w:r>
+    </w:p>
+    <w:p>
+      <w:pPr>
+        <w:pStyle w:val="Heading3"/>
+      </w:pPr>
+      <w:r>
+        <w:rPr>
+          <w:lang w:val="zh_TW" w:bidi="zh_TW"/>
+        </w:rPr>
+        <w:t>內容</w:t>
+      </w:r>
+    </w:p>
+    <w:p>
+      <w:pPr>
+        <w:pStyle w:val="Heading4"/>
+      </w:pPr>
+      <w:r>
+        <w:rPr>
+          <w:lang w:val="zh_TW" w:bidi="zh_TW"/>
+        </w:rPr>
+        <w:t>問安（</w:t>
+      </w:r>
+      <w:hyperlink r:id="rId68">
+        <w:r>
+          <w:rPr>
+            <w:lang w:val="zh_TW" w:bidi="zh_TW"/>
+          </w:rPr>
+          <w:rPr>
+            <w:color w:val="0000EE"/>
+            <w:u w:val="single"/>
+          </w:rPr>
+          <w:t>1:1–2</w:t>
+        </w:r>
+      </w:hyperlink>
+      <w:r>
+        <w:rPr>
+          <w:lang w:val="zh_TW" w:bidi="zh_TW"/>
+        </w:rPr>
+        <w:t>）</w:t>
+      </w:r>
+    </w:p>
+    <w:p>
+      <w:pPr/>
+      <w:r>
+        <w:rPr>
+          <w:lang w:val="zh_TW" w:bidi="zh_TW"/>
+        </w:rPr>
+      </w:r>
+      <w:r>
+        <w:rPr>
+          <w:lang w:val="zh_TW" w:bidi="zh_TW"/>
+        </w:rPr>
+        <w:t>作者自稱保羅，並描述自己是由神揀選並由父神和祂的兒子基督耶穌授權的使徒。保羅有權對年輕的牧者和教會說權威的話語。</w:t>
+      </w:r>
+    </w:p>
+    <w:p>
+      <w:pPr/>
+      <w:r>
+        <w:rPr>
+          <w:lang w:val="zh_TW" w:bidi="zh_TW"/>
+        </w:rPr>
+      </w:r>
+      <w:r>
+        <w:rPr>
+          <w:lang w:val="zh_TW" w:bidi="zh_TW"/>
+        </w:rPr>
+        <w:t>這封信是寫給提摩太的，保羅所親愛的屬靈孩子，保羅給他三重祝福——從神而來的恩惠、憐憫、平安。</w:t>
+      </w:r>
+    </w:p>
+    <w:p>
+      <w:pPr>
+        <w:pStyle w:val="Heading4"/>
+      </w:pPr>
+      <w:r>
+        <w:rPr>
+          <w:lang w:val="zh_TW" w:bidi="zh_TW"/>
+        </w:rPr>
+        <w:t>處理異端（</w:t>
+      </w:r>
+      <w:hyperlink r:id="rId69">
+        <w:r>
+          <w:rPr>
+            <w:lang w:val="zh_TW" w:bidi="zh_TW"/>
+          </w:rPr>
+          <w:rPr>
+            <w:color w:val="0000EE"/>
+            <w:u w:val="single"/>
+          </w:rPr>
+          <w:t>1:3–20</w:t>
+        </w:r>
+      </w:hyperlink>
+      <w:r>
+        <w:rPr>
+          <w:lang w:val="zh_TW" w:bidi="zh_TW"/>
+        </w:rPr>
+        <w:t>）</w:t>
+      </w:r>
+    </w:p>
+    <w:p>
+      <w:pPr/>
+      <w:r>
+        <w:rPr>
+          <w:lang w:val="zh_TW" w:bidi="zh_TW"/>
+        </w:rPr>
+      </w:r>
+      <w:r>
+        <w:rPr>
+          <w:lang w:val="zh_TW" w:bidi="zh_TW"/>
+        </w:rPr>
+        <w:t>保羅留下提摩太在以弗所的原因之一是希望他「囑咐那幾個人不可傳異教」（</w:t>
+      </w:r>
+      <w:hyperlink r:id="rId63">
+        <w:r>
+          <w:rPr>
+            <w:lang w:val="zh_TW" w:bidi="zh_TW"/>
+          </w:rPr>
+          <w:rPr>
+            <w:color w:val="0000EE"/>
+            <w:u w:val="single"/>
+          </w:rPr>
+          <w:t>1:3</w:t>
+        </w:r>
+      </w:hyperlink>
+      <w:r>
+        <w:rPr>
+          <w:lang w:val="zh_TW" w:bidi="zh_TW"/>
+        </w:rPr>
+        <w:t>）。保羅相信一個人所信的和他所做的一樣重要。這裡的異端被描述為一種早期諾斯底主義異端，這是一種危險的異端，困擾教會已有數個世紀。</w:t>
+      </w:r>
+    </w:p>
+    <w:p>
+      <w:pPr/>
+      <w:r>
+        <w:rPr>
+          <w:lang w:val="zh_TW" w:bidi="zh_TW"/>
+        </w:rPr>
+      </w:r>
+      <w:r>
+        <w:rPr>
+          <w:lang w:val="zh_TW" w:bidi="zh_TW"/>
+        </w:rPr>
+        <w:t>這些早期的諾斯底主義者聲稱比普通基督徒對真理擁有更深的洞見。他們將神視為靈，將人視為物質，並將神和人區分開來。他們認為兩者之間的橋樑不是耶穌基督這位唯一的中保，而是由無數不同等級的天使、化身、伊安（aeons）等等所構成。他們爭論神話和虛構的事，他們尋求救恩的方法是試圖取悅一連串無窮無盡的天使鎖鏈來獲得拯救，而不是藉著信心接受神所賜的救恩。但保羅深知，唯有神的恩典才能拯救罪人。</w:t>
+      </w:r>
+    </w:p>
+    <w:p>
+      <w:pPr>
+        <w:pStyle w:val="Heading4"/>
+      </w:pPr>
+      <w:r>
+        <w:rPr>
+          <w:lang w:val="zh_TW" w:bidi="zh_TW"/>
+        </w:rPr>
+        <w:t>教會中的正確敬拜（</w:t>
+      </w:r>
+      <w:hyperlink r:id="rId70">
+        <w:r>
+          <w:rPr>
+            <w:lang w:val="zh_TW" w:bidi="zh_TW"/>
+          </w:rPr>
+          <w:rPr>
+            <w:color w:val="0000EE"/>
+            <w:u w:val="single"/>
+          </w:rPr>
+          <w:t>2:1–15</w:t>
+        </w:r>
+      </w:hyperlink>
+      <w:r>
+        <w:rPr>
+          <w:lang w:val="zh_TW" w:bidi="zh_TW"/>
+        </w:rPr>
+        <w:t>）</w:t>
+      </w:r>
+    </w:p>
+    <w:p>
+      <w:pPr/>
+      <w:r>
+        <w:rPr>
+          <w:lang w:val="zh_TW" w:bidi="zh_TW"/>
+        </w:rPr>
+      </w:r>
+      <w:r>
+        <w:rPr>
+          <w:lang w:val="zh_TW" w:bidi="zh_TW"/>
+        </w:rPr>
+        <w:t>「我勸你，第一要為萬人懇求、禱告、代求、祝謝」（</w:t>
+      </w:r>
+      <w:hyperlink r:id="rId71">
+        <w:r>
+          <w:rPr>
+            <w:lang w:val="zh_TW" w:bidi="zh_TW"/>
+          </w:rPr>
+          <w:rPr>
+            <w:color w:val="0000EE"/>
+            <w:u w:val="single"/>
+          </w:rPr>
+          <w:t>2:1</w:t>
+        </w:r>
+      </w:hyperlink>
+      <w:r>
+        <w:rPr>
+          <w:lang w:val="zh_TW" w:bidi="zh_TW"/>
+        </w:rPr>
+        <w:t>）。禱告是基督教會敬拜中極其重要的一部分。保羅強調為國家中高位上的人作特別禱告的重要性（即使國是以尼祿為皇帝的羅馬帝國）。保羅在</w:t>
+      </w:r>
+      <w:hyperlink r:id="rId72">
+        <w:r>
+          <w:rPr>
+            <w:lang w:val="zh_TW" w:bidi="zh_TW"/>
+          </w:rPr>
+          <w:rPr>
+            <w:color w:val="0000EE"/>
+            <w:u w:val="single"/>
+          </w:rPr>
+          <w:t>羅馬書第十三章</w:t>
+        </w:r>
+      </w:hyperlink>
+      <w:r>
+        <w:rPr>
+          <w:lang w:val="zh_TW" w:bidi="zh_TW"/>
+        </w:rPr>
+        <w:t>中清楚地教導這一點，而耶穌也告訴祂的門徒要把屬於凱撒的東西交給凱撒（</w:t>
+      </w:r>
+      <w:hyperlink r:id="rId73">
+        <w:r>
+          <w:rPr>
+            <w:lang w:val="zh_TW" w:bidi="zh_TW"/>
+          </w:rPr>
+          <w:rPr>
+            <w:color w:val="0000EE"/>
+            <w:u w:val="single"/>
+          </w:rPr>
+          <w:t>太22:17</w:t>
+        </w:r>
+      </w:hyperlink>
+      <w:r>
+        <w:rPr>
+          <w:lang w:val="zh_TW" w:bidi="zh_TW"/>
+        </w:rPr>
+        <w:t>）。</w:t>
+      </w:r>
+    </w:p>
+    <w:p>
+      <w:pPr/>
+      <w:r>
+        <w:rPr>
+          <w:lang w:val="zh_TW" w:bidi="zh_TW"/>
+        </w:rPr>
+      </w:r>
+      <w:r>
+        <w:rPr>
+          <w:lang w:val="zh_TW" w:bidi="zh_TW"/>
+        </w:rPr>
+        <w:t>基督徒男女應該向神祈禱，舉起聖潔的手，這些手應當遠離罪、怒氣和怨恨。保羅特別勸誡姊妹們：「又願女人廉恥、自守，以正派衣裳為妝飾，不以編髮、黃金、珍珠，和貴價的衣裳為妝飾，只要有善行，這才與自稱是敬神的女人相宜。」（</w:t>
+      </w:r>
+      <w:hyperlink r:id="rId74">
+        <w:r>
+          <w:rPr>
+            <w:lang w:val="zh_TW" w:bidi="zh_TW"/>
+          </w:rPr>
+          <w:rPr>
+            <w:color w:val="0000EE"/>
+            <w:u w:val="single"/>
+          </w:rPr>
+          <w:t>提前2:9–10</w:t>
+        </w:r>
+      </w:hyperlink>
+      <w:r>
+        <w:rPr>
+          <w:lang w:val="zh_TW" w:bidi="zh_TW"/>
+        </w:rPr>
+        <w:t>）。然後保羅說：「不許女人講道，也不許她轄管男人，只要沉靜」（</w:t>
+      </w:r>
+      <w:hyperlink r:id="rId75">
+        <w:r>
+          <w:rPr>
+            <w:lang w:val="zh_TW" w:bidi="zh_TW"/>
+          </w:rPr>
+          <w:rPr>
+            <w:color w:val="0000EE"/>
+            <w:u w:val="single"/>
+          </w:rPr>
+          <w:t>12</w:t>
+        </w:r>
+      </w:hyperlink>
+      <w:r>
+        <w:rPr>
+          <w:lang w:val="zh_TW" w:bidi="zh_TW"/>
+        </w:rPr>
+        <w:t>節）。這並不意味著他們不能在教會聚會中發言。使徒行傳和哥林多前書清楚表明，婦女可以在教會聚會中禱告、說預言和作見證。但教導的職責是由男性擔任，因為作為長老（男性）的職責就是教導。因此，教導和行使權柄是密不可分的。</w:t>
+      </w:r>
+    </w:p>
+    <w:p>
+      <w:pPr>
+        <w:pStyle w:val="Heading4"/>
+      </w:pPr>
+      <w:r>
+        <w:rPr>
+          <w:lang w:val="zh_TW" w:bidi="zh_TW"/>
+        </w:rPr>
+        <w:t>教會中的適當組織（</w:t>
+      </w:r>
+      <w:hyperlink r:id="rId76">
+        <w:r>
+          <w:rPr>
+            <w:lang w:val="zh_TW" w:bidi="zh_TW"/>
+          </w:rPr>
+          <w:rPr>
+            <w:color w:val="0000EE"/>
+            <w:u w:val="single"/>
+          </w:rPr>
+          <w:t>3:1–5:25</w:t>
+        </w:r>
+      </w:hyperlink>
+      <w:r>
+        <w:rPr>
+          <w:lang w:val="zh_TW" w:bidi="zh_TW"/>
+        </w:rPr>
+        <w:t>）</w:t>
+      </w:r>
+    </w:p>
+    <w:p>
+      <w:pPr/>
+      <w:r>
+        <w:rPr>
+          <w:lang w:val="zh_TW" w:bidi="zh_TW"/>
+        </w:rPr>
+      </w:r>
+      <w:r>
+        <w:rPr>
+          <w:lang w:val="zh_TW" w:bidi="zh_TW"/>
+        </w:rPr>
+        <w:t>關於早期教會的組織，首要問題是誰是監督。這處經文的第一節是：「人若想要得監督的職分，就是羨慕善工」（</w:t>
+      </w:r>
+      <w:hyperlink r:id="rId77">
+        <w:r>
+          <w:rPr>
+            <w:lang w:val="zh_TW" w:bidi="zh_TW"/>
+          </w:rPr>
+          <w:rPr>
+            <w:color w:val="0000EE"/>
+            <w:u w:val="single"/>
+          </w:rPr>
+          <w:t>3:1）</w:t>
+        </w:r>
+      </w:hyperlink>
+      <w:r>
+        <w:rPr>
+          <w:lang w:val="zh_TW" w:bidi="zh_TW"/>
+        </w:rPr>
+        <w:t>。在所有教牧書信中，監督顯然是地方教會內的一個職分，而不是一個管理多個教會的職員，例如在公元二世紀初期發展起來的主教職位。而且根據</w:t>
+      </w:r>
+      <w:hyperlink r:id="rId78">
+        <w:r>
+          <w:rPr>
+            <w:lang w:val="zh_TW" w:bidi="zh_TW"/>
+          </w:rPr>
+          <w:rPr>
+            <w:color w:val="0000EE"/>
+            <w:u w:val="single"/>
+          </w:rPr>
+          <w:t>提多書一章4至6節</w:t>
+        </w:r>
+      </w:hyperlink>
+      <w:r>
+        <w:rPr>
+          <w:lang w:val="zh_TW" w:bidi="zh_TW"/>
+        </w:rPr>
+        <w:t>，保羅將長老和監督這兩個詞交替使用，因此大多數學者相信保羅認為這兩者是可以互換的。提摩太自己是教會中類似現代牧師的角色，並且有長老（監督）和執事幫助他管理教會。</w:t>
+      </w:r>
+    </w:p>
+    <w:p>
+      <w:pPr/>
+      <w:r>
+        <w:rPr>
+          <w:lang w:val="zh_TW" w:bidi="zh_TW"/>
+        </w:rPr>
+      </w:r>
+      <w:r>
+        <w:rPr>
+          <w:lang w:val="zh_TW" w:bidi="zh_TW"/>
+        </w:rPr>
+        <w:t>在教會中成為長老是一個值得追求的目標。但是，一個人必須具備高資格才能當選這樣負責任的職位。他應該受到教會其他成員和教會外部人士的尊重。大多數的資格都很清楚，但其中幾個值得特別注意。</w:t>
+      </w:r>
+    </w:p>
+    <w:p>
+      <w:pPr/>
+      <w:r>
+        <w:rPr>
+          <w:lang w:val="zh_TW" w:bidi="zh_TW"/>
+        </w:rPr>
+      </w:r>
+      <w:r>
+        <w:rPr>
+          <w:lang w:val="zh_TW" w:bidi="zh_TW"/>
+        </w:rPr>
+        <w:t>「作監督的，必須無可指責，只作一個婦人的丈夫」（</w:t>
+      </w:r>
+      <w:hyperlink r:id="rId79">
+        <w:r>
+          <w:rPr>
+            <w:lang w:val="zh_TW" w:bidi="zh_TW"/>
+          </w:rPr>
+          <w:rPr>
+            <w:color w:val="0000EE"/>
+            <w:u w:val="single"/>
+          </w:rPr>
+          <w:t>3:2</w:t>
+        </w:r>
+      </w:hyperlink>
+      <w:r>
+        <w:rPr>
+          <w:lang w:val="zh_TW" w:bidi="zh_TW"/>
+        </w:rPr>
+        <w:t>）。希臘文的字面意思是「一個女人的男人」。這顯然禁止一夫多妻制，並排除對妻子不忠的男人。它可能不會排除一個離婚後再婚的男人，也不會排除一個從未有過妻子的單身男子。教會應該堅持其領袖在性道德上有很高的標準。</w:t>
+      </w:r>
+    </w:p>
+    <w:p>
+      <w:pPr/>
+      <w:r>
+        <w:rPr>
+          <w:lang w:val="zh_TW" w:bidi="zh_TW"/>
+        </w:rPr>
+      </w:r>
+      <w:r>
+        <w:rPr>
+          <w:lang w:val="zh_TW" w:bidi="zh_TW"/>
+        </w:rPr>
+        <w:t>如果一個人無法管理好自己的家庭，他也無法在教會中行使紀律。這個人也不應該酗酒。保羅並未要求完全禁酒，但他明確要求長老不可被烈酒支配。而且擔任長老高職的人不應該是新信徒（字面意義為初信者），以免因驕傲而失去做長老的資格。總的來說，只有品格優良的人才能當選為教會的長老或監督。</w:t>
+      </w:r>
+    </w:p>
+    <w:p>
+      <w:pPr/>
+      <w:r>
+        <w:rPr>
+          <w:lang w:val="zh_TW" w:bidi="zh_TW"/>
+        </w:rPr>
+      </w:r>
+      <w:r>
+        <w:rPr>
+          <w:lang w:val="zh_TW" w:bidi="zh_TW"/>
+        </w:rPr>
+        <w:t>接著，保羅繼續談到執事的職分：「作執事的，也是如此：必須端莊，不一口兩舌，不好喝酒，不貪不義之財」（</w:t>
+      </w:r>
+      <w:hyperlink r:id="rId80">
+        <w:r>
+          <w:rPr>
+            <w:lang w:val="zh_TW" w:bidi="zh_TW"/>
+          </w:rPr>
+          <w:rPr>
+            <w:color w:val="0000EE"/>
+            <w:u w:val="single"/>
+          </w:rPr>
+          <w:t>3:8</w:t>
+        </w:r>
+      </w:hyperlink>
+      <w:r>
+        <w:rPr>
+          <w:lang w:val="zh_TW" w:bidi="zh_TW"/>
+        </w:rPr>
+        <w:t>）。執事的資格幾乎與長老的資格相同。在被選為執事之前，他們應該有教會工作的經驗。</w:t>
+      </w:r>
+      <w:hyperlink r:id="rId81">
+        <w:r>
+          <w:rPr>
+            <w:lang w:val="zh_TW" w:bidi="zh_TW"/>
+          </w:rPr>
+          <w:rPr>
+            <w:color w:val="0000EE"/>
+            <w:u w:val="single"/>
+          </w:rPr>
+          <w:t>提摩太前書三章11節</w:t>
+        </w:r>
+      </w:hyperlink>
+      <w:r>
+        <w:rPr>
+          <w:lang w:val="zh_TW" w:bidi="zh_TW"/>
+        </w:rPr>
+        <w:t>將相同的資格應用於有志成為執事的婦女和/或執事的妻子。第</w:t>
+      </w:r>
+      <w:hyperlink r:id="rId82">
+        <w:r>
+          <w:rPr>
+            <w:lang w:val="zh_TW" w:bidi="zh_TW"/>
+          </w:rPr>
+          <w:rPr>
+            <w:color w:val="0000EE"/>
+            <w:u w:val="single"/>
+          </w:rPr>
+          <w:t>12節</w:t>
+        </w:r>
+      </w:hyperlink>
+      <w:r>
+        <w:rPr>
+          <w:lang w:val="zh_TW" w:bidi="zh_TW"/>
+        </w:rPr>
+        <w:t>繼續說明執事的資格。</w:t>
+      </w:r>
+    </w:p>
+    <w:p>
+      <w:pPr/>
+      <w:r>
+        <w:rPr>
+          <w:lang w:val="zh_TW" w:bidi="zh_TW"/>
+        </w:rPr>
+      </w:r>
+      <w:r>
+        <w:rPr>
+          <w:lang w:val="zh_TW" w:bidi="zh_TW"/>
+        </w:rPr>
+        <w:t>在第</w:t>
+      </w:r>
+      <w:hyperlink r:id="rId83">
+        <w:r>
+          <w:rPr>
+            <w:lang w:val="zh_TW" w:bidi="zh_TW"/>
+          </w:rPr>
+          <w:rPr>
+            <w:color w:val="0000EE"/>
+            <w:u w:val="single"/>
+          </w:rPr>
+          <w:t>四</w:t>
+        </w:r>
+      </w:hyperlink>
+      <w:r>
+        <w:rPr>
+          <w:lang w:val="zh_TW" w:bidi="zh_TW"/>
+        </w:rPr>
+        <w:t>章中，保羅敦促提摩太在教會中發揮他的領導作用，特別是在他與異端的關係上。一些諾斯底異端教導一種虛假的禁欲主義，禁止婚姻和某些食物。但神賜給我們這些東西是為了使用和享受，以榮耀神。提摩太的牧職責任是教導人神的真理，不要讓自己捲入異端無神和荒謬傳說的爭論中（</w:t>
+      </w:r>
+      <w:hyperlink r:id="rId84">
+        <w:r>
+          <w:rPr>
+            <w:lang w:val="zh_TW" w:bidi="zh_TW"/>
+          </w:rPr>
+          <w:rPr>
+            <w:color w:val="0000EE"/>
+            <w:u w:val="single"/>
+          </w:rPr>
+          <w:t>4:7</w:t>
+        </w:r>
+      </w:hyperlink>
+      <w:r>
+        <w:rPr>
+          <w:lang w:val="zh_TW" w:bidi="zh_TW"/>
+        </w:rPr>
+        <w:t>）。保羅敦促提摩太通過不斷的靈性操練來保持靈性健壯，這比鍛鍊身體更重要。</w:t>
+      </w:r>
+    </w:p>
+    <w:p>
+      <w:pPr/>
+      <w:r>
+        <w:rPr>
+          <w:lang w:val="zh_TW" w:bidi="zh_TW"/>
+        </w:rPr>
+      </w:r>
+      <w:r>
+        <w:rPr>
+          <w:lang w:val="zh_TW" w:bidi="zh_TW"/>
+        </w:rPr>
+        <w:t>保羅認識到提摩太是一個年輕人，一些年長的基督徒可能會因為他年輕而看輕他。提摩太應該更加努力以贏得他們的尊重——「在言語、行為、愛心、信心、清潔上，都作信徒的榜樣」（</w:t>
+      </w:r>
+      <w:hyperlink r:id="rId85">
+        <w:r>
+          <w:rPr>
+            <w:lang w:val="zh_TW" w:bidi="zh_TW"/>
+          </w:rPr>
+          <w:rPr>
+            <w:color w:val="0000EE"/>
+            <w:u w:val="single"/>
+          </w:rPr>
+          <w:t>4:12</w:t>
+        </w:r>
+      </w:hyperlink>
+      <w:r>
+        <w:rPr>
+          <w:lang w:val="zh_TW" w:bidi="zh_TW"/>
+        </w:rPr>
+        <w:t>）。因為神已經呼召提摩太，並且教會藉按手禮任命了他，提摩太應該努力履行這些崇高的責任。</w:t>
+      </w:r>
+    </w:p>
+    <w:p>
+      <w:pPr/>
+      <w:r>
+        <w:rPr>
+          <w:lang w:val="zh_TW" w:bidi="zh_TW"/>
+        </w:rPr>
+      </w:r>
+      <w:r>
+        <w:rPr>
+          <w:lang w:val="zh_TW" w:bidi="zh_TW"/>
+        </w:rPr>
+        <w:t>保羅給了提摩太一些實際的建議，告訴他一個年輕的傳道人應該如何處理教會中不同年齡和性別的群體。他應該像對待自己的父親一樣對待年長的男人，像對待自己的母親一樣對待年長的女人，像對待自己的兄弟一樣對待年輕的男人，像對待自己的姐妹一樣對待年輕的女人——並特別強調：「總要清清潔潔的」（</w:t>
+      </w:r>
+      <w:hyperlink r:id="rId86">
+        <w:r>
+          <w:rPr>
+            <w:lang w:val="zh_TW" w:bidi="zh_TW"/>
+          </w:rPr>
+          <w:rPr>
+            <w:color w:val="0000EE"/>
+            <w:u w:val="single"/>
+          </w:rPr>
+          <w:t>5:2</w:t>
+        </w:r>
+      </w:hyperlink>
+      <w:r>
+        <w:rPr>
+          <w:lang w:val="zh_TW" w:bidi="zh_TW"/>
+        </w:rPr>
+        <w:t>）。</w:t>
+      </w:r>
+    </w:p>
+    <w:p>
+      <w:pPr/>
+      <w:r>
+        <w:rPr>
+          <w:lang w:val="zh_TW" w:bidi="zh_TW"/>
+        </w:rPr>
+      </w:r>
+      <w:r>
+        <w:rPr>
+          <w:lang w:val="zh_TW" w:bidi="zh_TW"/>
+        </w:rPr>
+        <w:t>保羅還告訴提摩太如何處理寡婦的問題。在那個時候，極少婦女可以工作，且當時還沒有保險和社會保障，失去丈夫的婦女往往陷入絕望的境地。早期教會制定了一個寡婦名冊，以便能夠照顧她們的需要。年輕的寡婦應該被勸勉再婚，讓新的丈夫來支持她們。有能力的家庭應該認識到他們有責任照顧自己有需要的親人。教會因此有責任照顧那些沒有家人照顧的年長寡婦。教會在履行其慈善義務時，必須明智、公平，妥善分配有限的資源，以達到最大的益處。</w:t>
+      </w:r>
+    </w:p>
+    <w:p>
+      <w:pPr/>
+      <w:r>
+        <w:rPr>
+          <w:lang w:val="zh_TW" w:bidi="zh_TW"/>
+        </w:rPr>
+      </w:r>
+      <w:r>
+        <w:rPr>
+          <w:lang w:val="zh_TW" w:bidi="zh_TW"/>
+        </w:rPr>
+        <w:t>即使在早期教會，教會領袖也因其工作而獲得報酬。保羅說他們應該「當以為配受加倍的敬奉」（</w:t>
+      </w:r>
+      <w:hyperlink r:id="rId87">
+        <w:r>
+          <w:rPr>
+            <w:lang w:val="zh_TW" w:bidi="zh_TW"/>
+          </w:rPr>
+          <w:rPr>
+            <w:color w:val="0000EE"/>
+            <w:u w:val="single"/>
+          </w:rPr>
+          <w:t>5:17</w:t>
+        </w:r>
+      </w:hyperlink>
+      <w:r>
+        <w:rPr>
+          <w:lang w:val="zh_TW" w:bidi="zh_TW"/>
+        </w:rPr>
+        <w:t>）。教會的領袖不應該被選立得太快，他們的罪過也不應被忽視。即便是提摩太本人，也被警告要遠離罪惡。這處經文最後再次討論了教會領袖的罪（</w:t>
+      </w:r>
+      <w:hyperlink r:id="rId88">
+        <w:r>
+          <w:rPr>
+            <w:lang w:val="zh_TW" w:bidi="zh_TW"/>
+          </w:rPr>
+          <w:rPr>
+            <w:color w:val="0000EE"/>
+            <w:u w:val="single"/>
+          </w:rPr>
+          <w:t>24–25節</w:t>
+        </w:r>
+      </w:hyperlink>
+      <w:r>
+        <w:rPr>
+          <w:lang w:val="zh_TW" w:bidi="zh_TW"/>
+        </w:rPr>
+        <w:t>）。當一個人的罪行明顯時，罪人必須由教會懲戒。有時候，一個人的罪可能不被其他人發現，但神知道並會處理。相反，領袖們的許多善行也是如此。</w:t>
+      </w:r>
+    </w:p>
+    <w:p>
+      <w:pPr>
+        <w:pStyle w:val="Heading4"/>
+      </w:pPr>
+      <w:r>
+        <w:rPr>
+          <w:lang w:val="zh_TW" w:bidi="zh_TW"/>
+        </w:rPr>
+        <w:t>一些關於基督徒生活的實際教導（</w:t>
+      </w:r>
+      <w:hyperlink r:id="rId89">
+        <w:r>
+          <w:rPr>
+            <w:lang w:val="zh_TW" w:bidi="zh_TW"/>
+          </w:rPr>
+          <w:rPr>
+            <w:color w:val="0000EE"/>
+            <w:u w:val="single"/>
+          </w:rPr>
+          <w:t>6:1–21</w:t>
+        </w:r>
+      </w:hyperlink>
+      <w:r>
+        <w:rPr>
+          <w:lang w:val="zh_TW" w:bidi="zh_TW"/>
+        </w:rPr>
+        <w:t>）</w:t>
+      </w:r>
+    </w:p>
+    <w:p>
+      <w:pPr/>
+      <w:r>
+        <w:rPr>
+          <w:lang w:val="zh_TW" w:bidi="zh_TW"/>
+        </w:rPr>
+      </w:r>
+      <w:r>
+        <w:rPr>
+          <w:lang w:val="zh_TW" w:bidi="zh_TW"/>
+        </w:rPr>
+        <w:t>奴隸制度在當時是被普遍接受的制度。保羅教導基督徒奴隸要做忠實的奴隸，而基督徒主人也應該做良善的主人。在許多世紀後，基督教的原則最終會導致奴隸制度的終結，但在保羅的時代，無論是保羅還是其他人，都不可能發起一場廢除奴隸制的運動。</w:t>
+      </w:r>
+    </w:p>
+    <w:p>
+      <w:pPr/>
+      <w:r>
+        <w:rPr>
+          <w:lang w:val="zh_TW" w:bidi="zh_TW"/>
+        </w:rPr>
+      </w:r>
+      <w:r>
+        <w:rPr>
+          <w:lang w:val="zh_TW" w:bidi="zh_TW"/>
+        </w:rPr>
+        <w:t>保羅敦促提摩太遠離異端的教導，堅守傳揚福音的真理。</w:t>
+      </w:r>
+    </w:p>
+    <w:p>
+      <w:pPr/>
+      <w:r>
+        <w:rPr>
+          <w:lang w:val="zh_TW" w:bidi="zh_TW"/>
+        </w:rPr>
+      </w:r>
+      <w:r>
+        <w:rPr>
+          <w:lang w:val="zh_TW" w:bidi="zh_TW"/>
+        </w:rPr>
+        <w:t>有兩個部分（</w:t>
+      </w:r>
+      <w:hyperlink r:id="rId90">
+        <w:r>
+          <w:rPr>
+            <w:lang w:val="zh_TW" w:bidi="zh_TW"/>
+          </w:rPr>
+          <w:rPr>
+            <w:color w:val="0000EE"/>
+            <w:u w:val="single"/>
+          </w:rPr>
+          <w:t>6:6–10、17–19</w:t>
+        </w:r>
+      </w:hyperlink>
+      <w:r>
+        <w:rPr>
+          <w:lang w:val="zh_TW" w:bidi="zh_TW"/>
+        </w:rPr>
+        <w:t>）討論基督徒對財富的態度。在這裡，保羅緊密遵循耶穌的教導。金錢可能會成為人們心中的偶像，帶來各種罪惡，但它也可以用來事奉神，成為積存在天上的財寶。</w:t>
+      </w:r>
+    </w:p>
+    <w:p>
+      <w:pPr/>
+      <w:r>
+        <w:rPr>
+          <w:lang w:val="zh_TW" w:bidi="zh_TW"/>
+        </w:rPr>
+      </w:r>
+      <w:r>
+        <w:rPr>
+          <w:lang w:val="zh_TW" w:bidi="zh_TW"/>
+        </w:rPr>
+        <w:t>最後，保羅在另外兩個部分（</w:t>
+      </w:r>
+      <w:hyperlink r:id="rId91">
+        <w:r>
+          <w:rPr>
+            <w:lang w:val="zh_TW" w:bidi="zh_TW"/>
+          </w:rPr>
+          <w:rPr>
+            <w:color w:val="0000EE"/>
+            <w:u w:val="single"/>
+          </w:rPr>
+          <w:t>6:11–16，20–21</w:t>
+        </w:r>
+      </w:hyperlink>
+      <w:r>
+        <w:rPr>
+          <w:lang w:val="zh_TW" w:bidi="zh_TW"/>
+        </w:rPr>
+        <w:t>），鼓勵提摩太要竭盡全力，成為真正屬於神的人。他應該像神的士兵一樣打那美好的仗。這一生往往是艱難的，但提摩太應該將他的眼目定睛在榮耀基督的再來上。</w:t>
+      </w:r>
+    </w:p>
+    <w:p>
+      <w:pPr/>
+      <w:r>
+        <w:rPr>
+          <w:lang w:val="zh_TW" w:bidi="zh_TW"/>
+        </w:rPr>
+      </w:r>
+      <w:r>
+        <w:rPr>
+          <w:i/>
+          <w:lang w:val="zh_TW" w:bidi="zh_TW"/>
+        </w:rPr>
+        <w:t>另見</w:t>
+      </w:r>
+      <w:r>
+        <w:rPr>
+          <w:lang w:val="zh_TW" w:bidi="zh_TW"/>
+        </w:rPr>
+        <w:t xml:space="preserve"> </w:t>
+      </w:r>
+      <w:r>
+        <w:rPr>
+          <w:lang w:val="zh_TW" w:bidi="zh_TW"/>
+        </w:rPr>
+        <w:t>提摩太後書</w:t>
+      </w:r>
+      <w:r>
+        <w:rPr>
+          <w:lang w:val="zh_TW" w:bidi="zh_TW"/>
+        </w:rPr>
+        <w:t>；</w:t>
+      </w:r>
+      <w:r>
+        <w:rPr>
+          <w:lang w:val="zh_TW" w:bidi="zh_TW"/>
+        </w:rPr>
+        <w:t>提多書</w:t>
+      </w:r>
+      <w:r>
+        <w:rPr>
+          <w:lang w:val="zh_TW" w:bidi="zh_TW"/>
+        </w:rPr>
+        <w:t>。</w:t>
       </w:r>
       <w:r>
         <w:rPr>
@@ -2269,6 +5259,18 @@
   </w:num>
   <w:num w:numId="13" w16cid:durableId="592781308">
     <w:abstractNumId w:val="11"/>
+  </w:num>
+  <w:num w:numId="14">
+    <w:abstractNumId w:val="3"/>
+    <w:lvlOverride w:ilvl="0">
+      <w:startOverride w:val="1"/>
+    </w:lvlOverride>
+  </w:num>
+  <w:num w:numId="15">
+    <w:abstractNumId w:val="3"/>
+    <w:lvlOverride w:ilvl="0">
+      <w:startOverride w:val="1"/>
+    </w:lvlOverride>
   </w:num>
   <w:numIdMacAtCleanup w:val="10"/>
 </w:numbering>

--- a/zht/docx/137.content.docx
+++ b/zht/docx/137.content.docx
@@ -149,7 +149,7 @@
         <w:rPr>
           <w:lang w:val="zh_TW" w:bidi="zh_TW"/>
         </w:rPr>
-        <w:t>ti</w:t>
+        <w:t>tai</w:t>
       </w:r>
       <w:r>
         <w:rPr>
@@ -212,7 +212,7 @@
         <w:rPr>
           <w:lang w:val="zh_TW" w:bidi="zh_TW"/>
         </w:rPr>
-        <w:t>提八（人物）</w:t>
+        <w:t>太陽</w:t>
       </w:r>
       <w:r>
         <w:rPr>
@@ -231,7 +231,7 @@
         <w:rPr>
           <w:lang w:val="zh_TW" w:bidi="zh_TW"/>
         </w:rPr>
-        <w:t>亞伯拉罕的兄弟拿鶴的兒子（</w:t>
+        <w:t>太陽（譯註：或譯「日頭」）是神所創造的兩大光體之一，用來管理白晝（</w:t>
       </w:r>
       <w:hyperlink r:id="rId13">
         <w:r>
@@ -242,24 +242,50 @@
             <w:color w:val="0000EE"/>
             <w:u w:val="single"/>
           </w:rPr>
-          <w:t>創22:24</w:t>
+          <w:t>創1:14–15</w:t>
         </w:r>
       </w:hyperlink>
       <w:r>
         <w:rPr>
           <w:lang w:val="zh_TW" w:bidi="zh_TW"/>
         </w:rPr>
-        <w:t>）。他的母親是拿鶴的妾流瑪。</w:t>
-      </w:r>
-      <w:r>
-        <w:rPr>
-          <w:lang w:val="zh_TW" w:bidi="zh_TW"/>
-        </w:rPr>
-      </w:r>
-      <w:r>
-        <w:rPr>
-          <w:lang w:val="zh_TW" w:bidi="zh_TW"/>
-        </w:rPr>
+        <w:t>）。在聖經時代，一天是從日落開始的，日常獻祭也與太陽的位置有關。第一個燔祭是在日出時獻上的（</w:t>
+      </w:r>
+      <w:hyperlink r:id="rId14">
+        <w:r>
+          <w:rPr>
+            <w:lang w:val="zh_TW" w:bidi="zh_TW"/>
+          </w:rPr>
+          <w:rPr>
+            <w:color w:val="0000EE"/>
+            <w:u w:val="single"/>
+          </w:rPr>
+          <w:t>出29:39</w:t>
+        </w:r>
+      </w:hyperlink>
+      <w:r>
+        <w:rPr>
+          <w:lang w:val="zh_TW" w:bidi="zh_TW"/>
+        </w:rPr>
+        <w:t>；</w:t>
+      </w:r>
+      <w:hyperlink r:id="rId15">
+        <w:r>
+          <w:rPr>
+            <w:lang w:val="zh_TW" w:bidi="zh_TW"/>
+          </w:rPr>
+          <w:rPr>
+            <w:color w:val="0000EE"/>
+            <w:u w:val="single"/>
+          </w:rPr>
+          <w:t>民28:4</w:t>
+        </w:r>
+      </w:hyperlink>
+      <w:r>
+        <w:rPr>
+          <w:lang w:val="zh_TW" w:bidi="zh_TW"/>
+        </w:rPr>
+        <w:t>）。在猶太教的拉比傳統中，白晝的時數隨著季節變化，取決於太陽週期。</w:t>
       </w:r>
     </w:p>
     <w:p>
@@ -269,460 +295,11 @@
           <w:lang w:val="zh_TW" w:bidi="zh_TW"/>
         </w:rPr>
       </w:r>
-    </w:p>
-    <w:p>
-      <w:pPr>
-        <w:pStyle w:val="Heading2"/>
-      </w:pPr>
-      <w:r>
-        <w:rPr>
-          <w:lang w:val="zh_TW" w:bidi="zh_TW"/>
-        </w:rPr>
-        <w:t>提多（人物）</w:t>
-      </w:r>
-      <w:r>
-        <w:rPr>
-          <w:lang w:val="zh_TW" w:bidi="zh_TW"/>
-        </w:rPr>
-      </w:r>
-    </w:p>
-    <w:p>
-      <w:pPr>
-        <w:pStyle w:val="ListNumber"/>
-        <w:numPr>
-          <w:ilvl w:val="0"/>
-          <w:numId w:val="14"/>
-        </w:numPr>
-        <w:spacing w:line="240" w:lineRule="auto"/>
-        <w:ind w:left="720"/>
-      </w:pPr>
-      <w:r>
-        <w:rPr>
-          <w:lang w:val="zh_TW" w:bidi="zh_TW"/>
-        </w:rPr>
-      </w:r>
-      <w:r>
-        <w:rPr>
-          <w:lang w:val="zh_TW" w:bidi="zh_TW"/>
-        </w:rPr>
-        <w:t>保羅的門徒之一——「照著我們共信之道作我真兒子的」（</w:t>
-      </w:r>
-      <w:hyperlink r:id="rId14">
-        <w:r>
-          <w:rPr>
-            <w:lang w:val="zh_TW" w:bidi="zh_TW"/>
-          </w:rPr>
-          <w:rPr>
-            <w:color w:val="0000EE"/>
-            <w:u w:val="single"/>
-          </w:rPr>
-          <w:t>提後1:4</w:t>
-        </w:r>
-      </w:hyperlink>
-      <w:r>
-        <w:rPr>
-          <w:lang w:val="zh_TW" w:bidi="zh_TW"/>
-        </w:rPr>
-        <w:t>）。提多是保羅的門徒和親密朋友，幫助保羅將基督教傳遍地中海世界（</w:t>
-      </w:r>
-      <w:hyperlink r:id="rId15">
-        <w:r>
-          <w:rPr>
-            <w:lang w:val="zh_TW" w:bidi="zh_TW"/>
-          </w:rPr>
-          <w:rPr>
-            <w:color w:val="0000EE"/>
-            <w:u w:val="single"/>
-          </w:rPr>
-          <w:t>林後8:23</w:t>
-        </w:r>
-      </w:hyperlink>
-      <w:r>
-        <w:rPr>
-          <w:lang w:val="zh_TW" w:bidi="zh_TW"/>
-        </w:rPr>
-        <w:t>；</w:t>
-      </w:r>
-      <w:hyperlink r:id="rId16">
-        <w:r>
-          <w:rPr>
-            <w:lang w:val="zh_TW" w:bidi="zh_TW"/>
-          </w:rPr>
-          <w:rPr>
-            <w:color w:val="0000EE"/>
-            <w:u w:val="single"/>
-          </w:rPr>
-          <w:t>提後4:10</w:t>
-        </w:r>
-      </w:hyperlink>
-      <w:r>
-        <w:rPr>
-          <w:lang w:val="zh_TW" w:bidi="zh_TW"/>
-        </w:rPr>
-        <w:t>；</w:t>
-      </w:r>
-      <w:hyperlink r:id="rId17">
-        <w:r>
-          <w:rPr>
-            <w:lang w:val="zh_TW" w:bidi="zh_TW"/>
-          </w:rPr>
-          <w:rPr>
-            <w:color w:val="0000EE"/>
-            <w:u w:val="single"/>
-          </w:rPr>
-          <w:t>多1:4–5</w:t>
-        </w:r>
-      </w:hyperlink>
-      <w:r>
-        <w:rPr>
-          <w:lang w:val="zh_TW" w:bidi="zh_TW"/>
-        </w:rPr>
-        <w:t>）。保羅在他的信中多次提到提多（在哥林多後書提到八次，在加拉太書提到兩次，在提摩太後書和提多書各提到一次）。使徒行傳沒有提及提多，學者對此原因不詳。有些人推測他是使徒行傳的作者路加的兄弟。</w:t>
-        <w:br/>
-      </w:r>
-      <w:r>
-        <w:rPr>
-          <w:lang w:val="zh_TW" w:bidi="zh_TW"/>
-        </w:rPr>
-        <w:t>提多與提摩太不同，提摩太有一位猶太母親，而提多由非猶太父母所生。我們不知道提多如何成為基督徒或如何遇見保羅。第一次提到提多，是在他與保羅和巴拿巴一起前往耶路撒冷的時候（</w:t>
-      </w:r>
-      <w:hyperlink r:id="rId18">
-        <w:r>
-          <w:rPr>
-            <w:lang w:val="zh_TW" w:bidi="zh_TW"/>
-          </w:rPr>
-          <w:rPr>
-            <w:color w:val="0000EE"/>
-            <w:u w:val="single"/>
-          </w:rPr>
-          <w:t>加2:3</w:t>
-        </w:r>
-      </w:hyperlink>
-      <w:r>
-        <w:rPr>
-          <w:lang w:val="zh_TW" w:bidi="zh_TW"/>
-        </w:rPr>
-        <w:t>）。這大概是在公元50年左右，當時教會領袖在耶路撒冷會議上討論重要問題（</w:t>
-      </w:r>
-      <w:hyperlink r:id="rId19">
-        <w:r>
-          <w:rPr>
-            <w:lang w:val="zh_TW" w:bidi="zh_TW"/>
-          </w:rPr>
-          <w:rPr>
-            <w:color w:val="0000EE"/>
-            <w:u w:val="single"/>
-          </w:rPr>
-          <w:t>徒15章</w:t>
-        </w:r>
-      </w:hyperlink>
-      <w:r>
-        <w:rPr>
-          <w:lang w:val="zh_TW" w:bidi="zh_TW"/>
-        </w:rPr>
-        <w:t>）。在保羅第一次宣教旅行之後不久，安提阿教會就差遣保羅和巴拿巴參加這次會議。</w:t>
-        <w:br/>
-      </w:r>
-      <w:r>
-        <w:rPr>
-          <w:lang w:val="zh_TW" w:bidi="zh_TW"/>
-        </w:rPr>
-        <w:t>當時，一些基督徒認為新的信徒如果不是猶太人（即不是出生於猶太信仰之家），就應該遵循猶太習俗。保羅不同意這個觀點，他帶來了不是猶太人的提多，以證明成為基督徒不需要遵循猶太習俗。教會領袖同意保羅的觀點。他們接受提多為基督徒，而不要求他遵循猶太習俗。這一決定幫助早期教會歡迎更多非猶太人。</w:t>
-        <w:br/>
-      </w:r>
-      <w:r>
-        <w:rPr>
-          <w:lang w:val="zh_TW" w:bidi="zh_TW"/>
-        </w:rPr>
-        <w:t>提多可能在此之後與保羅一起旅行，但直到保羅與哥林多教會發生問題時，我們才再次聽到提多的名字，這發生在保羅第三次宣教旅程中分享耶穌的信息時。</w:t>
-        <w:br/>
-        <w:br/>
-      </w:r>
-      <w:r>
-        <w:rPr>
-          <w:lang w:val="zh_TW" w:bidi="zh_TW"/>
-        </w:rPr>
-        <w:t>根據哥林多後書，保羅在以弗所教導了很長一段時間。在此期間，他聽說哥林多的基督徒對他感到不滿。他們不再接受保羅作為神所揀選的領袖（使徒）。保羅試圖與他們和好，但並未成功。所以保羅派提多去哥林多幫助修復關係。後來，提多在馬其頓（希臘的一個地區）見到保羅，並帶來了好消息。他說哥林多的基督徒已經改變心意，他們現在重新愛戴和尊重保羅（</w:t>
-      </w:r>
-      <w:hyperlink r:id="rId20">
-        <w:r>
-          <w:rPr>
-            <w:lang w:val="zh_TW" w:bidi="zh_TW"/>
-          </w:rPr>
-          <w:rPr>
-            <w:color w:val="0000EE"/>
-            <w:u w:val="single"/>
-          </w:rPr>
-          <w:t>林後7:6–7</w:t>
-        </w:r>
-      </w:hyperlink>
-      <w:r>
-        <w:rPr>
-          <w:lang w:val="zh_TW" w:bidi="zh_TW"/>
-        </w:rPr>
-        <w:t>）。因此，保羅讓提多帶著哥林多後書返回哥林多。這封信包括為猶太地區貧困的基督徒籌集資金的指示（</w:t>
-      </w:r>
-      <w:hyperlink r:id="rId21">
-        <w:r>
-          <w:rPr>
-            <w:lang w:val="zh_TW" w:bidi="zh_TW"/>
-          </w:rPr>
-          <w:rPr>
-            <w:color w:val="0000EE"/>
-            <w:u w:val="single"/>
-          </w:rPr>
-          <w:t>8:6、16</w:t>
-        </w:r>
-      </w:hyperlink>
-      <w:r>
-        <w:rPr>
-          <w:lang w:val="zh_TW" w:bidi="zh_TW"/>
-        </w:rPr>
-        <w:t>）。提多也成功完成了這項任務（</w:t>
-      </w:r>
-      <w:hyperlink r:id="rId22">
-        <w:r>
-          <w:rPr>
-            <w:lang w:val="zh_TW" w:bidi="zh_TW"/>
-          </w:rPr>
-          <w:rPr>
-            <w:color w:val="0000EE"/>
-            <w:u w:val="single"/>
-          </w:rPr>
-          <w:t>羅15:25–6</w:t>
-        </w:r>
-      </w:hyperlink>
-      <w:r>
-        <w:rPr>
-          <w:lang w:val="zh_TW" w:bidi="zh_TW"/>
-        </w:rPr>
-        <w:t>）。</w:t>
-        <w:br/>
-      </w:r>
-      <w:r>
-        <w:rPr>
-          <w:lang w:val="zh_TW" w:bidi="zh_TW"/>
-        </w:rPr>
-        <w:t>有些人認為保羅在羅馬監禁後被釋放。如果這是真的，提多可能與保羅一起前往克里特島。當保羅離開克里特時，他要求提多留下來幫助那裡的新基督徒群體變得更堅固（</w:t>
-      </w:r>
-      <w:hyperlink r:id="rId23">
-        <w:r>
-          <w:rPr>
-            <w:lang w:val="zh_TW" w:bidi="zh_TW"/>
-          </w:rPr>
-          <w:rPr>
-            <w:color w:val="0000EE"/>
-            <w:u w:val="single"/>
-          </w:rPr>
-          <w:t>多1:5</w:t>
-        </w:r>
-      </w:hyperlink>
-      <w:r>
-        <w:rPr>
-          <w:lang w:val="zh_TW" w:bidi="zh_TW"/>
-        </w:rPr>
-        <w:t>）。這項工作並不容易，因為克里特人難以管理，並且有假教師在給新基督徒製造麻煩（</w:t>
-      </w:r>
-      <w:hyperlink r:id="rId24">
-        <w:r>
-          <w:rPr>
-            <w:lang w:val="zh_TW" w:bidi="zh_TW"/>
-          </w:rPr>
-          <w:rPr>
-            <w:color w:val="0000EE"/>
-            <w:u w:val="single"/>
-          </w:rPr>
-          <w:t>10–16節</w:t>
-        </w:r>
-      </w:hyperlink>
-      <w:r>
-        <w:rPr>
-          <w:lang w:val="zh_TW" w:bidi="zh_TW"/>
-        </w:rPr>
-        <w:t>）。但保羅知道提多能夠應付這個困難的任務。</w:t>
-        <w:br/>
-      </w:r>
-      <w:r>
-        <w:rPr>
-          <w:lang w:val="zh_TW" w:bidi="zh_TW"/>
-        </w:rPr>
-        <w:t>後來，保羅寫了一封信給提多。這封信是保羅的三封教牧書信之一（寫給教會領袖的信）。保羅寫這封信是為了鼓勵提多在克里特與基督徒的工作。保羅在信的結尾吩咐提多在尼哥坡里與他會合，這是一個位於希臘西海岸的城，保羅計劃在那裡過冬（</w:t>
-      </w:r>
-      <w:hyperlink r:id="rId25">
-        <w:r>
-          <w:rPr>
-            <w:lang w:val="zh_TW" w:bidi="zh_TW"/>
-          </w:rPr>
-          <w:rPr>
-            <w:color w:val="0000EE"/>
-            <w:u w:val="single"/>
-          </w:rPr>
-          <w:t>多3:12</w:t>
-        </w:r>
-      </w:hyperlink>
-      <w:r>
-        <w:rPr>
-          <w:lang w:val="zh_TW" w:bidi="zh_TW"/>
-        </w:rPr>
-        <w:t>）。保羅可能從尼哥坡里派提多去撻馬太執行任務，或者保羅稍後在羅馬再次被監禁時差遣提多（見</w:t>
-      </w:r>
-      <w:hyperlink r:id="rId16">
-        <w:r>
-          <w:rPr>
-            <w:lang w:val="zh_TW" w:bidi="zh_TW"/>
-          </w:rPr>
-          <w:rPr>
-            <w:color w:val="0000EE"/>
-            <w:u w:val="single"/>
-          </w:rPr>
-          <w:t>提後4:10</w:t>
-        </w:r>
-      </w:hyperlink>
-      <w:r>
-        <w:rPr>
-          <w:lang w:val="zh_TW" w:bidi="zh_TW"/>
-        </w:rPr>
-        <w:t>）。撻馬太是現在克羅地亞的一個地區。如果後來的傳統資料是正確的話，提多後來回到克里特，並在那裡擔任監督（教會領袖）直到老年。</w:t>
-        <w:br/>
-      </w:r>
-      <w:r>
-        <w:rPr>
-          <w:i/>
-          <w:lang w:val="zh_TW" w:bidi="zh_TW"/>
-        </w:rPr>
-        <w:t>另見</w:t>
-      </w:r>
-      <w:r>
-        <w:rPr>
-          <w:lang w:val="zh_TW" w:bidi="zh_TW"/>
-        </w:rPr>
-        <w:t xml:space="preserve"> </w:t>
-      </w:r>
-      <w:r>
-        <w:rPr>
-          <w:lang w:val="zh_TW" w:bidi="zh_TW"/>
-        </w:rPr>
-        <w:t>提多書</w:t>
-      </w:r>
-      <w:r>
-        <w:rPr>
-          <w:lang w:val="zh_TW" w:bidi="zh_TW"/>
-        </w:rPr>
-        <w:t>。</w:t>
-      </w:r>
-    </w:p>
-    <w:p>
-      <w:pPr>
-        <w:pStyle w:val="ListNumber"/>
-        <w:spacing w:line="240" w:lineRule="auto"/>
-        <w:ind w:left="720"/>
-      </w:pPr>
-      <w:r>
-        <w:rPr>
-          <w:lang w:val="zh_TW" w:bidi="zh_TW"/>
-        </w:rPr>
-      </w:r>
-      <w:r>
-        <w:rPr>
-          <w:lang w:val="zh_TW" w:bidi="zh_TW"/>
-        </w:rPr>
-        <w:t>哥林多一位外邦歸信者的名字的另一種拼寫。當猶太群體拒絕保羅的信息時，保羅前往這個人的家（</w:t>
-      </w:r>
-      <w:hyperlink r:id="rId26">
-        <w:r>
-          <w:rPr>
-            <w:lang w:val="zh_TW" w:bidi="zh_TW"/>
-          </w:rPr>
-          <w:rPr>
-            <w:color w:val="0000EE"/>
-            <w:u w:val="single"/>
-          </w:rPr>
-          <w:t>徒18:7</w:t>
-        </w:r>
-      </w:hyperlink>
-      <w:r>
-        <w:rPr>
-          <w:lang w:val="zh_TW" w:bidi="zh_TW"/>
-        </w:rPr>
-        <w:t>）。更好的抄本證據稱他為提多‧猶士都。</w:t>
-      </w:r>
-      <w:r>
-        <w:rPr>
-          <w:i/>
-          <w:lang w:val="zh_TW" w:bidi="zh_TW"/>
-        </w:rPr>
-        <w:t>另見</w:t>
-      </w:r>
-      <w:r>
-        <w:rPr>
-          <w:lang w:val="zh_TW" w:bidi="zh_TW"/>
-        </w:rPr>
-        <w:t xml:space="preserve"> </w:t>
-      </w:r>
-      <w:r>
-        <w:rPr>
-          <w:lang w:val="zh_TW" w:bidi="zh_TW"/>
-        </w:rPr>
-        <w:t>猶士都#2</w:t>
-      </w:r>
-      <w:r>
-        <w:rPr>
-          <w:lang w:val="zh_TW" w:bidi="zh_TW"/>
-        </w:rPr>
-        <w:t>。</w:t>
-      </w:r>
-    </w:p>
-    <w:p>
-      <w:pPr>
-        <w:pStyle w:val="ListNumber"/>
-        <w:spacing w:line="240" w:lineRule="auto"/>
-        <w:ind w:left="720"/>
-      </w:pPr>
-      <w:r>
-        <w:rPr>
-          <w:lang w:val="zh_TW" w:bidi="zh_TW"/>
-        </w:rPr>
-      </w:r>
-      <w:r>
-        <w:rPr>
-          <w:lang w:val="zh_TW" w:bidi="zh_TW"/>
-        </w:rPr>
-        <w:t>維斯帕先（Vespasian）的兒子。他是公元79年至81年的羅馬皇帝。</w:t>
-      </w:r>
-      <w:r>
-        <w:rPr>
-          <w:i/>
-          <w:lang w:val="zh_TW" w:bidi="zh_TW"/>
-        </w:rPr>
-        <w:t>另見</w:t>
-      </w:r>
-      <w:r>
-        <w:rPr>
-          <w:lang w:val="zh_TW" w:bidi="zh_TW"/>
-        </w:rPr>
-        <w:t xml:space="preserve"> </w:t>
-      </w:r>
-      <w:r>
-        <w:rPr>
-          <w:lang w:val="zh_TW" w:bidi="zh_TW"/>
-        </w:rPr>
-        <w:t>凱撒</w:t>
-      </w:r>
-      <w:r>
-        <w:rPr>
-          <w:lang w:val="zh_TW" w:bidi="zh_TW"/>
-        </w:rPr>
-        <w:t>。</w:t>
-      </w:r>
-      <w:r>
-        <w:rPr>
-          <w:lang w:val="zh_TW" w:bidi="zh_TW"/>
-        </w:rPr>
-      </w:r>
-      <w:r>
-        <w:rPr>
-          <w:lang w:val="zh_TW" w:bidi="zh_TW"/>
-        </w:rPr>
+      <w:r>
+        <w:rPr>
+          <w:lang w:val="zh_TW" w:bidi="zh_TW"/>
+        </w:rPr>
+        <w:t>以色列人用的曆法是陰曆，但春季（逾越節）和秋季（吹角節、贖罪日、住棚節）的大節期卻顯示，他們也考量了太陽年（solar year）。與農事對應的基色曆（Gezer calendar）以太陽年為依據。猶太曆採用19年循環，其中有7年會加上閏月，使陰曆與太陽年對齊，聖經並沒有提到這套系統，學者認為第十三個月是後來才加上的。來自埃及象島（Elephantine）猶太殖民地的亞蘭文文件顯示，早在主前五世紀，這個19年循環的系統已經被使用。雖然沒有相關記錄留存，猶大和以色列王國很可能採用類似的制度。</w:t>
       </w:r>
     </w:p>
     <w:p>
@@ -732,21 +309,41 @@
           <w:lang w:val="zh_TW" w:bidi="zh_TW"/>
         </w:rPr>
       </w:r>
-    </w:p>
-    <w:p>
-      <w:pPr>
-        <w:pStyle w:val="Heading2"/>
-      </w:pPr>
-      <w:r>
-        <w:rPr>
-          <w:lang w:val="zh_TW" w:bidi="zh_TW"/>
-        </w:rPr>
-        <w:t>提多書，信件至</w:t>
-      </w:r>
-      <w:r>
-        <w:rPr>
-          <w:lang w:val="zh_TW" w:bidi="zh_TW"/>
-        </w:rPr>
+      <w:r>
+        <w:rPr>
+          <w:lang w:val="zh_TW" w:bidi="zh_TW"/>
+        </w:rPr>
+        <w:t>在猶太教的拉比傳統中，認為每年都有四季，但舊約僅提到兩季：「</w:t>
+      </w:r>
+      <w:r>
+        <w:rPr>
+          <w:lang w:val="zh_TW" w:bidi="zh_TW"/>
+        </w:rPr>
+        <w:t>稼穡、寒暑、冬夏</w:t>
+      </w:r>
+      <w:r>
+        <w:rPr>
+          <w:lang w:val="zh_TW" w:bidi="zh_TW"/>
+        </w:rPr>
+        <w:t>」（</w:t>
+      </w:r>
+      <w:hyperlink r:id="rId16">
+        <w:r>
+          <w:rPr>
+            <w:lang w:val="zh_TW" w:bidi="zh_TW"/>
+          </w:rPr>
+          <w:rPr>
+            <w:color w:val="0000EE"/>
+            <w:u w:val="single"/>
+          </w:rPr>
+          <w:t>創8:22</w:t>
+        </w:r>
+      </w:hyperlink>
+      <w:r>
+        <w:rPr>
+          <w:lang w:val="zh_TW" w:bidi="zh_TW"/>
+        </w:rPr>
+        <w:t>）。</w:t>
       </w:r>
     </w:p>
     <w:p>
@@ -760,7 +357,149 @@
         <w:rPr>
           <w:lang w:val="zh_TW" w:bidi="zh_TW"/>
         </w:rPr>
-        <w:t>保羅寫給他同工提多的書信。</w:t>
+        <w:t>四個季節與太陽的運行有關：</w:t>
+      </w:r>
+    </w:p>
+    <w:p>
+      <w:pPr>
+        <w:pStyle w:val="ListBullet"/>
+        <w:spacing w:line="240" w:lineRule="auto"/>
+        <w:ind w:left="720"/>
+      </w:pPr>
+      <w:r>
+        <w:rPr>
+          <w:lang w:val="zh_TW" w:bidi="zh_TW"/>
+        </w:rPr>
+      </w:r>
+      <w:r>
+        <w:rPr>
+          <w:lang w:val="zh_TW" w:bidi="zh_TW"/>
+        </w:rPr>
+        <w:t>秋季（</w:t>
+      </w:r>
+      <w:r>
+        <w:rPr>
+          <w:i/>
+          <w:lang w:val="zh_TW" w:bidi="zh_TW"/>
+        </w:rPr>
+        <w:t>setav；</w:t>
+      </w:r>
+      <w:r>
+        <w:rPr>
+          <w:lang w:val="zh_TW" w:bidi="zh_TW"/>
+        </w:rPr>
+        <w:t>原指「雨季」或「雨」；</w:t>
+      </w:r>
+      <w:hyperlink r:id="rId17">
+        <w:r>
+          <w:rPr>
+            <w:lang w:val="zh_TW" w:bidi="zh_TW"/>
+          </w:rPr>
+          <w:rPr>
+            <w:color w:val="0000EE"/>
+            <w:u w:val="single"/>
+          </w:rPr>
+          <w:t>歌2:11</w:t>
+        </w:r>
+      </w:hyperlink>
+      <w:r>
+        <w:rPr>
+          <w:lang w:val="zh_TW" w:bidi="zh_TW"/>
+        </w:rPr>
+        <w:t>）始於秋分（9月21日）</w:t>
+      </w:r>
+    </w:p>
+    <w:p>
+      <w:pPr>
+        <w:pStyle w:val="ListBullet"/>
+        <w:spacing w:line="240" w:lineRule="auto"/>
+        <w:ind w:left="720"/>
+      </w:pPr>
+      <w:r>
+        <w:rPr>
+          <w:lang w:val="zh_TW" w:bidi="zh_TW"/>
+        </w:rPr>
+      </w:r>
+      <w:r>
+        <w:rPr>
+          <w:lang w:val="zh_TW" w:bidi="zh_TW"/>
+        </w:rPr>
+        <w:t>冬季（</w:t>
+      </w:r>
+      <w:r>
+        <w:rPr>
+          <w:i/>
+          <w:lang w:val="zh_TW" w:bidi="zh_TW"/>
+        </w:rPr>
+        <w:t>horeph</w:t>
+      </w:r>
+      <w:r>
+        <w:rPr>
+          <w:lang w:val="zh_TW" w:bidi="zh_TW"/>
+        </w:rPr>
+        <w:t>）始於冬至（約12月22日）</w:t>
+      </w:r>
+    </w:p>
+    <w:p>
+      <w:pPr>
+        <w:pStyle w:val="ListBullet"/>
+        <w:spacing w:line="240" w:lineRule="auto"/>
+        <w:ind w:left="720"/>
+      </w:pPr>
+      <w:r>
+        <w:rPr>
+          <w:lang w:val="zh_TW" w:bidi="zh_TW"/>
+        </w:rPr>
+      </w:r>
+      <w:r>
+        <w:rPr>
+          <w:lang w:val="zh_TW" w:bidi="zh_TW"/>
+        </w:rPr>
+        <w:t>春天 （</w:t>
+      </w:r>
+      <w:r>
+        <w:rPr>
+          <w:i/>
+          <w:lang w:val="zh_TW" w:bidi="zh_TW"/>
+        </w:rPr>
+        <w:t>aviv</w:t>
+      </w:r>
+      <w:r>
+        <w:rPr>
+          <w:lang w:val="zh_TW" w:bidi="zh_TW"/>
+        </w:rPr>
+        <w:t>） 開始於春分（3月21日）</w:t>
+      </w:r>
+    </w:p>
+    <w:p>
+      <w:pPr>
+        <w:pStyle w:val="ListBullet"/>
+        <w:spacing w:line="240" w:lineRule="auto"/>
+        <w:ind w:left="720"/>
+      </w:pPr>
+      <w:r>
+        <w:rPr>
+          <w:lang w:val="zh_TW" w:bidi="zh_TW"/>
+        </w:rPr>
+      </w:r>
+      <w:r>
+        <w:rPr>
+          <w:lang w:val="zh_TW" w:bidi="zh_TW"/>
+        </w:rPr>
+        <w:t>夏季（</w:t>
+      </w:r>
+      <w:r>
+        <w:rPr>
+          <w:i/>
+          <w:lang w:val="zh_TW" w:bidi="zh_TW"/>
+        </w:rPr>
+        <w:t>qayits</w:t>
+      </w:r>
+      <w:r>
+        <w:rPr>
+          <w:lang w:val="zh_TW" w:bidi="zh_TW"/>
+        </w:rPr>
+        <w:t>）始於夏至（6月22日）</w:t>
       </w:r>
     </w:p>
     <w:p>
@@ -774,7 +513,21 @@
         <w:rPr>
           <w:lang w:val="zh_TW" w:bidi="zh_TW"/>
         </w:rPr>
-        <w:t>概述</w:t>
+        <w:t>在別是巴發現的一座聖殿（追溯到公元前125年），與夏至的日出對齊。同樣，拉吉（Lachish）的一座聖殿則朝向冬至。來自君主時代的亞拉得（Arad）聖殿幾乎正對東方。它很可能與春分或秋分的日出對齊，耶路撒冷聖殿也是如此。</w:t>
+      </w:r>
+    </w:p>
+    <w:p>
+      <w:pPr/>
+      <w:r>
+        <w:rPr>
+          <w:lang w:val="zh_TW" w:bidi="zh_TW"/>
+        </w:rPr>
+      </w:r>
+      <w:r>
+        <w:rPr>
+          <w:lang w:val="zh_TW" w:bidi="zh_TW"/>
+        </w:rPr>
+        <w:t>在希伯來詩詞中，太陽常被用作一個強烈的意象。它被描述為：</w:t>
       </w:r>
     </w:p>
     <w:p>
@@ -792,7 +545,25 @@
         <w:rPr>
           <w:lang w:val="zh_TW" w:bidi="zh_TW"/>
         </w:rPr>
-        <w:t>作者</w:t>
+        <w:t>擁有居所（</w:t>
+      </w:r>
+      <w:hyperlink r:id="rId18">
+        <w:r>
+          <w:rPr>
+            <w:lang w:val="zh_TW" w:bidi="zh_TW"/>
+          </w:rPr>
+          <w:rPr>
+            <w:color w:val="0000EE"/>
+            <w:u w:val="single"/>
+          </w:rPr>
+          <w:t>哈3:11</w:t>
+        </w:r>
+      </w:hyperlink>
+      <w:r>
+        <w:rPr>
+          <w:lang w:val="zh_TW" w:bidi="zh_TW"/>
+        </w:rPr>
+        <w:t>）</w:t>
       </w:r>
     </w:p>
     <w:p>
@@ -810,7 +581,39 @@
         <w:rPr>
           <w:lang w:val="zh_TW" w:bidi="zh_TW"/>
         </w:rPr>
-        <w:t>收信人</w:t>
+        <w:t>如同新郎出洞房般 （</w:t>
+      </w:r>
+      <w:hyperlink r:id="rId19">
+        <w:r>
+          <w:rPr>
+            <w:lang w:val="zh_TW" w:bidi="zh_TW"/>
+          </w:rPr>
+          <w:rPr>
+            <w:color w:val="0000EE"/>
+            <w:u w:val="single"/>
+          </w:rPr>
+          <w:t>詩19:4–5</w:t>
+        </w:r>
+      </w:hyperlink>
+      <w:r>
+        <w:rPr>
+          <w:lang w:val="zh_TW" w:bidi="zh_TW"/>
+        </w:rPr>
+        <w:t>）</w:t>
+      </w:r>
+    </w:p>
+    <w:p>
+      <w:pPr/>
+      <w:r>
+        <w:rPr>
+          <w:lang w:val="zh_TW" w:bidi="zh_TW"/>
+        </w:rPr>
+      </w:r>
+      <w:r>
+        <w:rPr>
+          <w:lang w:val="zh_TW" w:bidi="zh_TW"/>
+        </w:rPr>
+        <w:t>太陽象徵：</w:t>
       </w:r>
     </w:p>
     <w:p>
@@ -828,7 +631,25 @@
         <w:rPr>
           <w:lang w:val="zh_TW" w:bidi="zh_TW"/>
         </w:rPr>
-        <w:t>日期</w:t>
+        <w:t>恆久不變（</w:t>
+      </w:r>
+      <w:hyperlink r:id="rId20">
+        <w:r>
+          <w:rPr>
+            <w:lang w:val="zh_TW" w:bidi="zh_TW"/>
+          </w:rPr>
+          <w:rPr>
+            <w:color w:val="0000EE"/>
+            <w:u w:val="single"/>
+          </w:rPr>
+          <w:t>詩72:5、17</w:t>
+        </w:r>
+      </w:hyperlink>
+      <w:r>
+        <w:rPr>
+          <w:lang w:val="zh_TW" w:bidi="zh_TW"/>
+        </w:rPr>
+        <w:t>）</w:t>
       </w:r>
     </w:p>
     <w:p>
@@ -846,7 +667,25 @@
         <w:rPr>
           <w:lang w:val="zh_TW" w:bidi="zh_TW"/>
         </w:rPr>
-        <w:t>目的和教導</w:t>
+        <w:t>律法（</w:t>
+      </w:r>
+      <w:hyperlink r:id="rId21">
+        <w:r>
+          <w:rPr>
+            <w:lang w:val="zh_TW" w:bidi="zh_TW"/>
+          </w:rPr>
+          <w:rPr>
+            <w:color w:val="0000EE"/>
+            <w:u w:val="single"/>
+          </w:rPr>
+          <w:t>詩19:7</w:t>
+        </w:r>
+      </w:hyperlink>
+      <w:r>
+        <w:rPr>
+          <w:lang w:val="zh_TW" w:bidi="zh_TW"/>
+        </w:rPr>
+        <w:t>）</w:t>
       </w:r>
     </w:p>
     <w:p>
@@ -864,18 +703,61 @@
         <w:rPr>
           <w:lang w:val="zh_TW" w:bidi="zh_TW"/>
         </w:rPr>
-        <w:t>內容</w:t>
+        <w:t>神的同在 （</w:t>
+      </w:r>
+      <w:hyperlink r:id="rId22">
+        <w:r>
+          <w:rPr>
+            <w:lang w:val="zh_TW" w:bidi="zh_TW"/>
+          </w:rPr>
+          <w:rPr>
+            <w:color w:val="0000EE"/>
+            <w:u w:val="single"/>
+          </w:rPr>
+          <w:t>詩84:11</w:t>
+        </w:r>
+      </w:hyperlink>
+      <w:r>
+        <w:rPr>
+          <w:lang w:val="zh_TW" w:bidi="zh_TW"/>
+        </w:rPr>
+        <w:t>）</w:t>
       </w:r>
     </w:p>
     <w:p>
       <w:pPr>
-        <w:pStyle w:val="Heading3"/>
-      </w:pPr>
-      <w:r>
-        <w:rPr>
-          <w:lang w:val="zh_TW" w:bidi="zh_TW"/>
-        </w:rPr>
-        <w:t>作者</w:t>
+        <w:pStyle w:val="ListBullet"/>
+        <w:spacing w:line="240" w:lineRule="auto"/>
+        <w:ind w:left="720"/>
+      </w:pPr>
+      <w:r>
+        <w:rPr>
+          <w:lang w:val="zh_TW" w:bidi="zh_TW"/>
+        </w:rPr>
+      </w:r>
+      <w:r>
+        <w:rPr>
+          <w:lang w:val="zh_TW" w:bidi="zh_TW"/>
+        </w:rPr>
+        <w:t>美麗（</w:t>
+      </w:r>
+      <w:hyperlink r:id="rId23">
+        <w:r>
+          <w:rPr>
+            <w:lang w:val="zh_TW" w:bidi="zh_TW"/>
+          </w:rPr>
+          <w:rPr>
+            <w:color w:val="0000EE"/>
+            <w:u w:val="single"/>
+          </w:rPr>
+          <w:t>歌6:10</w:t>
+        </w:r>
+      </w:hyperlink>
+      <w:r>
+        <w:rPr>
+          <w:lang w:val="zh_TW" w:bidi="zh_TW"/>
+        </w:rPr>
+        <w:t>）</w:t>
       </w:r>
     </w:p>
     <w:p>
@@ -889,9 +771,9 @@
         <w:rPr>
           <w:lang w:val="zh_TW" w:bidi="zh_TW"/>
         </w:rPr>
-        <w:t>雖然這封信以保羅的名字和問候開始（</w:t>
-      </w:r>
-      <w:hyperlink r:id="rId27">
+        <w:t>在傳道書中，地上的人生常被描述為發生在「日光之下」（</w:t>
+      </w:r>
+      <w:hyperlink r:id="rId24">
         <w:r>
           <w:rPr>
             <w:lang w:val="zh_TW" w:bidi="zh_TW"/>
@@ -900,25 +782,32 @@
             <w:color w:val="0000EE"/>
             <w:u w:val="single"/>
           </w:rPr>
-          <w:t>多1:1–3</w:t>
+          <w:t>傳1:3、9、14</w:t>
         </w:r>
       </w:hyperlink>
       <w:r>
         <w:rPr>
           <w:lang w:val="zh_TW" w:bidi="zh_TW"/>
         </w:rPr>
-        <w:t>），但現代學者基於其措辭和風格、所呈現的教會情況以及其闡述基督教教義的方式，對保羅的作者身份提出質疑。但是，著名學者和細心的研究者堅決捍衛保羅的作者身份，他們認為沒有理由假設這封書信是由其他人在保羅去世後使用保羅的名義寫的。這封書信與保羅其它書信的差異已在先前「提摩太前書」的「作者」部分中做了解釋。</w:t>
-      </w:r>
-    </w:p>
-    <w:p>
-      <w:pPr>
-        <w:pStyle w:val="Heading3"/>
-      </w:pPr>
-      <w:r>
-        <w:rPr>
-          <w:lang w:val="zh_TW" w:bidi="zh_TW"/>
-        </w:rPr>
-        <w:t>收信人</w:t>
+        <w:t>，</w:t>
+      </w:r>
+      <w:hyperlink r:id="rId25">
+        <w:r>
+          <w:rPr>
+            <w:lang w:val="zh_TW" w:bidi="zh_TW"/>
+          </w:rPr>
+          <w:rPr>
+            <w:color w:val="0000EE"/>
+            <w:u w:val="single"/>
+          </w:rPr>
+          <w:t>2:11</w:t>
+        </w:r>
+      </w:hyperlink>
+      <w:r>
+        <w:rPr>
+          <w:lang w:val="zh_TW" w:bidi="zh_TW"/>
+        </w:rPr>
+        <w:t>）。</w:t>
       </w:r>
     </w:p>
     <w:p>
@@ -932,9 +821,9 @@
         <w:rPr>
           <w:lang w:val="zh_TW" w:bidi="zh_TW"/>
         </w:rPr>
-        <w:t>提多似乎是保羅最信任和最寶貴的同工之一。保羅提到他（</w:t>
-      </w:r>
-      <w:hyperlink r:id="rId15">
+        <w:t>在混亂和神憤怒的時候，聖經描述太陽變暗（</w:t>
+      </w:r>
+      <w:hyperlink r:id="rId26">
         <w:r>
           <w:rPr>
             <w:lang w:val="zh_TW" w:bidi="zh_TW"/>
@@ -943,16 +832,16 @@
             <w:color w:val="0000EE"/>
             <w:u w:val="single"/>
           </w:rPr>
-          <w:t>林後8:23</w:t>
+          <w:t>賽13:10</w:t>
         </w:r>
       </w:hyperlink>
       <w:r>
         <w:rPr>
           <w:lang w:val="zh_TW" w:bidi="zh_TW"/>
         </w:rPr>
-        <w:t>）是「我的同伴，一同為你們勞碌的」。根據</w:t>
-      </w:r>
-      <w:hyperlink r:id="rId14">
+        <w:t>；</w:t>
+      </w:r>
+      <w:hyperlink r:id="rId27">
         <w:r>
           <w:rPr>
             <w:lang w:val="zh_TW" w:bidi="zh_TW"/>
@@ -961,14 +850,14 @@
             <w:color w:val="0000EE"/>
             <w:u w:val="single"/>
           </w:rPr>
-          <w:t>提多書一章4節，</w:t>
+          <w:t>結32:7</w:t>
         </w:r>
       </w:hyperlink>
       <w:r>
         <w:rPr>
           <w:lang w:val="zh_TW" w:bidi="zh_TW"/>
         </w:rPr>
-        <w:t>提多因保羅的工作而信主。很明顯從</w:t>
+        <w:t>；</w:t>
       </w:r>
       <w:hyperlink r:id="rId28">
         <w:r>
@@ -979,14 +868,14 @@
             <w:color w:val="0000EE"/>
             <w:u w:val="single"/>
           </w:rPr>
-          <w:t>加拉太書二章1至4節</w:t>
+          <w:t>珥2:10、31</w:t>
         </w:r>
       </w:hyperlink>
       <w:r>
         <w:rPr>
           <w:lang w:val="zh_TW" w:bidi="zh_TW"/>
         </w:rPr>
-        <w:t>可以看出提多是外邦人，他成為外邦基督徒是否應受割禮的試金石。那時提多與保羅和巴拿巴在耶路撒冷。後來，在保羅第三次宣教旅程中，提多為保羅在哥林多執行了兩項艱鉅的任務：第一項任務涉及保羅與哥林多教會之間的緊張關係；第二項任務與為耶路撒冷教會收集外邦人的奉獻有關（</w:t>
+        <w:t>，</w:t>
       </w:r>
       <w:hyperlink r:id="rId29">
         <w:r>
@@ -997,9 +886,15 @@
             <w:color w:val="0000EE"/>
             <w:u w:val="single"/>
           </w:rPr>
-          <w:t>林後2:12–13，</w:t>
+          <w:t>3:15</w:t>
         </w:r>
       </w:hyperlink>
+      <w:r>
+        <w:rPr>
+          <w:lang w:val="zh_TW" w:bidi="zh_TW"/>
+        </w:rPr>
+        <w:t>；</w:t>
+      </w:r>
       <w:hyperlink r:id="rId30">
         <w:r>
           <w:rPr>
@@ -1009,9 +904,15 @@
             <w:color w:val="0000EE"/>
             <w:u w:val="single"/>
           </w:rPr>
-          <w:t>7:5–16，</w:t>
+          <w:t>番1:15</w:t>
         </w:r>
       </w:hyperlink>
+      <w:r>
+        <w:rPr>
+          <w:lang w:val="zh_TW" w:bidi="zh_TW"/>
+        </w:rPr>
+        <w:t>；</w:t>
+      </w:r>
       <w:hyperlink r:id="rId31">
         <w:r>
           <w:rPr>
@@ -1021,14 +922,14 @@
             <w:color w:val="0000EE"/>
             <w:u w:val="single"/>
           </w:rPr>
-          <w:t>8:1–24</w:t>
+          <w:t>太24:29</w:t>
         </w:r>
       </w:hyperlink>
       <w:r>
         <w:rPr>
           <w:lang w:val="zh_TW" w:bidi="zh_TW"/>
         </w:rPr>
-        <w:t>）。如果</w:t>
+        <w:t>；</w:t>
       </w:r>
       <w:hyperlink r:id="rId32">
         <w:r>
@@ -1039,25 +940,32 @@
             <w:color w:val="0000EE"/>
             <w:u w:val="single"/>
           </w:rPr>
-          <w:t>提摩太後書四章9至18節</w:t>
+          <w:t>啟8:12</w:t>
         </w:r>
       </w:hyperlink>
       <w:r>
         <w:rPr>
           <w:lang w:val="zh_TW" w:bidi="zh_TW"/>
         </w:rPr>
-        <w:t>保羅在晚年所寫，那麼提多在此信寫成後前往撻馬太。</w:t>
-      </w:r>
-    </w:p>
-    <w:p>
-      <w:pPr>
-        <w:pStyle w:val="Heading3"/>
-      </w:pPr>
-      <w:r>
-        <w:rPr>
-          <w:lang w:val="zh_TW" w:bidi="zh_TW"/>
-        </w:rPr>
-        <w:t>日期</w:t>
+        <w:t>）。這個意象可能指的是日蝕，這在古人眼中是極其可怕的事件。太陽變得灰暗也可能是指「西洛可風」（sirocco）的影響，當沙塵暴或濃霧遮蔽天空時，陽光會黯淡無光。另一方面，耶和華得勝的日子則被描述為太陽要比現在的光強烈七倍（</w:t>
+      </w:r>
+      <w:hyperlink r:id="rId33">
+        <w:r>
+          <w:rPr>
+            <w:lang w:val="zh_TW" w:bidi="zh_TW"/>
+          </w:rPr>
+          <w:rPr>
+            <w:color w:val="0000EE"/>
+            <w:u w:val="single"/>
+          </w:rPr>
+          <w:t>賽30:26</w:t>
+        </w:r>
+      </w:hyperlink>
+      <w:r>
+        <w:rPr>
+          <w:lang w:val="zh_TW" w:bidi="zh_TW"/>
+        </w:rPr>
+        <w:t>）。</w:t>
       </w:r>
     </w:p>
     <w:p>
@@ -1069,92 +977,74 @@
       </w:r>
       <w:r>
         <w:rPr>
-          <w:lang w:val="zh_TW" w:bidi="zh_TW"/>
-        </w:rPr>
-        <w:t>要準確地確定這封信的日期並不容易。保羅吩咐提多留在克里特繼續他的工作（</w:t>
-      </w:r>
-      <w:hyperlink r:id="rId23">
-        <w:r>
-          <w:rPr>
-            <w:lang w:val="zh_TW" w:bidi="zh_TW"/>
-          </w:rPr>
-          <w:rPr>
-            <w:color w:val="0000EE"/>
-            <w:u w:val="single"/>
-          </w:rPr>
-          <w:t>多1:5</w:t>
-        </w:r>
-      </w:hyperlink>
-      <w:r>
-        <w:rPr>
-          <w:lang w:val="zh_TW" w:bidi="zh_TW"/>
-        </w:rPr>
-        <w:t>）。保羅曾在前往羅馬的途中短暫停留在克里特（</w:t>
-      </w:r>
-      <w:hyperlink r:id="rId33">
-        <w:r>
-          <w:rPr>
-            <w:lang w:val="zh_TW" w:bidi="zh_TW"/>
-          </w:rPr>
-          <w:rPr>
-            <w:color w:val="0000EE"/>
-            <w:u w:val="single"/>
-          </w:rPr>
-          <w:t>徒27:7–13</w:t>
-        </w:r>
-      </w:hyperlink>
-      <w:r>
-        <w:rPr>
-          <w:lang w:val="zh_TW" w:bidi="zh_TW"/>
-        </w:rPr>
-        <w:t>），但這並不是信中提到的事件。在</w:t>
-      </w:r>
-      <w:hyperlink r:id="rId25">
-        <w:r>
-          <w:rPr>
-            <w:lang w:val="zh_TW" w:bidi="zh_TW"/>
-          </w:rPr>
-          <w:rPr>
-            <w:color w:val="0000EE"/>
-            <w:u w:val="single"/>
-          </w:rPr>
-          <w:t>提多書三章12節</w:t>
-        </w:r>
-      </w:hyperlink>
-      <w:r>
-        <w:rPr>
-          <w:lang w:val="zh_TW" w:bidi="zh_TW"/>
-        </w:rPr>
-        <w:t>，提多被召來到尼哥坡里（可能是希臘伊庇魯斯〔Epirus〕的尼哥坡里），因為保羅決定在那裡過冬。許多學者認為，保羅在羅馬的第一次監禁結束後（</w:t>
-      </w:r>
-      <w:hyperlink r:id="rId34">
-        <w:r>
-          <w:rPr>
-            <w:lang w:val="zh_TW" w:bidi="zh_TW"/>
-          </w:rPr>
-          <w:rPr>
-            <w:color w:val="0000EE"/>
-            <w:u w:val="single"/>
-          </w:rPr>
-          <w:t>徒28:16–31</w:t>
-        </w:r>
-      </w:hyperlink>
-      <w:r>
-        <w:rPr>
-          <w:lang w:val="zh_TW" w:bidi="zh_TW"/>
-        </w:rPr>
-        <w:t>），他被釋放並繼續在各地（包括西班牙、克里特和希臘）進行事工，然後被逮捕，第二次被監禁，最後被處死。那些不接受保羅為提多書作者的人，則認為這封信與提摩太前書及提摩太後書一樣，都是保羅死後的那一代所寫的。</w:t>
-      </w:r>
-    </w:p>
-    <w:p>
-      <w:pPr>
-        <w:pStyle w:val="Heading3"/>
-      </w:pPr>
-      <w:r>
-        <w:rPr>
-          <w:lang w:val="zh_TW" w:bidi="zh_TW"/>
-        </w:rPr>
-        <w:t>目的和教導</w:t>
+          <w:i/>
+          <w:lang w:val="zh_TW" w:bidi="zh_TW"/>
+        </w:rPr>
+        <w:t>另見</w:t>
+      </w:r>
+      <w:r>
+        <w:rPr>
+          <w:lang w:val="zh_TW" w:bidi="zh_TW"/>
+        </w:rPr>
+        <w:t xml:space="preserve"> </w:t>
+      </w:r>
+      <w:r>
+        <w:rPr>
+          <w:lang w:val="zh_TW" w:bidi="zh_TW"/>
+        </w:rPr>
+        <w:t>天文學</w:t>
+      </w:r>
+      <w:r>
+        <w:rPr>
+          <w:lang w:val="zh_TW" w:bidi="zh_TW"/>
+        </w:rPr>
+        <w:t>、</w:t>
+      </w:r>
+      <w:r>
+        <w:rPr>
+          <w:lang w:val="zh_TW" w:bidi="zh_TW"/>
+        </w:rPr>
+        <w:t>古代與現代曆法</w:t>
+      </w:r>
+      <w:r>
+        <w:rPr>
+          <w:lang w:val="zh_TW" w:bidi="zh_TW"/>
+        </w:rPr>
+        <w:t>、</w:t>
+      </w:r>
+      <w:r>
+        <w:rPr>
+          <w:lang w:val="zh_TW" w:bidi="zh_TW"/>
+        </w:rPr>
+        <w:t>日</w:t>
+      </w:r>
+      <w:r>
+        <w:rPr>
+          <w:lang w:val="zh_TW" w:bidi="zh_TW"/>
+        </w:rPr>
+        <w:t>、</w:t>
+      </w:r>
+      <w:r>
+        <w:rPr>
+          <w:lang w:val="zh_TW" w:bidi="zh_TW"/>
+        </w:rPr>
+        <w:t>月亮</w:t>
+      </w:r>
+      <w:r>
+        <w:rPr>
+          <w:lang w:val="zh_TW" w:bidi="zh_TW"/>
+        </w:rPr>
+        <w:t>。</w:t>
+      </w:r>
+      <w:r>
+        <w:rPr>
+          <w:lang w:val="zh_TW" w:bidi="zh_TW"/>
+        </w:rPr>
+      </w:r>
+      <w:r>
+        <w:rPr>
+          <w:lang w:val="zh_TW" w:bidi="zh_TW"/>
+        </w:rPr>
       </w:r>
     </w:p>
     <w:p>
@@ -1164,147 +1054,21 @@
           <w:lang w:val="zh_TW" w:bidi="zh_TW"/>
         </w:rPr>
       </w:r>
-      <w:r>
-        <w:rPr>
-          <w:lang w:val="zh_TW" w:bidi="zh_TW"/>
-        </w:rPr>
-        <w:t>雖然這封信是寫給保羅的一位同工，但其中個人的提及和勸勉極少。保羅的主要關注點是克里特教會的成長和發展，這些教會當時遭受一些虛假教導的困擾，這些教導似乎帶有猶太元素、禁欲主義傾向，以及大量的推測性討論（</w:t>
-      </w:r>
-      <w:hyperlink r:id="rId35">
-        <w:r>
-          <w:rPr>
-            <w:lang w:val="zh_TW" w:bidi="zh_TW"/>
-          </w:rPr>
-          <w:rPr>
-            <w:color w:val="0000EE"/>
-            <w:u w:val="single"/>
-          </w:rPr>
-          <w:t>多1:10、14–15，</w:t>
-        </w:r>
-      </w:hyperlink>
-      <w:hyperlink r:id="rId36">
-        <w:r>
-          <w:rPr>
-            <w:lang w:val="zh_TW" w:bidi="zh_TW"/>
-          </w:rPr>
-          <w:rPr>
-            <w:color w:val="0000EE"/>
-            <w:u w:val="single"/>
-          </w:rPr>
-          <w:t>3:9</w:t>
-        </w:r>
-      </w:hyperlink>
-      <w:r>
-        <w:rPr>
-          <w:lang w:val="zh_TW" w:bidi="zh_TW"/>
-        </w:rPr>
-        <w:t>）。總的來說，這些教會似乎面臨著一種早期猶太形式的諾斯底主義的感脅。這些教導的提倡者是為了「貪不義之財」（</w:t>
-      </w:r>
-      <w:hyperlink r:id="rId37">
-        <w:r>
-          <w:rPr>
-            <w:lang w:val="zh_TW" w:bidi="zh_TW"/>
-          </w:rPr>
-          <w:rPr>
-            <w:color w:val="0000EE"/>
-            <w:u w:val="single"/>
-          </w:rPr>
-          <w:t>1:11</w:t>
-        </w:r>
-      </w:hyperlink>
-      <w:r>
-        <w:rPr>
-          <w:lang w:val="zh_TW" w:bidi="zh_TW"/>
-        </w:rPr>
-        <w:t>）。保羅吩咐提多和他要任命的長老們駁斥錯誤教導，並為信徒提供正確的教義（</w:t>
-      </w:r>
-      <w:hyperlink r:id="rId38">
-        <w:r>
-          <w:rPr>
-            <w:lang w:val="zh_TW" w:bidi="zh_TW"/>
-          </w:rPr>
-          <w:rPr>
-            <w:color w:val="0000EE"/>
-            <w:u w:val="single"/>
-          </w:rPr>
-          <w:t>9</w:t>
-        </w:r>
-      </w:hyperlink>
-      <w:r>
-        <w:rPr>
-          <w:lang w:val="zh_TW" w:bidi="zh_TW"/>
-        </w:rPr>
-        <w:t>節）。雖然這些正確的教義並未明確說明，但它必定涉及神在基督裡的救恩、聖靈更新的工作，以及主耶穌的再來（</w:t>
-      </w:r>
-      <w:hyperlink r:id="rId39">
-        <w:r>
-          <w:rPr>
-            <w:lang w:val="zh_TW" w:bidi="zh_TW"/>
-          </w:rPr>
-          <w:rPr>
-            <w:color w:val="0000EE"/>
-            <w:u w:val="single"/>
-          </w:rPr>
-          <w:t>2:11–13，</w:t>
-        </w:r>
-      </w:hyperlink>
-      <w:hyperlink r:id="rId40">
-        <w:r>
-          <w:rPr>
-            <w:lang w:val="zh_TW" w:bidi="zh_TW"/>
-          </w:rPr>
-          <w:rPr>
-            <w:color w:val="0000EE"/>
-            <w:u w:val="single"/>
-          </w:rPr>
-          <w:t>3:4–7</w:t>
-        </w:r>
-      </w:hyperlink>
-      <w:r>
-        <w:rPr>
-          <w:lang w:val="zh_TW" w:bidi="zh_TW"/>
-        </w:rPr>
-        <w:t>）。 在這封信中，不斷強調一種與福音相稱的生活方式——應用於基督教社區中的不同群體：年長的男女、年輕的男女和奴隸。</w:t>
-      </w:r>
     </w:p>
     <w:p>
       <w:pPr>
-        <w:pStyle w:val="Heading3"/>
-      </w:pPr>
-      <w:r>
-        <w:rPr>
-          <w:lang w:val="zh_TW" w:bidi="zh_TW"/>
-        </w:rPr>
-        <w:t>內容</w:t>
-      </w:r>
-    </w:p>
-    <w:p>
-      <w:pPr>
-        <w:pStyle w:val="Heading4"/>
-      </w:pPr>
-      <w:r>
-        <w:rPr>
-          <w:lang w:val="zh_TW" w:bidi="zh_TW"/>
-        </w:rPr>
-        <w:t>問安（</w:t>
-      </w:r>
-      <w:hyperlink r:id="rId41">
-        <w:r>
-          <w:rPr>
-            <w:lang w:val="zh_TW" w:bidi="zh_TW"/>
-          </w:rPr>
-          <w:rPr>
-            <w:color w:val="0000EE"/>
-            <w:u w:val="single"/>
-          </w:rPr>
-          <w:t>1:1–4</w:t>
-        </w:r>
-      </w:hyperlink>
-      <w:r>
-        <w:rPr>
-          <w:lang w:val="zh_TW" w:bidi="zh_TW"/>
-        </w:rPr>
-        <w:t>）</w:t>
+        <w:pStyle w:val="Heading2"/>
+      </w:pPr>
+      <w:r>
+        <w:rPr>
+          <w:lang w:val="zh_TW" w:bidi="zh_TW"/>
+        </w:rPr>
+        <w:t>泰爾</w:t>
+      </w:r>
+      <w:r>
+        <w:rPr>
+          <w:lang w:val="zh_TW" w:bidi="zh_TW"/>
+        </w:rPr>
       </w:r>
     </w:p>
     <w:p>
@@ -1318,36 +1082,54 @@
         <w:rPr>
           <w:lang w:val="zh_TW" w:bidi="zh_TW"/>
         </w:rPr>
-        <w:t>問安來自保羅——他的使徒職分被描述為作為福音的管家，這促進了信仰並加強了對真理的認識、永生的盼望和敬虔的生活——給提多，他被稱為「共信之道作我真兒子的」。</w:t>
+        <w:t>一個古老的腓尼基城邦國家，以小型獨立國家的方式自治。泰爾（Tyre）位於地中海沿岸，距離西頓以南32.2公里（20英里），阿卡以北37公里（23英里）。泰爾有兩個主要區域：</w:t>
       </w:r>
     </w:p>
     <w:p>
       <w:pPr>
-        <w:pStyle w:val="Heading4"/>
-      </w:pPr>
-      <w:r>
-        <w:rPr>
-          <w:lang w:val="zh_TW" w:bidi="zh_TW"/>
-        </w:rPr>
-        <w:t>提多在克里特的工作（</w:t>
-      </w:r>
-      <w:hyperlink r:id="rId42">
-        <w:r>
-          <w:rPr>
-            <w:lang w:val="zh_TW" w:bidi="zh_TW"/>
-          </w:rPr>
-          <w:rPr>
-            <w:color w:val="0000EE"/>
-            <w:u w:val="single"/>
-          </w:rPr>
-          <w:t>1:5–9</w:t>
-        </w:r>
-      </w:hyperlink>
-      <w:r>
-        <w:rPr>
-          <w:lang w:val="zh_TW" w:bidi="zh_TW"/>
-        </w:rPr>
-        <w:t>）</w:t>
+        <w:pStyle w:val="ListBullet"/>
+        <w:spacing w:line="240" w:lineRule="auto"/>
+        <w:ind w:left="720"/>
+      </w:pPr>
+      <w:r>
+        <w:rPr>
+          <w:lang w:val="zh_TW" w:bidi="zh_TW"/>
+        </w:rPr>
+      </w:r>
+      <w:r>
+        <w:rPr>
+          <w:lang w:val="zh_TW" w:bidi="zh_TW"/>
+        </w:rPr>
+        <w:t>位於陸地上較古老的港口城市</w:t>
+      </w:r>
+    </w:p>
+    <w:p>
+      <w:pPr>
+        <w:pStyle w:val="ListBullet"/>
+        <w:spacing w:line="240" w:lineRule="auto"/>
+        <w:ind w:left="720"/>
+      </w:pPr>
+      <w:r>
+        <w:rPr>
+          <w:lang w:val="zh_TW" w:bidi="zh_TW"/>
+        </w:rPr>
+      </w:r>
+      <w:r>
+        <w:rPr>
+          <w:lang w:val="zh_TW" w:bidi="zh_TW"/>
+        </w:rPr>
+        <w:t>距離海岸半英里（0.8公里）的島嶼城市，大多數人口居住在那裡。</w:t>
+      </w:r>
+    </w:p>
+    <w:p>
+      <w:pPr>
+        <w:pStyle w:val="Heading3"/>
+      </w:pPr>
+      <w:r>
+        <w:rPr>
+          <w:lang w:val="zh_TW" w:bidi="zh_TW"/>
+        </w:rPr>
+        <w:t>泰爾的歷史</w:t>
       </w:r>
     </w:p>
     <w:p>
@@ -1361,9 +1143,9 @@
         <w:rPr>
           <w:lang w:val="zh_TW" w:bidi="zh_TW"/>
         </w:rPr>
-        <w:t>提多留在克里特以繼續保羅的工作，並在各教會中選立長老（參</w:t>
-      </w:r>
-      <w:hyperlink r:id="rId43">
+        <w:t>根據希羅多德（Herodotus）的說法，泰爾在大約公元前2700年建立。最早提到泰爾的是15世紀的烏加里特（Ugaritic）文件和類似的埃及文件。泰爾首次出現在聖經中是在亞設產業的城市列表中（</w:t>
+      </w:r>
+      <w:hyperlink r:id="rId34">
         <w:r>
           <w:rPr>
             <w:lang w:val="zh_TW" w:bidi="zh_TW"/>
@@ -1372,16 +1154,16 @@
             <w:color w:val="0000EE"/>
             <w:u w:val="single"/>
           </w:rPr>
-          <w:t>徒14:23</w:t>
+          <w:t>約書亞記19:29</w:t>
         </w:r>
       </w:hyperlink>
       <w:r>
         <w:rPr>
           <w:lang w:val="zh_TW" w:bidi="zh_TW"/>
         </w:rPr>
-        <w:t>）。這些長老也被稱為監督（參</w:t>
-      </w:r>
-      <w:hyperlink r:id="rId44">
+        <w:t>）。當時，它被描述是「保障」，顯然從未被以色列人征服過（</w:t>
+      </w:r>
+      <w:hyperlink r:id="rId35">
         <w:r>
           <w:rPr>
             <w:lang w:val="zh_TW" w:bidi="zh_TW"/>
@@ -1390,61 +1172,25 @@
             <w:color w:val="0000EE"/>
             <w:u w:val="single"/>
           </w:rPr>
-          <w:t>20:17、28</w:t>
+          <w:t>撒母耳記下24:7</w:t>
         </w:r>
       </w:hyperlink>
       <w:r>
         <w:rPr>
           <w:lang w:val="zh_TW" w:bidi="zh_TW"/>
         </w:rPr>
-        <w:t>）——也就是那些負責照管教會的人。保羅在這裡描述了這些領袖應具備的生活品質（參照</w:t>
-      </w:r>
-      <w:hyperlink r:id="rId45">
-        <w:r>
-          <w:rPr>
-            <w:lang w:val="zh_TW" w:bidi="zh_TW"/>
-          </w:rPr>
-          <w:rPr>
-            <w:color w:val="0000EE"/>
-            <w:u w:val="single"/>
-          </w:rPr>
-          <w:t>提前3:2–7</w:t>
-        </w:r>
-      </w:hyperlink>
-      <w:r>
-        <w:rPr>
-          <w:lang w:val="zh_TW" w:bidi="zh_TW"/>
-        </w:rPr>
-        <w:t>）。</w:t>
+        <w:t>）。泰爾最重要的意義是一個商業中心。由於其地理位置，泰爾透過地中海地區的海路而有繁榮昌盛的貿易。與美索不達米亞和阿拉伯的陸路貿易往來也很重要。</w:t>
       </w:r>
     </w:p>
     <w:p>
       <w:pPr>
-        <w:pStyle w:val="Heading4"/>
-      </w:pPr>
-      <w:r>
-        <w:rPr>
-          <w:lang w:val="zh_TW" w:bidi="zh_TW"/>
-        </w:rPr>
-        <w:t>處理錯誤教導（</w:t>
-      </w:r>
-      <w:hyperlink r:id="rId24">
-        <w:r>
-          <w:rPr>
-            <w:lang w:val="zh_TW" w:bidi="zh_TW"/>
-          </w:rPr>
-          <w:rPr>
-            <w:color w:val="0000EE"/>
-            <w:u w:val="single"/>
-          </w:rPr>
-          <w:t>1:10–16</w:t>
-        </w:r>
-      </w:hyperlink>
-      <w:r>
-        <w:rPr>
-          <w:lang w:val="zh_TW" w:bidi="zh_TW"/>
-        </w:rPr>
-        <w:t>）</w:t>
+        <w:pStyle w:val="Heading3"/>
+      </w:pPr>
+      <w:r>
+        <w:rPr>
+          <w:lang w:val="zh_TW" w:bidi="zh_TW"/>
+        </w:rPr>
+        <w:t>泰爾與以色列的關係</w:t>
       </w:r>
     </w:p>
     <w:p>
@@ -1458,20 +1204,9 @@
         <w:rPr>
           <w:lang w:val="zh_TW" w:bidi="zh_TW"/>
         </w:rPr>
-        <w:t>上一部分結束時提到長老們的責任：「將純正的教訓勸化人，又能把爭辯的人駁倒」。反對者透過錯誤的教導擾亂了「全家人」，保羅以貶損的語氣形容這些假教師，指出他們的生活與他們所宣稱認識的神並不相符。</w:t>
-      </w:r>
-    </w:p>
-    <w:p>
-      <w:pPr>
-        <w:pStyle w:val="Heading4"/>
-      </w:pPr>
-      <w:r>
-        <w:rPr>
-          <w:lang w:val="zh_TW" w:bidi="zh_TW"/>
-        </w:rPr>
-        <w:t>推廣正確的教導（</w:t>
-      </w:r>
-      <w:hyperlink r:id="rId46">
+        <w:t>當大衛和所羅門統治以色列時，泰爾是強大的商業盟友。大衛和所羅門都與泰爾的希蘭進行貿易。他們用農產品換取木材、建築材料和技術工人（</w:t>
+      </w:r>
+      <w:hyperlink r:id="rId36">
         <w:r>
           <w:rPr>
             <w:lang w:val="zh_TW" w:bidi="zh_TW"/>
@@ -1480,14 +1215,92 @@
             <w:color w:val="0000EE"/>
             <w:u w:val="single"/>
           </w:rPr>
-          <w:t>2:1–10</w:t>
+          <w:t>撒母耳記下5:11</w:t>
         </w:r>
       </w:hyperlink>
       <w:r>
         <w:rPr>
           <w:lang w:val="zh_TW" w:bidi="zh_TW"/>
         </w:rPr>
-        <w:t>）</w:t>
+        <w:t>；</w:t>
+      </w:r>
+      <w:hyperlink r:id="rId37">
+        <w:r>
+          <w:rPr>
+            <w:lang w:val="zh_TW" w:bidi="zh_TW"/>
+          </w:rPr>
+          <w:rPr>
+            <w:color w:val="0000EE"/>
+            <w:u w:val="single"/>
+          </w:rPr>
+          <w:t>列王紀上5:1–11</w:t>
+        </w:r>
+      </w:hyperlink>
+      <w:r>
+        <w:rPr>
+          <w:lang w:val="zh_TW" w:bidi="zh_TW"/>
+        </w:rPr>
+        <w:t>；</w:t>
+      </w:r>
+      <w:hyperlink r:id="rId38">
+        <w:r>
+          <w:rPr>
+            <w:lang w:val="zh_TW" w:bidi="zh_TW"/>
+          </w:rPr>
+          <w:rPr>
+            <w:color w:val="0000EE"/>
+            <w:u w:val="single"/>
+          </w:rPr>
+          <w:t>曆代志上14:1</w:t>
+        </w:r>
+      </w:hyperlink>
+      <w:r>
+        <w:rPr>
+          <w:lang w:val="zh_TW" w:bidi="zh_TW"/>
+        </w:rPr>
+        <w:t>；</w:t>
+      </w:r>
+      <w:hyperlink r:id="rId39">
+        <w:r>
+          <w:rPr>
+            <w:lang w:val="zh_TW" w:bidi="zh_TW"/>
+          </w:rPr>
+          <w:rPr>
+            <w:color w:val="0000EE"/>
+            <w:u w:val="single"/>
+          </w:rPr>
+          <w:t>曆代志下2:3</w:t>
+        </w:r>
+      </w:hyperlink>
+      <w:hyperlink r:id="rId37">
+        <w:r>
+          <w:rPr>
+            <w:lang w:val="zh_TW" w:bidi="zh_TW"/>
+          </w:rPr>
+          <w:rPr>
+            <w:color w:val="0000EE"/>
+            <w:u w:val="single"/>
+          </w:rPr>
+          <w:t>–</w:t>
+        </w:r>
+      </w:hyperlink>
+      <w:hyperlink r:id="rId39">
+        <w:r>
+          <w:rPr>
+            <w:lang w:val="zh_TW" w:bidi="zh_TW"/>
+          </w:rPr>
+          <w:rPr>
+            <w:color w:val="0000EE"/>
+            <w:u w:val="single"/>
+          </w:rPr>
+          <w:t>16</w:t>
+        </w:r>
+      </w:hyperlink>
+      <w:r>
+        <w:rPr>
+          <w:lang w:val="zh_TW" w:bidi="zh_TW"/>
+        </w:rPr>
+        <w:t>）。</w:t>
       </w:r>
     </w:p>
     <w:p>
@@ -1501,9 +1314,21 @@
         <w:rPr>
           <w:lang w:val="zh_TW" w:bidi="zh_TW"/>
         </w:rPr>
-        <w:t>提多有責任「講的總要合乎那純正的道理」。保羅託付他要勸誡年長的男人保持節制（</w:t>
-      </w:r>
-      <w:hyperlink r:id="rId47">
+        <w:t>在王國分裂後，泰爾與以色列仍保持了一段時間的友好關係。亞哈的妻子耶洗別是「</w:t>
+      </w:r>
+      <w:r>
+        <w:rPr>
+          <w:lang w:val="zh_TW" w:bidi="zh_TW"/>
+        </w:rPr>
+        <w:t>西頓王謁巴力</w:t>
+      </w:r>
+      <w:r>
+        <w:rPr>
+          <w:lang w:val="zh_TW" w:bidi="zh_TW"/>
+        </w:rPr>
+        <w:t>」的女兒。這位王在其它地方被稱為泰爾王謁巴力（</w:t>
+      </w:r>
+      <w:hyperlink r:id="rId40">
         <w:r>
           <w:rPr>
             <w:lang w:val="zh_TW" w:bidi="zh_TW"/>
@@ -1512,16 +1337,41 @@
             <w:color w:val="0000EE"/>
             <w:u w:val="single"/>
           </w:rPr>
-          <w:t>2:2</w:t>
+          <w:t>列王紀上16:31</w:t>
         </w:r>
       </w:hyperlink>
       <w:r>
         <w:rPr>
           <w:lang w:val="zh_TW" w:bidi="zh_TW"/>
         </w:rPr>
-        <w:t>），並教導年長的婦女過敬虔的生活（</w:t>
-      </w:r>
-      <w:hyperlink r:id="rId48">
+        <w:t>；古代歷史學家梅南德〔Menander〕也提到這位王）。在某個時候，亞述和巴比倫的侵略對泰爾施加了足夠的壓力，使其拒絕了聯盟。到撒馬利亞陷落時，泰爾和以色列不再是盟友，不久後成為敵人。</w:t>
+      </w:r>
+    </w:p>
+    <w:p>
+      <w:pPr>
+        <w:pStyle w:val="Heading3"/>
+      </w:pPr>
+      <w:r>
+        <w:rPr>
+          <w:lang w:val="zh_TW" w:bidi="zh_TW"/>
+        </w:rPr>
+        <w:t>關於泰爾的預言</w:t>
+      </w:r>
+    </w:p>
+    <w:p>
+      <w:pPr/>
+      <w:r>
+        <w:rPr>
+          <w:lang w:val="zh_TW" w:bidi="zh_TW"/>
+        </w:rPr>
+      </w:r>
+      <w:r>
+        <w:rPr>
+          <w:lang w:val="zh_TW" w:bidi="zh_TW"/>
+        </w:rPr>
+        <w:t>在王國時代後期，泰爾受到先知們的強烈責備（</w:t>
+      </w:r>
+      <w:hyperlink r:id="rId41">
         <w:r>
           <w:rPr>
             <w:lang w:val="zh_TW" w:bidi="zh_TW"/>
@@ -1530,16 +1380,16 @@
             <w:color w:val="0000EE"/>
             <w:u w:val="single"/>
           </w:rPr>
-          <w:t>3節</w:t>
+          <w:t>以賽亞書23:1–18</w:t>
         </w:r>
       </w:hyperlink>
       <w:r>
         <w:rPr>
           <w:lang w:val="zh_TW" w:bidi="zh_TW"/>
         </w:rPr>
-        <w:t>）。這些年長的婦女則應教導年輕的婦女在家庭中過純潔且充滿愛的生活，這樣才能避免神的道被毀謗（</w:t>
-      </w:r>
-      <w:hyperlink r:id="rId49">
+        <w:t>；</w:t>
+      </w:r>
+      <w:hyperlink r:id="rId42">
         <w:r>
           <w:rPr>
             <w:lang w:val="zh_TW" w:bidi="zh_TW"/>
@@ -1548,16 +1398,16 @@
             <w:color w:val="0000EE"/>
             <w:u w:val="single"/>
           </w:rPr>
-          <w:t>4–5節</w:t>
+          <w:t>耶利米書25:22</w:t>
         </w:r>
       </w:hyperlink>
       <w:r>
         <w:rPr>
           <w:lang w:val="zh_TW" w:bidi="zh_TW"/>
         </w:rPr>
-        <w:t>）。年輕人則要保持節制（</w:t>
-      </w:r>
-      <w:hyperlink r:id="rId50">
+        <w:t>，</w:t>
+      </w:r>
+      <w:hyperlink r:id="rId43">
         <w:r>
           <w:rPr>
             <w:lang w:val="zh_TW" w:bidi="zh_TW"/>
@@ -1566,16 +1416,10 @@
             <w:color w:val="0000EE"/>
             <w:u w:val="single"/>
           </w:rPr>
-          <w:t>6</w:t>
+          <w:t>27:1</w:t>
         </w:r>
       </w:hyperlink>
-      <w:r>
-        <w:rPr>
-          <w:lang w:val="zh_TW" w:bidi="zh_TW"/>
-        </w:rPr>
-        <w:t>節），而提多本身也應在言語和行為上做榜樣，以使反對者無可指責（</w:t>
-      </w:r>
-      <w:hyperlink r:id="rId51">
+      <w:hyperlink r:id="rId41">
         <w:r>
           <w:rPr>
             <w:lang w:val="zh_TW" w:bidi="zh_TW"/>
@@ -1584,16 +1428,136 @@
             <w:color w:val="0000EE"/>
             <w:u w:val="single"/>
           </w:rPr>
-          <w:t>7–8</w:t>
+          <w:t>–</w:t>
         </w:r>
       </w:hyperlink>
-      <w:r>
-        <w:rPr>
-          <w:lang w:val="zh_TW" w:bidi="zh_TW"/>
-        </w:rPr>
-        <w:t>節）。最後，奴僕們應順服主人，誠實工作，目的是「以致凡事尊榮我們救主—神的道」（</w:t>
-      </w:r>
-      <w:hyperlink r:id="rId52">
+      <w:hyperlink r:id="rId43">
+        <w:r>
+          <w:rPr>
+            <w:lang w:val="zh_TW" w:bidi="zh_TW"/>
+          </w:rPr>
+          <w:rPr>
+            <w:color w:val="0000EE"/>
+            <w:u w:val="single"/>
+          </w:rPr>
+          <w:t>11</w:t>
+        </w:r>
+      </w:hyperlink>
+      <w:r>
+        <w:rPr>
+          <w:lang w:val="zh_TW" w:bidi="zh_TW"/>
+        </w:rPr>
+        <w:t>；</w:t>
+      </w:r>
+      <w:hyperlink r:id="rId44">
+        <w:r>
+          <w:rPr>
+            <w:lang w:val="zh_TW" w:bidi="zh_TW"/>
+          </w:rPr>
+          <w:rPr>
+            <w:color w:val="0000EE"/>
+            <w:u w:val="single"/>
+          </w:rPr>
+          <w:t>以西結書26:1</w:t>
+        </w:r>
+      </w:hyperlink>
+      <w:hyperlink r:id="rId41">
+        <w:r>
+          <w:rPr>
+            <w:lang w:val="zh_TW" w:bidi="zh_TW"/>
+          </w:rPr>
+          <w:rPr>
+            <w:color w:val="0000EE"/>
+            <w:u w:val="single"/>
+          </w:rPr>
+          <w:t>–</w:t>
+        </w:r>
+      </w:hyperlink>
+      <w:hyperlink r:id="rId44">
+        <w:r>
+          <w:rPr>
+            <w:lang w:val="zh_TW" w:bidi="zh_TW"/>
+          </w:rPr>
+          <w:rPr>
+            <w:color w:val="0000EE"/>
+            <w:u w:val="single"/>
+          </w:rPr>
+          <w:t>19</w:t>
+        </w:r>
+      </w:hyperlink>
+      <w:r>
+        <w:rPr>
+          <w:lang w:val="zh_TW" w:bidi="zh_TW"/>
+        </w:rPr>
+        <w:t>；</w:t>
+      </w:r>
+      <w:hyperlink r:id="rId45">
+        <w:r>
+          <w:rPr>
+            <w:lang w:val="zh_TW" w:bidi="zh_TW"/>
+          </w:rPr>
+          <w:rPr>
+            <w:color w:val="0000EE"/>
+            <w:u w:val="single"/>
+          </w:rPr>
+          <w:t>約珥書3:4</w:t>
+        </w:r>
+      </w:hyperlink>
+      <w:hyperlink r:id="rId41">
+        <w:r>
+          <w:rPr>
+            <w:lang w:val="zh_TW" w:bidi="zh_TW"/>
+          </w:rPr>
+          <w:rPr>
+            <w:color w:val="0000EE"/>
+            <w:u w:val="single"/>
+          </w:rPr>
+          <w:t>–</w:t>
+        </w:r>
+      </w:hyperlink>
+      <w:hyperlink r:id="rId45">
+        <w:r>
+          <w:rPr>
+            <w:lang w:val="zh_TW" w:bidi="zh_TW"/>
+          </w:rPr>
+          <w:rPr>
+            <w:color w:val="0000EE"/>
+            <w:u w:val="single"/>
+          </w:rPr>
+          <w:t>8</w:t>
+        </w:r>
+      </w:hyperlink>
+      <w:r>
+        <w:rPr>
+          <w:lang w:val="zh_TW" w:bidi="zh_TW"/>
+        </w:rPr>
+        <w:t>；</w:t>
+      </w:r>
+      <w:hyperlink r:id="rId46">
+        <w:r>
+          <w:rPr>
+            <w:lang w:val="zh_TW" w:bidi="zh_TW"/>
+          </w:rPr>
+          <w:rPr>
+            <w:color w:val="0000EE"/>
+            <w:u w:val="single"/>
+          </w:rPr>
+          <w:t>阿摩司書1:9</w:t>
+        </w:r>
+      </w:hyperlink>
+      <w:hyperlink r:id="rId41">
+        <w:r>
+          <w:rPr>
+            <w:lang w:val="zh_TW" w:bidi="zh_TW"/>
+          </w:rPr>
+          <w:rPr>
+            <w:color w:val="0000EE"/>
+            <w:u w:val="single"/>
+          </w:rPr>
+          <w:t>–</w:t>
+        </w:r>
+      </w:hyperlink>
+      <w:hyperlink r:id="rId46">
         <w:r>
           <w:rPr>
             <w:lang w:val="zh_TW" w:bidi="zh_TW"/>
@@ -1609,36 +1573,79 @@
         <w:rPr>
           <w:lang w:val="zh_TW" w:bidi="zh_TW"/>
         </w:rPr>
-        <w:t>節）。</w:t>
+        <w:t>）。泰爾被譴責的原因有幾個：</w:t>
       </w:r>
     </w:p>
     <w:p>
       <w:pPr>
-        <w:pStyle w:val="Heading4"/>
-      </w:pPr>
-      <w:r>
-        <w:rPr>
-          <w:lang w:val="zh_TW" w:bidi="zh_TW"/>
-        </w:rPr>
-        <w:t>神的恩典（</w:t>
-      </w:r>
-      <w:hyperlink r:id="rId53">
-        <w:r>
-          <w:rPr>
-            <w:lang w:val="zh_TW" w:bidi="zh_TW"/>
-          </w:rPr>
-          <w:rPr>
-            <w:color w:val="0000EE"/>
-            <w:u w:val="single"/>
-          </w:rPr>
-          <w:t>2:11–15</w:t>
-        </w:r>
-      </w:hyperlink>
-      <w:r>
-        <w:rPr>
-          <w:lang w:val="zh_TW" w:bidi="zh_TW"/>
-        </w:rPr>
-        <w:t>）</w:t>
+        <w:pStyle w:val="ListBullet"/>
+        <w:spacing w:line="240" w:lineRule="auto"/>
+        <w:ind w:left="720"/>
+      </w:pPr>
+      <w:r>
+        <w:rPr>
+          <w:lang w:val="zh_TW" w:bidi="zh_TW"/>
+        </w:rPr>
+      </w:r>
+      <w:r>
+        <w:rPr>
+          <w:lang w:val="zh_TW" w:bidi="zh_TW"/>
+        </w:rPr>
+        <w:t>由於其商業重要性，泰爾成為亞述和埃及競爭的焦點。泰爾在這些競爭者之間周旋，同時積累自己的財富並剝削鄰國。</w:t>
+      </w:r>
+    </w:p>
+    <w:p>
+      <w:pPr>
+        <w:pStyle w:val="ListBullet"/>
+        <w:spacing w:line="240" w:lineRule="auto"/>
+        <w:ind w:left="720"/>
+      </w:pPr>
+      <w:r>
+        <w:rPr>
+          <w:lang w:val="zh_TW" w:bidi="zh_TW"/>
+        </w:rPr>
+      </w:r>
+      <w:r>
+        <w:rPr>
+          <w:lang w:val="zh_TW" w:bidi="zh_TW"/>
+        </w:rPr>
+        <w:t>泰爾充滿了貪婪的商人。</w:t>
+      </w:r>
+    </w:p>
+    <w:p>
+      <w:pPr>
+        <w:pStyle w:val="ListBullet"/>
+        <w:spacing w:line="240" w:lineRule="auto"/>
+        <w:ind w:left="720"/>
+      </w:pPr>
+      <w:r>
+        <w:rPr>
+          <w:lang w:val="zh_TW" w:bidi="zh_TW"/>
+        </w:rPr>
+      </w:r>
+      <w:r>
+        <w:rPr>
+          <w:lang w:val="zh_TW" w:bidi="zh_TW"/>
+        </w:rPr>
+        <w:t>泰爾也是宗教偶像崇拜和性道德敗壞的中心。</w:t>
+      </w:r>
+    </w:p>
+    <w:p>
+      <w:pPr>
+        <w:pStyle w:val="ListBullet"/>
+        <w:spacing w:line="240" w:lineRule="auto"/>
+        <w:ind w:left="720"/>
+      </w:pPr>
+      <w:r>
+        <w:rPr>
+          <w:lang w:val="zh_TW" w:bidi="zh_TW"/>
+        </w:rPr>
+      </w:r>
+      <w:r>
+        <w:rPr>
+          <w:lang w:val="zh_TW" w:bidi="zh_TW"/>
+        </w:rPr>
+        <w:t>泰爾因其巨大的財富和戰略位置而極其驕傲。</w:t>
       </w:r>
     </w:p>
     <w:p>
@@ -1652,36 +1659,132 @@
         <w:rPr>
           <w:lang w:val="zh_TW" w:bidi="zh_TW"/>
         </w:rPr>
-        <w:t>保羅接著闡述了神在耶穌基督裡恩典的啟示：目的是將救恩帶給所有人，使他們與不敬虔和世俗的情慾徹底決裂，並過正直的生活，同時常常期待「至大的神和我們救主耶穌基督」的再來。他們的生活將表明他們是屬於神的子民，總是渴望熱心行善。</w:t>
+        <w:t>以西結的預言提供了泰爾城的詳細圖景，其商業帝國、罪惡及最終的滅亡（</w:t>
+      </w:r>
+      <w:hyperlink r:id="rId47">
+        <w:r>
+          <w:rPr>
+            <w:lang w:val="zh_TW" w:bidi="zh_TW"/>
+          </w:rPr>
+          <w:rPr>
+            <w:color w:val="0000EE"/>
+            <w:u w:val="single"/>
+          </w:rPr>
+          <w:t>以西結書26:1</w:t>
+        </w:r>
+      </w:hyperlink>
+      <w:hyperlink r:id="rId41">
+        <w:r>
+          <w:rPr>
+            <w:lang w:val="zh_TW" w:bidi="zh_TW"/>
+          </w:rPr>
+          <w:rPr>
+            <w:color w:val="0000EE"/>
+            <w:u w:val="single"/>
+          </w:rPr>
+          <w:t>–</w:t>
+        </w:r>
+      </w:hyperlink>
+      <w:hyperlink r:id="rId47">
+        <w:r>
+          <w:rPr>
+            <w:lang w:val="zh_TW" w:bidi="zh_TW"/>
+          </w:rPr>
+          <w:rPr>
+            <w:color w:val="0000EE"/>
+            <w:u w:val="single"/>
+          </w:rPr>
+          <w:t>28</w:t>
+        </w:r>
+      </w:hyperlink>
+      <w:r>
+        <w:rPr>
+          <w:lang w:val="zh_TW" w:bidi="zh_TW"/>
+        </w:rPr>
+        <w:t>，</w:t>
+      </w:r>
+      <w:hyperlink r:id="rId48">
+        <w:r>
+          <w:rPr>
+            <w:lang w:val="zh_TW" w:bidi="zh_TW"/>
+          </w:rPr>
+          <w:rPr>
+            <w:color w:val="0000EE"/>
+            <w:u w:val="single"/>
+          </w:rPr>
+          <w:t>29:18</w:t>
+        </w:r>
+      </w:hyperlink>
+      <w:hyperlink r:id="rId41">
+        <w:r>
+          <w:rPr>
+            <w:lang w:val="zh_TW" w:bidi="zh_TW"/>
+          </w:rPr>
+          <w:rPr>
+            <w:color w:val="0000EE"/>
+            <w:u w:val="single"/>
+          </w:rPr>
+          <w:t>–</w:t>
+        </w:r>
+      </w:hyperlink>
+      <w:hyperlink r:id="rId48">
+        <w:r>
+          <w:rPr>
+            <w:lang w:val="zh_TW" w:bidi="zh_TW"/>
+          </w:rPr>
+          <w:rPr>
+            <w:color w:val="0000EE"/>
+            <w:u w:val="single"/>
+          </w:rPr>
+          <w:t>20</w:t>
+        </w:r>
+      </w:hyperlink>
+      <w:r>
+        <w:rPr>
+          <w:lang w:val="zh_TW" w:bidi="zh_TW"/>
+        </w:rPr>
+        <w:t>）。泰爾的最終毀滅經歷了將近1900年。直到公元1291年才被徹底摧毀。泰爾被尼布甲尼撒圍攻了13年——從公元前587年直到574年。亞歷山大大帝在公元前332年經過七個月的圍攻後征服了這座城市。亞歷山大從大陸建造了一條通往島上的高架道路。以西結對泰爾驕傲的描述將其與撒但的驕傲相提並論。泰爾的宣稱「</w:t>
+      </w:r>
+      <w:r>
+        <w:rPr>
+          <w:lang w:val="zh_TW" w:bidi="zh_TW"/>
+        </w:rPr>
+        <w:t>我是神； 我在海中坐神之位</w:t>
+      </w:r>
+      <w:r>
+        <w:rPr>
+          <w:lang w:val="zh_TW" w:bidi="zh_TW"/>
+        </w:rPr>
+        <w:t>」，這也是導致撒但墮落同樣的表達方式（</w:t>
+      </w:r>
+      <w:hyperlink r:id="rId49">
+        <w:r>
+          <w:rPr>
+            <w:lang w:val="zh_TW" w:bidi="zh_TW"/>
+          </w:rPr>
+          <w:rPr>
+            <w:color w:val="0000EE"/>
+            <w:u w:val="single"/>
+          </w:rPr>
+          <w:t>以西結書28:2</w:t>
+        </w:r>
+      </w:hyperlink>
+      <w:r>
+        <w:rPr>
+          <w:lang w:val="zh_TW" w:bidi="zh_TW"/>
+        </w:rPr>
+        <w:t>）。</w:t>
       </w:r>
     </w:p>
     <w:p>
       <w:pPr>
-        <w:pStyle w:val="Heading4"/>
-      </w:pPr>
-      <w:r>
-        <w:rPr>
-          <w:lang w:val="zh_TW" w:bidi="zh_TW"/>
-        </w:rPr>
-        <w:t>行善（</w:t>
-      </w:r>
-      <w:hyperlink r:id="rId54">
-        <w:r>
-          <w:rPr>
-            <w:lang w:val="zh_TW" w:bidi="zh_TW"/>
-          </w:rPr>
-          <w:rPr>
-            <w:color w:val="0000EE"/>
-            <w:u w:val="single"/>
-          </w:rPr>
-          <w:t>3:1–8</w:t>
-        </w:r>
-      </w:hyperlink>
-      <w:r>
-        <w:rPr>
-          <w:lang w:val="zh_TW" w:bidi="zh_TW"/>
-        </w:rPr>
-        <w:t>）</w:t>
+        <w:pStyle w:val="Heading3"/>
+      </w:pPr>
+      <w:r>
+        <w:rPr>
+          <w:lang w:val="zh_TW" w:bidi="zh_TW"/>
+        </w:rPr>
+        <w:t>新約聖經中的泰爾</w:t>
       </w:r>
     </w:p>
     <w:p>
@@ -1695,9 +1798,9 @@
         <w:rPr>
           <w:lang w:val="zh_TW" w:bidi="zh_TW"/>
         </w:rPr>
-        <w:t>在這部分，保羅勸告提多要提醒克里特的基督徒順服執政掌權者（參</w:t>
-      </w:r>
-      <w:hyperlink r:id="rId55">
+        <w:t>亞歷山大征服並摧毀了部分城市。但新約聖經指出，泰爾已經恢復了一些地位。泰爾在人口和商業力量上等同於或超過耶路撒冷。耶穌在祂早期的事工中曾造訪泰爾周圍地區。祂在那裡醫治了敘利腓尼基婦女的女兒（</w:t>
+      </w:r>
+      <w:hyperlink r:id="rId50">
         <w:r>
           <w:rPr>
             <w:lang w:val="zh_TW" w:bidi="zh_TW"/>
@@ -1706,7 +1809,7 @@
             <w:color w:val="0000EE"/>
             <w:u w:val="single"/>
           </w:rPr>
-          <w:t>羅13:1–7</w:t>
+          <w:t>馬太福音15:21–28</w:t>
         </w:r>
       </w:hyperlink>
       <w:r>
@@ -1715,7 +1818,7 @@
         </w:rPr>
         <w:t>；</w:t>
       </w:r>
-      <w:hyperlink r:id="rId56">
+      <w:hyperlink r:id="rId51">
         <w:r>
           <w:rPr>
             <w:lang w:val="zh_TW" w:bidi="zh_TW"/>
@@ -1724,27 +1827,16 @@
             <w:color w:val="0000EE"/>
             <w:u w:val="single"/>
           </w:rPr>
-          <w:t>彼前2:13–17</w:t>
+          <w:t>馬可福音7:24–31</w:t>
         </w:r>
       </w:hyperlink>
       <w:r>
         <w:rPr>
           <w:lang w:val="zh_TW" w:bidi="zh_TW"/>
         </w:rPr>
-        <w:t>），積極參與社區中的工作並且要誠實地工作。保羅再次強調了生活的品質，尤其是禮貌和渴望與他人和平相處的態度。這種生活方式來自於靈命的更新，而這樣的更新是基於基督的救贖工作，這不是我們配得的，而是完全出於祂的憐憫。祂帶來了罪的潔淨，「藉著聖靈的重生和更新」。</w:t>
-      </w:r>
-    </w:p>
-    <w:p>
-      <w:pPr>
-        <w:pStyle w:val="Heading4"/>
-      </w:pPr>
-      <w:r>
-        <w:rPr>
-          <w:lang w:val="zh_TW" w:bidi="zh_TW"/>
-        </w:rPr>
-        <w:t>保羅的最後勸誡和問安（</w:t>
-      </w:r>
-      <w:hyperlink r:id="rId57">
+        <w:t>）。耶穌將棄絕祂的加利利城鎮與泰爾和西頓相比。這種比較意味著加利利人理論上可以拒絕耶穌的理由應該更少，因為他在那裡行了許多神蹟（</w:t>
+      </w:r>
+      <w:hyperlink r:id="rId52">
         <w:r>
           <w:rPr>
             <w:lang w:val="zh_TW" w:bidi="zh_TW"/>
@@ -1753,1611 +1845,14 @@
             <w:color w:val="0000EE"/>
             <w:u w:val="single"/>
           </w:rPr>
-          <w:t>3:9–15</w:t>
+          <w:t>路加福音10:13–14</w:t>
         </w:r>
       </w:hyperlink>
       <w:r>
         <w:rPr>
           <w:lang w:val="zh_TW" w:bidi="zh_TW"/>
         </w:rPr>
-        <w:t>）</w:t>
-      </w:r>
-    </w:p>
-    <w:p>
-      <w:pPr/>
-      <w:r>
-        <w:rPr>
-          <w:lang w:val="zh_TW" w:bidi="zh_TW"/>
-        </w:rPr>
-      </w:r>
-      <w:r>
-        <w:rPr>
-          <w:lang w:val="zh_TW" w:bidi="zh_TW"/>
-        </w:rPr>
-        <w:t>在最後的部分，保羅勸告提多要避開那些喜歡為了辯論而辯論宗教的人，並指導提多如何處理那些製造紛爭的人。</w:t>
-      </w:r>
-    </w:p>
-    <w:p>
-      <w:pPr/>
-      <w:r>
-        <w:rPr>
-          <w:lang w:val="zh_TW" w:bidi="zh_TW"/>
-        </w:rPr>
-      </w:r>
-      <w:r>
-        <w:rPr>
-          <w:lang w:val="zh_TW" w:bidi="zh_TW"/>
-        </w:rPr>
-        <w:t>接著，保羅告訴提多他將派亞提馬（在新約中未曾提及）或推基古來見他，並勸提多，若阿波羅和西納路過克里特，要好好照顧他們。提多自己則應在冬天之前到尼哥坡里見保羅。</w:t>
-      </w:r>
-    </w:p>
-    <w:p>
-      <w:pPr/>
-      <w:r>
-        <w:rPr>
-          <w:lang w:val="zh_TW" w:bidi="zh_TW"/>
-        </w:rPr>
-      </w:r>
-      <w:r>
-        <w:rPr>
-          <w:lang w:val="zh_TW" w:bidi="zh_TW"/>
-        </w:rPr>
-        <w:t>這封書信以對「行善」和屬靈上豐盛的生活的勸誡作結。</w:t>
-      </w:r>
-    </w:p>
-    <w:p>
-      <w:pPr/>
-      <w:r>
-        <w:rPr>
-          <w:lang w:val="zh_TW" w:bidi="zh_TW"/>
-        </w:rPr>
-      </w:r>
-      <w:r>
-        <w:rPr>
-          <w:i/>
-          <w:lang w:val="zh_TW" w:bidi="zh_TW"/>
-        </w:rPr>
-        <w:t>另見</w:t>
-      </w:r>
-      <w:r>
-        <w:rPr>
-          <w:lang w:val="zh_TW" w:bidi="zh_TW"/>
-        </w:rPr>
-        <w:t xml:space="preserve"> </w:t>
-      </w:r>
-      <w:r>
-        <w:rPr>
-          <w:lang w:val="zh_TW" w:bidi="zh_TW"/>
-        </w:rPr>
-        <w:t>使徒保羅</w:t>
-      </w:r>
-      <w:r>
-        <w:rPr>
-          <w:lang w:val="zh_TW" w:bidi="zh_TW"/>
-        </w:rPr>
-        <w:t>；</w:t>
-      </w:r>
-      <w:r>
-        <w:rPr>
-          <w:lang w:val="zh_TW" w:bidi="zh_TW"/>
-        </w:rPr>
-        <w:t>提摩太前書</w:t>
-      </w:r>
-      <w:r>
-        <w:rPr>
-          <w:lang w:val="zh_TW" w:bidi="zh_TW"/>
-        </w:rPr>
-        <w:t>；</w:t>
-      </w:r>
-      <w:r>
-        <w:rPr>
-          <w:lang w:val="zh_TW" w:bidi="zh_TW"/>
-        </w:rPr>
-        <w:t>提摩太後書</w:t>
-      </w:r>
-      <w:r>
-        <w:rPr>
-          <w:lang w:val="zh_TW" w:bidi="zh_TW"/>
-        </w:rPr>
-        <w:t>；</w:t>
-      </w:r>
-      <w:r>
-        <w:rPr>
-          <w:lang w:val="zh_TW" w:bidi="zh_TW"/>
-        </w:rPr>
-        <w:t>提多（人物）#1</w:t>
-      </w:r>
-      <w:r>
-        <w:rPr>
-          <w:lang w:val="zh_TW" w:bidi="zh_TW"/>
-        </w:rPr>
-        <w:t>。</w:t>
-      </w:r>
-      <w:r>
-        <w:rPr>
-          <w:lang w:val="zh_TW" w:bidi="zh_TW"/>
-        </w:rPr>
-      </w:r>
-      <w:r>
-        <w:rPr>
-          <w:lang w:val="zh_TW" w:bidi="zh_TW"/>
-        </w:rPr>
-      </w:r>
-    </w:p>
-    <w:p>
-      <w:pPr/>
-      <w:r>
-        <w:rPr>
-          <w:lang w:val="zh_TW" w:bidi="zh_TW"/>
-        </w:rPr>
-      </w:r>
-    </w:p>
-    <w:p>
-      <w:pPr>
-        <w:pStyle w:val="Heading2"/>
-      </w:pPr>
-      <w:r>
-        <w:rPr>
-          <w:lang w:val="zh_TW" w:bidi="zh_TW"/>
-        </w:rPr>
-        <w:t>提瑪（人物）</w:t>
-      </w:r>
-      <w:r>
-        <w:rPr>
-          <w:lang w:val="zh_TW" w:bidi="zh_TW"/>
-        </w:rPr>
-      </w:r>
-    </w:p>
-    <w:p>
-      <w:pPr/>
-      <w:r>
-        <w:rPr>
-          <w:lang w:val="zh_TW" w:bidi="zh_TW"/>
-        </w:rPr>
-      </w:r>
-      <w:r>
-        <w:rPr>
-          <w:lang w:val="zh_TW" w:bidi="zh_TW"/>
-        </w:rPr>
-        <w:t>以實瑪利的第九個兒子，後成為北阿拉伯曠野中一個強大游牧部落的首領（</w:t>
-      </w:r>
-      <w:hyperlink r:id="rId58">
-        <w:r>
-          <w:rPr>
-            <w:lang w:val="zh_TW" w:bidi="zh_TW"/>
-          </w:rPr>
-          <w:rPr>
-            <w:color w:val="0000EE"/>
-            <w:u w:val="single"/>
-          </w:rPr>
-          <w:t>創25:15</w:t>
-        </w:r>
-      </w:hyperlink>
-      <w:r>
-        <w:rPr>
-          <w:lang w:val="zh_TW" w:bidi="zh_TW"/>
-        </w:rPr>
-        <w:t>；</w:t>
-      </w:r>
-      <w:hyperlink r:id="rId59">
-        <w:r>
-          <w:rPr>
-            <w:lang w:val="zh_TW" w:bidi="zh_TW"/>
-          </w:rPr>
-          <w:rPr>
-            <w:color w:val="0000EE"/>
-            <w:u w:val="single"/>
-          </w:rPr>
-          <w:t>代上1:30</w:t>
-        </w:r>
-      </w:hyperlink>
-      <w:r>
-        <w:rPr>
-          <w:lang w:val="zh_TW" w:bidi="zh_TW"/>
-        </w:rPr>
-        <w:t>；</w:t>
-      </w:r>
-      <w:hyperlink r:id="rId60">
-        <w:r>
-          <w:rPr>
-            <w:lang w:val="zh_TW" w:bidi="zh_TW"/>
-          </w:rPr>
-          <w:rPr>
-            <w:color w:val="0000EE"/>
-            <w:u w:val="single"/>
-          </w:rPr>
-          <w:t>耶25:23</w:t>
-        </w:r>
-      </w:hyperlink>
-      <w:r>
-        <w:rPr>
-          <w:lang w:val="zh_TW" w:bidi="zh_TW"/>
-        </w:rPr>
-        <w:t>）。提瑪的後裔主要是控制曠野重要路線的商隊貿易者（</w:t>
-      </w:r>
-      <w:hyperlink r:id="rId61">
-        <w:r>
-          <w:rPr>
-            <w:lang w:val="zh_TW" w:bidi="zh_TW"/>
-          </w:rPr>
-          <w:rPr>
-            <w:color w:val="0000EE"/>
-            <w:u w:val="single"/>
-          </w:rPr>
-          <w:t>伯6:19</w:t>
-        </w:r>
-      </w:hyperlink>
-      <w:r>
-        <w:rPr>
-          <w:lang w:val="zh_TW" w:bidi="zh_TW"/>
-        </w:rPr>
-        <w:t>）。提瑪也與一個地區和一個城市有關聯。</w:t>
-      </w:r>
-    </w:p>
-    <w:p>
-      <w:pPr/>
-      <w:r>
-        <w:rPr>
-          <w:lang w:val="zh_TW" w:bidi="zh_TW"/>
-        </w:rPr>
-      </w:r>
-      <w:r>
-        <w:rPr>
-          <w:i/>
-          <w:lang w:val="zh_TW" w:bidi="zh_TW"/>
-        </w:rPr>
-        <w:t xml:space="preserve">見 </w:t>
-      </w:r>
-      <w:r>
-        <w:rPr>
-          <w:lang w:val="zh_TW" w:bidi="zh_TW"/>
-        </w:rPr>
-        <w:t>提瑪（地點）</w:t>
-      </w:r>
-      <w:r>
-        <w:rPr>
-          <w:lang w:val="zh_TW" w:bidi="zh_TW"/>
-        </w:rPr>
-        <w:t>。</w:t>
-      </w:r>
-      <w:r>
-        <w:rPr>
-          <w:lang w:val="zh_TW" w:bidi="zh_TW"/>
-        </w:rPr>
-      </w:r>
-      <w:r>
-        <w:rPr>
-          <w:lang w:val="zh_TW" w:bidi="zh_TW"/>
-        </w:rPr>
-      </w:r>
-    </w:p>
-    <w:p>
-      <w:pPr/>
-      <w:r>
-        <w:rPr>
-          <w:lang w:val="zh_TW" w:bidi="zh_TW"/>
-        </w:rPr>
-      </w:r>
-    </w:p>
-    <w:p>
-      <w:pPr>
-        <w:pStyle w:val="Heading2"/>
-      </w:pPr>
-      <w:r>
-        <w:rPr>
-          <w:lang w:val="zh_TW" w:bidi="zh_TW"/>
-        </w:rPr>
-        <w:t>提摩太前書</w:t>
-      </w:r>
-      <w:r>
-        <w:rPr>
-          <w:lang w:val="zh_TW" w:bidi="zh_TW"/>
-        </w:rPr>
-      </w:r>
-    </w:p>
-    <w:p>
-      <w:pPr/>
-      <w:r>
-        <w:rPr>
-          <w:lang w:val="zh_TW" w:bidi="zh_TW"/>
-        </w:rPr>
-      </w:r>
-      <w:r>
-        <w:rPr>
-          <w:lang w:val="zh_TW" w:bidi="zh_TW"/>
-        </w:rPr>
-        <w:t>保羅寫給他年輕同工提摩太的第一封書信。</w:t>
-      </w:r>
-    </w:p>
-    <w:p>
-      <w:pPr/>
-      <w:r>
-        <w:rPr>
-          <w:lang w:val="zh_TW" w:bidi="zh_TW"/>
-        </w:rPr>
-      </w:r>
-      <w:r>
-        <w:rPr>
-          <w:lang w:val="zh_TW" w:bidi="zh_TW"/>
-        </w:rPr>
-        <w:t>提摩太前書的作者、日期和背景必須與其他兩封教牧書信提摩太後書和提多書一起考慮，這些書信是寫給保羅的兩位年輕同工，幫助他們處理以弗所和克里特教會的牧養問題。</w:t>
-      </w:r>
-    </w:p>
-    <w:p>
-      <w:pPr/>
-      <w:r>
-        <w:rPr>
-          <w:lang w:val="zh_TW" w:bidi="zh_TW"/>
-        </w:rPr>
-      </w:r>
-      <w:r>
-        <w:rPr>
-          <w:lang w:val="zh_TW" w:bidi="zh_TW"/>
-        </w:rPr>
-        <w:t>概述</w:t>
-      </w:r>
-    </w:p>
-    <w:p>
-      <w:pPr>
-        <w:pStyle w:val="ListBullet"/>
-        <w:spacing w:line="240" w:lineRule="auto"/>
-        <w:ind w:left="720"/>
-      </w:pPr>
-      <w:r>
-        <w:rPr>
-          <w:lang w:val="zh_TW" w:bidi="zh_TW"/>
-        </w:rPr>
-      </w:r>
-      <w:r>
-        <w:rPr>
-          <w:lang w:val="zh_TW" w:bidi="zh_TW"/>
-        </w:rPr>
-        <w:t>作者</w:t>
-      </w:r>
-    </w:p>
-    <w:p>
-      <w:pPr>
-        <w:pStyle w:val="ListBullet"/>
-        <w:spacing w:line="240" w:lineRule="auto"/>
-        <w:ind w:left="720"/>
-      </w:pPr>
-      <w:r>
-        <w:rPr>
-          <w:lang w:val="zh_TW" w:bidi="zh_TW"/>
-        </w:rPr>
-      </w:r>
-      <w:r>
-        <w:rPr>
-          <w:lang w:val="zh_TW" w:bidi="zh_TW"/>
-        </w:rPr>
-        <w:t>日期</w:t>
-      </w:r>
-    </w:p>
-    <w:p>
-      <w:pPr>
-        <w:pStyle w:val="ListBullet"/>
-        <w:spacing w:line="240" w:lineRule="auto"/>
-        <w:ind w:left="720"/>
-      </w:pPr>
-      <w:r>
-        <w:rPr>
-          <w:lang w:val="zh_TW" w:bidi="zh_TW"/>
-        </w:rPr>
-      </w:r>
-      <w:r>
-        <w:rPr>
-          <w:lang w:val="zh_TW" w:bidi="zh_TW"/>
-        </w:rPr>
-        <w:t>背景</w:t>
-      </w:r>
-    </w:p>
-    <w:p>
-      <w:pPr>
-        <w:pStyle w:val="ListBullet"/>
-        <w:spacing w:line="240" w:lineRule="auto"/>
-        <w:ind w:left="720"/>
-      </w:pPr>
-      <w:r>
-        <w:rPr>
-          <w:lang w:val="zh_TW" w:bidi="zh_TW"/>
-        </w:rPr>
-      </w:r>
-      <w:r>
-        <w:rPr>
-          <w:lang w:val="zh_TW" w:bidi="zh_TW"/>
-        </w:rPr>
-        <w:t>神學</w:t>
-      </w:r>
-    </w:p>
-    <w:p>
-      <w:pPr>
-        <w:pStyle w:val="ListBullet"/>
-        <w:spacing w:line="240" w:lineRule="auto"/>
-        <w:ind w:left="720"/>
-      </w:pPr>
-      <w:r>
-        <w:rPr>
-          <w:lang w:val="zh_TW" w:bidi="zh_TW"/>
-        </w:rPr>
-      </w:r>
-      <w:r>
-        <w:rPr>
-          <w:lang w:val="zh_TW" w:bidi="zh_TW"/>
-        </w:rPr>
-        <w:t>內容</w:t>
-      </w:r>
-    </w:p>
-    <w:p>
-      <w:pPr>
-        <w:pStyle w:val="Heading3"/>
-      </w:pPr>
-      <w:r>
-        <w:rPr>
-          <w:lang w:val="zh_TW" w:bidi="zh_TW"/>
-        </w:rPr>
-        <w:t>作者</w:t>
-      </w:r>
-    </w:p>
-    <w:p>
-      <w:pPr/>
-      <w:r>
-        <w:rPr>
-          <w:lang w:val="zh_TW" w:bidi="zh_TW"/>
-        </w:rPr>
-      </w:r>
-      <w:r>
-        <w:rPr>
-          <w:lang w:val="zh_TW" w:bidi="zh_TW"/>
-        </w:rPr>
-        <w:t>在提摩太前書中，如同提摩太後書和提多書一樣，保羅在第一節就被指名為作者。自愛任紐（Irenaeus）時期（大約公元185年）以來，在早期教會的傳統中，保羅始終是這三封信唯一被認定為作者的人。這三封信中包含了許多保羅生平的個人細節，這些都強有力地證明了保羅是真正的作者。</w:t>
-      </w:r>
-    </w:p>
-    <w:p>
-      <w:pPr/>
-      <w:r>
-        <w:rPr>
-          <w:lang w:val="zh_TW" w:bidi="zh_TW"/>
-        </w:rPr>
-      </w:r>
-      <w:r>
-        <w:rPr>
-          <w:lang w:val="zh_TW" w:bidi="zh_TW"/>
-        </w:rPr>
-        <w:t>然而，一些學者基於以下理由質疑保羅的作者身份：</w:t>
-      </w:r>
-    </w:p>
-    <w:p>
-      <w:pPr>
-        <w:pStyle w:val="ListNumber"/>
-        <w:numPr>
-          <w:ilvl w:val="0"/>
-          <w:numId w:val="15"/>
-        </w:numPr>
-        <w:spacing w:line="240" w:lineRule="auto"/>
-        <w:ind w:left="720"/>
-      </w:pPr>
-      <w:r>
-        <w:rPr>
-          <w:lang w:val="zh_TW" w:bidi="zh_TW"/>
-        </w:rPr>
-      </w:r>
-      <w:r>
-        <w:rPr>
-          <w:lang w:val="zh_TW" w:bidi="zh_TW"/>
-        </w:rPr>
-        <w:t>希臘文詞彙包含大量在其它保羅書信中未出現的詞彙。</w:t>
-        <w:br/>
-        <w:br/>
-      </w:r>
-      <w:r>
-        <w:rPr>
-          <w:lang w:val="zh_TW" w:bidi="zh_TW"/>
-        </w:rPr>
-        <w:t>但這些書信中的主題並不相同。在教牧書信中，作者所處理的是教會組織和紀律方面較為技術性的問題——是一位教會領袖寫信給其他領袖。保羅是一位受過高等教育的人，詞彙豐富。教牧書信中特有的詞彙並不會超出保羅所能使用的詞彙範圍。如果這些詞彙不是出自保羅本人，也可能來自經常幫助保羅撰寫書信的文士。</w:t>
-      </w:r>
-    </w:p>
-    <w:p>
-      <w:pPr>
-        <w:pStyle w:val="ListNumber"/>
-        <w:spacing w:line="240" w:lineRule="auto"/>
-        <w:ind w:left="720"/>
-      </w:pPr>
-      <w:r>
-        <w:rPr>
-          <w:lang w:val="zh_TW" w:bidi="zh_TW"/>
-        </w:rPr>
-      </w:r>
-      <w:r>
-        <w:rPr>
-          <w:lang w:val="zh_TW" w:bidi="zh_TW"/>
-        </w:rPr>
-        <w:t>有關保羅行程的記載，與使徒行傳中所描述的旅程不符。</w:t>
-        <w:br/>
-        <w:br/>
-      </w:r>
-      <w:r>
-        <w:rPr>
-          <w:lang w:val="zh_TW" w:bidi="zh_TW"/>
-        </w:rPr>
-        <w:t>如果相信保羅寫了教牧書信，並且完成了書信中所描述的事，那麼他必須是在羅馬被監禁後獲釋，並且前往了克里特、以弗所和馬其頓。使徒行傳中的記述以保羅在羅馬被囚禁為結尾，因此這些後來的行程可能沒有被提及。有法律證據表明，如果保羅在兩年內沒有被定罪，他應該會自動獲釋。</w:t>
-      </w:r>
-    </w:p>
-    <w:p>
-      <w:pPr>
-        <w:pStyle w:val="ListNumber"/>
-        <w:spacing w:line="240" w:lineRule="auto"/>
-        <w:ind w:left="720"/>
-      </w:pPr>
-      <w:r>
-        <w:rPr>
-          <w:lang w:val="zh_TW" w:bidi="zh_TW"/>
-        </w:rPr>
-      </w:r>
-      <w:r>
-        <w:rPr>
-          <w:lang w:val="zh_TW" w:bidi="zh_TW"/>
-        </w:rPr>
-        <w:t>教牧書信中提到的教會進步發展（如長老、監督和執事），證明其日期晚於保羅的生平。</w:t>
-        <w:br/>
-        <w:br/>
-      </w:r>
-      <w:r>
-        <w:rPr>
-          <w:lang w:val="zh_TW" w:bidi="zh_TW"/>
-        </w:rPr>
-        <w:t>然而，長老在舊約時代就已存在，而作為地方教會職員的監督，幾乎可以肯定與長老是同一職分。此外，保羅在他的其它書信中也提到執事，例如</w:t>
-      </w:r>
-      <w:hyperlink r:id="rId62">
-        <w:r>
-          <w:rPr>
-            <w:lang w:val="zh_TW" w:bidi="zh_TW"/>
-          </w:rPr>
-          <w:rPr>
-            <w:color w:val="0000EE"/>
-            <w:u w:val="single"/>
-          </w:rPr>
-          <w:t>腓立比書一章1節</w:t>
-        </w:r>
-      </w:hyperlink>
-      <w:r>
-        <w:rPr>
-          <w:lang w:val="zh_TW" w:bidi="zh_TW"/>
-        </w:rPr>
-        <w:t>。</w:t>
-      </w:r>
-    </w:p>
-    <w:p>
-      <w:pPr/>
-      <w:r>
-        <w:rPr>
-          <w:lang w:val="zh_TW" w:bidi="zh_TW"/>
-        </w:rPr>
-      </w:r>
-      <w:r>
-        <w:rPr>
-          <w:lang w:val="zh_TW" w:bidi="zh_TW"/>
-        </w:rPr>
-        <w:t>大多數保守派學者及許多其他學者強烈認為，保羅確實寫了這三封教牧書信。</w:t>
-      </w:r>
-    </w:p>
-    <w:p>
-      <w:pPr>
-        <w:pStyle w:val="Heading3"/>
-      </w:pPr>
-      <w:r>
-        <w:rPr>
-          <w:lang w:val="zh_TW" w:bidi="zh_TW"/>
-        </w:rPr>
-        <w:t>日期</w:t>
-      </w:r>
-    </w:p>
-    <w:p>
-      <w:pPr/>
-      <w:r>
-        <w:rPr>
-          <w:lang w:val="zh_TW" w:bidi="zh_TW"/>
-        </w:rPr>
-      </w:r>
-      <w:r>
-        <w:rPr>
-          <w:lang w:val="zh_TW" w:bidi="zh_TW"/>
-        </w:rPr>
-        <w:t>假設保羅寫了教牧書信，提摩太前書應該寫於他第一次羅馬監禁釋放後，大約公元61或62年，並在他第二次羅馬監禁之前，大約在64至67年間，即尼祿去世的日期。至於地點，保羅將提摩太留在以弗所，然後前往馬其頓（</w:t>
-      </w:r>
-      <w:hyperlink r:id="rId63">
-        <w:r>
-          <w:rPr>
-            <w:lang w:val="zh_TW" w:bidi="zh_TW"/>
-          </w:rPr>
-          <w:rPr>
-            <w:color w:val="0000EE"/>
-            <w:u w:val="single"/>
-          </w:rPr>
-          <w:t>提前1:3</w:t>
-        </w:r>
-      </w:hyperlink>
-      <w:r>
-        <w:rPr>
-          <w:lang w:val="zh_TW" w:bidi="zh_TW"/>
-        </w:rPr>
-        <w:t>），他可能在那裡寫了提摩太前書。這封信當然是寫給在以弗所的提摩太的。</w:t>
-      </w:r>
-    </w:p>
-    <w:p>
-      <w:pPr>
-        <w:pStyle w:val="Heading3"/>
-      </w:pPr>
-      <w:r>
-        <w:rPr>
-          <w:lang w:val="zh_TW" w:bidi="zh_TW"/>
-        </w:rPr>
-        <w:t>背景</w:t>
-      </w:r>
-    </w:p>
-    <w:p>
-      <w:pPr/>
-      <w:r>
-        <w:rPr>
-          <w:lang w:val="zh_TW" w:bidi="zh_TW"/>
-        </w:rPr>
-      </w:r>
-      <w:r>
-        <w:rPr>
-          <w:lang w:val="zh_TW" w:bidi="zh_TW"/>
-        </w:rPr>
-        <w:t>保羅把以弗所的教會交給提摩太管理（</w:t>
-      </w:r>
-      <w:hyperlink r:id="rId64">
-        <w:r>
-          <w:rPr>
-            <w:lang w:val="zh_TW" w:bidi="zh_TW"/>
-          </w:rPr>
-          <w:rPr>
-            <w:color w:val="0000EE"/>
-            <w:u w:val="single"/>
-          </w:rPr>
-          <w:t>1:2–3</w:t>
-        </w:r>
-      </w:hyperlink>
-      <w:r>
-        <w:rPr>
-          <w:lang w:val="zh_TW" w:bidi="zh_TW"/>
-        </w:rPr>
-        <w:t>）。保羅在第二次宣教旅程中想去羅馬的亞細亞省（以弗是其主要的城），但聖靈不允許他這樣做。他繼續前往馬其頓和希臘（</w:t>
-      </w:r>
-      <w:hyperlink r:id="rId65">
-        <w:r>
-          <w:rPr>
-            <w:lang w:val="zh_TW" w:bidi="zh_TW"/>
-          </w:rPr>
-          <w:rPr>
-            <w:color w:val="0000EE"/>
-            <w:u w:val="single"/>
-          </w:rPr>
-          <w:t>徒16:6</w:t>
-        </w:r>
-      </w:hyperlink>
-      <w:r>
-        <w:rPr>
-          <w:lang w:val="zh_TW" w:bidi="zh_TW"/>
-        </w:rPr>
-        <w:t>）。他在完成第二次旅程時短暫到訪以弗所（</w:t>
-      </w:r>
-      <w:hyperlink r:id="rId66">
-        <w:r>
-          <w:rPr>
-            <w:lang w:val="zh_TW" w:bidi="zh_TW"/>
-          </w:rPr>
-          <w:rPr>
-            <w:color w:val="0000EE"/>
-            <w:u w:val="single"/>
-          </w:rPr>
-          <w:t>18:19–20</w:t>
-        </w:r>
-      </w:hyperlink>
-      <w:r>
-        <w:rPr>
-          <w:lang w:val="zh_TW" w:bidi="zh_TW"/>
-        </w:rPr>
-        <w:t>）。然後在他的第三次旅程中，他以以弗所為活動中心，並在那裡度過了三年（</w:t>
-      </w:r>
-      <w:hyperlink r:id="rId67">
-        <w:r>
-          <w:rPr>
-            <w:lang w:val="zh_TW" w:bidi="zh_TW"/>
-          </w:rPr>
-          <w:rPr>
-            <w:color w:val="0000EE"/>
-            <w:u w:val="single"/>
-          </w:rPr>
-          <w:t>19:1–20:1</w:t>
-        </w:r>
-      </w:hyperlink>
-      <w:r>
-        <w:rPr>
-          <w:lang w:val="zh_TW" w:bidi="zh_TW"/>
-        </w:rPr>
-        <w:t>）。在他第一次被囚禁於羅馬期間，他寫了一封通函給以弗所和附近的教會。僅僅幾年後，他在以弗所寫了提摩太前書給提摩太。</w:t>
-      </w:r>
-    </w:p>
-    <w:p>
-      <w:pPr>
-        <w:pStyle w:val="Heading3"/>
-      </w:pPr>
-      <w:r>
-        <w:rPr>
-          <w:lang w:val="zh_TW" w:bidi="zh_TW"/>
-        </w:rPr>
-        <w:t>神學</w:t>
-      </w:r>
-    </w:p>
-    <w:p>
-      <w:pPr/>
-      <w:r>
-        <w:rPr>
-          <w:lang w:val="zh_TW" w:bidi="zh_TW"/>
-        </w:rPr>
-      </w:r>
-      <w:r>
-        <w:rPr>
-          <w:lang w:val="zh_TW" w:bidi="zh_TW"/>
-        </w:rPr>
-        <w:t>總的來說，提摩太前書的神學與其它保羅書信以及整個新約的神學一致。神的主權和愛在這封信中一再被清楚呈現。耶穌總是被描繪為真正的神以及人。救恩是藉著基督對神的信心而得的。律法不能拯救人，因為所有人都違背了律法。然而，律法是好的，是神給得救之人的指引，引導他們過討神喜悅的生活。</w:t>
-      </w:r>
-    </w:p>
-    <w:p>
-      <w:pPr/>
-      <w:r>
-        <w:rPr>
-          <w:lang w:val="zh_TW" w:bidi="zh_TW"/>
-        </w:rPr>
-      </w:r>
-      <w:r>
-        <w:rPr>
-          <w:lang w:val="zh_TW" w:bidi="zh_TW"/>
-        </w:rPr>
-        <w:t>教會在這封信中佔有重要地位。所有基督徒都應該成為教會的一部分。他們從教會中獲得了大量關於培養基督徒品格的資源，並且他們在教會中服事神可以比獨自一人服事神有效得多。教會需要組織才能有效地完成其工作。教會必須時刻努力避免異端，並教導福音的真理。</w:t>
-      </w:r>
-    </w:p>
-    <w:p>
-      <w:pPr>
-        <w:pStyle w:val="Heading3"/>
-      </w:pPr>
-      <w:r>
-        <w:rPr>
-          <w:lang w:val="zh_TW" w:bidi="zh_TW"/>
-        </w:rPr>
-        <w:t>內容</w:t>
-      </w:r>
-    </w:p>
-    <w:p>
-      <w:pPr>
-        <w:pStyle w:val="Heading4"/>
-      </w:pPr>
-      <w:r>
-        <w:rPr>
-          <w:lang w:val="zh_TW" w:bidi="zh_TW"/>
-        </w:rPr>
-        <w:t>問安（</w:t>
-      </w:r>
-      <w:hyperlink r:id="rId68">
-        <w:r>
-          <w:rPr>
-            <w:lang w:val="zh_TW" w:bidi="zh_TW"/>
-          </w:rPr>
-          <w:rPr>
-            <w:color w:val="0000EE"/>
-            <w:u w:val="single"/>
-          </w:rPr>
-          <w:t>1:1–2</w:t>
-        </w:r>
-      </w:hyperlink>
-      <w:r>
-        <w:rPr>
-          <w:lang w:val="zh_TW" w:bidi="zh_TW"/>
-        </w:rPr>
-        <w:t>）</w:t>
-      </w:r>
-    </w:p>
-    <w:p>
-      <w:pPr/>
-      <w:r>
-        <w:rPr>
-          <w:lang w:val="zh_TW" w:bidi="zh_TW"/>
-        </w:rPr>
-      </w:r>
-      <w:r>
-        <w:rPr>
-          <w:lang w:val="zh_TW" w:bidi="zh_TW"/>
-        </w:rPr>
-        <w:t>作者自稱保羅，並描述自己是由神揀選並由父神和祂的兒子基督耶穌授權的使徒。保羅有權對年輕的牧者和教會說權威的話語。</w:t>
-      </w:r>
-    </w:p>
-    <w:p>
-      <w:pPr/>
-      <w:r>
-        <w:rPr>
-          <w:lang w:val="zh_TW" w:bidi="zh_TW"/>
-        </w:rPr>
-      </w:r>
-      <w:r>
-        <w:rPr>
-          <w:lang w:val="zh_TW" w:bidi="zh_TW"/>
-        </w:rPr>
-        <w:t>這封信是寫給提摩太的，保羅所親愛的屬靈孩子，保羅給他三重祝福——從神而來的恩惠、憐憫、平安。</w:t>
-      </w:r>
-    </w:p>
-    <w:p>
-      <w:pPr>
-        <w:pStyle w:val="Heading4"/>
-      </w:pPr>
-      <w:r>
-        <w:rPr>
-          <w:lang w:val="zh_TW" w:bidi="zh_TW"/>
-        </w:rPr>
-        <w:t>處理異端（</w:t>
-      </w:r>
-      <w:hyperlink r:id="rId69">
-        <w:r>
-          <w:rPr>
-            <w:lang w:val="zh_TW" w:bidi="zh_TW"/>
-          </w:rPr>
-          <w:rPr>
-            <w:color w:val="0000EE"/>
-            <w:u w:val="single"/>
-          </w:rPr>
-          <w:t>1:3–20</w:t>
-        </w:r>
-      </w:hyperlink>
-      <w:r>
-        <w:rPr>
-          <w:lang w:val="zh_TW" w:bidi="zh_TW"/>
-        </w:rPr>
-        <w:t>）</w:t>
-      </w:r>
-    </w:p>
-    <w:p>
-      <w:pPr/>
-      <w:r>
-        <w:rPr>
-          <w:lang w:val="zh_TW" w:bidi="zh_TW"/>
-        </w:rPr>
-      </w:r>
-      <w:r>
-        <w:rPr>
-          <w:lang w:val="zh_TW" w:bidi="zh_TW"/>
-        </w:rPr>
-        <w:t>保羅留下提摩太在以弗所的原因之一是希望他「囑咐那幾個人不可傳異教」（</w:t>
-      </w:r>
-      <w:hyperlink r:id="rId63">
-        <w:r>
-          <w:rPr>
-            <w:lang w:val="zh_TW" w:bidi="zh_TW"/>
-          </w:rPr>
-          <w:rPr>
-            <w:color w:val="0000EE"/>
-            <w:u w:val="single"/>
-          </w:rPr>
-          <w:t>1:3</w:t>
-        </w:r>
-      </w:hyperlink>
-      <w:r>
-        <w:rPr>
-          <w:lang w:val="zh_TW" w:bidi="zh_TW"/>
-        </w:rPr>
-        <w:t>）。保羅相信一個人所信的和他所做的一樣重要。這裡的異端被描述為一種早期諾斯底主義異端，這是一種危險的異端，困擾教會已有數個世紀。</w:t>
-      </w:r>
-    </w:p>
-    <w:p>
-      <w:pPr/>
-      <w:r>
-        <w:rPr>
-          <w:lang w:val="zh_TW" w:bidi="zh_TW"/>
-        </w:rPr>
-      </w:r>
-      <w:r>
-        <w:rPr>
-          <w:lang w:val="zh_TW" w:bidi="zh_TW"/>
-        </w:rPr>
-        <w:t>這些早期的諾斯底主義者聲稱比普通基督徒對真理擁有更深的洞見。他們將神視為靈，將人視為物質，並將神和人區分開來。他們認為兩者之間的橋樑不是耶穌基督這位唯一的中保，而是由無數不同等級的天使、化身、伊安（aeons）等等所構成。他們爭論神話和虛構的事，他們尋求救恩的方法是試圖取悅一連串無窮無盡的天使鎖鏈來獲得拯救，而不是藉著信心接受神所賜的救恩。但保羅深知，唯有神的恩典才能拯救罪人。</w:t>
-      </w:r>
-    </w:p>
-    <w:p>
-      <w:pPr>
-        <w:pStyle w:val="Heading4"/>
-      </w:pPr>
-      <w:r>
-        <w:rPr>
-          <w:lang w:val="zh_TW" w:bidi="zh_TW"/>
-        </w:rPr>
-        <w:t>教會中的正確敬拜（</w:t>
-      </w:r>
-      <w:hyperlink r:id="rId70">
-        <w:r>
-          <w:rPr>
-            <w:lang w:val="zh_TW" w:bidi="zh_TW"/>
-          </w:rPr>
-          <w:rPr>
-            <w:color w:val="0000EE"/>
-            <w:u w:val="single"/>
-          </w:rPr>
-          <w:t>2:1–15</w:t>
-        </w:r>
-      </w:hyperlink>
-      <w:r>
-        <w:rPr>
-          <w:lang w:val="zh_TW" w:bidi="zh_TW"/>
-        </w:rPr>
-        <w:t>）</w:t>
-      </w:r>
-    </w:p>
-    <w:p>
-      <w:pPr/>
-      <w:r>
-        <w:rPr>
-          <w:lang w:val="zh_TW" w:bidi="zh_TW"/>
-        </w:rPr>
-      </w:r>
-      <w:r>
-        <w:rPr>
-          <w:lang w:val="zh_TW" w:bidi="zh_TW"/>
-        </w:rPr>
-        <w:t>「我勸你，第一要為萬人懇求、禱告、代求、祝謝」（</w:t>
-      </w:r>
-      <w:hyperlink r:id="rId71">
-        <w:r>
-          <w:rPr>
-            <w:lang w:val="zh_TW" w:bidi="zh_TW"/>
-          </w:rPr>
-          <w:rPr>
-            <w:color w:val="0000EE"/>
-            <w:u w:val="single"/>
-          </w:rPr>
-          <w:t>2:1</w:t>
-        </w:r>
-      </w:hyperlink>
-      <w:r>
-        <w:rPr>
-          <w:lang w:val="zh_TW" w:bidi="zh_TW"/>
-        </w:rPr>
-        <w:t>）。禱告是基督教會敬拜中極其重要的一部分。保羅強調為國家中高位上的人作特別禱告的重要性（即使國是以尼祿為皇帝的羅馬帝國）。保羅在</w:t>
-      </w:r>
-      <w:hyperlink r:id="rId72">
-        <w:r>
-          <w:rPr>
-            <w:lang w:val="zh_TW" w:bidi="zh_TW"/>
-          </w:rPr>
-          <w:rPr>
-            <w:color w:val="0000EE"/>
-            <w:u w:val="single"/>
-          </w:rPr>
-          <w:t>羅馬書第十三章</w:t>
-        </w:r>
-      </w:hyperlink>
-      <w:r>
-        <w:rPr>
-          <w:lang w:val="zh_TW" w:bidi="zh_TW"/>
-        </w:rPr>
-        <w:t>中清楚地教導這一點，而耶穌也告訴祂的門徒要把屬於凱撒的東西交給凱撒（</w:t>
-      </w:r>
-      <w:hyperlink r:id="rId73">
-        <w:r>
-          <w:rPr>
-            <w:lang w:val="zh_TW" w:bidi="zh_TW"/>
-          </w:rPr>
-          <w:rPr>
-            <w:color w:val="0000EE"/>
-            <w:u w:val="single"/>
-          </w:rPr>
-          <w:t>太22:17</w:t>
-        </w:r>
-      </w:hyperlink>
-      <w:r>
-        <w:rPr>
-          <w:lang w:val="zh_TW" w:bidi="zh_TW"/>
-        </w:rPr>
         <w:t>）。</w:t>
-      </w:r>
-    </w:p>
-    <w:p>
-      <w:pPr/>
-      <w:r>
-        <w:rPr>
-          <w:lang w:val="zh_TW" w:bidi="zh_TW"/>
-        </w:rPr>
-      </w:r>
-      <w:r>
-        <w:rPr>
-          <w:lang w:val="zh_TW" w:bidi="zh_TW"/>
-        </w:rPr>
-        <w:t>基督徒男女應該向神祈禱，舉起聖潔的手，這些手應當遠離罪、怒氣和怨恨。保羅特別勸誡姊妹們：「又願女人廉恥、自守，以正派衣裳為妝飾，不以編髮、黃金、珍珠，和貴價的衣裳為妝飾，只要有善行，這才與自稱是敬神的女人相宜。」（</w:t>
-      </w:r>
-      <w:hyperlink r:id="rId74">
-        <w:r>
-          <w:rPr>
-            <w:lang w:val="zh_TW" w:bidi="zh_TW"/>
-          </w:rPr>
-          <w:rPr>
-            <w:color w:val="0000EE"/>
-            <w:u w:val="single"/>
-          </w:rPr>
-          <w:t>提前2:9–10</w:t>
-        </w:r>
-      </w:hyperlink>
-      <w:r>
-        <w:rPr>
-          <w:lang w:val="zh_TW" w:bidi="zh_TW"/>
-        </w:rPr>
-        <w:t>）。然後保羅說：「不許女人講道，也不許她轄管男人，只要沉靜」（</w:t>
-      </w:r>
-      <w:hyperlink r:id="rId75">
-        <w:r>
-          <w:rPr>
-            <w:lang w:val="zh_TW" w:bidi="zh_TW"/>
-          </w:rPr>
-          <w:rPr>
-            <w:color w:val="0000EE"/>
-            <w:u w:val="single"/>
-          </w:rPr>
-          <w:t>12</w:t>
-        </w:r>
-      </w:hyperlink>
-      <w:r>
-        <w:rPr>
-          <w:lang w:val="zh_TW" w:bidi="zh_TW"/>
-        </w:rPr>
-        <w:t>節）。這並不意味著他們不能在教會聚會中發言。使徒行傳和哥林多前書清楚表明，婦女可以在教會聚會中禱告、說預言和作見證。但教導的職責是由男性擔任，因為作為長老（男性）的職責就是教導。因此，教導和行使權柄是密不可分的。</w:t>
-      </w:r>
-    </w:p>
-    <w:p>
-      <w:pPr>
-        <w:pStyle w:val="Heading4"/>
-      </w:pPr>
-      <w:r>
-        <w:rPr>
-          <w:lang w:val="zh_TW" w:bidi="zh_TW"/>
-        </w:rPr>
-        <w:t>教會中的適當組織（</w:t>
-      </w:r>
-      <w:hyperlink r:id="rId76">
-        <w:r>
-          <w:rPr>
-            <w:lang w:val="zh_TW" w:bidi="zh_TW"/>
-          </w:rPr>
-          <w:rPr>
-            <w:color w:val="0000EE"/>
-            <w:u w:val="single"/>
-          </w:rPr>
-          <w:t>3:1–5:25</w:t>
-        </w:r>
-      </w:hyperlink>
-      <w:r>
-        <w:rPr>
-          <w:lang w:val="zh_TW" w:bidi="zh_TW"/>
-        </w:rPr>
-        <w:t>）</w:t>
-      </w:r>
-    </w:p>
-    <w:p>
-      <w:pPr/>
-      <w:r>
-        <w:rPr>
-          <w:lang w:val="zh_TW" w:bidi="zh_TW"/>
-        </w:rPr>
-      </w:r>
-      <w:r>
-        <w:rPr>
-          <w:lang w:val="zh_TW" w:bidi="zh_TW"/>
-        </w:rPr>
-        <w:t>關於早期教會的組織，首要問題是誰是監督。這處經文的第一節是：「人若想要得監督的職分，就是羨慕善工」（</w:t>
-      </w:r>
-      <w:hyperlink r:id="rId77">
-        <w:r>
-          <w:rPr>
-            <w:lang w:val="zh_TW" w:bidi="zh_TW"/>
-          </w:rPr>
-          <w:rPr>
-            <w:color w:val="0000EE"/>
-            <w:u w:val="single"/>
-          </w:rPr>
-          <w:t>3:1）</w:t>
-        </w:r>
-      </w:hyperlink>
-      <w:r>
-        <w:rPr>
-          <w:lang w:val="zh_TW" w:bidi="zh_TW"/>
-        </w:rPr>
-        <w:t>。在所有教牧書信中，監督顯然是地方教會內的一個職分，而不是一個管理多個教會的職員，例如在公元二世紀初期發展起來的主教職位。而且根據</w:t>
-      </w:r>
-      <w:hyperlink r:id="rId78">
-        <w:r>
-          <w:rPr>
-            <w:lang w:val="zh_TW" w:bidi="zh_TW"/>
-          </w:rPr>
-          <w:rPr>
-            <w:color w:val="0000EE"/>
-            <w:u w:val="single"/>
-          </w:rPr>
-          <w:t>提多書一章4至6節</w:t>
-        </w:r>
-      </w:hyperlink>
-      <w:r>
-        <w:rPr>
-          <w:lang w:val="zh_TW" w:bidi="zh_TW"/>
-        </w:rPr>
-        <w:t>，保羅將長老和監督這兩個詞交替使用，因此大多數學者相信保羅認為這兩者是可以互換的。提摩太自己是教會中類似現代牧師的角色，並且有長老（監督）和執事幫助他管理教會。</w:t>
-      </w:r>
-    </w:p>
-    <w:p>
-      <w:pPr/>
-      <w:r>
-        <w:rPr>
-          <w:lang w:val="zh_TW" w:bidi="zh_TW"/>
-        </w:rPr>
-      </w:r>
-      <w:r>
-        <w:rPr>
-          <w:lang w:val="zh_TW" w:bidi="zh_TW"/>
-        </w:rPr>
-        <w:t>在教會中成為長老是一個值得追求的目標。但是，一個人必須具備高資格才能當選這樣負責任的職位。他應該受到教會其他成員和教會外部人士的尊重。大多數的資格都很清楚，但其中幾個值得特別注意。</w:t>
-      </w:r>
-    </w:p>
-    <w:p>
-      <w:pPr/>
-      <w:r>
-        <w:rPr>
-          <w:lang w:val="zh_TW" w:bidi="zh_TW"/>
-        </w:rPr>
-      </w:r>
-      <w:r>
-        <w:rPr>
-          <w:lang w:val="zh_TW" w:bidi="zh_TW"/>
-        </w:rPr>
-        <w:t>「作監督的，必須無可指責，只作一個婦人的丈夫」（</w:t>
-      </w:r>
-      <w:hyperlink r:id="rId79">
-        <w:r>
-          <w:rPr>
-            <w:lang w:val="zh_TW" w:bidi="zh_TW"/>
-          </w:rPr>
-          <w:rPr>
-            <w:color w:val="0000EE"/>
-            <w:u w:val="single"/>
-          </w:rPr>
-          <w:t>3:2</w:t>
-        </w:r>
-      </w:hyperlink>
-      <w:r>
-        <w:rPr>
-          <w:lang w:val="zh_TW" w:bidi="zh_TW"/>
-        </w:rPr>
-        <w:t>）。希臘文的字面意思是「一個女人的男人」。這顯然禁止一夫多妻制，並排除對妻子不忠的男人。它可能不會排除一個離婚後再婚的男人，也不會排除一個從未有過妻子的單身男子。教會應該堅持其領袖在性道德上有很高的標準。</w:t>
-      </w:r>
-    </w:p>
-    <w:p>
-      <w:pPr/>
-      <w:r>
-        <w:rPr>
-          <w:lang w:val="zh_TW" w:bidi="zh_TW"/>
-        </w:rPr>
-      </w:r>
-      <w:r>
-        <w:rPr>
-          <w:lang w:val="zh_TW" w:bidi="zh_TW"/>
-        </w:rPr>
-        <w:t>如果一個人無法管理好自己的家庭，他也無法在教會中行使紀律。這個人也不應該酗酒。保羅並未要求完全禁酒，但他明確要求長老不可被烈酒支配。而且擔任長老高職的人不應該是新信徒（字面意義為初信者），以免因驕傲而失去做長老的資格。總的來說，只有品格優良的人才能當選為教會的長老或監督。</w:t>
-      </w:r>
-    </w:p>
-    <w:p>
-      <w:pPr/>
-      <w:r>
-        <w:rPr>
-          <w:lang w:val="zh_TW" w:bidi="zh_TW"/>
-        </w:rPr>
-      </w:r>
-      <w:r>
-        <w:rPr>
-          <w:lang w:val="zh_TW" w:bidi="zh_TW"/>
-        </w:rPr>
-        <w:t>接著，保羅繼續談到執事的職分：「作執事的，也是如此：必須端莊，不一口兩舌，不好喝酒，不貪不義之財」（</w:t>
-      </w:r>
-      <w:hyperlink r:id="rId80">
-        <w:r>
-          <w:rPr>
-            <w:lang w:val="zh_TW" w:bidi="zh_TW"/>
-          </w:rPr>
-          <w:rPr>
-            <w:color w:val="0000EE"/>
-            <w:u w:val="single"/>
-          </w:rPr>
-          <w:t>3:8</w:t>
-        </w:r>
-      </w:hyperlink>
-      <w:r>
-        <w:rPr>
-          <w:lang w:val="zh_TW" w:bidi="zh_TW"/>
-        </w:rPr>
-        <w:t>）。執事的資格幾乎與長老的資格相同。在被選為執事之前，他們應該有教會工作的經驗。</w:t>
-      </w:r>
-      <w:hyperlink r:id="rId81">
-        <w:r>
-          <w:rPr>
-            <w:lang w:val="zh_TW" w:bidi="zh_TW"/>
-          </w:rPr>
-          <w:rPr>
-            <w:color w:val="0000EE"/>
-            <w:u w:val="single"/>
-          </w:rPr>
-          <w:t>提摩太前書三章11節</w:t>
-        </w:r>
-      </w:hyperlink>
-      <w:r>
-        <w:rPr>
-          <w:lang w:val="zh_TW" w:bidi="zh_TW"/>
-        </w:rPr>
-        <w:t>將相同的資格應用於有志成為執事的婦女和/或執事的妻子。第</w:t>
-      </w:r>
-      <w:hyperlink r:id="rId82">
-        <w:r>
-          <w:rPr>
-            <w:lang w:val="zh_TW" w:bidi="zh_TW"/>
-          </w:rPr>
-          <w:rPr>
-            <w:color w:val="0000EE"/>
-            <w:u w:val="single"/>
-          </w:rPr>
-          <w:t>12節</w:t>
-        </w:r>
-      </w:hyperlink>
-      <w:r>
-        <w:rPr>
-          <w:lang w:val="zh_TW" w:bidi="zh_TW"/>
-        </w:rPr>
-        <w:t>繼續說明執事的資格。</w:t>
-      </w:r>
-    </w:p>
-    <w:p>
-      <w:pPr/>
-      <w:r>
-        <w:rPr>
-          <w:lang w:val="zh_TW" w:bidi="zh_TW"/>
-        </w:rPr>
-      </w:r>
-      <w:r>
-        <w:rPr>
-          <w:lang w:val="zh_TW" w:bidi="zh_TW"/>
-        </w:rPr>
-        <w:t>在第</w:t>
-      </w:r>
-      <w:hyperlink r:id="rId83">
-        <w:r>
-          <w:rPr>
-            <w:lang w:val="zh_TW" w:bidi="zh_TW"/>
-          </w:rPr>
-          <w:rPr>
-            <w:color w:val="0000EE"/>
-            <w:u w:val="single"/>
-          </w:rPr>
-          <w:t>四</w:t>
-        </w:r>
-      </w:hyperlink>
-      <w:r>
-        <w:rPr>
-          <w:lang w:val="zh_TW" w:bidi="zh_TW"/>
-        </w:rPr>
-        <w:t>章中，保羅敦促提摩太在教會中發揮他的領導作用，特別是在他與異端的關係上。一些諾斯底異端教導一種虛假的禁欲主義，禁止婚姻和某些食物。但神賜給我們這些東西是為了使用和享受，以榮耀神。提摩太的牧職責任是教導人神的真理，不要讓自己捲入異端無神和荒謬傳說的爭論中（</w:t>
-      </w:r>
-      <w:hyperlink r:id="rId84">
-        <w:r>
-          <w:rPr>
-            <w:lang w:val="zh_TW" w:bidi="zh_TW"/>
-          </w:rPr>
-          <w:rPr>
-            <w:color w:val="0000EE"/>
-            <w:u w:val="single"/>
-          </w:rPr>
-          <w:t>4:7</w:t>
-        </w:r>
-      </w:hyperlink>
-      <w:r>
-        <w:rPr>
-          <w:lang w:val="zh_TW" w:bidi="zh_TW"/>
-        </w:rPr>
-        <w:t>）。保羅敦促提摩太通過不斷的靈性操練來保持靈性健壯，這比鍛鍊身體更重要。</w:t>
-      </w:r>
-    </w:p>
-    <w:p>
-      <w:pPr/>
-      <w:r>
-        <w:rPr>
-          <w:lang w:val="zh_TW" w:bidi="zh_TW"/>
-        </w:rPr>
-      </w:r>
-      <w:r>
-        <w:rPr>
-          <w:lang w:val="zh_TW" w:bidi="zh_TW"/>
-        </w:rPr>
-        <w:t>保羅認識到提摩太是一個年輕人，一些年長的基督徒可能會因為他年輕而看輕他。提摩太應該更加努力以贏得他們的尊重——「在言語、行為、愛心、信心、清潔上，都作信徒的榜樣」（</w:t>
-      </w:r>
-      <w:hyperlink r:id="rId85">
-        <w:r>
-          <w:rPr>
-            <w:lang w:val="zh_TW" w:bidi="zh_TW"/>
-          </w:rPr>
-          <w:rPr>
-            <w:color w:val="0000EE"/>
-            <w:u w:val="single"/>
-          </w:rPr>
-          <w:t>4:12</w:t>
-        </w:r>
-      </w:hyperlink>
-      <w:r>
-        <w:rPr>
-          <w:lang w:val="zh_TW" w:bidi="zh_TW"/>
-        </w:rPr>
-        <w:t>）。因為神已經呼召提摩太，並且教會藉按手禮任命了他，提摩太應該努力履行這些崇高的責任。</w:t>
-      </w:r>
-    </w:p>
-    <w:p>
-      <w:pPr/>
-      <w:r>
-        <w:rPr>
-          <w:lang w:val="zh_TW" w:bidi="zh_TW"/>
-        </w:rPr>
-      </w:r>
-      <w:r>
-        <w:rPr>
-          <w:lang w:val="zh_TW" w:bidi="zh_TW"/>
-        </w:rPr>
-        <w:t>保羅給了提摩太一些實際的建議，告訴他一個年輕的傳道人應該如何處理教會中不同年齡和性別的群體。他應該像對待自己的父親一樣對待年長的男人，像對待自己的母親一樣對待年長的女人，像對待自己的兄弟一樣對待年輕的男人，像對待自己的姐妹一樣對待年輕的女人——並特別強調：「總要清清潔潔的」（</w:t>
-      </w:r>
-      <w:hyperlink r:id="rId86">
-        <w:r>
-          <w:rPr>
-            <w:lang w:val="zh_TW" w:bidi="zh_TW"/>
-          </w:rPr>
-          <w:rPr>
-            <w:color w:val="0000EE"/>
-            <w:u w:val="single"/>
-          </w:rPr>
-          <w:t>5:2</w:t>
-        </w:r>
-      </w:hyperlink>
-      <w:r>
-        <w:rPr>
-          <w:lang w:val="zh_TW" w:bidi="zh_TW"/>
-        </w:rPr>
-        <w:t>）。</w:t>
-      </w:r>
-    </w:p>
-    <w:p>
-      <w:pPr/>
-      <w:r>
-        <w:rPr>
-          <w:lang w:val="zh_TW" w:bidi="zh_TW"/>
-        </w:rPr>
-      </w:r>
-      <w:r>
-        <w:rPr>
-          <w:lang w:val="zh_TW" w:bidi="zh_TW"/>
-        </w:rPr>
-        <w:t>保羅還告訴提摩太如何處理寡婦的問題。在那個時候，極少婦女可以工作，且當時還沒有保險和社會保障，失去丈夫的婦女往往陷入絕望的境地。早期教會制定了一個寡婦名冊，以便能夠照顧她們的需要。年輕的寡婦應該被勸勉再婚，讓新的丈夫來支持她們。有能力的家庭應該認識到他們有責任照顧自己有需要的親人。教會因此有責任照顧那些沒有家人照顧的年長寡婦。教會在履行其慈善義務時，必須明智、公平，妥善分配有限的資源，以達到最大的益處。</w:t>
-      </w:r>
-    </w:p>
-    <w:p>
-      <w:pPr/>
-      <w:r>
-        <w:rPr>
-          <w:lang w:val="zh_TW" w:bidi="zh_TW"/>
-        </w:rPr>
-      </w:r>
-      <w:r>
-        <w:rPr>
-          <w:lang w:val="zh_TW" w:bidi="zh_TW"/>
-        </w:rPr>
-        <w:t>即使在早期教會，教會領袖也因其工作而獲得報酬。保羅說他們應該「當以為配受加倍的敬奉」（</w:t>
-      </w:r>
-      <w:hyperlink r:id="rId87">
-        <w:r>
-          <w:rPr>
-            <w:lang w:val="zh_TW" w:bidi="zh_TW"/>
-          </w:rPr>
-          <w:rPr>
-            <w:color w:val="0000EE"/>
-            <w:u w:val="single"/>
-          </w:rPr>
-          <w:t>5:17</w:t>
-        </w:r>
-      </w:hyperlink>
-      <w:r>
-        <w:rPr>
-          <w:lang w:val="zh_TW" w:bidi="zh_TW"/>
-        </w:rPr>
-        <w:t>）。教會的領袖不應該被選立得太快，他們的罪過也不應被忽視。即便是提摩太本人，也被警告要遠離罪惡。這處經文最後再次討論了教會領袖的罪（</w:t>
-      </w:r>
-      <w:hyperlink r:id="rId88">
-        <w:r>
-          <w:rPr>
-            <w:lang w:val="zh_TW" w:bidi="zh_TW"/>
-          </w:rPr>
-          <w:rPr>
-            <w:color w:val="0000EE"/>
-            <w:u w:val="single"/>
-          </w:rPr>
-          <w:t>24–25節</w:t>
-        </w:r>
-      </w:hyperlink>
-      <w:r>
-        <w:rPr>
-          <w:lang w:val="zh_TW" w:bidi="zh_TW"/>
-        </w:rPr>
-        <w:t>）。當一個人的罪行明顯時，罪人必須由教會懲戒。有時候，一個人的罪可能不被其他人發現，但神知道並會處理。相反，領袖們的許多善行也是如此。</w:t>
-      </w:r>
-    </w:p>
-    <w:p>
-      <w:pPr>
-        <w:pStyle w:val="Heading4"/>
-      </w:pPr>
-      <w:r>
-        <w:rPr>
-          <w:lang w:val="zh_TW" w:bidi="zh_TW"/>
-        </w:rPr>
-        <w:t>一些關於基督徒生活的實際教導（</w:t>
-      </w:r>
-      <w:hyperlink r:id="rId89">
-        <w:r>
-          <w:rPr>
-            <w:lang w:val="zh_TW" w:bidi="zh_TW"/>
-          </w:rPr>
-          <w:rPr>
-            <w:color w:val="0000EE"/>
-            <w:u w:val="single"/>
-          </w:rPr>
-          <w:t>6:1–21</w:t>
-        </w:r>
-      </w:hyperlink>
-      <w:r>
-        <w:rPr>
-          <w:lang w:val="zh_TW" w:bidi="zh_TW"/>
-        </w:rPr>
-        <w:t>）</w:t>
-      </w:r>
-    </w:p>
-    <w:p>
-      <w:pPr/>
-      <w:r>
-        <w:rPr>
-          <w:lang w:val="zh_TW" w:bidi="zh_TW"/>
-        </w:rPr>
-      </w:r>
-      <w:r>
-        <w:rPr>
-          <w:lang w:val="zh_TW" w:bidi="zh_TW"/>
-        </w:rPr>
-        <w:t>奴隸制度在當時是被普遍接受的制度。保羅教導基督徒奴隸要做忠實的奴隸，而基督徒主人也應該做良善的主人。在許多世紀後，基督教的原則最終會導致奴隸制度的終結，但在保羅的時代，無論是保羅還是其他人，都不可能發起一場廢除奴隸制的運動。</w:t>
-      </w:r>
-    </w:p>
-    <w:p>
-      <w:pPr/>
-      <w:r>
-        <w:rPr>
-          <w:lang w:val="zh_TW" w:bidi="zh_TW"/>
-        </w:rPr>
-      </w:r>
-      <w:r>
-        <w:rPr>
-          <w:lang w:val="zh_TW" w:bidi="zh_TW"/>
-        </w:rPr>
-        <w:t>保羅敦促提摩太遠離異端的教導，堅守傳揚福音的真理。</w:t>
-      </w:r>
-    </w:p>
-    <w:p>
-      <w:pPr/>
-      <w:r>
-        <w:rPr>
-          <w:lang w:val="zh_TW" w:bidi="zh_TW"/>
-        </w:rPr>
-      </w:r>
-      <w:r>
-        <w:rPr>
-          <w:lang w:val="zh_TW" w:bidi="zh_TW"/>
-        </w:rPr>
-        <w:t>有兩個部分（</w:t>
-      </w:r>
-      <w:hyperlink r:id="rId90">
-        <w:r>
-          <w:rPr>
-            <w:lang w:val="zh_TW" w:bidi="zh_TW"/>
-          </w:rPr>
-          <w:rPr>
-            <w:color w:val="0000EE"/>
-            <w:u w:val="single"/>
-          </w:rPr>
-          <w:t>6:6–10、17–19</w:t>
-        </w:r>
-      </w:hyperlink>
-      <w:r>
-        <w:rPr>
-          <w:lang w:val="zh_TW" w:bidi="zh_TW"/>
-        </w:rPr>
-        <w:t>）討論基督徒對財富的態度。在這裡，保羅緊密遵循耶穌的教導。金錢可能會成為人們心中的偶像，帶來各種罪惡，但它也可以用來事奉神，成為積存在天上的財寶。</w:t>
-      </w:r>
-    </w:p>
-    <w:p>
-      <w:pPr/>
-      <w:r>
-        <w:rPr>
-          <w:lang w:val="zh_TW" w:bidi="zh_TW"/>
-        </w:rPr>
-      </w:r>
-      <w:r>
-        <w:rPr>
-          <w:lang w:val="zh_TW" w:bidi="zh_TW"/>
-        </w:rPr>
-        <w:t>最後，保羅在另外兩個部分（</w:t>
-      </w:r>
-      <w:hyperlink r:id="rId91">
-        <w:r>
-          <w:rPr>
-            <w:lang w:val="zh_TW" w:bidi="zh_TW"/>
-          </w:rPr>
-          <w:rPr>
-            <w:color w:val="0000EE"/>
-            <w:u w:val="single"/>
-          </w:rPr>
-          <w:t>6:11–16，20–21</w:t>
-        </w:r>
-      </w:hyperlink>
-      <w:r>
-        <w:rPr>
-          <w:lang w:val="zh_TW" w:bidi="zh_TW"/>
-        </w:rPr>
-        <w:t>），鼓勵提摩太要竭盡全力，成為真正屬於神的人。他應該像神的士兵一樣打那美好的仗。這一生往往是艱難的，但提摩太應該將他的眼目定睛在榮耀基督的再來上。</w:t>
-      </w:r>
-    </w:p>
-    <w:p>
-      <w:pPr/>
-      <w:r>
-        <w:rPr>
-          <w:lang w:val="zh_TW" w:bidi="zh_TW"/>
-        </w:rPr>
-      </w:r>
-      <w:r>
-        <w:rPr>
-          <w:i/>
-          <w:lang w:val="zh_TW" w:bidi="zh_TW"/>
-        </w:rPr>
-        <w:t>另見</w:t>
-      </w:r>
-      <w:r>
-        <w:rPr>
-          <w:lang w:val="zh_TW" w:bidi="zh_TW"/>
-        </w:rPr>
-        <w:t xml:space="preserve"> </w:t>
-      </w:r>
-      <w:r>
-        <w:rPr>
-          <w:lang w:val="zh_TW" w:bidi="zh_TW"/>
-        </w:rPr>
-        <w:t>提摩太後書</w:t>
-      </w:r>
-      <w:r>
-        <w:rPr>
-          <w:lang w:val="zh_TW" w:bidi="zh_TW"/>
-        </w:rPr>
-        <w:t>；</w:t>
-      </w:r>
-      <w:r>
-        <w:rPr>
-          <w:lang w:val="zh_TW" w:bidi="zh_TW"/>
-        </w:rPr>
-        <w:t>提多書</w:t>
-      </w:r>
-      <w:r>
-        <w:rPr>
-          <w:lang w:val="zh_TW" w:bidi="zh_TW"/>
-        </w:rPr>
-        <w:t>。</w:t>
       </w:r>
       <w:r>
         <w:rPr>
@@ -5259,18 +3754,6 @@
   </w:num>
   <w:num w:numId="13" w16cid:durableId="592781308">
     <w:abstractNumId w:val="11"/>
-  </w:num>
-  <w:num w:numId="14">
-    <w:abstractNumId w:val="3"/>
-    <w:lvlOverride w:ilvl="0">
-      <w:startOverride w:val="1"/>
-    </w:lvlOverride>
-  </w:num>
-  <w:num w:numId="15">
-    <w:abstractNumId w:val="3"/>
-    <w:lvlOverride w:ilvl="0">
-      <w:startOverride w:val="1"/>
-    </w:lvlOverride>
   </w:num>
   <w:numIdMacAtCleanup w:val="10"/>
 </w:numbering>

--- a/zht/docx/137.content.docx
+++ b/zht/docx/137.content.docx
@@ -149,7 +149,7 @@
         <w:rPr>
           <w:lang w:val="zh_TW" w:bidi="zh_TW"/>
         </w:rPr>
-        <w:t>tai</w:t>
+        <w:t>shang</w:t>
       </w:r>
       <w:r>
         <w:rPr>
@@ -212,7 +212,7 @@
         <w:rPr>
           <w:lang w:val="zh_TW" w:bidi="zh_TW"/>
         </w:rPr>
-        <w:t>太陽</w:t>
+        <w:t>商人</w:t>
       </w:r>
       <w:r>
         <w:rPr>
@@ -231,7 +231,7 @@
         <w:rPr>
           <w:lang w:val="zh_TW" w:bidi="zh_TW"/>
         </w:rPr>
-        <w:t>太陽（譯註：或譯「日頭」）是神所創造的兩大光體之一，用來管理白晝（</w:t>
+        <w:t>為了獲利而從事貨物買賣的人。人們早期使用以物易物的貿易制度，後來逐漸演變成由專業商人促成貨物的交換。起初，人們以銀子作為支付方式（</w:t>
       </w:r>
       <w:hyperlink r:id="rId13">
         <w:r>
@@ -242,14 +242,14 @@
             <w:color w:val="0000EE"/>
             <w:u w:val="single"/>
           </w:rPr>
-          <w:t>創1:14–15</w:t>
+          <w:t>創23:16</w:t>
         </w:r>
       </w:hyperlink>
       <w:r>
         <w:rPr>
           <w:lang w:val="zh_TW" w:bidi="zh_TW"/>
         </w:rPr>
-        <w:t>）。在聖經時代，一天是從日落開始的，日常獻祭也與太陽的位置有關。第一個燔祭是在日出時獻上的（</w:t>
+        <w:t>），之後又發展為使用錢幣或其它交換媒介。商人既在本地交易，也跟列邦貿易往來，他們與亞蘭人（</w:t>
       </w:r>
       <w:hyperlink r:id="rId14">
         <w:r>
@@ -260,7 +260,7 @@
             <w:color w:val="0000EE"/>
             <w:u w:val="single"/>
           </w:rPr>
-          <w:t>出29:39</w:t>
+          <w:t>王上20:34</w:t>
         </w:r>
       </w:hyperlink>
       <w:r>
@@ -278,54 +278,14 @@
             <w:color w:val="0000EE"/>
             <w:u w:val="single"/>
           </w:rPr>
-          <w:t>民28:4</w:t>
+          <w:t>結27:16–18</w:t>
         </w:r>
       </w:hyperlink>
       <w:r>
         <w:rPr>
           <w:lang w:val="zh_TW" w:bidi="zh_TW"/>
         </w:rPr>
-        <w:t>）。在猶太教的拉比傳統中，白晝的時數隨著季節變化，取決於太陽週期。</w:t>
-      </w:r>
-    </w:p>
-    <w:p>
-      <w:pPr/>
-      <w:r>
-        <w:rPr>
-          <w:lang w:val="zh_TW" w:bidi="zh_TW"/>
-        </w:rPr>
-      </w:r>
-      <w:r>
-        <w:rPr>
-          <w:lang w:val="zh_TW" w:bidi="zh_TW"/>
-        </w:rPr>
-        <w:t>以色列人用的曆法是陰曆，但春季（逾越節）和秋季（吹角節、贖罪日、住棚節）的大節期卻顯示，他們也考量了太陽年（solar year）。與農事對應的基色曆（Gezer calendar）以太陽年為依據。猶太曆採用19年循環，其中有7年會加上閏月，使陰曆與太陽年對齊，聖經並沒有提到這套系統，學者認為第十三個月是後來才加上的。來自埃及象島（Elephantine）猶太殖民地的亞蘭文文件顯示，早在主前五世紀，這個19年循環的系統已經被使用。雖然沒有相關記錄留存，猶大和以色列王國很可能採用類似的制度。</w:t>
-      </w:r>
-    </w:p>
-    <w:p>
-      <w:pPr/>
-      <w:r>
-        <w:rPr>
-          <w:lang w:val="zh_TW" w:bidi="zh_TW"/>
-        </w:rPr>
-      </w:r>
-      <w:r>
-        <w:rPr>
-          <w:lang w:val="zh_TW" w:bidi="zh_TW"/>
-        </w:rPr>
-        <w:t>在猶太教的拉比傳統中，認為每年都有四季，但舊約僅提到兩季：「</w:t>
-      </w:r>
-      <w:r>
-        <w:rPr>
-          <w:lang w:val="zh_TW" w:bidi="zh_TW"/>
-        </w:rPr>
-        <w:t>稼穡、寒暑、冬夏</w:t>
-      </w:r>
-      <w:r>
-        <w:rPr>
-          <w:lang w:val="zh_TW" w:bidi="zh_TW"/>
-        </w:rPr>
-        <w:t>」（</w:t>
+        <w:t>）、迦南人和腓尼基人（</w:t>
       </w:r>
       <w:hyperlink r:id="rId16">
         <w:r>
@@ -336,1186 +296,16 @@
             <w:color w:val="0000EE"/>
             <w:u w:val="single"/>
           </w:rPr>
-          <w:t>創8:22</w:t>
+          <w:t>賽23:2</w:t>
         </w:r>
       </w:hyperlink>
       <w:r>
         <w:rPr>
           <w:lang w:val="zh_TW" w:bidi="zh_TW"/>
         </w:rPr>
-        <w:t>）。</w:t>
-      </w:r>
-    </w:p>
-    <w:p>
-      <w:pPr/>
-      <w:r>
-        <w:rPr>
-          <w:lang w:val="zh_TW" w:bidi="zh_TW"/>
-        </w:rPr>
-      </w:r>
-      <w:r>
-        <w:rPr>
-          <w:lang w:val="zh_TW" w:bidi="zh_TW"/>
-        </w:rPr>
-        <w:t>四個季節與太陽的運行有關：</w:t>
-      </w:r>
-    </w:p>
-    <w:p>
-      <w:pPr>
-        <w:pStyle w:val="ListBullet"/>
-        <w:spacing w:line="240" w:lineRule="auto"/>
-        <w:ind w:left="720"/>
-      </w:pPr>
-      <w:r>
-        <w:rPr>
-          <w:lang w:val="zh_TW" w:bidi="zh_TW"/>
-        </w:rPr>
-      </w:r>
-      <w:r>
-        <w:rPr>
-          <w:lang w:val="zh_TW" w:bidi="zh_TW"/>
-        </w:rPr>
-        <w:t>秋季（</w:t>
-      </w:r>
-      <w:r>
-        <w:rPr>
-          <w:i/>
-          <w:lang w:val="zh_TW" w:bidi="zh_TW"/>
-        </w:rPr>
-        <w:t>setav；</w:t>
-      </w:r>
-      <w:r>
-        <w:rPr>
-          <w:lang w:val="zh_TW" w:bidi="zh_TW"/>
-        </w:rPr>
-        <w:t>原指「雨季」或「雨」；</w:t>
-      </w:r>
-      <w:hyperlink r:id="rId17">
-        <w:r>
-          <w:rPr>
-            <w:lang w:val="zh_TW" w:bidi="zh_TW"/>
-          </w:rPr>
-          <w:rPr>
-            <w:color w:val="0000EE"/>
-            <w:u w:val="single"/>
-          </w:rPr>
-          <w:t>歌2:11</w:t>
-        </w:r>
-      </w:hyperlink>
-      <w:r>
-        <w:rPr>
-          <w:lang w:val="zh_TW" w:bidi="zh_TW"/>
-        </w:rPr>
-        <w:t>）始於秋分（9月21日）</w:t>
-      </w:r>
-    </w:p>
-    <w:p>
-      <w:pPr>
-        <w:pStyle w:val="ListBullet"/>
-        <w:spacing w:line="240" w:lineRule="auto"/>
-        <w:ind w:left="720"/>
-      </w:pPr>
-      <w:r>
-        <w:rPr>
-          <w:lang w:val="zh_TW" w:bidi="zh_TW"/>
-        </w:rPr>
-      </w:r>
-      <w:r>
-        <w:rPr>
-          <w:lang w:val="zh_TW" w:bidi="zh_TW"/>
-        </w:rPr>
-        <w:t>冬季（</w:t>
-      </w:r>
-      <w:r>
-        <w:rPr>
-          <w:i/>
-          <w:lang w:val="zh_TW" w:bidi="zh_TW"/>
-        </w:rPr>
-        <w:t>horeph</w:t>
-      </w:r>
-      <w:r>
-        <w:rPr>
-          <w:lang w:val="zh_TW" w:bidi="zh_TW"/>
-        </w:rPr>
-        <w:t>）始於冬至（約12月22日）</w:t>
-      </w:r>
-    </w:p>
-    <w:p>
-      <w:pPr>
-        <w:pStyle w:val="ListBullet"/>
-        <w:spacing w:line="240" w:lineRule="auto"/>
-        <w:ind w:left="720"/>
-      </w:pPr>
-      <w:r>
-        <w:rPr>
-          <w:lang w:val="zh_TW" w:bidi="zh_TW"/>
-        </w:rPr>
-      </w:r>
-      <w:r>
-        <w:rPr>
-          <w:lang w:val="zh_TW" w:bidi="zh_TW"/>
-        </w:rPr>
-        <w:t>春天 （</w:t>
-      </w:r>
-      <w:r>
-        <w:rPr>
-          <w:i/>
-          <w:lang w:val="zh_TW" w:bidi="zh_TW"/>
-        </w:rPr>
-        <w:t>aviv</w:t>
-      </w:r>
-      <w:r>
-        <w:rPr>
-          <w:lang w:val="zh_TW" w:bidi="zh_TW"/>
-        </w:rPr>
-        <w:t>） 開始於春分（3月21日）</w:t>
-      </w:r>
-    </w:p>
-    <w:p>
-      <w:pPr>
-        <w:pStyle w:val="ListBullet"/>
-        <w:spacing w:line="240" w:lineRule="auto"/>
-        <w:ind w:left="720"/>
-      </w:pPr>
-      <w:r>
-        <w:rPr>
-          <w:lang w:val="zh_TW" w:bidi="zh_TW"/>
-        </w:rPr>
-      </w:r>
-      <w:r>
-        <w:rPr>
-          <w:lang w:val="zh_TW" w:bidi="zh_TW"/>
-        </w:rPr>
-        <w:t>夏季（</w:t>
-      </w:r>
-      <w:r>
-        <w:rPr>
-          <w:i/>
-          <w:lang w:val="zh_TW" w:bidi="zh_TW"/>
-        </w:rPr>
-        <w:t>qayits</w:t>
-      </w:r>
-      <w:r>
-        <w:rPr>
-          <w:lang w:val="zh_TW" w:bidi="zh_TW"/>
-        </w:rPr>
-        <w:t>）始於夏至（6月22日）</w:t>
-      </w:r>
-    </w:p>
-    <w:p>
-      <w:pPr/>
-      <w:r>
-        <w:rPr>
-          <w:lang w:val="zh_TW" w:bidi="zh_TW"/>
-        </w:rPr>
-      </w:r>
-      <w:r>
-        <w:rPr>
-          <w:lang w:val="zh_TW" w:bidi="zh_TW"/>
-        </w:rPr>
-        <w:t>在別是巴發現的一座聖殿（追溯到公元前125年），與夏至的日出對齊。同樣，拉吉（Lachish）的一座聖殿則朝向冬至。來自君主時代的亞拉得（Arad）聖殿幾乎正對東方。它很可能與春分或秋分的日出對齊，耶路撒冷聖殿也是如此。</w:t>
-      </w:r>
-    </w:p>
-    <w:p>
-      <w:pPr/>
-      <w:r>
-        <w:rPr>
-          <w:lang w:val="zh_TW" w:bidi="zh_TW"/>
-        </w:rPr>
-      </w:r>
-      <w:r>
-        <w:rPr>
-          <w:lang w:val="zh_TW" w:bidi="zh_TW"/>
-        </w:rPr>
-        <w:t>在希伯來詩詞中，太陽常被用作一個強烈的意象。它被描述為：</w:t>
-      </w:r>
-    </w:p>
-    <w:p>
-      <w:pPr>
-        <w:pStyle w:val="ListBullet"/>
-        <w:spacing w:line="240" w:lineRule="auto"/>
-        <w:ind w:left="720"/>
-      </w:pPr>
-      <w:r>
-        <w:rPr>
-          <w:lang w:val="zh_TW" w:bidi="zh_TW"/>
-        </w:rPr>
-      </w:r>
-      <w:r>
-        <w:rPr>
-          <w:lang w:val="zh_TW" w:bidi="zh_TW"/>
-        </w:rPr>
-        <w:t>擁有居所（</w:t>
-      </w:r>
-      <w:hyperlink r:id="rId18">
-        <w:r>
-          <w:rPr>
-            <w:lang w:val="zh_TW" w:bidi="zh_TW"/>
-          </w:rPr>
-          <w:rPr>
-            <w:color w:val="0000EE"/>
-            <w:u w:val="single"/>
-          </w:rPr>
-          <w:t>哈3:11</w:t>
-        </w:r>
-      </w:hyperlink>
-      <w:r>
-        <w:rPr>
-          <w:lang w:val="zh_TW" w:bidi="zh_TW"/>
-        </w:rPr>
-        <w:t>）</w:t>
-      </w:r>
-    </w:p>
-    <w:p>
-      <w:pPr>
-        <w:pStyle w:val="ListBullet"/>
-        <w:spacing w:line="240" w:lineRule="auto"/>
-        <w:ind w:left="720"/>
-      </w:pPr>
-      <w:r>
-        <w:rPr>
-          <w:lang w:val="zh_TW" w:bidi="zh_TW"/>
-        </w:rPr>
-      </w:r>
-      <w:r>
-        <w:rPr>
-          <w:lang w:val="zh_TW" w:bidi="zh_TW"/>
-        </w:rPr>
-        <w:t>如同新郎出洞房般 （</w:t>
-      </w:r>
-      <w:hyperlink r:id="rId19">
-        <w:r>
-          <w:rPr>
-            <w:lang w:val="zh_TW" w:bidi="zh_TW"/>
-          </w:rPr>
-          <w:rPr>
-            <w:color w:val="0000EE"/>
-            <w:u w:val="single"/>
-          </w:rPr>
-          <w:t>詩19:4–5</w:t>
-        </w:r>
-      </w:hyperlink>
-      <w:r>
-        <w:rPr>
-          <w:lang w:val="zh_TW" w:bidi="zh_TW"/>
-        </w:rPr>
-        <w:t>）</w:t>
-      </w:r>
-    </w:p>
-    <w:p>
-      <w:pPr/>
-      <w:r>
-        <w:rPr>
-          <w:lang w:val="zh_TW" w:bidi="zh_TW"/>
-        </w:rPr>
-      </w:r>
-      <w:r>
-        <w:rPr>
-          <w:lang w:val="zh_TW" w:bidi="zh_TW"/>
-        </w:rPr>
-        <w:t>太陽象徵：</w:t>
-      </w:r>
-    </w:p>
-    <w:p>
-      <w:pPr>
-        <w:pStyle w:val="ListBullet"/>
-        <w:spacing w:line="240" w:lineRule="auto"/>
-        <w:ind w:left="720"/>
-      </w:pPr>
-      <w:r>
-        <w:rPr>
-          <w:lang w:val="zh_TW" w:bidi="zh_TW"/>
-        </w:rPr>
-      </w:r>
-      <w:r>
-        <w:rPr>
-          <w:lang w:val="zh_TW" w:bidi="zh_TW"/>
-        </w:rPr>
-        <w:t>恆久不變（</w:t>
-      </w:r>
-      <w:hyperlink r:id="rId20">
-        <w:r>
-          <w:rPr>
-            <w:lang w:val="zh_TW" w:bidi="zh_TW"/>
-          </w:rPr>
-          <w:rPr>
-            <w:color w:val="0000EE"/>
-            <w:u w:val="single"/>
-          </w:rPr>
-          <w:t>詩72:5、17</w:t>
-        </w:r>
-      </w:hyperlink>
-      <w:r>
-        <w:rPr>
-          <w:lang w:val="zh_TW" w:bidi="zh_TW"/>
-        </w:rPr>
-        <w:t>）</w:t>
-      </w:r>
-    </w:p>
-    <w:p>
-      <w:pPr>
-        <w:pStyle w:val="ListBullet"/>
-        <w:spacing w:line="240" w:lineRule="auto"/>
-        <w:ind w:left="720"/>
-      </w:pPr>
-      <w:r>
-        <w:rPr>
-          <w:lang w:val="zh_TW" w:bidi="zh_TW"/>
-        </w:rPr>
-      </w:r>
-      <w:r>
-        <w:rPr>
-          <w:lang w:val="zh_TW" w:bidi="zh_TW"/>
-        </w:rPr>
-        <w:t>律法（</w:t>
-      </w:r>
-      <w:hyperlink r:id="rId21">
-        <w:r>
-          <w:rPr>
-            <w:lang w:val="zh_TW" w:bidi="zh_TW"/>
-          </w:rPr>
-          <w:rPr>
-            <w:color w:val="0000EE"/>
-            <w:u w:val="single"/>
-          </w:rPr>
-          <w:t>詩19:7</w:t>
-        </w:r>
-      </w:hyperlink>
-      <w:r>
-        <w:rPr>
-          <w:lang w:val="zh_TW" w:bidi="zh_TW"/>
-        </w:rPr>
-        <w:t>）</w:t>
-      </w:r>
-    </w:p>
-    <w:p>
-      <w:pPr>
-        <w:pStyle w:val="ListBullet"/>
-        <w:spacing w:line="240" w:lineRule="auto"/>
-        <w:ind w:left="720"/>
-      </w:pPr>
-      <w:r>
-        <w:rPr>
-          <w:lang w:val="zh_TW" w:bidi="zh_TW"/>
-        </w:rPr>
-      </w:r>
-      <w:r>
-        <w:rPr>
-          <w:lang w:val="zh_TW" w:bidi="zh_TW"/>
-        </w:rPr>
-        <w:t>神的同在 （</w:t>
-      </w:r>
-      <w:hyperlink r:id="rId22">
-        <w:r>
-          <w:rPr>
-            <w:lang w:val="zh_TW" w:bidi="zh_TW"/>
-          </w:rPr>
-          <w:rPr>
-            <w:color w:val="0000EE"/>
-            <w:u w:val="single"/>
-          </w:rPr>
-          <w:t>詩84:11</w:t>
-        </w:r>
-      </w:hyperlink>
-      <w:r>
-        <w:rPr>
-          <w:lang w:val="zh_TW" w:bidi="zh_TW"/>
-        </w:rPr>
-        <w:t>）</w:t>
-      </w:r>
-    </w:p>
-    <w:p>
-      <w:pPr>
-        <w:pStyle w:val="ListBullet"/>
-        <w:spacing w:line="240" w:lineRule="auto"/>
-        <w:ind w:left="720"/>
-      </w:pPr>
-      <w:r>
-        <w:rPr>
-          <w:lang w:val="zh_TW" w:bidi="zh_TW"/>
-        </w:rPr>
-      </w:r>
-      <w:r>
-        <w:rPr>
-          <w:lang w:val="zh_TW" w:bidi="zh_TW"/>
-        </w:rPr>
-        <w:t>美麗（</w:t>
-      </w:r>
-      <w:hyperlink r:id="rId23">
-        <w:r>
-          <w:rPr>
-            <w:lang w:val="zh_TW" w:bidi="zh_TW"/>
-          </w:rPr>
-          <w:rPr>
-            <w:color w:val="0000EE"/>
-            <w:u w:val="single"/>
-          </w:rPr>
-          <w:t>歌6:10</w:t>
-        </w:r>
-      </w:hyperlink>
-      <w:r>
-        <w:rPr>
-          <w:lang w:val="zh_TW" w:bidi="zh_TW"/>
-        </w:rPr>
-        <w:t>）</w:t>
-      </w:r>
-    </w:p>
-    <w:p>
-      <w:pPr/>
-      <w:r>
-        <w:rPr>
-          <w:lang w:val="zh_TW" w:bidi="zh_TW"/>
-        </w:rPr>
-      </w:r>
-      <w:r>
-        <w:rPr>
-          <w:lang w:val="zh_TW" w:bidi="zh_TW"/>
-        </w:rPr>
-        <w:t>在傳道書中，地上的人生常被描述為發生在「日光之下」（</w:t>
-      </w:r>
-      <w:hyperlink r:id="rId24">
-        <w:r>
-          <w:rPr>
-            <w:lang w:val="zh_TW" w:bidi="zh_TW"/>
-          </w:rPr>
-          <w:rPr>
-            <w:color w:val="0000EE"/>
-            <w:u w:val="single"/>
-          </w:rPr>
-          <w:t>傳1:3、9、14</w:t>
-        </w:r>
-      </w:hyperlink>
-      <w:r>
-        <w:rPr>
-          <w:lang w:val="zh_TW" w:bidi="zh_TW"/>
-        </w:rPr>
-        <w:t>，</w:t>
-      </w:r>
-      <w:hyperlink r:id="rId25">
-        <w:r>
-          <w:rPr>
-            <w:lang w:val="zh_TW" w:bidi="zh_TW"/>
-          </w:rPr>
-          <w:rPr>
-            <w:color w:val="0000EE"/>
-            <w:u w:val="single"/>
-          </w:rPr>
-          <w:t>2:11</w:t>
-        </w:r>
-      </w:hyperlink>
-      <w:r>
-        <w:rPr>
-          <w:lang w:val="zh_TW" w:bidi="zh_TW"/>
-        </w:rPr>
-        <w:t>）。</w:t>
-      </w:r>
-    </w:p>
-    <w:p>
-      <w:pPr/>
-      <w:r>
-        <w:rPr>
-          <w:lang w:val="zh_TW" w:bidi="zh_TW"/>
-        </w:rPr>
-      </w:r>
-      <w:r>
-        <w:rPr>
-          <w:lang w:val="zh_TW" w:bidi="zh_TW"/>
-        </w:rPr>
-        <w:t>在混亂和神憤怒的時候，聖經描述太陽變暗（</w:t>
-      </w:r>
-      <w:hyperlink r:id="rId26">
-        <w:r>
-          <w:rPr>
-            <w:lang w:val="zh_TW" w:bidi="zh_TW"/>
-          </w:rPr>
-          <w:rPr>
-            <w:color w:val="0000EE"/>
-            <w:u w:val="single"/>
-          </w:rPr>
-          <w:t>賽13:10</w:t>
-        </w:r>
-      </w:hyperlink>
-      <w:r>
-        <w:rPr>
-          <w:lang w:val="zh_TW" w:bidi="zh_TW"/>
-        </w:rPr>
-        <w:t>；</w:t>
-      </w:r>
-      <w:hyperlink r:id="rId27">
-        <w:r>
-          <w:rPr>
-            <w:lang w:val="zh_TW" w:bidi="zh_TW"/>
-          </w:rPr>
-          <w:rPr>
-            <w:color w:val="0000EE"/>
-            <w:u w:val="single"/>
-          </w:rPr>
-          <w:t>結32:7</w:t>
-        </w:r>
-      </w:hyperlink>
-      <w:r>
-        <w:rPr>
-          <w:lang w:val="zh_TW" w:bidi="zh_TW"/>
-        </w:rPr>
-        <w:t>；</w:t>
-      </w:r>
-      <w:hyperlink r:id="rId28">
-        <w:r>
-          <w:rPr>
-            <w:lang w:val="zh_TW" w:bidi="zh_TW"/>
-          </w:rPr>
-          <w:rPr>
-            <w:color w:val="0000EE"/>
-            <w:u w:val="single"/>
-          </w:rPr>
-          <w:t>珥2:10、31</w:t>
-        </w:r>
-      </w:hyperlink>
-      <w:r>
-        <w:rPr>
-          <w:lang w:val="zh_TW" w:bidi="zh_TW"/>
-        </w:rPr>
-        <w:t>，</w:t>
-      </w:r>
-      <w:hyperlink r:id="rId29">
-        <w:r>
-          <w:rPr>
-            <w:lang w:val="zh_TW" w:bidi="zh_TW"/>
-          </w:rPr>
-          <w:rPr>
-            <w:color w:val="0000EE"/>
-            <w:u w:val="single"/>
-          </w:rPr>
-          <w:t>3:15</w:t>
-        </w:r>
-      </w:hyperlink>
-      <w:r>
-        <w:rPr>
-          <w:lang w:val="zh_TW" w:bidi="zh_TW"/>
-        </w:rPr>
-        <w:t>；</w:t>
-      </w:r>
-      <w:hyperlink r:id="rId30">
-        <w:r>
-          <w:rPr>
-            <w:lang w:val="zh_TW" w:bidi="zh_TW"/>
-          </w:rPr>
-          <w:rPr>
-            <w:color w:val="0000EE"/>
-            <w:u w:val="single"/>
-          </w:rPr>
-          <w:t>番1:15</w:t>
-        </w:r>
-      </w:hyperlink>
-      <w:r>
-        <w:rPr>
-          <w:lang w:val="zh_TW" w:bidi="zh_TW"/>
-        </w:rPr>
-        <w:t>；</w:t>
-      </w:r>
-      <w:hyperlink r:id="rId31">
-        <w:r>
-          <w:rPr>
-            <w:lang w:val="zh_TW" w:bidi="zh_TW"/>
-          </w:rPr>
-          <w:rPr>
-            <w:color w:val="0000EE"/>
-            <w:u w:val="single"/>
-          </w:rPr>
-          <w:t>太24:29</w:t>
-        </w:r>
-      </w:hyperlink>
-      <w:r>
-        <w:rPr>
-          <w:lang w:val="zh_TW" w:bidi="zh_TW"/>
-        </w:rPr>
-        <w:t>；</w:t>
-      </w:r>
-      <w:hyperlink r:id="rId32">
-        <w:r>
-          <w:rPr>
-            <w:lang w:val="zh_TW" w:bidi="zh_TW"/>
-          </w:rPr>
-          <w:rPr>
-            <w:color w:val="0000EE"/>
-            <w:u w:val="single"/>
-          </w:rPr>
-          <w:t>啟8:12</w:t>
-        </w:r>
-      </w:hyperlink>
-      <w:r>
-        <w:rPr>
-          <w:lang w:val="zh_TW" w:bidi="zh_TW"/>
-        </w:rPr>
-        <w:t>）。這個意象可能指的是日蝕，這在古人眼中是極其可怕的事件。太陽變得灰暗也可能是指「西洛可風」（sirocco）的影響，當沙塵暴或濃霧遮蔽天空時，陽光會黯淡無光。另一方面，耶和華得勝的日子則被描述為太陽要比現在的光強烈七倍（</w:t>
-      </w:r>
-      <w:hyperlink r:id="rId33">
-        <w:r>
-          <w:rPr>
-            <w:lang w:val="zh_TW" w:bidi="zh_TW"/>
-          </w:rPr>
-          <w:rPr>
-            <w:color w:val="0000EE"/>
-            <w:u w:val="single"/>
-          </w:rPr>
-          <w:t>賽30:26</w:t>
-        </w:r>
-      </w:hyperlink>
-      <w:r>
-        <w:rPr>
-          <w:lang w:val="zh_TW" w:bidi="zh_TW"/>
-        </w:rPr>
-        <w:t>）。</w:t>
-      </w:r>
-    </w:p>
-    <w:p>
-      <w:pPr/>
-      <w:r>
-        <w:rPr>
-          <w:lang w:val="zh_TW" w:bidi="zh_TW"/>
-        </w:rPr>
-      </w:r>
-      <w:r>
-        <w:rPr>
-          <w:i/>
-          <w:lang w:val="zh_TW" w:bidi="zh_TW"/>
-        </w:rPr>
-        <w:t>另見</w:t>
-      </w:r>
-      <w:r>
-        <w:rPr>
-          <w:lang w:val="zh_TW" w:bidi="zh_TW"/>
-        </w:rPr>
-        <w:t xml:space="preserve"> </w:t>
-      </w:r>
-      <w:r>
-        <w:rPr>
-          <w:lang w:val="zh_TW" w:bidi="zh_TW"/>
-        </w:rPr>
-        <w:t>天文學</w:t>
-      </w:r>
-      <w:r>
-        <w:rPr>
-          <w:lang w:val="zh_TW" w:bidi="zh_TW"/>
-        </w:rPr>
         <w:t>、</w:t>
       </w:r>
-      <w:r>
-        <w:rPr>
-          <w:lang w:val="zh_TW" w:bidi="zh_TW"/>
-        </w:rPr>
-        <w:t>古代與現代曆法</w:t>
-      </w:r>
-      <w:r>
-        <w:rPr>
-          <w:lang w:val="zh_TW" w:bidi="zh_TW"/>
-        </w:rPr>
-        <w:t>、</w:t>
-      </w:r>
-      <w:r>
-        <w:rPr>
-          <w:lang w:val="zh_TW" w:bidi="zh_TW"/>
-        </w:rPr>
-        <w:t>日</w:t>
-      </w:r>
-      <w:r>
-        <w:rPr>
-          <w:lang w:val="zh_TW" w:bidi="zh_TW"/>
-        </w:rPr>
-        <w:t>、</w:t>
-      </w:r>
-      <w:r>
-        <w:rPr>
-          <w:lang w:val="zh_TW" w:bidi="zh_TW"/>
-        </w:rPr>
-        <w:t>月亮</w:t>
-      </w:r>
-      <w:r>
-        <w:rPr>
-          <w:lang w:val="zh_TW" w:bidi="zh_TW"/>
-        </w:rPr>
-        <w:t>。</w:t>
-      </w:r>
-      <w:r>
-        <w:rPr>
-          <w:lang w:val="zh_TW" w:bidi="zh_TW"/>
-        </w:rPr>
-      </w:r>
-      <w:r>
-        <w:rPr>
-          <w:lang w:val="zh_TW" w:bidi="zh_TW"/>
-        </w:rPr>
-      </w:r>
-    </w:p>
-    <w:p>
-      <w:pPr/>
-      <w:r>
-        <w:rPr>
-          <w:lang w:val="zh_TW" w:bidi="zh_TW"/>
-        </w:rPr>
-      </w:r>
-    </w:p>
-    <w:p>
-      <w:pPr>
-        <w:pStyle w:val="Heading2"/>
-      </w:pPr>
-      <w:r>
-        <w:rPr>
-          <w:lang w:val="zh_TW" w:bidi="zh_TW"/>
-        </w:rPr>
-        <w:t>泰爾</w:t>
-      </w:r>
-      <w:r>
-        <w:rPr>
-          <w:lang w:val="zh_TW" w:bidi="zh_TW"/>
-        </w:rPr>
-      </w:r>
-    </w:p>
-    <w:p>
-      <w:pPr/>
-      <w:r>
-        <w:rPr>
-          <w:lang w:val="zh_TW" w:bidi="zh_TW"/>
-        </w:rPr>
-      </w:r>
-      <w:r>
-        <w:rPr>
-          <w:lang w:val="zh_TW" w:bidi="zh_TW"/>
-        </w:rPr>
-        <w:t>一個古老的腓尼基城邦國家，以小型獨立國家的方式自治。泰爾（Tyre）位於地中海沿岸，距離西頓以南32.2公里（20英里），阿卡以北37公里（23英里）。泰爾有兩個主要區域：</w:t>
-      </w:r>
-    </w:p>
-    <w:p>
-      <w:pPr>
-        <w:pStyle w:val="ListBullet"/>
-        <w:spacing w:line="240" w:lineRule="auto"/>
-        <w:ind w:left="720"/>
-      </w:pPr>
-      <w:r>
-        <w:rPr>
-          <w:lang w:val="zh_TW" w:bidi="zh_TW"/>
-        </w:rPr>
-      </w:r>
-      <w:r>
-        <w:rPr>
-          <w:lang w:val="zh_TW" w:bidi="zh_TW"/>
-        </w:rPr>
-        <w:t>位於陸地上較古老的港口城市</w:t>
-      </w:r>
-    </w:p>
-    <w:p>
-      <w:pPr>
-        <w:pStyle w:val="ListBullet"/>
-        <w:spacing w:line="240" w:lineRule="auto"/>
-        <w:ind w:left="720"/>
-      </w:pPr>
-      <w:r>
-        <w:rPr>
-          <w:lang w:val="zh_TW" w:bidi="zh_TW"/>
-        </w:rPr>
-      </w:r>
-      <w:r>
-        <w:rPr>
-          <w:lang w:val="zh_TW" w:bidi="zh_TW"/>
-        </w:rPr>
-        <w:t>距離海岸半英里（0.8公里）的島嶼城市，大多數人口居住在那裡。</w:t>
-      </w:r>
-    </w:p>
-    <w:p>
-      <w:pPr>
-        <w:pStyle w:val="Heading3"/>
-      </w:pPr>
-      <w:r>
-        <w:rPr>
-          <w:lang w:val="zh_TW" w:bidi="zh_TW"/>
-        </w:rPr>
-        <w:t>泰爾的歷史</w:t>
-      </w:r>
-    </w:p>
-    <w:p>
-      <w:pPr/>
-      <w:r>
-        <w:rPr>
-          <w:lang w:val="zh_TW" w:bidi="zh_TW"/>
-        </w:rPr>
-      </w:r>
-      <w:r>
-        <w:rPr>
-          <w:lang w:val="zh_TW" w:bidi="zh_TW"/>
-        </w:rPr>
-        <w:t>根據希羅多德（Herodotus）的說法，泰爾在大約公元前2700年建立。最早提到泰爾的是15世紀的烏加里特（Ugaritic）文件和類似的埃及文件。泰爾首次出現在聖經中是在亞設產業的城市列表中（</w:t>
-      </w:r>
-      <w:hyperlink r:id="rId34">
-        <w:r>
-          <w:rPr>
-            <w:lang w:val="zh_TW" w:bidi="zh_TW"/>
-          </w:rPr>
-          <w:rPr>
-            <w:color w:val="0000EE"/>
-            <w:u w:val="single"/>
-          </w:rPr>
-          <w:t>約書亞記19:29</w:t>
-        </w:r>
-      </w:hyperlink>
-      <w:r>
-        <w:rPr>
-          <w:lang w:val="zh_TW" w:bidi="zh_TW"/>
-        </w:rPr>
-        <w:t>）。當時，它被描述是「保障」，顯然從未被以色列人征服過（</w:t>
-      </w:r>
-      <w:hyperlink r:id="rId35">
-        <w:r>
-          <w:rPr>
-            <w:lang w:val="zh_TW" w:bidi="zh_TW"/>
-          </w:rPr>
-          <w:rPr>
-            <w:color w:val="0000EE"/>
-            <w:u w:val="single"/>
-          </w:rPr>
-          <w:t>撒母耳記下24:7</w:t>
-        </w:r>
-      </w:hyperlink>
-      <w:r>
-        <w:rPr>
-          <w:lang w:val="zh_TW" w:bidi="zh_TW"/>
-        </w:rPr>
-        <w:t>）。泰爾最重要的意義是一個商業中心。由於其地理位置，泰爾透過地中海地區的海路而有繁榮昌盛的貿易。與美索不達米亞和阿拉伯的陸路貿易往來也很重要。</w:t>
-      </w:r>
-    </w:p>
-    <w:p>
-      <w:pPr>
-        <w:pStyle w:val="Heading3"/>
-      </w:pPr>
-      <w:r>
-        <w:rPr>
-          <w:lang w:val="zh_TW" w:bidi="zh_TW"/>
-        </w:rPr>
-        <w:t>泰爾與以色列的關係</w:t>
-      </w:r>
-    </w:p>
-    <w:p>
-      <w:pPr/>
-      <w:r>
-        <w:rPr>
-          <w:lang w:val="zh_TW" w:bidi="zh_TW"/>
-        </w:rPr>
-      </w:r>
-      <w:r>
-        <w:rPr>
-          <w:lang w:val="zh_TW" w:bidi="zh_TW"/>
-        </w:rPr>
-        <w:t>當大衛和所羅門統治以色列時，泰爾是強大的商業盟友。大衛和所羅門都與泰爾的希蘭進行貿易。他們用農產品換取木材、建築材料和技術工人（</w:t>
-      </w:r>
-      <w:hyperlink r:id="rId36">
-        <w:r>
-          <w:rPr>
-            <w:lang w:val="zh_TW" w:bidi="zh_TW"/>
-          </w:rPr>
-          <w:rPr>
-            <w:color w:val="0000EE"/>
-            <w:u w:val="single"/>
-          </w:rPr>
-          <w:t>撒母耳記下5:11</w:t>
-        </w:r>
-      </w:hyperlink>
-      <w:r>
-        <w:rPr>
-          <w:lang w:val="zh_TW" w:bidi="zh_TW"/>
-        </w:rPr>
-        <w:t>；</w:t>
-      </w:r>
-      <w:hyperlink r:id="rId37">
-        <w:r>
-          <w:rPr>
-            <w:lang w:val="zh_TW" w:bidi="zh_TW"/>
-          </w:rPr>
-          <w:rPr>
-            <w:color w:val="0000EE"/>
-            <w:u w:val="single"/>
-          </w:rPr>
-          <w:t>列王紀上5:1–11</w:t>
-        </w:r>
-      </w:hyperlink>
-      <w:r>
-        <w:rPr>
-          <w:lang w:val="zh_TW" w:bidi="zh_TW"/>
-        </w:rPr>
-        <w:t>；</w:t>
-      </w:r>
-      <w:hyperlink r:id="rId38">
-        <w:r>
-          <w:rPr>
-            <w:lang w:val="zh_TW" w:bidi="zh_TW"/>
-          </w:rPr>
-          <w:rPr>
-            <w:color w:val="0000EE"/>
-            <w:u w:val="single"/>
-          </w:rPr>
-          <w:t>曆代志上14:1</w:t>
-        </w:r>
-      </w:hyperlink>
-      <w:r>
-        <w:rPr>
-          <w:lang w:val="zh_TW" w:bidi="zh_TW"/>
-        </w:rPr>
-        <w:t>；</w:t>
-      </w:r>
-      <w:hyperlink r:id="rId39">
-        <w:r>
-          <w:rPr>
-            <w:lang w:val="zh_TW" w:bidi="zh_TW"/>
-          </w:rPr>
-          <w:rPr>
-            <w:color w:val="0000EE"/>
-            <w:u w:val="single"/>
-          </w:rPr>
-          <w:t>曆代志下2:3</w:t>
-        </w:r>
-      </w:hyperlink>
-      <w:hyperlink r:id="rId37">
-        <w:r>
-          <w:rPr>
-            <w:lang w:val="zh_TW" w:bidi="zh_TW"/>
-          </w:rPr>
-          <w:rPr>
-            <w:color w:val="0000EE"/>
-            <w:u w:val="single"/>
-          </w:rPr>
-          <w:t>–</w:t>
-        </w:r>
-      </w:hyperlink>
-      <w:hyperlink r:id="rId39">
-        <w:r>
-          <w:rPr>
-            <w:lang w:val="zh_TW" w:bidi="zh_TW"/>
-          </w:rPr>
-          <w:rPr>
-            <w:color w:val="0000EE"/>
-            <w:u w:val="single"/>
-          </w:rPr>
-          <w:t>16</w:t>
-        </w:r>
-      </w:hyperlink>
-      <w:r>
-        <w:rPr>
-          <w:lang w:val="zh_TW" w:bidi="zh_TW"/>
-        </w:rPr>
-        <w:t>）。</w:t>
-      </w:r>
-    </w:p>
-    <w:p>
-      <w:pPr/>
-      <w:r>
-        <w:rPr>
-          <w:lang w:val="zh_TW" w:bidi="zh_TW"/>
-        </w:rPr>
-      </w:r>
-      <w:r>
-        <w:rPr>
-          <w:lang w:val="zh_TW" w:bidi="zh_TW"/>
-        </w:rPr>
-        <w:t>在王國分裂後，泰爾與以色列仍保持了一段時間的友好關係。亞哈的妻子耶洗別是「</w:t>
-      </w:r>
-      <w:r>
-        <w:rPr>
-          <w:lang w:val="zh_TW" w:bidi="zh_TW"/>
-        </w:rPr>
-        <w:t>西頓王謁巴力</w:t>
-      </w:r>
-      <w:r>
-        <w:rPr>
-          <w:lang w:val="zh_TW" w:bidi="zh_TW"/>
-        </w:rPr>
-        <w:t>」的女兒。這位王在其它地方被稱為泰爾王謁巴力（</w:t>
-      </w:r>
-      <w:hyperlink r:id="rId40">
-        <w:r>
-          <w:rPr>
-            <w:lang w:val="zh_TW" w:bidi="zh_TW"/>
-          </w:rPr>
-          <w:rPr>
-            <w:color w:val="0000EE"/>
-            <w:u w:val="single"/>
-          </w:rPr>
-          <w:t>列王紀上16:31</w:t>
-        </w:r>
-      </w:hyperlink>
-      <w:r>
-        <w:rPr>
-          <w:lang w:val="zh_TW" w:bidi="zh_TW"/>
-        </w:rPr>
-        <w:t>；古代歷史學家梅南德〔Menander〕也提到這位王）。在某個時候，亞述和巴比倫的侵略對泰爾施加了足夠的壓力，使其拒絕了聯盟。到撒馬利亞陷落時，泰爾和以色列不再是盟友，不久後成為敵人。</w:t>
-      </w:r>
-    </w:p>
-    <w:p>
-      <w:pPr>
-        <w:pStyle w:val="Heading3"/>
-      </w:pPr>
-      <w:r>
-        <w:rPr>
-          <w:lang w:val="zh_TW" w:bidi="zh_TW"/>
-        </w:rPr>
-        <w:t>關於泰爾的預言</w:t>
-      </w:r>
-    </w:p>
-    <w:p>
-      <w:pPr/>
-      <w:r>
-        <w:rPr>
-          <w:lang w:val="zh_TW" w:bidi="zh_TW"/>
-        </w:rPr>
-      </w:r>
-      <w:r>
-        <w:rPr>
-          <w:lang w:val="zh_TW" w:bidi="zh_TW"/>
-        </w:rPr>
-        <w:t>在王國時代後期，泰爾受到先知們的強烈責備（</w:t>
-      </w:r>
-      <w:hyperlink r:id="rId41">
-        <w:r>
-          <w:rPr>
-            <w:lang w:val="zh_TW" w:bidi="zh_TW"/>
-          </w:rPr>
-          <w:rPr>
-            <w:color w:val="0000EE"/>
-            <w:u w:val="single"/>
-          </w:rPr>
-          <w:t>以賽亞書23:1–18</w:t>
-        </w:r>
-      </w:hyperlink>
-      <w:r>
-        <w:rPr>
-          <w:lang w:val="zh_TW" w:bidi="zh_TW"/>
-        </w:rPr>
-        <w:t>；</w:t>
-      </w:r>
-      <w:hyperlink r:id="rId42">
-        <w:r>
-          <w:rPr>
-            <w:lang w:val="zh_TW" w:bidi="zh_TW"/>
-          </w:rPr>
-          <w:rPr>
-            <w:color w:val="0000EE"/>
-            <w:u w:val="single"/>
-          </w:rPr>
-          <w:t>耶利米書25:22</w:t>
-        </w:r>
-      </w:hyperlink>
-      <w:r>
-        <w:rPr>
-          <w:lang w:val="zh_TW" w:bidi="zh_TW"/>
-        </w:rPr>
-        <w:t>，</w:t>
-      </w:r>
-      <w:hyperlink r:id="rId43">
-        <w:r>
-          <w:rPr>
-            <w:lang w:val="zh_TW" w:bidi="zh_TW"/>
-          </w:rPr>
-          <w:rPr>
-            <w:color w:val="0000EE"/>
-            <w:u w:val="single"/>
-          </w:rPr>
-          <w:t>27:1</w:t>
-        </w:r>
-      </w:hyperlink>
-      <w:hyperlink r:id="rId41">
-        <w:r>
-          <w:rPr>
-            <w:lang w:val="zh_TW" w:bidi="zh_TW"/>
-          </w:rPr>
-          <w:rPr>
-            <w:color w:val="0000EE"/>
-            <w:u w:val="single"/>
-          </w:rPr>
-          <w:t>–</w:t>
-        </w:r>
-      </w:hyperlink>
-      <w:hyperlink r:id="rId43">
-        <w:r>
-          <w:rPr>
-            <w:lang w:val="zh_TW" w:bidi="zh_TW"/>
-          </w:rPr>
-          <w:rPr>
-            <w:color w:val="0000EE"/>
-            <w:u w:val="single"/>
-          </w:rPr>
-          <w:t>11</w:t>
-        </w:r>
-      </w:hyperlink>
-      <w:r>
-        <w:rPr>
-          <w:lang w:val="zh_TW" w:bidi="zh_TW"/>
-        </w:rPr>
-        <w:t>；</w:t>
-      </w:r>
-      <w:hyperlink r:id="rId44">
-        <w:r>
-          <w:rPr>
-            <w:lang w:val="zh_TW" w:bidi="zh_TW"/>
-          </w:rPr>
-          <w:rPr>
-            <w:color w:val="0000EE"/>
-            <w:u w:val="single"/>
-          </w:rPr>
-          <w:t>以西結書26:1</w:t>
-        </w:r>
-      </w:hyperlink>
-      <w:hyperlink r:id="rId41">
-        <w:r>
-          <w:rPr>
-            <w:lang w:val="zh_TW" w:bidi="zh_TW"/>
-          </w:rPr>
-          <w:rPr>
-            <w:color w:val="0000EE"/>
-            <w:u w:val="single"/>
-          </w:rPr>
-          <w:t>–</w:t>
-        </w:r>
-      </w:hyperlink>
-      <w:hyperlink r:id="rId44">
-        <w:r>
-          <w:rPr>
-            <w:lang w:val="zh_TW" w:bidi="zh_TW"/>
-          </w:rPr>
-          <w:rPr>
-            <w:color w:val="0000EE"/>
-            <w:u w:val="single"/>
-          </w:rPr>
-          <w:t>19</w:t>
-        </w:r>
-      </w:hyperlink>
-      <w:r>
-        <w:rPr>
-          <w:lang w:val="zh_TW" w:bidi="zh_TW"/>
-        </w:rPr>
-        <w:t>；</w:t>
-      </w:r>
-      <w:hyperlink r:id="rId45">
-        <w:r>
-          <w:rPr>
-            <w:lang w:val="zh_TW" w:bidi="zh_TW"/>
-          </w:rPr>
-          <w:rPr>
-            <w:color w:val="0000EE"/>
-            <w:u w:val="single"/>
-          </w:rPr>
-          <w:t>約珥書3:4</w:t>
-        </w:r>
-      </w:hyperlink>
-      <w:hyperlink r:id="rId41">
-        <w:r>
-          <w:rPr>
-            <w:lang w:val="zh_TW" w:bidi="zh_TW"/>
-          </w:rPr>
-          <w:rPr>
-            <w:color w:val="0000EE"/>
-            <w:u w:val="single"/>
-          </w:rPr>
-          <w:t>–</w:t>
-        </w:r>
-      </w:hyperlink>
-      <w:hyperlink r:id="rId45">
+      <w:hyperlink r:id="rId16">
         <w:r>
           <w:rPr>
             <w:lang w:val="zh_TW" w:bidi="zh_TW"/>
@@ -1531,9 +321,9 @@
         <w:rPr>
           <w:lang w:val="zh_TW" w:bidi="zh_TW"/>
         </w:rPr>
-        <w:t>；</w:t>
+        <w:t>）、亞述人（</w:t>
       </w:r>
-      <w:hyperlink r:id="rId46">
+      <w:hyperlink r:id="rId17">
         <w:r>
           <w:rPr>
             <w:lang w:val="zh_TW" w:bidi="zh_TW"/>
@@ -1542,10 +332,16 @@
             <w:color w:val="0000EE"/>
             <w:u w:val="single"/>
           </w:rPr>
-          <w:t>阿摩司書1:9</w:t>
+          <w:t>鴻3:16</w:t>
         </w:r>
       </w:hyperlink>
-      <w:hyperlink r:id="rId41">
+      <w:r>
+        <w:rPr>
+          <w:lang w:val="zh_TW" w:bidi="zh_TW"/>
+        </w:rPr>
+        <w:t>）、巴比倫人、波斯人、希臘人和羅馬人交易。有些商人會遠行各地營商（</w:t>
+      </w:r>
+      <w:hyperlink r:id="rId18">
         <w:r>
           <w:rPr>
             <w:lang w:val="zh_TW" w:bidi="zh_TW"/>
@@ -1554,10 +350,16 @@
             <w:color w:val="0000EE"/>
             <w:u w:val="single"/>
           </w:rPr>
-          <w:t>–</w:t>
+          <w:t>尼13:16–20</w:t>
         </w:r>
       </w:hyperlink>
-      <w:hyperlink r:id="rId46">
+      <w:r>
+        <w:rPr>
+          <w:lang w:val="zh_TW" w:bidi="zh_TW"/>
+        </w:rPr>
+        <w:t>）。居於曠野的族群則以商隊形式，在多處地方販賣他們的貨物（</w:t>
+      </w:r>
+      <w:hyperlink r:id="rId19">
         <w:r>
           <w:rPr>
             <w:lang w:val="zh_TW" w:bidi="zh_TW"/>
@@ -1566,102 +368,16 @@
             <w:color w:val="0000EE"/>
             <w:u w:val="single"/>
           </w:rPr>
-          <w:t>10</w:t>
+          <w:t>結27:15</w:t>
         </w:r>
       </w:hyperlink>
       <w:r>
         <w:rPr>
           <w:lang w:val="zh_TW" w:bidi="zh_TW"/>
         </w:rPr>
-        <w:t>）。泰爾被譴責的原因有幾個：</w:t>
+        <w:t>、</w:t>
       </w:r>
-    </w:p>
-    <w:p>
-      <w:pPr>
-        <w:pStyle w:val="ListBullet"/>
-        <w:spacing w:line="240" w:lineRule="auto"/>
-        <w:ind w:left="720"/>
-      </w:pPr>
-      <w:r>
-        <w:rPr>
-          <w:lang w:val="zh_TW" w:bidi="zh_TW"/>
-        </w:rPr>
-      </w:r>
-      <w:r>
-        <w:rPr>
-          <w:lang w:val="zh_TW" w:bidi="zh_TW"/>
-        </w:rPr>
-        <w:t>由於其商業重要性，泰爾成為亞述和埃及競爭的焦點。泰爾在這些競爭者之間周旋，同時積累自己的財富並剝削鄰國。</w:t>
-      </w:r>
-    </w:p>
-    <w:p>
-      <w:pPr>
-        <w:pStyle w:val="ListBullet"/>
-        <w:spacing w:line="240" w:lineRule="auto"/>
-        <w:ind w:left="720"/>
-      </w:pPr>
-      <w:r>
-        <w:rPr>
-          <w:lang w:val="zh_TW" w:bidi="zh_TW"/>
-        </w:rPr>
-      </w:r>
-      <w:r>
-        <w:rPr>
-          <w:lang w:val="zh_TW" w:bidi="zh_TW"/>
-        </w:rPr>
-        <w:t>泰爾充滿了貪婪的商人。</w:t>
-      </w:r>
-    </w:p>
-    <w:p>
-      <w:pPr>
-        <w:pStyle w:val="ListBullet"/>
-        <w:spacing w:line="240" w:lineRule="auto"/>
-        <w:ind w:left="720"/>
-      </w:pPr>
-      <w:r>
-        <w:rPr>
-          <w:lang w:val="zh_TW" w:bidi="zh_TW"/>
-        </w:rPr>
-      </w:r>
-      <w:r>
-        <w:rPr>
-          <w:lang w:val="zh_TW" w:bidi="zh_TW"/>
-        </w:rPr>
-        <w:t>泰爾也是宗教偶像崇拜和性道德敗壞的中心。</w:t>
-      </w:r>
-    </w:p>
-    <w:p>
-      <w:pPr>
-        <w:pStyle w:val="ListBullet"/>
-        <w:spacing w:line="240" w:lineRule="auto"/>
-        <w:ind w:left="720"/>
-      </w:pPr>
-      <w:r>
-        <w:rPr>
-          <w:lang w:val="zh_TW" w:bidi="zh_TW"/>
-        </w:rPr>
-      </w:r>
-      <w:r>
-        <w:rPr>
-          <w:lang w:val="zh_TW" w:bidi="zh_TW"/>
-        </w:rPr>
-        <w:t>泰爾因其巨大的財富和戰略位置而極其驕傲。</w:t>
-      </w:r>
-    </w:p>
-    <w:p>
-      <w:pPr/>
-      <w:r>
-        <w:rPr>
-          <w:lang w:val="zh_TW" w:bidi="zh_TW"/>
-        </w:rPr>
-      </w:r>
-      <w:r>
-        <w:rPr>
-          <w:lang w:val="zh_TW" w:bidi="zh_TW"/>
-        </w:rPr>
-        <w:t>以西結的預言提供了泰爾城的詳細圖景，其商業帝國、罪惡及最終的滅亡（</w:t>
-      </w:r>
-      <w:hyperlink r:id="rId47">
+      <w:hyperlink r:id="rId19">
         <w:r>
           <w:rPr>
             <w:lang w:val="zh_TW" w:bidi="zh_TW"/>
@@ -1670,10 +386,16 @@
             <w:color w:val="0000EE"/>
             <w:u w:val="single"/>
           </w:rPr>
-          <w:t>以西結書26:1</w:t>
+          <w:t>20–23</w:t>
         </w:r>
       </w:hyperlink>
-      <w:hyperlink r:id="rId41">
+      <w:r>
+        <w:rPr>
+          <w:lang w:val="zh_TW" w:bidi="zh_TW"/>
+        </w:rPr>
+        <w:t>，</w:t>
+      </w:r>
+      <w:hyperlink r:id="rId20">
         <w:r>
           <w:rPr>
             <w:lang w:val="zh_TW" w:bidi="zh_TW"/>
@@ -1682,10 +404,16 @@
             <w:color w:val="0000EE"/>
             <w:u w:val="single"/>
           </w:rPr>
-          <w:t>–</w:t>
+          <w:t>38:13</w:t>
         </w:r>
       </w:hyperlink>
-      <w:hyperlink r:id="rId47">
+      <w:r>
+        <w:rPr>
+          <w:lang w:val="zh_TW" w:bidi="zh_TW"/>
+        </w:rPr>
+        <w:t>）。商人通常在市集進行買賣，也會設立店鋪經營交易（</w:t>
+      </w:r>
+      <w:hyperlink r:id="rId14">
         <w:r>
           <w:rPr>
             <w:lang w:val="zh_TW" w:bidi="zh_TW"/>
@@ -1694,7 +422,25 @@
             <w:color w:val="0000EE"/>
             <w:u w:val="single"/>
           </w:rPr>
-          <w:t>28</w:t>
+          <w:t>王上20:34</w:t>
+        </w:r>
+      </w:hyperlink>
+      <w:r>
+        <w:rPr>
+          <w:lang w:val="zh_TW" w:bidi="zh_TW"/>
+        </w:rPr>
+        <w:t>；</w:t>
+      </w:r>
+      <w:hyperlink r:id="rId21">
+        <w:r>
+          <w:rPr>
+            <w:lang w:val="zh_TW" w:bidi="zh_TW"/>
+          </w:rPr>
+          <w:rPr>
+            <w:color w:val="0000EE"/>
+            <w:u w:val="single"/>
+          </w:rPr>
+          <w:t>尼3:31</w:t>
         </w:r>
       </w:hyperlink>
       <w:r>
@@ -1703,7 +449,7 @@
         </w:rPr>
         <w:t>，</w:t>
       </w:r>
-      <w:hyperlink r:id="rId48">
+      <w:hyperlink r:id="rId22">
         <w:r>
           <w:rPr>
             <w:lang w:val="zh_TW" w:bidi="zh_TW"/>
@@ -1712,10 +458,16 @@
             <w:color w:val="0000EE"/>
             <w:u w:val="single"/>
           </w:rPr>
-          <w:t>29:18</w:t>
+          <w:t>13:19–20</w:t>
         </w:r>
       </w:hyperlink>
-      <w:hyperlink r:id="rId41">
+      <w:r>
+        <w:rPr>
+          <w:lang w:val="zh_TW" w:bidi="zh_TW"/>
+        </w:rPr>
+        <w:t>）。貨物則會存放在庫房中（</w:t>
+      </w:r>
+      <w:hyperlink r:id="rId23">
         <w:r>
           <w:rPr>
             <w:lang w:val="zh_TW" w:bidi="zh_TW"/>
@@ -1724,10 +476,16 @@
             <w:color w:val="0000EE"/>
             <w:u w:val="single"/>
           </w:rPr>
-          <w:t>–</w:t>
+          <w:t>創41:49</w:t>
         </w:r>
       </w:hyperlink>
-      <w:hyperlink r:id="rId48">
+      <w:r>
+        <w:rPr>
+          <w:lang w:val="zh_TW" w:bidi="zh_TW"/>
+        </w:rPr>
+        <w:t>；</w:t>
+      </w:r>
+      <w:hyperlink r:id="rId24">
         <w:r>
           <w:rPr>
             <w:lang w:val="zh_TW" w:bidi="zh_TW"/>
@@ -1736,28 +494,16 @@
             <w:color w:val="0000EE"/>
             <w:u w:val="single"/>
           </w:rPr>
-          <w:t>20</w:t>
+          <w:t>王上9:19</w:t>
         </w:r>
       </w:hyperlink>
       <w:r>
         <w:rPr>
           <w:lang w:val="zh_TW" w:bidi="zh_TW"/>
         </w:rPr>
-        <w:t>）。泰爾的最終毀滅經歷了將近1900年。直到公元1291年才被徹底摧毀。泰爾被尼布甲尼撒圍攻了13年——從公元前587年直到574年。亞歷山大大帝在公元前332年經過七個月的圍攻後征服了這座城市。亞歷山大從大陸建造了一條通往島上的高架道路。以西結對泰爾驕傲的描述將其與撒但的驕傲相提並論。泰爾的宣稱「</w:t>
+        <w:t>）。雅各的眾子曾在埃及通商（</w:t>
       </w:r>
-      <w:r>
-        <w:rPr>
-          <w:lang w:val="zh_TW" w:bidi="zh_TW"/>
-        </w:rPr>
-        <w:t>我是神； 我在海中坐神之位</w:t>
-      </w:r>
-      <w:r>
-        <w:rPr>
-          <w:lang w:val="zh_TW" w:bidi="zh_TW"/>
-        </w:rPr>
-        <w:t>」，這也是導致撒但墮落同樣的表達方式（</w:t>
-      </w:r>
-      <w:hyperlink r:id="rId49">
+      <w:hyperlink r:id="rId25">
         <w:r>
           <w:rPr>
             <w:lang w:val="zh_TW" w:bidi="zh_TW"/>
@@ -1766,41 +512,16 @@
             <w:color w:val="0000EE"/>
             <w:u w:val="single"/>
           </w:rPr>
-          <w:t>以西結書28:2</w:t>
+          <w:t>創43:11</w:t>
         </w:r>
       </w:hyperlink>
       <w:r>
         <w:rPr>
           <w:lang w:val="zh_TW" w:bidi="zh_TW"/>
         </w:rPr>
-        <w:t>）。</w:t>
+        <w:t>）。所羅門作王的時代，貿易活動大大擴展（</w:t>
       </w:r>
-    </w:p>
-    <w:p>
-      <w:pPr>
-        <w:pStyle w:val="Heading3"/>
-      </w:pPr>
-      <w:r>
-        <w:rPr>
-          <w:lang w:val="zh_TW" w:bidi="zh_TW"/>
-        </w:rPr>
-        <w:t>新約聖經中的泰爾</w:t>
-      </w:r>
-    </w:p>
-    <w:p>
-      <w:pPr/>
-      <w:r>
-        <w:rPr>
-          <w:lang w:val="zh_TW" w:bidi="zh_TW"/>
-        </w:rPr>
-      </w:r>
-      <w:r>
-        <w:rPr>
-          <w:lang w:val="zh_TW" w:bidi="zh_TW"/>
-        </w:rPr>
-        <w:t>亞歷山大征服並摧毀了部分城市。但新約聖經指出，泰爾已經恢復了一些地位。泰爾在人口和商業力量上等同於或超過耶路撒冷。耶穌在祂早期的事工中曾造訪泰爾周圍地區。祂在那裡醫治了敘利腓尼基婦女的女兒（</w:t>
-      </w:r>
-      <w:hyperlink r:id="rId50">
+      <w:hyperlink r:id="rId26">
         <w:r>
           <w:rPr>
             <w:lang w:val="zh_TW" w:bidi="zh_TW"/>
@@ -1809,16 +530,16 @@
             <w:color w:val="0000EE"/>
             <w:u w:val="single"/>
           </w:rPr>
-          <w:t>馬太福音15:21–28</w:t>
+          <w:t>王上9:26–27</w:t>
         </w:r>
       </w:hyperlink>
       <w:r>
         <w:rPr>
           <w:lang w:val="zh_TW" w:bidi="zh_TW"/>
         </w:rPr>
-        <w:t>；</w:t>
+        <w:t>，</w:t>
       </w:r>
-      <w:hyperlink r:id="rId51">
+      <w:hyperlink r:id="rId27">
         <w:r>
           <w:rPr>
             <w:lang w:val="zh_TW" w:bidi="zh_TW"/>
@@ -1827,16 +548,16 @@
             <w:color w:val="0000EE"/>
             <w:u w:val="single"/>
           </w:rPr>
-          <w:t>馬可福音7:24–31</w:t>
+          <w:t>10:28</w:t>
         </w:r>
       </w:hyperlink>
       <w:r>
         <w:rPr>
           <w:lang w:val="zh_TW" w:bidi="zh_TW"/>
         </w:rPr>
-        <w:t>）。耶穌將棄絕祂的加利利城鎮與泰爾和西頓相比。這種比較意味著加利利人理論上可以拒絕耶穌的理由應該更少，因為他在那裡行了許多神蹟（</w:t>
+        <w:t>）。猶大人在被擄期間，於巴比倫地參與貿易活動，並且有許多人後來沒有歸回巴勒斯坦。商人也在耶路撒冷協助尼希米重建城牆（</w:t>
       </w:r>
-      <w:hyperlink r:id="rId52">
+      <w:hyperlink r:id="rId28">
         <w:r>
           <w:rPr>
             <w:lang w:val="zh_TW" w:bidi="zh_TW"/>
@@ -1845,7 +566,7 @@
             <w:color w:val="0000EE"/>
             <w:u w:val="single"/>
           </w:rPr>
-          <w:t>路加福音10:13–14</w:t>
+          <w:t>尼3:31–32</w:t>
         </w:r>
       </w:hyperlink>
       <w:r>

--- a/zht/docx/137.content.docx
+++ b/zht/docx/137.content.docx
@@ -19,7 +19,7 @@
         <w:rPr>
           <w:lang w:val="zh_TW" w:bidi="zh_TW"/>
         </w:rPr>
-        <w:t>Resource: Tyndale Open Bible Dictionary</w:t>
+        <w:t>Resource: Aquifer Open Bible Dictionary</w:t>
       </w:r>
       <w:r>
         <w:rPr>
@@ -112,7 +112,7 @@
         <w:rPr>
           <w:lang w:val="zh_TW" w:bidi="zh_TW"/>
         </w:rPr>
-        <w:t>Tyndale Open Bible Dictionary</w:t>
+        <w:t>Aquifer Open Bible Dictionary</w:t>
       </w:r>
     </w:p>
     <w:p>
@@ -149,7 +149,7 @@
         <w:rPr>
           <w:lang w:val="zh_TW" w:bidi="zh_TW"/>
         </w:rPr>
-        <w:t>shang</w:t>
+        <w:t>shan</w:t>
       </w:r>
       <w:r>
         <w:rPr>
@@ -212,7 +212,7 @@
         <w:rPr>
           <w:lang w:val="zh_TW" w:bidi="zh_TW"/>
         </w:rPr>
-        <w:t>商人</w:t>
+        <w:t>閃</w:t>
       </w:r>
       <w:r>
         <w:rPr>
@@ -231,7 +231,7 @@
         <w:rPr>
           <w:lang w:val="zh_TW" w:bidi="zh_TW"/>
         </w:rPr>
-        <w:t>為了獲利而從事貨物買賣的人。人們早期使用以物易物的貿易制度，後來逐漸演變成由專業商人促成貨物的交換。起初，人們以銀子作為支付方式（</w:t>
+        <w:t>挪亞的長子（</w:t>
       </w:r>
       <w:hyperlink r:id="rId13">
         <w:r>
@@ -242,14 +242,14 @@
             <w:color w:val="0000EE"/>
             <w:u w:val="single"/>
           </w:rPr>
-          <w:t>創23:16</w:t>
+          <w:t>創5:32</w:t>
         </w:r>
       </w:hyperlink>
       <w:r>
         <w:rPr>
           <w:lang w:val="zh_TW" w:bidi="zh_TW"/>
         </w:rPr>
-        <w:t>），之後又發展為使用錢幣或其它交換媒介。商人既在本地交易，也跟列邦貿易往來，他們與亞蘭人（</w:t>
+        <w:t>，</w:t>
       </w:r>
       <w:hyperlink r:id="rId14">
         <w:r>
@@ -260,14 +260,14 @@
             <w:color w:val="0000EE"/>
             <w:u w:val="single"/>
           </w:rPr>
-          <w:t>王上20:34</w:t>
+          <w:t>6:10</w:t>
         </w:r>
       </w:hyperlink>
       <w:r>
         <w:rPr>
           <w:lang w:val="zh_TW" w:bidi="zh_TW"/>
         </w:rPr>
-        <w:t>；</w:t>
+        <w:t>，</w:t>
       </w:r>
       <w:hyperlink r:id="rId15">
         <w:r>
@@ -278,14 +278,14 @@
             <w:color w:val="0000EE"/>
             <w:u w:val="single"/>
           </w:rPr>
-          <w:t>結27:16–18</w:t>
+          <w:t>7:13</w:t>
         </w:r>
       </w:hyperlink>
       <w:r>
         <w:rPr>
           <w:lang w:val="zh_TW" w:bidi="zh_TW"/>
         </w:rPr>
-        <w:t>）、迦南人和腓尼基人（</w:t>
+        <w:t>，</w:t>
       </w:r>
       <w:hyperlink r:id="rId16">
         <w:r>
@@ -296,7 +296,7 @@
             <w:color w:val="0000EE"/>
             <w:u w:val="single"/>
           </w:rPr>
-          <w:t>賽23:2</w:t>
+          <w:t>9:18</w:t>
         </w:r>
       </w:hyperlink>
       <w:r>
@@ -314,15 +314,27 @@
             <w:color w:val="0000EE"/>
             <w:u w:val="single"/>
           </w:rPr>
-          <w:t>8</w:t>
+          <w:t>23</w:t>
         </w:r>
       </w:hyperlink>
       <w:r>
         <w:rPr>
           <w:lang w:val="zh_TW" w:bidi="zh_TW"/>
         </w:rPr>
-        <w:t>）、亞述人（</w:t>
-      </w:r>
+        <w:t>、</w:t>
+      </w:r>
+      <w:hyperlink r:id="rId16">
+        <w:r>
+          <w:rPr>
+            <w:lang w:val="zh_TW" w:bidi="zh_TW"/>
+          </w:rPr>
+          <w:rPr>
+            <w:color w:val="0000EE"/>
+            <w:u w:val="single"/>
+          </w:rPr>
+          <w:t>26</w:t>
+        </w:r>
+      </w:hyperlink>
       <w:hyperlink r:id="rId17">
         <w:r>
           <w:rPr>
@@ -332,14 +344,26 @@
             <w:color w:val="0000EE"/>
             <w:u w:val="single"/>
           </w:rPr>
-          <w:t>鴻3:16</w:t>
+          <w:t>–</w:t>
         </w:r>
       </w:hyperlink>
-      <w:r>
-        <w:rPr>
-          <w:lang w:val="zh_TW" w:bidi="zh_TW"/>
-        </w:rPr>
-        <w:t>）、巴比倫人、波斯人、希臘人和羅馬人交易。有些商人會遠行各地營商（</w:t>
+      <w:hyperlink r:id="rId16">
+        <w:r>
+          <w:rPr>
+            <w:lang w:val="zh_TW" w:bidi="zh_TW"/>
+          </w:rPr>
+          <w:rPr>
+            <w:color w:val="0000EE"/>
+            <w:u w:val="single"/>
+          </w:rPr>
+          <w:t>27</w:t>
+        </w:r>
+      </w:hyperlink>
+      <w:r>
+        <w:rPr>
+          <w:lang w:val="zh_TW" w:bidi="zh_TW"/>
+        </w:rPr>
+        <w:t>，</w:t>
       </w:r>
       <w:hyperlink r:id="rId18">
         <w:r>
@@ -350,14 +374,14 @@
             <w:color w:val="0000EE"/>
             <w:u w:val="single"/>
           </w:rPr>
-          <w:t>尼13:16–20</w:t>
+          <w:t>11:10</w:t>
         </w:r>
       </w:hyperlink>
       <w:r>
         <w:rPr>
           <w:lang w:val="zh_TW" w:bidi="zh_TW"/>
         </w:rPr>
-        <w:t>）。居於曠野的族群則以商隊形式，在多處地方販賣他們的貨物（</w:t>
+        <w:t>；</w:t>
       </w:r>
       <w:hyperlink r:id="rId19">
         <w:r>
@@ -368,7 +392,7 @@
             <w:color w:val="0000EE"/>
             <w:u w:val="single"/>
           </w:rPr>
-          <w:t>結27:15</w:t>
+          <w:t>代上1:4</w:t>
         </w:r>
       </w:hyperlink>
       <w:r>
@@ -386,15 +410,9 @@
             <w:color w:val="0000EE"/>
             <w:u w:val="single"/>
           </w:rPr>
-          <w:t>20–23</w:t>
+          <w:t>17</w:t>
         </w:r>
       </w:hyperlink>
-      <w:r>
-        <w:rPr>
-          <w:lang w:val="zh_TW" w:bidi="zh_TW"/>
-        </w:rPr>
-        <w:t>，</w:t>
-      </w:r>
       <w:hyperlink r:id="rId20">
         <w:r>
           <w:rPr>
@@ -404,16 +422,10 @@
             <w:color w:val="0000EE"/>
             <w:u w:val="single"/>
           </w:rPr>
-          <w:t>38:13</w:t>
+          <w:t>–</w:t>
         </w:r>
       </w:hyperlink>
-      <w:r>
-        <w:rPr>
-          <w:lang w:val="zh_TW" w:bidi="zh_TW"/>
-        </w:rPr>
-        <w:t>）。商人通常在市集進行買賣，也會設立店鋪經營交易（</w:t>
-      </w:r>
-      <w:hyperlink r:id="rId14">
+      <w:hyperlink r:id="rId19">
         <w:r>
           <w:rPr>
             <w:lang w:val="zh_TW" w:bidi="zh_TW"/>
@@ -422,7 +434,7 @@
             <w:color w:val="0000EE"/>
             <w:u w:val="single"/>
           </w:rPr>
-          <w:t>王上20:34</w:t>
+          <w:t>27</w:t>
         </w:r>
       </w:hyperlink>
       <w:r>
@@ -440,14 +452,14 @@
             <w:color w:val="0000EE"/>
             <w:u w:val="single"/>
           </w:rPr>
-          <w:t>尼3:31</w:t>
+          <w:t>路3:36</w:t>
         </w:r>
       </w:hyperlink>
       <w:r>
         <w:rPr>
           <w:lang w:val="zh_TW" w:bidi="zh_TW"/>
         </w:rPr>
-        <w:t>，</w:t>
+        <w:t>）和閃族的祖先（</w:t>
       </w:r>
       <w:hyperlink r:id="rId22">
         <w:r>
@@ -458,15 +470,27 @@
             <w:color w:val="0000EE"/>
             <w:u w:val="single"/>
           </w:rPr>
-          <w:t>13:19–20</w:t>
+          <w:t>創10:1</w:t>
         </w:r>
       </w:hyperlink>
       <w:r>
         <w:rPr>
           <w:lang w:val="zh_TW" w:bidi="zh_TW"/>
         </w:rPr>
-        <w:t>）。貨物則會存放在庫房中（</w:t>
-      </w:r>
+        <w:t>、</w:t>
+      </w:r>
+      <w:hyperlink r:id="rId22">
+        <w:r>
+          <w:rPr>
+            <w:lang w:val="zh_TW" w:bidi="zh_TW"/>
+          </w:rPr>
+          <w:rPr>
+            <w:color w:val="0000EE"/>
+            <w:u w:val="single"/>
+          </w:rPr>
+          <w:t>21</w:t>
+        </w:r>
+      </w:hyperlink>
       <w:hyperlink r:id="rId23">
         <w:r>
           <w:rPr>
@@ -476,14 +500,26 @@
             <w:color w:val="0000EE"/>
             <w:u w:val="single"/>
           </w:rPr>
-          <w:t>創41:49</w:t>
+          <w:t>–</w:t>
         </w:r>
       </w:hyperlink>
-      <w:r>
-        <w:rPr>
-          <w:lang w:val="zh_TW" w:bidi="zh_TW"/>
-        </w:rPr>
-        <w:t>；</w:t>
+      <w:hyperlink r:id="rId22">
+        <w:r>
+          <w:rPr>
+            <w:lang w:val="zh_TW" w:bidi="zh_TW"/>
+          </w:rPr>
+          <w:rPr>
+            <w:color w:val="0000EE"/>
+            <w:u w:val="single"/>
+          </w:rPr>
+          <w:t>31</w:t>
+        </w:r>
+      </w:hyperlink>
+      <w:r>
+        <w:rPr>
+          <w:lang w:val="zh_TW" w:bidi="zh_TW"/>
+        </w:rPr>
+        <w:t>）。閃活了600年（</w:t>
       </w:r>
       <w:hyperlink r:id="rId24">
         <w:r>
@@ -494,14 +530,28 @@
             <w:color w:val="0000EE"/>
             <w:u w:val="single"/>
           </w:rPr>
-          <w:t>王上9:19</w:t>
+          <w:t>創11:10–11</w:t>
         </w:r>
       </w:hyperlink>
       <w:r>
         <w:rPr>
           <w:lang w:val="zh_TW" w:bidi="zh_TW"/>
         </w:rPr>
-        <w:t>）。雅各的眾子曾在埃及通商（</w:t>
+        <w:t>）。他的名字在希伯來文中意為「名字」，可能暗示挪亞相信閃的名字將具有特別的重要性。</w:t>
+      </w:r>
+    </w:p>
+    <w:p>
+      <w:pPr/>
+      <w:r>
+        <w:rPr>
+          <w:lang w:val="zh_TW" w:bidi="zh_TW"/>
+        </w:rPr>
+      </w:r>
+      <w:r>
+        <w:rPr>
+          <w:lang w:val="zh_TW" w:bidi="zh_TW"/>
+        </w:rPr>
+        <w:t>在大洪水之後，閃和他的兄弟雅弗發現他們的父親挪亞喝醉了。他們的另一個兄弟含羞辱了他。閃與雅弗以尊敬的方式對待挪亞（</w:t>
       </w:r>
       <w:hyperlink r:id="rId25">
         <w:r>
@@ -512,14 +562,22 @@
             <w:color w:val="0000EE"/>
             <w:u w:val="single"/>
           </w:rPr>
-          <w:t>創43:11</w:t>
+          <w:t>創9:20–29</w:t>
         </w:r>
       </w:hyperlink>
       <w:r>
         <w:rPr>
           <w:lang w:val="zh_TW" w:bidi="zh_TW"/>
         </w:rPr>
-        <w:t>）。所羅門作王的時代，貿易活動大大擴展（</w:t>
+        <w:t>）。由於他們的行為，挪亞後來詛咒了含的兒子迦南，並祝福了閃和雅弗。</w:t>
+      </w:r>
+    </w:p>
+    <w:p>
+      <w:pPr/>
+      <w:r>
+        <w:rPr>
+          <w:lang w:val="zh_TW" w:bidi="zh_TW"/>
+        </w:rPr>
       </w:r>
       <w:hyperlink r:id="rId26">
         <w:r>
@@ -530,14 +588,14 @@
             <w:color w:val="0000EE"/>
             <w:u w:val="single"/>
           </w:rPr>
-          <w:t>王上9:26–27</w:t>
+          <w:t>創世記十一章10至27節</w:t>
         </w:r>
       </w:hyperlink>
       <w:r>
         <w:rPr>
           <w:lang w:val="zh_TW" w:bidi="zh_TW"/>
         </w:rPr>
-        <w:t>，</w:t>
+        <w:t>顯示出那位應許的後裔（子孫）的家譜。這位後裔在</w:t>
       </w:r>
       <w:hyperlink r:id="rId27">
         <w:r>
@@ -548,14 +606,14 @@
             <w:color w:val="0000EE"/>
             <w:u w:val="single"/>
           </w:rPr>
-          <w:t>10:28</w:t>
+          <w:t>創世記三章15節</w:t>
         </w:r>
       </w:hyperlink>
       <w:r>
         <w:rPr>
           <w:lang w:val="zh_TW" w:bidi="zh_TW"/>
         </w:rPr>
-        <w:t>）。猶大人在被擄期間，於巴比倫地參與貿易活動，並且有許多人後來沒有歸回巴勒斯坦。商人也在耶路撒冷協助尼希米重建城牆（</w:t>
+        <w:t>和</w:t>
       </w:r>
       <w:hyperlink r:id="rId28">
         <w:r>
@@ -566,7 +624,380 @@
             <w:color w:val="0000EE"/>
             <w:u w:val="single"/>
           </w:rPr>
-          <w:t>尼3:31–32</w:t>
+          <w:t>五章1至32節</w:t>
+        </w:r>
+      </w:hyperlink>
+      <w:r>
+        <w:rPr>
+          <w:lang w:val="zh_TW" w:bidi="zh_TW"/>
+        </w:rPr>
+        <w:t>中被預言將粉碎撒但。他的家系經由閃到亞伯拉罕，再經由猶大和大衛到基督（參</w:t>
+      </w:r>
+      <w:hyperlink r:id="rId21">
+        <w:r>
+          <w:rPr>
+            <w:lang w:val="zh_TW" w:bidi="zh_TW"/>
+          </w:rPr>
+          <w:rPr>
+            <w:color w:val="0000EE"/>
+            <w:u w:val="single"/>
+          </w:rPr>
+          <w:t>路3:36</w:t>
+        </w:r>
+      </w:hyperlink>
+      <w:r>
+        <w:rPr>
+          <w:lang w:val="zh_TW" w:bidi="zh_TW"/>
+        </w:rPr>
+        <w:t>）。挪亞給閃的祝福顯示他的後裔將承載</w:t>
+      </w:r>
+      <w:hyperlink r:id="rId27">
+        <w:r>
+          <w:rPr>
+            <w:lang w:val="zh_TW" w:bidi="zh_TW"/>
+          </w:rPr>
+          <w:rPr>
+            <w:color w:val="0000EE"/>
+            <w:u w:val="single"/>
+          </w:rPr>
+          <w:t>創世記三章15節</w:t>
+        </w:r>
+      </w:hyperlink>
+      <w:r>
+        <w:rPr>
+          <w:lang w:val="zh_TW" w:bidi="zh_TW"/>
+        </w:rPr>
+        <w:t>中後裔的應許。這是聖經中首次出現，神被稱為某個特定人物或群體的神。挪亞曾說迦南的子孫將服侍閃的子孫。當以色列人，閃的後裔，控制了迦南的土地時，這預言實現了（參</w:t>
+      </w:r>
+      <w:hyperlink r:id="rId29">
+        <w:r>
+          <w:rPr>
+            <w:lang w:val="zh_TW" w:bidi="zh_TW"/>
+          </w:rPr>
+          <w:rPr>
+            <w:color w:val="0000EE"/>
+            <w:u w:val="single"/>
+          </w:rPr>
+          <w:t>王上9:20–21</w:t>
+        </w:r>
+      </w:hyperlink>
+      <w:r>
+        <w:rPr>
+          <w:lang w:val="zh_TW" w:bidi="zh_TW"/>
+        </w:rPr>
+        <w:t>）。</w:t>
+      </w:r>
+    </w:p>
+    <w:p>
+      <w:pPr/>
+      <w:r>
+        <w:rPr>
+          <w:lang w:val="zh_TW" w:bidi="zh_TW"/>
+        </w:rPr>
+      </w:r>
+      <w:r>
+        <w:rPr>
+          <w:lang w:val="zh_TW" w:bidi="zh_TW"/>
+        </w:rPr>
+        <w:t>挪亞也說，雅弗會擴張並住在閃的人民中（</w:t>
+      </w:r>
+      <w:hyperlink r:id="rId30">
+        <w:r>
+          <w:rPr>
+            <w:lang w:val="zh_TW" w:bidi="zh_TW"/>
+          </w:rPr>
+          <w:rPr>
+            <w:color w:val="0000EE"/>
+            <w:u w:val="single"/>
+          </w:rPr>
+          <w:t>創9:27</w:t>
+        </w:r>
+      </w:hyperlink>
+      <w:r>
+        <w:rPr>
+          <w:lang w:val="zh_TW" w:bidi="zh_TW"/>
+        </w:rPr>
+        <w:t>）。這可能意味著雅弗的後代會增加。隨著時間的推移，他們會受益於閃的祝福。一些學者認為，這項預言在新約中應驗了：外邦人被邀請分享福音的祝福，也因此參與了教會的建立。</w:t>
+      </w:r>
+    </w:p>
+    <w:p>
+      <w:pPr/>
+      <w:r>
+        <w:rPr>
+          <w:lang w:val="zh_TW" w:bidi="zh_TW"/>
+        </w:rPr>
+      </w:r>
+      <w:r>
+        <w:rPr>
+          <w:lang w:val="zh_TW" w:bidi="zh_TW"/>
+        </w:rPr>
+        <w:t>在</w:t>
+      </w:r>
+      <w:hyperlink r:id="rId31">
+        <w:r>
+          <w:rPr>
+            <w:lang w:val="zh_TW" w:bidi="zh_TW"/>
+          </w:rPr>
+          <w:rPr>
+            <w:color w:val="0000EE"/>
+            <w:u w:val="single"/>
+          </w:rPr>
+          <w:t>創世記十章</w:t>
+        </w:r>
+      </w:hyperlink>
+      <w:r>
+        <w:rPr>
+          <w:lang w:val="zh_TW" w:bidi="zh_TW"/>
+        </w:rPr>
+        <w:t>記載的「列國表」中，列出了閃的五個後代：</w:t>
+      </w:r>
+    </w:p>
+    <w:p>
+      <w:pPr>
+        <w:pStyle w:val="ListNumber"/>
+        <w:numPr>
+          <w:ilvl w:val="0"/>
+          <w:numId w:val="14"/>
+        </w:numPr>
+        <w:spacing w:line="240" w:lineRule="auto"/>
+        <w:ind w:left="720"/>
+      </w:pPr>
+      <w:r>
+        <w:rPr>
+          <w:lang w:val="zh_TW" w:bidi="zh_TW"/>
+        </w:rPr>
+      </w:r>
+      <w:r>
+        <w:rPr>
+          <w:lang w:val="zh_TW" w:bidi="zh_TW"/>
+        </w:rPr>
+        <w:t>以攔</w:t>
+      </w:r>
+    </w:p>
+    <w:p>
+      <w:pPr>
+        <w:pStyle w:val="ListNumber"/>
+        <w:spacing w:line="240" w:lineRule="auto"/>
+        <w:ind w:left="720"/>
+      </w:pPr>
+      <w:r>
+        <w:rPr>
+          <w:lang w:val="zh_TW" w:bidi="zh_TW"/>
+        </w:rPr>
+      </w:r>
+      <w:r>
+        <w:rPr>
+          <w:lang w:val="zh_TW" w:bidi="zh_TW"/>
+        </w:rPr>
+        <w:t>亞述</w:t>
+      </w:r>
+    </w:p>
+    <w:p>
+      <w:pPr>
+        <w:pStyle w:val="ListNumber"/>
+        <w:spacing w:line="240" w:lineRule="auto"/>
+        <w:ind w:left="720"/>
+      </w:pPr>
+      <w:r>
+        <w:rPr>
+          <w:lang w:val="zh_TW" w:bidi="zh_TW"/>
+        </w:rPr>
+      </w:r>
+      <w:r>
+        <w:rPr>
+          <w:lang w:val="zh_TW" w:bidi="zh_TW"/>
+        </w:rPr>
+        <w:t>亞法撒</w:t>
+      </w:r>
+    </w:p>
+    <w:p>
+      <w:pPr>
+        <w:pStyle w:val="ListNumber"/>
+        <w:spacing w:line="240" w:lineRule="auto"/>
+        <w:ind w:left="720"/>
+      </w:pPr>
+      <w:r>
+        <w:rPr>
+          <w:lang w:val="zh_TW" w:bidi="zh_TW"/>
+        </w:rPr>
+      </w:r>
+      <w:r>
+        <w:rPr>
+          <w:lang w:val="zh_TW" w:bidi="zh_TW"/>
+        </w:rPr>
+        <w:t>路德</w:t>
+      </w:r>
+    </w:p>
+    <w:p>
+      <w:pPr>
+        <w:pStyle w:val="ListNumber"/>
+        <w:spacing w:line="240" w:lineRule="auto"/>
+        <w:ind w:left="720"/>
+      </w:pPr>
+      <w:r>
+        <w:rPr>
+          <w:lang w:val="zh_TW" w:bidi="zh_TW"/>
+        </w:rPr>
+      </w:r>
+      <w:r>
+        <w:rPr>
+          <w:lang w:val="zh_TW" w:bidi="zh_TW"/>
+        </w:rPr>
+        <w:t>亞蘭</w:t>
+      </w:r>
+    </w:p>
+    <w:p>
+      <w:pPr/>
+      <w:r>
+        <w:rPr>
+          <w:lang w:val="zh_TW" w:bidi="zh_TW"/>
+        </w:rPr>
+      </w:r>
+      <w:r>
+        <w:rPr>
+          <w:lang w:val="zh_TW" w:bidi="zh_TW"/>
+        </w:rPr>
+        <w:t>在這些後裔中，特別強調的是來自亞法撒德家系的希伯，其家系在</w:t>
+      </w:r>
+      <w:hyperlink r:id="rId32">
+        <w:r>
+          <w:rPr>
+            <w:lang w:val="zh_TW" w:bidi="zh_TW"/>
+          </w:rPr>
+          <w:rPr>
+            <w:color w:val="0000EE"/>
+            <w:u w:val="single"/>
+          </w:rPr>
+          <w:t>創世記十一章16至27節</w:t>
+        </w:r>
+      </w:hyperlink>
+      <w:r>
+        <w:rPr>
+          <w:lang w:val="zh_TW" w:bidi="zh_TW"/>
+        </w:rPr>
+        <w:t>中被追溯至亞伯拉罕。</w:t>
+      </w:r>
+    </w:p>
+    <w:p>
+      <w:pPr/>
+      <w:r>
+        <w:rPr>
+          <w:lang w:val="zh_TW" w:bidi="zh_TW"/>
+        </w:rPr>
+      </w:r>
+      <w:r>
+        <w:rPr>
+          <w:i/>
+          <w:lang w:val="zh_TW" w:bidi="zh_TW"/>
+        </w:rPr>
+        <w:t>另見</w:t>
+      </w:r>
+      <w:r>
+        <w:rPr>
+          <w:lang w:val="zh_TW" w:bidi="zh_TW"/>
+        </w:rPr>
+        <w:t>亞伯拉罕</w:t>
+      </w:r>
+      <w:r>
+        <w:rPr>
+          <w:lang w:val="zh_TW" w:bidi="zh_TW"/>
+        </w:rPr>
+        <w:t>；</w:t>
+      </w:r>
+      <w:r>
+        <w:rPr>
+          <w:lang w:val="zh_TW" w:bidi="zh_TW"/>
+        </w:rPr>
+        <w:t>耶穌基督的家譜</w:t>
+      </w:r>
+      <w:r>
+        <w:rPr>
+          <w:lang w:val="zh_TW" w:bidi="zh_TW"/>
+        </w:rPr>
+        <w:t>；</w:t>
+      </w:r>
+      <w:r>
+        <w:rPr>
+          <w:lang w:val="zh_TW" w:bidi="zh_TW"/>
+        </w:rPr>
+        <w:t>列國</w:t>
+      </w:r>
+      <w:r>
+        <w:rPr>
+          <w:lang w:val="zh_TW" w:bidi="zh_TW"/>
+        </w:rPr>
+        <w:t>、</w:t>
+      </w:r>
+      <w:r>
+        <w:rPr>
+          <w:lang w:val="zh_TW" w:bidi="zh_TW"/>
+        </w:rPr>
+        <w:t>挪亞</w:t>
+      </w:r>
+      <w:r>
+        <w:rPr>
+          <w:lang w:val="zh_TW" w:bidi="zh_TW"/>
+        </w:rPr>
+        <w:t>。</w:t>
+      </w:r>
+      <w:r>
+        <w:rPr>
+          <w:lang w:val="zh_TW" w:bidi="zh_TW"/>
+        </w:rPr>
+      </w:r>
+      <w:r>
+        <w:rPr>
+          <w:lang w:val="zh_TW" w:bidi="zh_TW"/>
+        </w:rPr>
+      </w:r>
+    </w:p>
+    <w:p>
+      <w:pPr/>
+      <w:r>
+        <w:rPr>
+          <w:lang w:val="zh_TW" w:bidi="zh_TW"/>
+        </w:rPr>
+      </w:r>
+    </w:p>
+    <w:p>
+      <w:pPr>
+        <w:pStyle w:val="Heading2"/>
+      </w:pPr>
+      <w:r>
+        <w:rPr>
+          <w:lang w:val="zh_TW" w:bidi="zh_TW"/>
+        </w:rPr>
+        <w:t>善以別</w:t>
+      </w:r>
+      <w:r>
+        <w:rPr>
+          <w:lang w:val="zh_TW" w:bidi="zh_TW"/>
+        </w:rPr>
+      </w:r>
+    </w:p>
+    <w:p>
+      <w:pPr/>
+      <w:r>
+        <w:rPr>
+          <w:lang w:val="zh_TW" w:bidi="zh_TW"/>
+        </w:rPr>
+      </w:r>
+      <w:r>
+        <w:rPr>
+          <w:lang w:val="zh_TW" w:bidi="zh_TW"/>
+        </w:rPr>
+        <w:t>善以別是洗扁王，曾與另外四個王結盟反抗基大老瑪及其盟軍。在善以別連同所多瑪和蛾摩拉的軍隊戰敗後，亞伯拉罕救出了被擄的羅得（</w:t>
+      </w:r>
+      <w:hyperlink r:id="rId33">
+        <w:r>
+          <w:rPr>
+            <w:lang w:val="zh_TW" w:bidi="zh_TW"/>
+          </w:rPr>
+          <w:rPr>
+            <w:color w:val="0000EE"/>
+            <w:u w:val="single"/>
+          </w:rPr>
+          <w:t>創14:2</w:t>
         </w:r>
       </w:hyperlink>
       <w:r>
@@ -2475,6 +2906,12 @@
   </w:num>
   <w:num w:numId="13" w16cid:durableId="592781308">
     <w:abstractNumId w:val="11"/>
+  </w:num>
+  <w:num w:numId="14">
+    <w:abstractNumId w:val="3"/>
+    <w:lvlOverride w:ilvl="0">
+      <w:startOverride w:val="1"/>
+    </w:lvlOverride>
   </w:num>
   <w:numIdMacAtCleanup w:val="10"/>
 </w:numbering>

--- a/zht/docx/137.content.docx
+++ b/zht/docx/137.content.docx
@@ -149,7 +149,7 @@
         <w:rPr>
           <w:lang w:val="zh_TW" w:bidi="zh_TW"/>
         </w:rPr>
-        <w:t>shan</w:t>
+        <w:t>ru</w:t>
       </w:r>
       <w:r>
         <w:rPr>
@@ -212,7 +212,7 @@
         <w:rPr>
           <w:lang w:val="zh_TW" w:bidi="zh_TW"/>
         </w:rPr>
-        <w:t>閃</w:t>
+        <w:t>乳母</w:t>
       </w:r>
       <w:r>
         <w:rPr>
@@ -231,7 +231,7 @@
         <w:rPr>
           <w:lang w:val="zh_TW" w:bidi="zh_TW"/>
         </w:rPr>
-        <w:t>挪亞的長子（</w:t>
+        <w:t>乳母是照顧非自己親生嬰孩的婦人，或是照顧幼兒的男子。這份工作主要是餵養並照料嬰孩。多數婦人會照顧自己的兒女，例如撒拉和哈拿（</w:t>
       </w:r>
       <w:hyperlink r:id="rId13">
         <w:r>
@@ -242,14 +242,14 @@
             <w:color w:val="0000EE"/>
             <w:u w:val="single"/>
           </w:rPr>
-          <w:t>創5:32</w:t>
+          <w:t>創21:7</w:t>
         </w:r>
       </w:hyperlink>
       <w:r>
         <w:rPr>
           <w:lang w:val="zh_TW" w:bidi="zh_TW"/>
         </w:rPr>
-        <w:t>，</w:t>
+        <w:t>；</w:t>
       </w:r>
       <w:hyperlink r:id="rId14">
         <w:r>
@@ -260,14 +260,28 @@
             <w:color w:val="0000EE"/>
             <w:u w:val="single"/>
           </w:rPr>
-          <w:t>6:10</w:t>
+          <w:t>撒上1:23</w:t>
         </w:r>
       </w:hyperlink>
       <w:r>
         <w:rPr>
           <w:lang w:val="zh_TW" w:bidi="zh_TW"/>
         </w:rPr>
-        <w:t>，</w:t>
+        <w:t>）。</w:t>
+      </w:r>
+    </w:p>
+    <w:p>
+      <w:pPr/>
+      <w:r>
+        <w:rPr>
+          <w:lang w:val="zh_TW" w:bidi="zh_TW"/>
+        </w:rPr>
+      </w:r>
+      <w:r>
+        <w:rPr>
+          <w:lang w:val="zh_TW" w:bidi="zh_TW"/>
+        </w:rPr>
+        <w:t>奶母（wet nurse，替別的婦人哺乳其孩子的婦人）常常會成為家中的一分子，並且有一個特別的地位。利百加有一位奶母，這位婦人去世的時候，聖經甚至記下她的事：「利百加的奶母底波拉死了，就葬在伯特利下邊橡樹底下；那棵樹名叫亞倫‧巴古。」（</w:t>
       </w:r>
       <w:hyperlink r:id="rId15">
         <w:r>
@@ -278,14 +292,28 @@
             <w:color w:val="0000EE"/>
             <w:u w:val="single"/>
           </w:rPr>
-          <w:t>7:13</w:t>
+          <w:t>創35:8</w:t>
         </w:r>
       </w:hyperlink>
       <w:r>
         <w:rPr>
           <w:lang w:val="zh_TW" w:bidi="zh_TW"/>
         </w:rPr>
-        <w:t>，</w:t>
+        <w:t>）。</w:t>
+      </w:r>
+    </w:p>
+    <w:p>
+      <w:pPr/>
+      <w:r>
+        <w:rPr>
+          <w:lang w:val="zh_TW" w:bidi="zh_TW"/>
+        </w:rPr>
+      </w:r>
+      <w:r>
+        <w:rPr>
+          <w:lang w:val="zh_TW" w:bidi="zh_TW"/>
+        </w:rPr>
+        <w:t>摩西的母親在法老的女兒付錢請她照顧摩西之後，就成了他的乳母（</w:t>
       </w:r>
       <w:hyperlink r:id="rId16">
         <w:r>
@@ -296,45 +324,15 @@
             <w:color w:val="0000EE"/>
             <w:u w:val="single"/>
           </w:rPr>
-          <w:t>9:18</w:t>
+          <w:t>出2:7</w:t>
         </w:r>
       </w:hyperlink>
       <w:r>
         <w:rPr>
           <w:lang w:val="zh_TW" w:bidi="zh_TW"/>
         </w:rPr>
-        <w:t>、</w:t>
-      </w:r>
-      <w:hyperlink r:id="rId16">
-        <w:r>
-          <w:rPr>
-            <w:lang w:val="zh_TW" w:bidi="zh_TW"/>
-          </w:rPr>
-          <w:rPr>
-            <w:color w:val="0000EE"/>
-            <w:u w:val="single"/>
-          </w:rPr>
-          <w:t>23</w:t>
-        </w:r>
-      </w:hyperlink>
-      <w:r>
-        <w:rPr>
-          <w:lang w:val="zh_TW" w:bidi="zh_TW"/>
-        </w:rPr>
-        <w:t>、</w:t>
-      </w:r>
-      <w:hyperlink r:id="rId16">
-        <w:r>
-          <w:rPr>
-            <w:lang w:val="zh_TW" w:bidi="zh_TW"/>
-          </w:rPr>
-          <w:rPr>
-            <w:color w:val="0000EE"/>
-            <w:u w:val="single"/>
-          </w:rPr>
-          <w:t>26</w:t>
-        </w:r>
-      </w:hyperlink>
+        <w:t>）。王室的兒子也會由乳母照料，約阿施就是一例。他的姑姑約示巴將他和他的乳母藏起來（</w:t>
+      </w:r>
       <w:hyperlink r:id="rId17">
         <w:r>
           <w:rPr>
@@ -344,26 +342,28 @@
             <w:color w:val="0000EE"/>
             <w:u w:val="single"/>
           </w:rPr>
-          <w:t>–</w:t>
-        </w:r>
-      </w:hyperlink>
-      <w:hyperlink r:id="rId16">
-        <w:r>
-          <w:rPr>
-            <w:lang w:val="zh_TW" w:bidi="zh_TW"/>
-          </w:rPr>
-          <w:rPr>
-            <w:color w:val="0000EE"/>
-            <w:u w:val="single"/>
-          </w:rPr>
-          <w:t>27</w:t>
+          <w:t>王下11:2</w:t>
         </w:r>
       </w:hyperlink>
       <w:r>
         <w:rPr>
           <w:lang w:val="zh_TW" w:bidi="zh_TW"/>
         </w:rPr>
-        <w:t>，</w:t>
+        <w:t>）。因為約阿施躲藏了六年，並在七歲登基，所以他藏起來的時候大約一歲。他的乳母必定是一位奶母。</w:t>
+      </w:r>
+    </w:p>
+    <w:p>
+      <w:pPr/>
+      <w:r>
+        <w:rPr>
+          <w:lang w:val="zh_TW" w:bidi="zh_TW"/>
+        </w:rPr>
+      </w:r>
+      <w:r>
+        <w:rPr>
+          <w:lang w:val="zh_TW" w:bidi="zh_TW"/>
+        </w:rPr>
+        <w:t>王室的孩子會得到特別的照顧，斷奶以後也會由乳母看管。孩子通常吃奶到大約三歲，到了斷奶（停止哺乳）的時候，家裡會擺設筵席（</w:t>
       </w:r>
       <w:hyperlink r:id="rId18">
         <w:r>
@@ -374,7 +374,7 @@
             <w:color w:val="0000EE"/>
             <w:u w:val="single"/>
           </w:rPr>
-          <w:t>11:10</w:t>
+          <w:t>創21:8</w:t>
         </w:r>
       </w:hyperlink>
       <w:r>
@@ -392,27 +392,15 @@
             <w:color w:val="0000EE"/>
             <w:u w:val="single"/>
           </w:rPr>
-          <w:t>代上1:4</w:t>
+          <w:t>撒上1:23–24</w:t>
         </w:r>
       </w:hyperlink>
       <w:r>
         <w:rPr>
           <w:lang w:val="zh_TW" w:bidi="zh_TW"/>
         </w:rPr>
-        <w:t>、</w:t>
-      </w:r>
-      <w:hyperlink r:id="rId19">
-        <w:r>
-          <w:rPr>
-            <w:lang w:val="zh_TW" w:bidi="zh_TW"/>
-          </w:rPr>
-          <w:rPr>
-            <w:color w:val="0000EE"/>
-            <w:u w:val="single"/>
-          </w:rPr>
-          <w:t>17</w:t>
-        </w:r>
-      </w:hyperlink>
+        <w:t>）。孩子斷奶之後，就由兼為教師的乳母照管孩子。米非波設五歲的時候，他的乳母抱著他逃跑，卻失腳跌倒，使他成了瘸腿的（</w:t>
+      </w:r>
       <w:hyperlink r:id="rId20">
         <w:r>
           <w:rPr>
@@ -422,26 +410,14 @@
             <w:color w:val="0000EE"/>
             <w:u w:val="single"/>
           </w:rPr>
-          <w:t>–</w:t>
-        </w:r>
-      </w:hyperlink>
-      <w:hyperlink r:id="rId19">
-        <w:r>
-          <w:rPr>
-            <w:lang w:val="zh_TW" w:bidi="zh_TW"/>
-          </w:rPr>
-          <w:rPr>
-            <w:color w:val="0000EE"/>
-            <w:u w:val="single"/>
-          </w:rPr>
-          <w:t>27</w:t>
+          <w:t>撒下4:4</w:t>
         </w:r>
       </w:hyperlink>
       <w:r>
         <w:rPr>
           <w:lang w:val="zh_TW" w:bidi="zh_TW"/>
         </w:rPr>
-        <w:t>；</w:t>
+        <w:t>）。拿俄米也以乳母的身分照顧她的孫子（</w:t>
       </w:r>
       <w:hyperlink r:id="rId21">
         <w:r>
@@ -452,14 +428,28 @@
             <w:color w:val="0000EE"/>
             <w:u w:val="single"/>
           </w:rPr>
-          <w:t>路3:36</w:t>
+          <w:t>得4:16</w:t>
         </w:r>
       </w:hyperlink>
       <w:r>
         <w:rPr>
           <w:lang w:val="zh_TW" w:bidi="zh_TW"/>
         </w:rPr>
-        <w:t>）和閃族的祖先（</w:t>
+        <w:t>）。</w:t>
+      </w:r>
+    </w:p>
+    <w:p>
+      <w:pPr/>
+      <w:r>
+        <w:rPr>
+          <w:lang w:val="zh_TW" w:bidi="zh_TW"/>
+        </w:rPr>
+      </w:r>
+      <w:r>
+        <w:rPr>
+          <w:lang w:val="zh_TW" w:bidi="zh_TW"/>
+        </w:rPr>
+        <w:t>男乳母很可能會擔任年幼貴冑的教師。例如，</w:t>
       </w:r>
       <w:hyperlink r:id="rId22">
         <w:r>
@@ -470,27 +460,15 @@
             <w:color w:val="0000EE"/>
             <w:u w:val="single"/>
           </w:rPr>
-          <w:t>創10:1</w:t>
+          <w:t>列王紀下十章1節</w:t>
         </w:r>
       </w:hyperlink>
       <w:r>
         <w:rPr>
           <w:lang w:val="zh_TW" w:bidi="zh_TW"/>
         </w:rPr>
-        <w:t>、</w:t>
-      </w:r>
-      <w:hyperlink r:id="rId22">
-        <w:r>
-          <w:rPr>
-            <w:lang w:val="zh_TW" w:bidi="zh_TW"/>
-          </w:rPr>
-          <w:rPr>
-            <w:color w:val="0000EE"/>
-            <w:u w:val="single"/>
-          </w:rPr>
-          <w:t>21</w:t>
-        </w:r>
-      </w:hyperlink>
+        <w:t>提到了亞哈的眾子有師傅（參</w:t>
+      </w:r>
       <w:hyperlink r:id="rId23">
         <w:r>
           <w:rPr>
@@ -500,26 +478,14 @@
             <w:color w:val="0000EE"/>
             <w:u w:val="single"/>
           </w:rPr>
-          <w:t>–</w:t>
-        </w:r>
-      </w:hyperlink>
-      <w:hyperlink r:id="rId22">
-        <w:r>
-          <w:rPr>
-            <w:lang w:val="zh_TW" w:bidi="zh_TW"/>
-          </w:rPr>
-          <w:rPr>
-            <w:color w:val="0000EE"/>
-            <w:u w:val="single"/>
-          </w:rPr>
-          <w:t>31</w:t>
+          <w:t>王下10:5</w:t>
         </w:r>
       </w:hyperlink>
       <w:r>
         <w:rPr>
           <w:lang w:val="zh_TW" w:bidi="zh_TW"/>
         </w:rPr>
-        <w:t>）。閃活了600年（</w:t>
+        <w:t>）。因此，我們應該這樣理解摩西提到自己是「乳母」的話：「這百姓豈是我懷的胎，豈是我生下來的呢？你竟對我說：『把他們抱在懷裡，如養育之父抱吃奶的孩子，直抱到你起誓應許給他們祖宗的地去。』」（</w:t>
       </w:r>
       <w:hyperlink r:id="rId24">
         <w:r>
@@ -530,28 +496,14 @@
             <w:color w:val="0000EE"/>
             <w:u w:val="single"/>
           </w:rPr>
-          <w:t>創11:10–11</w:t>
+          <w:t>民11:12</w:t>
         </w:r>
       </w:hyperlink>
       <w:r>
         <w:rPr>
           <w:lang w:val="zh_TW" w:bidi="zh_TW"/>
         </w:rPr>
-        <w:t>）。他的名字在希伯來文中意為「名字」，可能暗示挪亞相信閃的名字將具有特別的重要性。</w:t>
-      </w:r>
-    </w:p>
-    <w:p>
-      <w:pPr/>
-      <w:r>
-        <w:rPr>
-          <w:lang w:val="zh_TW" w:bidi="zh_TW"/>
-        </w:rPr>
-      </w:r>
-      <w:r>
-        <w:rPr>
-          <w:lang w:val="zh_TW" w:bidi="zh_TW"/>
-        </w:rPr>
-        <w:t>在大洪水之後，閃和他的兄弟雅弗發現他們的父親挪亞喝醉了。他們的另一個兄弟含羞辱了他。閃與雅弗以尊敬的方式對待挪亞（</w:t>
+        <w:t>）。保羅也把自己看作教會的「乳母」（</w:t>
       </w:r>
       <w:hyperlink r:id="rId25">
         <w:r>
@@ -562,442 +514,7 @@
             <w:color w:val="0000EE"/>
             <w:u w:val="single"/>
           </w:rPr>
-          <w:t>創9:20–29</w:t>
-        </w:r>
-      </w:hyperlink>
-      <w:r>
-        <w:rPr>
-          <w:lang w:val="zh_TW" w:bidi="zh_TW"/>
-        </w:rPr>
-        <w:t>）。由於他們的行為，挪亞後來詛咒了含的兒子迦南，並祝福了閃和雅弗。</w:t>
-      </w:r>
-    </w:p>
-    <w:p>
-      <w:pPr/>
-      <w:r>
-        <w:rPr>
-          <w:lang w:val="zh_TW" w:bidi="zh_TW"/>
-        </w:rPr>
-      </w:r>
-      <w:hyperlink r:id="rId26">
-        <w:r>
-          <w:rPr>
-            <w:lang w:val="zh_TW" w:bidi="zh_TW"/>
-          </w:rPr>
-          <w:rPr>
-            <w:color w:val="0000EE"/>
-            <w:u w:val="single"/>
-          </w:rPr>
-          <w:t>創世記十一章10至27節</w:t>
-        </w:r>
-      </w:hyperlink>
-      <w:r>
-        <w:rPr>
-          <w:lang w:val="zh_TW" w:bidi="zh_TW"/>
-        </w:rPr>
-        <w:t>顯示出那位應許的後裔（子孫）的家譜。這位後裔在</w:t>
-      </w:r>
-      <w:hyperlink r:id="rId27">
-        <w:r>
-          <w:rPr>
-            <w:lang w:val="zh_TW" w:bidi="zh_TW"/>
-          </w:rPr>
-          <w:rPr>
-            <w:color w:val="0000EE"/>
-            <w:u w:val="single"/>
-          </w:rPr>
-          <w:t>創世記三章15節</w:t>
-        </w:r>
-      </w:hyperlink>
-      <w:r>
-        <w:rPr>
-          <w:lang w:val="zh_TW" w:bidi="zh_TW"/>
-        </w:rPr>
-        <w:t>和</w:t>
-      </w:r>
-      <w:hyperlink r:id="rId28">
-        <w:r>
-          <w:rPr>
-            <w:lang w:val="zh_TW" w:bidi="zh_TW"/>
-          </w:rPr>
-          <w:rPr>
-            <w:color w:val="0000EE"/>
-            <w:u w:val="single"/>
-          </w:rPr>
-          <w:t>五章1至32節</w:t>
-        </w:r>
-      </w:hyperlink>
-      <w:r>
-        <w:rPr>
-          <w:lang w:val="zh_TW" w:bidi="zh_TW"/>
-        </w:rPr>
-        <w:t>中被預言將粉碎撒但。他的家系經由閃到亞伯拉罕，再經由猶大和大衛到基督（參</w:t>
-      </w:r>
-      <w:hyperlink r:id="rId21">
-        <w:r>
-          <w:rPr>
-            <w:lang w:val="zh_TW" w:bidi="zh_TW"/>
-          </w:rPr>
-          <w:rPr>
-            <w:color w:val="0000EE"/>
-            <w:u w:val="single"/>
-          </w:rPr>
-          <w:t>路3:36</w:t>
-        </w:r>
-      </w:hyperlink>
-      <w:r>
-        <w:rPr>
-          <w:lang w:val="zh_TW" w:bidi="zh_TW"/>
-        </w:rPr>
-        <w:t>）。挪亞給閃的祝福顯示他的後裔將承載</w:t>
-      </w:r>
-      <w:hyperlink r:id="rId27">
-        <w:r>
-          <w:rPr>
-            <w:lang w:val="zh_TW" w:bidi="zh_TW"/>
-          </w:rPr>
-          <w:rPr>
-            <w:color w:val="0000EE"/>
-            <w:u w:val="single"/>
-          </w:rPr>
-          <w:t>創世記三章15節</w:t>
-        </w:r>
-      </w:hyperlink>
-      <w:r>
-        <w:rPr>
-          <w:lang w:val="zh_TW" w:bidi="zh_TW"/>
-        </w:rPr>
-        <w:t>中後裔的應許。這是聖經中首次出現，神被稱為某個特定人物或群體的神。挪亞曾說迦南的子孫將服侍閃的子孫。當以色列人，閃的後裔，控制了迦南的土地時，這預言實現了（參</w:t>
-      </w:r>
-      <w:hyperlink r:id="rId29">
-        <w:r>
-          <w:rPr>
-            <w:lang w:val="zh_TW" w:bidi="zh_TW"/>
-          </w:rPr>
-          <w:rPr>
-            <w:color w:val="0000EE"/>
-            <w:u w:val="single"/>
-          </w:rPr>
-          <w:t>王上9:20–21</w:t>
-        </w:r>
-      </w:hyperlink>
-      <w:r>
-        <w:rPr>
-          <w:lang w:val="zh_TW" w:bidi="zh_TW"/>
-        </w:rPr>
-        <w:t>）。</w:t>
-      </w:r>
-    </w:p>
-    <w:p>
-      <w:pPr/>
-      <w:r>
-        <w:rPr>
-          <w:lang w:val="zh_TW" w:bidi="zh_TW"/>
-        </w:rPr>
-      </w:r>
-      <w:r>
-        <w:rPr>
-          <w:lang w:val="zh_TW" w:bidi="zh_TW"/>
-        </w:rPr>
-        <w:t>挪亞也說，雅弗會擴張並住在閃的人民中（</w:t>
-      </w:r>
-      <w:hyperlink r:id="rId30">
-        <w:r>
-          <w:rPr>
-            <w:lang w:val="zh_TW" w:bidi="zh_TW"/>
-          </w:rPr>
-          <w:rPr>
-            <w:color w:val="0000EE"/>
-            <w:u w:val="single"/>
-          </w:rPr>
-          <w:t>創9:27</w:t>
-        </w:r>
-      </w:hyperlink>
-      <w:r>
-        <w:rPr>
-          <w:lang w:val="zh_TW" w:bidi="zh_TW"/>
-        </w:rPr>
-        <w:t>）。這可能意味著雅弗的後代會增加。隨著時間的推移，他們會受益於閃的祝福。一些學者認為，這項預言在新約中應驗了：外邦人被邀請分享福音的祝福，也因此參與了教會的建立。</w:t>
-      </w:r>
-    </w:p>
-    <w:p>
-      <w:pPr/>
-      <w:r>
-        <w:rPr>
-          <w:lang w:val="zh_TW" w:bidi="zh_TW"/>
-        </w:rPr>
-      </w:r>
-      <w:r>
-        <w:rPr>
-          <w:lang w:val="zh_TW" w:bidi="zh_TW"/>
-        </w:rPr>
-        <w:t>在</w:t>
-      </w:r>
-      <w:hyperlink r:id="rId31">
-        <w:r>
-          <w:rPr>
-            <w:lang w:val="zh_TW" w:bidi="zh_TW"/>
-          </w:rPr>
-          <w:rPr>
-            <w:color w:val="0000EE"/>
-            <w:u w:val="single"/>
-          </w:rPr>
-          <w:t>創世記十章</w:t>
-        </w:r>
-      </w:hyperlink>
-      <w:r>
-        <w:rPr>
-          <w:lang w:val="zh_TW" w:bidi="zh_TW"/>
-        </w:rPr>
-        <w:t>記載的「列國表」中，列出了閃的五個後代：</w:t>
-      </w:r>
-    </w:p>
-    <w:p>
-      <w:pPr>
-        <w:pStyle w:val="ListNumber"/>
-        <w:numPr>
-          <w:ilvl w:val="0"/>
-          <w:numId w:val="14"/>
-        </w:numPr>
-        <w:spacing w:line="240" w:lineRule="auto"/>
-        <w:ind w:left="720"/>
-      </w:pPr>
-      <w:r>
-        <w:rPr>
-          <w:lang w:val="zh_TW" w:bidi="zh_TW"/>
-        </w:rPr>
-      </w:r>
-      <w:r>
-        <w:rPr>
-          <w:lang w:val="zh_TW" w:bidi="zh_TW"/>
-        </w:rPr>
-        <w:t>以攔</w:t>
-      </w:r>
-    </w:p>
-    <w:p>
-      <w:pPr>
-        <w:pStyle w:val="ListNumber"/>
-        <w:spacing w:line="240" w:lineRule="auto"/>
-        <w:ind w:left="720"/>
-      </w:pPr>
-      <w:r>
-        <w:rPr>
-          <w:lang w:val="zh_TW" w:bidi="zh_TW"/>
-        </w:rPr>
-      </w:r>
-      <w:r>
-        <w:rPr>
-          <w:lang w:val="zh_TW" w:bidi="zh_TW"/>
-        </w:rPr>
-        <w:t>亞述</w:t>
-      </w:r>
-    </w:p>
-    <w:p>
-      <w:pPr>
-        <w:pStyle w:val="ListNumber"/>
-        <w:spacing w:line="240" w:lineRule="auto"/>
-        <w:ind w:left="720"/>
-      </w:pPr>
-      <w:r>
-        <w:rPr>
-          <w:lang w:val="zh_TW" w:bidi="zh_TW"/>
-        </w:rPr>
-      </w:r>
-      <w:r>
-        <w:rPr>
-          <w:lang w:val="zh_TW" w:bidi="zh_TW"/>
-        </w:rPr>
-        <w:t>亞法撒</w:t>
-      </w:r>
-    </w:p>
-    <w:p>
-      <w:pPr>
-        <w:pStyle w:val="ListNumber"/>
-        <w:spacing w:line="240" w:lineRule="auto"/>
-        <w:ind w:left="720"/>
-      </w:pPr>
-      <w:r>
-        <w:rPr>
-          <w:lang w:val="zh_TW" w:bidi="zh_TW"/>
-        </w:rPr>
-      </w:r>
-      <w:r>
-        <w:rPr>
-          <w:lang w:val="zh_TW" w:bidi="zh_TW"/>
-        </w:rPr>
-        <w:t>路德</w:t>
-      </w:r>
-    </w:p>
-    <w:p>
-      <w:pPr>
-        <w:pStyle w:val="ListNumber"/>
-        <w:spacing w:line="240" w:lineRule="auto"/>
-        <w:ind w:left="720"/>
-      </w:pPr>
-      <w:r>
-        <w:rPr>
-          <w:lang w:val="zh_TW" w:bidi="zh_TW"/>
-        </w:rPr>
-      </w:r>
-      <w:r>
-        <w:rPr>
-          <w:lang w:val="zh_TW" w:bidi="zh_TW"/>
-        </w:rPr>
-        <w:t>亞蘭</w:t>
-      </w:r>
-    </w:p>
-    <w:p>
-      <w:pPr/>
-      <w:r>
-        <w:rPr>
-          <w:lang w:val="zh_TW" w:bidi="zh_TW"/>
-        </w:rPr>
-      </w:r>
-      <w:r>
-        <w:rPr>
-          <w:lang w:val="zh_TW" w:bidi="zh_TW"/>
-        </w:rPr>
-        <w:t>在這些後裔中，特別強調的是來自亞法撒德家系的希伯，其家系在</w:t>
-      </w:r>
-      <w:hyperlink r:id="rId32">
-        <w:r>
-          <w:rPr>
-            <w:lang w:val="zh_TW" w:bidi="zh_TW"/>
-          </w:rPr>
-          <w:rPr>
-            <w:color w:val="0000EE"/>
-            <w:u w:val="single"/>
-          </w:rPr>
-          <w:t>創世記十一章16至27節</w:t>
-        </w:r>
-      </w:hyperlink>
-      <w:r>
-        <w:rPr>
-          <w:lang w:val="zh_TW" w:bidi="zh_TW"/>
-        </w:rPr>
-        <w:t>中被追溯至亞伯拉罕。</w:t>
-      </w:r>
-    </w:p>
-    <w:p>
-      <w:pPr/>
-      <w:r>
-        <w:rPr>
-          <w:lang w:val="zh_TW" w:bidi="zh_TW"/>
-        </w:rPr>
-      </w:r>
-      <w:r>
-        <w:rPr>
-          <w:i/>
-          <w:lang w:val="zh_TW" w:bidi="zh_TW"/>
-        </w:rPr>
-        <w:t>另見</w:t>
-      </w:r>
-      <w:r>
-        <w:rPr>
-          <w:lang w:val="zh_TW" w:bidi="zh_TW"/>
-        </w:rPr>
-        <w:t>亞伯拉罕</w:t>
-      </w:r>
-      <w:r>
-        <w:rPr>
-          <w:lang w:val="zh_TW" w:bidi="zh_TW"/>
-        </w:rPr>
-        <w:t>；</w:t>
-      </w:r>
-      <w:r>
-        <w:rPr>
-          <w:lang w:val="zh_TW" w:bidi="zh_TW"/>
-        </w:rPr>
-        <w:t>耶穌基督的家譜</w:t>
-      </w:r>
-      <w:r>
-        <w:rPr>
-          <w:lang w:val="zh_TW" w:bidi="zh_TW"/>
-        </w:rPr>
-        <w:t>；</w:t>
-      </w:r>
-      <w:r>
-        <w:rPr>
-          <w:lang w:val="zh_TW" w:bidi="zh_TW"/>
-        </w:rPr>
-        <w:t>列國</w:t>
-      </w:r>
-      <w:r>
-        <w:rPr>
-          <w:lang w:val="zh_TW" w:bidi="zh_TW"/>
-        </w:rPr>
-        <w:t>、</w:t>
-      </w:r>
-      <w:r>
-        <w:rPr>
-          <w:lang w:val="zh_TW" w:bidi="zh_TW"/>
-        </w:rPr>
-        <w:t>挪亞</w:t>
-      </w:r>
-      <w:r>
-        <w:rPr>
-          <w:lang w:val="zh_TW" w:bidi="zh_TW"/>
-        </w:rPr>
-        <w:t>。</w:t>
-      </w:r>
-      <w:r>
-        <w:rPr>
-          <w:lang w:val="zh_TW" w:bidi="zh_TW"/>
-        </w:rPr>
-      </w:r>
-      <w:r>
-        <w:rPr>
-          <w:lang w:val="zh_TW" w:bidi="zh_TW"/>
-        </w:rPr>
-      </w:r>
-    </w:p>
-    <w:p>
-      <w:pPr/>
-      <w:r>
-        <w:rPr>
-          <w:lang w:val="zh_TW" w:bidi="zh_TW"/>
-        </w:rPr>
-      </w:r>
-    </w:p>
-    <w:p>
-      <w:pPr>
-        <w:pStyle w:val="Heading2"/>
-      </w:pPr>
-      <w:r>
-        <w:rPr>
-          <w:lang w:val="zh_TW" w:bidi="zh_TW"/>
-        </w:rPr>
-        <w:t>善以別</w:t>
-      </w:r>
-      <w:r>
-        <w:rPr>
-          <w:lang w:val="zh_TW" w:bidi="zh_TW"/>
-        </w:rPr>
-      </w:r>
-    </w:p>
-    <w:p>
-      <w:pPr/>
-      <w:r>
-        <w:rPr>
-          <w:lang w:val="zh_TW" w:bidi="zh_TW"/>
-        </w:rPr>
-      </w:r>
-      <w:r>
-        <w:rPr>
-          <w:lang w:val="zh_TW" w:bidi="zh_TW"/>
-        </w:rPr>
-        <w:t>善以別是洗扁王，曾與另外四個王結盟反抗基大老瑪及其盟軍。在善以別連同所多瑪和蛾摩拉的軍隊戰敗後，亞伯拉罕救出了被擄的羅得（</w:t>
-      </w:r>
-      <w:hyperlink r:id="rId33">
-        <w:r>
-          <w:rPr>
-            <w:lang w:val="zh_TW" w:bidi="zh_TW"/>
-          </w:rPr>
-          <w:rPr>
-            <w:color w:val="0000EE"/>
-            <w:u w:val="single"/>
-          </w:rPr>
-          <w:t>創14:2</w:t>
+          <w:t>帖前2:7</w:t>
         </w:r>
       </w:hyperlink>
       <w:r>
@@ -2906,12 +2423,6 @@
   </w:num>
   <w:num w:numId="13" w16cid:durableId="592781308">
     <w:abstractNumId w:val="11"/>
-  </w:num>
-  <w:num w:numId="14">
-    <w:abstractNumId w:val="3"/>
-    <w:lvlOverride w:ilvl="0">
-      <w:startOverride w:val="1"/>
-    </w:lvlOverride>
   </w:num>
   <w:numIdMacAtCleanup w:val="10"/>
 </w:numbering>

--- a/zht/docx/137.content.docx
+++ b/zht/docx/137.content.docx
@@ -149,7 +149,7 @@
         <w:rPr>
           <w:lang w:val="zh_TW" w:bidi="zh_TW"/>
         </w:rPr>
-        <w:t>ru</w:t>
+        <w:t>ren</w:t>
       </w:r>
       <w:r>
         <w:rPr>
@@ -212,7 +212,7 @@
         <w:rPr>
           <w:lang w:val="zh_TW" w:bidi="zh_TW"/>
         </w:rPr>
-        <w:t>乳母</w:t>
+        <w:t>人</w:t>
       </w:r>
       <w:r>
         <w:rPr>
@@ -231,7 +231,46 @@
         <w:rPr>
           <w:lang w:val="zh_TW" w:bidi="zh_TW"/>
         </w:rPr>
-        <w:t>乳母是照顧非自己親生嬰孩的婦人，或是照顧幼兒的男子。這份工作主要是餵養並照料嬰孩。多數婦人會照顧自己的兒女，例如撒拉和哈拿（</w:t>
+        <w:t>人類，不論是男性或女性。</w:t>
+      </w:r>
+    </w:p>
+    <w:p>
+      <w:pPr/>
+      <w:r>
+        <w:rPr>
+          <w:lang w:val="zh_TW" w:bidi="zh_TW"/>
+        </w:rPr>
+      </w:r>
+      <w:r>
+        <w:rPr>
+          <w:lang w:val="zh_TW" w:bidi="zh_TW"/>
+        </w:rPr>
+        <w:t>聖經對人的教導，始於對神正確的認識。聖經人論（anthropology，即對人的研究）的核心，是建基於高舉的神學（即對神的研究）脈絡之中。人若對神有崇高而敬虔的認識，就會肯定人的尊貴和尊嚴，相反，若對神的概念膚淺，就往往導致對人的觀點偏差。因此，人可能被看得比應有的更為重要，或比聖經所啟示的更不重要。這兩種看法都是不合乎聖經的。探討人的學問（本文中「人」一詞是包括男女在內的人類）的起點，必須從認識神——人的創造主開始。</w:t>
+      </w:r>
+    </w:p>
+    <w:p>
+      <w:pPr>
+        <w:pStyle w:val="Heading3"/>
+      </w:pPr>
+      <w:r>
+        <w:rPr>
+          <w:lang w:val="zh_TW" w:bidi="zh_TW"/>
+        </w:rPr>
+        <w:t>人的起源</w:t>
+      </w:r>
+    </w:p>
+    <w:p>
+      <w:pPr/>
+      <w:r>
+        <w:rPr>
+          <w:lang w:val="zh_TW" w:bidi="zh_TW"/>
+        </w:rPr>
+      </w:r>
+      <w:r>
+        <w:rPr>
+          <w:lang w:val="zh_TW" w:bidi="zh_TW"/>
+        </w:rPr>
+        <w:t>與自然主義（naturalistic）、唯物論（materialistic）的起源理論相對，聖經的觀點首先宣告永恆的神創造了人，而人是一切受造物中最重要的。人無須拘泥於某種特定的時序，來理解神創造人的工作。有些基督徒相信，聖經在</w:t>
       </w:r>
       <w:hyperlink r:id="rId13">
         <w:r>
@@ -242,7 +281,1395 @@
             <w:color w:val="0000EE"/>
             <w:u w:val="single"/>
           </w:rPr>
-          <w:t>創21:7</w:t>
+          <w:t>創世記一章</w:t>
+        </w:r>
+      </w:hyperlink>
+      <w:r>
+        <w:rPr>
+          <w:lang w:val="zh_TW" w:bidi="zh_TW"/>
+        </w:rPr>
+        <w:t>中所呈現的是一個封閉的年表──六個實際的24小時日子（參</w:t>
+      </w:r>
+      <w:hyperlink r:id="rId14">
+        <w:r>
+          <w:rPr>
+            <w:lang w:val="zh_TW" w:bidi="zh_TW"/>
+          </w:rPr>
+          <w:rPr>
+            <w:color w:val="0000EE"/>
+            <w:u w:val="single"/>
+          </w:rPr>
+          <w:t>創1:5、8、13</w:t>
+        </w:r>
+      </w:hyperlink>
+      <w:r>
+        <w:rPr>
+          <w:lang w:val="zh_TW" w:bidi="zh_TW"/>
+        </w:rPr>
+        <w:t>等）；而人在其中驚人且突然出現，可能只是約6000年前的事（參跟大主教詹姆士‧烏社爾〔James Ussher〕的編年史〔</w:t>
+      </w:r>
+      <w:r>
+        <w:rPr>
+          <w:i/>
+          <w:lang w:val="zh_TW" w:bidi="zh_TW"/>
+        </w:rPr>
+        <w:t>Annales，</w:t>
+      </w:r>
+      <w:r>
+        <w:rPr>
+          <w:lang w:val="zh_TW" w:bidi="zh_TW"/>
+        </w:rPr>
+        <w:t xml:space="preserve"> 1650–58年〕相關，但不限於這著作的年表）。另一些持這種普遍觀點的人（有時稱為創造科學〔creation science〕），則對</w:t>
+      </w:r>
+      <w:hyperlink r:id="rId15">
+        <w:r>
+          <w:rPr>
+            <w:lang w:val="zh_TW" w:bidi="zh_TW"/>
+          </w:rPr>
+          <w:rPr>
+            <w:color w:val="0000EE"/>
+            <w:u w:val="single"/>
+          </w:rPr>
+          <w:t>創世記五</w:t>
+        </w:r>
+      </w:hyperlink>
+      <w:r>
+        <w:rPr>
+          <w:lang w:val="zh_TW" w:bidi="zh_TW"/>
+        </w:rPr>
+        <w:t>和</w:t>
+      </w:r>
+      <w:hyperlink r:id="rId16">
+        <w:r>
+          <w:rPr>
+            <w:lang w:val="zh_TW" w:bidi="zh_TW"/>
+          </w:rPr>
+          <w:rPr>
+            <w:color w:val="0000EE"/>
+            <w:u w:val="single"/>
+          </w:rPr>
+          <w:t>十一章</w:t>
+        </w:r>
+      </w:hyperlink>
+      <w:r>
+        <w:rPr>
+          <w:lang w:val="zh_TW" w:bidi="zh_TW"/>
+        </w:rPr>
+        <w:t>的年表抱持較為彈性的看法，把人的創造時間推算至約10000年前。</w:t>
+      </w:r>
+    </w:p>
+    <w:p>
+      <w:pPr/>
+      <w:r>
+        <w:rPr>
+          <w:lang w:val="zh_TW" w:bidi="zh_TW"/>
+        </w:rPr>
+      </w:r>
+      <w:r>
+        <w:rPr>
+          <w:lang w:val="zh_TW" w:bidi="zh_TW"/>
+        </w:rPr>
+        <w:t>另一些人認為，</w:t>
+      </w:r>
+      <w:hyperlink r:id="rId13">
+        <w:r>
+          <w:rPr>
+            <w:lang w:val="zh_TW" w:bidi="zh_TW"/>
+          </w:rPr>
+          <w:rPr>
+            <w:color w:val="0000EE"/>
+            <w:u w:val="single"/>
+          </w:rPr>
+          <w:t>創世記一</w:t>
+        </w:r>
+      </w:hyperlink>
+      <w:r>
+        <w:rPr>
+          <w:lang w:val="zh_TW" w:bidi="zh_TW"/>
+        </w:rPr>
+        <w:t>和</w:t>
+      </w:r>
+      <w:hyperlink r:id="rId17">
+        <w:r>
+          <w:rPr>
+            <w:lang w:val="zh_TW" w:bidi="zh_TW"/>
+          </w:rPr>
+          <w:rPr>
+            <w:color w:val="0000EE"/>
+            <w:u w:val="single"/>
+          </w:rPr>
+          <w:t>二章</w:t>
+        </w:r>
+      </w:hyperlink>
+      <w:r>
+        <w:rPr>
+          <w:lang w:val="zh_TW" w:bidi="zh_TW"/>
+        </w:rPr>
+        <w:t>的經文可以從更廣闊的角度解釋，認為人的創造可追溯至極其遙遠的古代（甚至延伸至數百萬年前）。他們主張，在神的掌管與引導之下，該創造的過程可能在神的創造工作中扮演重要角色。這種觀點最合適的名稱是漸進創造論（progressive creationism），它與有神進化論（theistic evolution）相對，有神進化論通常認為神只是啟動了過程，而在過程展開之後，神幾乎不再介入。漸進創造論則認為，</w:t>
+      </w:r>
+      <w:hyperlink r:id="rId13">
+        <w:r>
+          <w:rPr>
+            <w:lang w:val="zh_TW" w:bidi="zh_TW"/>
+          </w:rPr>
+          <w:rPr>
+            <w:color w:val="0000EE"/>
+            <w:u w:val="single"/>
+          </w:rPr>
+          <w:t>創世記一章</w:t>
+        </w:r>
+      </w:hyperlink>
+      <w:r>
+        <w:rPr>
+          <w:lang w:val="zh_TW" w:bidi="zh_TW"/>
+        </w:rPr>
+        <w:t>中的希伯來文「日」（</w:t>
+      </w:r>
+      <w:r>
+        <w:rPr>
+          <w:i/>
+          <w:lang w:val="zh_TW" w:bidi="zh_TW"/>
+        </w:rPr>
+        <w:t>yom</w:t>
+      </w:r>
+      <w:r>
+        <w:rPr>
+          <w:lang w:val="zh_TW" w:bidi="zh_TW"/>
+        </w:rPr>
+        <w:t>）可以指一段延長的時間（例：「日代（day-age）」理論）；因此，「有晚上，有早晨，是第x日」這樣的措辭，可能是一種文學手法，用來展現神創造工作的場景，在時間歷程中逐步推進。</w:t>
+      </w:r>
+    </w:p>
+    <w:p>
+      <w:pPr/>
+      <w:r>
+        <w:rPr>
+          <w:lang w:val="zh_TW" w:bidi="zh_TW"/>
+        </w:rPr>
+      </w:r>
+      <w:r>
+        <w:rPr>
+          <w:lang w:val="zh_TW" w:bidi="zh_TW"/>
+        </w:rPr>
+        <w:t>許多基督徒在人的起源問題上，立場介乎於保守的年代觀與廣泛的年代觀之間。然而，不論個人傾向如何，若要以聖經的方式思考人，就必須承認神在創造人這件事上的創意作為。信心的本質始於這句話：「我信神，全能的父，是創造天地的主。」</w:t>
+      </w:r>
+    </w:p>
+    <w:p>
+      <w:pPr/>
+      <w:r>
+        <w:rPr>
+          <w:lang w:val="zh_TW" w:bidi="zh_TW"/>
+        </w:rPr>
+      </w:r>
+      <w:r>
+        <w:rPr>
+          <w:lang w:val="zh_TW" w:bidi="zh_TW"/>
+        </w:rPr>
+        <w:t>人不僅是神的創造，也是祂創造工作的巔峰。遠在現代精密科學出現之前，古人已經注意到人類在解剖學上的構造與動物界的成員相似。然而，儘管有這些相似之處，聖經的觀點從不把人與動物放在同一層次──人是獨特的，是神創造工作的高峰，是祂巧手工藝的極致。</w:t>
+      </w:r>
+      <w:hyperlink r:id="rId13">
+        <w:r>
+          <w:rPr>
+            <w:lang w:val="zh_TW" w:bidi="zh_TW"/>
+          </w:rPr>
+          <w:rPr>
+            <w:color w:val="0000EE"/>
+            <w:u w:val="single"/>
+          </w:rPr>
+          <w:t>創世記一章</w:t>
+        </w:r>
+      </w:hyperlink>
+      <w:r>
+        <w:rPr>
+          <w:lang w:val="zh_TW" w:bidi="zh_TW"/>
+        </w:rPr>
+        <w:t>的受造次序，本身就是漸進且逐步提升的；神一切的創造工作，最終以祂創造人類為高峰。</w:t>
+      </w:r>
+    </w:p>
+    <w:p>
+      <w:pPr/>
+      <w:r>
+        <w:rPr>
+          <w:lang w:val="zh_TW" w:bidi="zh_TW"/>
+        </w:rPr>
+      </w:r>
+      <w:r>
+        <w:rPr>
+          <w:lang w:val="zh_TW" w:bidi="zh_TW"/>
+        </w:rPr>
+        <w:t>人的獨特行為特徵包括語言、工具製造與文化。人的獨特經驗特徵則包括反思的自覺、倫理的關懷、審美的追求、歷史的意識，以及形而上層面的關切。這些因素無論單獨存在或綜合起來，都使人有別於其它形式的動物生命。人遠遠不僅是某些現代進化論所說的「裸猿（naked ape）」。然而，單靠社會學並不足以解釋人的全貌本質，這正是神的啟示所要揭示的主題。</w:t>
+      </w:r>
+    </w:p>
+    <w:p>
+      <w:pPr/>
+      <w:r>
+        <w:rPr>
+          <w:lang w:val="zh_TW" w:bidi="zh_TW"/>
+        </w:rPr>
+      </w:r>
+      <w:r>
+        <w:rPr>
+          <w:lang w:val="zh_TW" w:bidi="zh_TW"/>
+        </w:rPr>
+        <w:t>雖然人與神的受造物之間有連續性（從</w:t>
+      </w:r>
+      <w:hyperlink r:id="rId18">
+        <w:r>
+          <w:rPr>
+            <w:lang w:val="zh_TW" w:bidi="zh_TW"/>
+          </w:rPr>
+          <w:rPr>
+            <w:color w:val="0000EE"/>
+            <w:u w:val="single"/>
+          </w:rPr>
+          <w:t>創2:7</w:t>
+        </w:r>
+      </w:hyperlink>
+      <w:r>
+        <w:rPr>
+          <w:lang w:val="zh_TW" w:bidi="zh_TW"/>
+        </w:rPr>
+        <w:t>所說「用地上的塵土造」可見一斑），但人同時又與先前一切受造物不同，因為神向他吹入生命的氣息，他就成了有靈的活人（</w:t>
+      </w:r>
+      <w:hyperlink r:id="rId18">
+        <w:r>
+          <w:rPr>
+            <w:lang w:val="zh_TW" w:bidi="zh_TW"/>
+          </w:rPr>
+          <w:rPr>
+            <w:color w:val="0000EE"/>
+            <w:u w:val="single"/>
+          </w:rPr>
+          <w:t>2:7</w:t>
+        </w:r>
+      </w:hyperlink>
+      <w:r>
+        <w:rPr>
+          <w:lang w:val="zh_TW" w:bidi="zh_TW"/>
+        </w:rPr>
+        <w:t>）。人是由神照著祂的形像，造成男和女（</w:t>
+      </w:r>
+      <w:hyperlink r:id="rId19">
+        <w:r>
+          <w:rPr>
+            <w:lang w:val="zh_TW" w:bidi="zh_TW"/>
+          </w:rPr>
+          <w:rPr>
+            <w:color w:val="0000EE"/>
+            <w:u w:val="single"/>
+          </w:rPr>
+          <w:t>1:27</w:t>
+        </w:r>
+      </w:hyperlink>
+      <w:r>
+        <w:rPr>
+          <w:lang w:val="zh_TW" w:bidi="zh_TW"/>
+        </w:rPr>
+        <w:t>），意味著凡是一般論及人的說話，都必須同時適用於男人和女人；而「何為人」的最準確描繪，乃在男人和女人同在的關係之中，才能完全顯明。生養眾多與治理全地的命令，是神交付給兩性共同承擔的責任。同樣，是男人和女人一同背叛神，他們要在墮落世界中承擔始祖犯罪的後果；而基督來要救贖的，也是男人和女人（參</w:t>
+      </w:r>
+      <w:hyperlink r:id="rId20">
+        <w:r>
+          <w:rPr>
+            <w:lang w:val="zh_TW" w:bidi="zh_TW"/>
+          </w:rPr>
+          <w:rPr>
+            <w:color w:val="0000EE"/>
+            <w:u w:val="single"/>
+          </w:rPr>
+          <w:t>加3:28</w:t>
+        </w:r>
+      </w:hyperlink>
+      <w:r>
+        <w:rPr>
+          <w:lang w:val="zh_TW" w:bidi="zh_TW"/>
+        </w:rPr>
+        <w:t>）。同時，「男性」與「女性」這兩個詞語確實表示真實的區別。許多被人視為性別差異的現象，可能是文化造成的，但在男性（希伯來文zakar</w:t>
+      </w:r>
+      <w:r>
+        <w:rPr>
+          <w:i/>
+          <w:lang w:val="zh_TW" w:bidi="zh_TW"/>
+        </w:rPr>
+        <w:t>，</w:t>
+      </w:r>
+      <w:r>
+        <w:rPr>
+          <w:lang w:val="zh_TW" w:bidi="zh_TW"/>
+        </w:rPr>
+        <w:t>意即「刺透者」）和女性（希伯來文neqeba</w:t>
+      </w:r>
+      <w:r>
+        <w:rPr>
+          <w:i/>
+          <w:lang w:val="zh_TW" w:bidi="zh_TW"/>
+        </w:rPr>
+        <w:t>，</w:t>
+      </w:r>
+      <w:r>
+        <w:rPr>
+          <w:lang w:val="zh_TW" w:bidi="zh_TW"/>
+        </w:rPr>
+        <w:t>意即「被刺透者」）之間最根本的性別差異，則是出於神的設計。只有男與女二者同在，才能完整展現神的形像（見</w:t>
+      </w:r>
+      <w:hyperlink r:id="rId19">
+        <w:r>
+          <w:rPr>
+            <w:lang w:val="zh_TW" w:bidi="zh_TW"/>
+          </w:rPr>
+          <w:rPr>
+            <w:color w:val="0000EE"/>
+            <w:u w:val="single"/>
+          </w:rPr>
+          <w:t>創1:27</w:t>
+        </w:r>
+      </w:hyperlink>
+      <w:r>
+        <w:rPr>
+          <w:lang w:val="zh_TW" w:bidi="zh_TW"/>
+        </w:rPr>
+        <w:t>）。</w:t>
+      </w:r>
+    </w:p>
+    <w:p>
+      <w:pPr/>
+      <w:r>
+        <w:rPr>
+          <w:lang w:val="zh_TW" w:bidi="zh_TW"/>
+        </w:rPr>
+      </w:r>
+      <w:r>
+        <w:rPr>
+          <w:lang w:val="zh_TW" w:bidi="zh_TW"/>
+        </w:rPr>
+        <w:t>的確，有關人的聖經論述中，最令人驚嘆的宣告，就是神照著祂的形像造人。對其它任何受造物，甚至天使，都沒有這樣的說法。</w:t>
+      </w:r>
+      <w:hyperlink r:id="rId21">
+        <w:r>
+          <w:rPr>
+            <w:lang w:val="zh_TW" w:bidi="zh_TW"/>
+          </w:rPr>
+          <w:rPr>
+            <w:color w:val="0000EE"/>
+            <w:u w:val="single"/>
+          </w:rPr>
+          <w:t>創世記一章26至28節</w:t>
+        </w:r>
+      </w:hyperlink>
+      <w:r>
+        <w:rPr>
+          <w:lang w:val="zh_TW" w:bidi="zh_TW"/>
+        </w:rPr>
+        <w:t>所說的「照著他的形像」，正是</w:t>
+      </w:r>
+      <w:hyperlink r:id="rId22">
+        <w:r>
+          <w:rPr>
+            <w:lang w:val="zh_TW" w:bidi="zh_TW"/>
+          </w:rPr>
+          <w:rPr>
+            <w:color w:val="0000EE"/>
+            <w:u w:val="single"/>
+          </w:rPr>
+          <w:t>詩篇八篇5節</w:t>
+        </w:r>
+      </w:hyperlink>
+      <w:r>
+        <w:rPr>
+          <w:lang w:val="zh_TW" w:bidi="zh_TW"/>
+        </w:rPr>
+        <w:t>中詩人轉述的基礎：「你叫他比神微小一點」（直譯；七十士譯本則譯為「比天使微小一點」）。「神的形像」這個片語的意義一直是許多辯論的主題。有些人認為這個片語是指神的物理形像，但這點值得懷疑，因為神是靈（參</w:t>
+      </w:r>
+      <w:hyperlink r:id="rId23">
+        <w:r>
+          <w:rPr>
+            <w:lang w:val="zh_TW" w:bidi="zh_TW"/>
+          </w:rPr>
+          <w:rPr>
+            <w:color w:val="0000EE"/>
+            <w:u w:val="single"/>
+          </w:rPr>
+          <w:t>約4:24</w:t>
+        </w:r>
+      </w:hyperlink>
+      <w:r>
+        <w:rPr>
+          <w:lang w:val="zh_TW" w:bidi="zh_TW"/>
+        </w:rPr>
+        <w:t>）。其他人認為這個片語指的是人的人格（personhood），這與神的位格（personality）相對應（具有智力、感情和意志）。這些人的特質可能存在於神的形像中；然而，這些人格層面的不同面向，也同樣存在於動物界的其它成員之中，並非人所獨有。</w:t>
+      </w:r>
+    </w:p>
+    <w:p>
+      <w:pPr/>
+      <w:r>
+        <w:rPr>
+          <w:lang w:val="zh_TW" w:bidi="zh_TW"/>
+        </w:rPr>
+      </w:r>
+      <w:r>
+        <w:rPr>
+          <w:lang w:val="zh_TW" w:bidi="zh_TW"/>
+        </w:rPr>
+        <w:t>「形像」這個詞語的基本意思（希伯來文tselem）是「影子」、「代表」或「相似」。人裡面有神的形像，顯明神對人的價值與尊嚴的看法──人在受造的世界裡作為祂的影子或祂的代表。古代亞述的君王會在遙遠的地區設立自己實體的像，提醒那些容易忘記的人，這些地區仍屬於帝國。同樣，神也把祂自己的影子、祂同在的代表，放在人裡面，安置在祂所造的世界中。</w:t>
+      </w:r>
+    </w:p>
+    <w:p>
+      <w:pPr/>
+      <w:r>
+        <w:rPr>
+          <w:lang w:val="zh_TW" w:bidi="zh_TW"/>
+        </w:rPr>
+      </w:r>
+      <w:r>
+        <w:rPr>
+          <w:lang w:val="zh_TW" w:bidi="zh_TW"/>
+        </w:rPr>
+        <w:t>這種「神的形像在人裡面」的觀點，似乎也得到</w:t>
+      </w:r>
+      <w:hyperlink r:id="rId13">
+        <w:r>
+          <w:rPr>
+            <w:lang w:val="zh_TW" w:bidi="zh_TW"/>
+          </w:rPr>
+          <w:rPr>
+            <w:color w:val="0000EE"/>
+            <w:u w:val="single"/>
+          </w:rPr>
+          <w:t>創世記一章</w:t>
+        </w:r>
+      </w:hyperlink>
+      <w:r>
+        <w:rPr>
+          <w:lang w:val="zh_TW" w:bidi="zh_TW"/>
+        </w:rPr>
+        <w:t>直接上下文的印證。人是照著神的形像造的，要管理神一切其它的受造物（</w:t>
+      </w:r>
+      <w:hyperlink r:id="rId24">
+        <w:r>
+          <w:rPr>
+            <w:lang w:val="zh_TW" w:bidi="zh_TW"/>
+          </w:rPr>
+          <w:rPr>
+            <w:color w:val="0000EE"/>
+            <w:u w:val="single"/>
+          </w:rPr>
+          <w:t>創1:26</w:t>
+        </w:r>
+      </w:hyperlink>
+      <w:r>
+        <w:rPr>
+          <w:lang w:val="zh_TW" w:bidi="zh_TW"/>
+        </w:rPr>
+        <w:t>；另見</w:t>
+      </w:r>
+      <w:hyperlink r:id="rId22">
+        <w:r>
+          <w:rPr>
+            <w:lang w:val="zh_TW" w:bidi="zh_TW"/>
+          </w:rPr>
+          <w:rPr>
+            <w:color w:val="0000EE"/>
+            <w:u w:val="single"/>
+          </w:rPr>
+          <w:t>詩8:5</w:t>
+        </w:r>
+      </w:hyperlink>
+      <w:r>
+        <w:rPr>
+          <w:lang w:val="zh_TW" w:bidi="zh_TW"/>
+        </w:rPr>
+        <w:t>）。進一步說，作為造物主的代表，人應當回應祂。耶穌宣告神是靈，而這宣告的結果，是人要以心靈和誠實敬拜祂（</w:t>
+      </w:r>
+      <w:hyperlink r:id="rId25">
+        <w:r>
+          <w:rPr>
+            <w:lang w:val="zh_TW" w:bidi="zh_TW"/>
+          </w:rPr>
+          <w:rPr>
+            <w:color w:val="0000EE"/>
+            <w:u w:val="single"/>
+          </w:rPr>
+          <w:t>約4:21–24</w:t>
+        </w:r>
+      </w:hyperlink>
+      <w:r>
+        <w:rPr>
+          <w:lang w:val="zh_TW" w:bidi="zh_TW"/>
+        </w:rPr>
+        <w:t>）。</w:t>
+      </w:r>
+    </w:p>
+    <w:p>
+      <w:pPr>
+        <w:pStyle w:val="Heading3"/>
+      </w:pPr>
+      <w:r>
+        <w:rPr>
+          <w:lang w:val="zh_TW" w:bidi="zh_TW"/>
+        </w:rPr>
+        <w:t>人的本性</w:t>
+      </w:r>
+    </w:p>
+    <w:p>
+      <w:pPr/>
+      <w:r>
+        <w:rPr>
+          <w:lang w:val="zh_TW" w:bidi="zh_TW"/>
+        </w:rPr>
+      </w:r>
+      <w:r>
+        <w:rPr>
+          <w:lang w:val="zh_TW" w:bidi="zh_TW"/>
+        </w:rPr>
+        <w:t>人往往會傾向把「人」看成由不同部分組成，但聖經的重點卻是強調人的整全。關於人的本性究竟是三方（tripartite，即三重結構）：靈、魂與體（參</w:t>
+      </w:r>
+      <w:hyperlink r:id="rId26">
+        <w:r>
+          <w:rPr>
+            <w:lang w:val="zh_TW" w:bidi="zh_TW"/>
+          </w:rPr>
+          <w:rPr>
+            <w:color w:val="0000EE"/>
+            <w:u w:val="single"/>
+          </w:rPr>
+          <w:t>帖前5:23</w:t>
+        </w:r>
+      </w:hyperlink>
+      <w:r>
+        <w:rPr>
+          <w:lang w:val="zh_TW" w:bidi="zh_TW"/>
+        </w:rPr>
+        <w:t>）；還是二方（bipartite，即二重結構）：物質與非物質，至今仍然爭辯不休。雖然聖經似乎可以支持這兩種立場，但有關人的本性，最重要的問題不在於人有多少部分，而在於人的合一。因此，聖經論及人時，首先宣告：人是一個同時由物質屬性與非物質屬性構成的「位格」。用巴特（Karl Barth）的話說，人是「有身體的魂，同時也是有魂的身體」沒有只具身體而無魂的人，也難以把沒有身體的靈看作完整的人，除非處於暫時的、過渡性的狀態。希伯來文nephesh，常譯作「魂」，在多數語境中更合宜的翻譯是「人」。希伯來文ruach（「氣息」、「風」、「靈」）和希臘文pneuma（「靈」）和psuche（「魂」）常用來指人的非物質部分。這部分與身體相比並不因此而不真實。若僅以純物質、純身體的觀點看人，是極其貧乏的。同樣，若過度強調靈，卻輕忽身體，也是不真實、不平衡的。人可以這樣說：「我是個人，而我的存在目前極度依賴我的身體。但我不只是身體，也不只是血肉。當我的身體死去，我仍然活著；當我的血肉朽壞，我依然存在。但有一天，我要再一次在身體裡活著。因為一個沒有身體的靈魂，並不能完全表達我的人性。神為我所設立的理想，是要我在一個〔新的〕身體裡過生活。因此，在永恆狀態的盼望裡，我信身體的復活和永遠的生命。」</w:t>
+      </w:r>
+    </w:p>
+    <w:p>
+      <w:pPr/>
+      <w:r>
+        <w:rPr>
+          <w:lang w:val="zh_TW" w:bidi="zh_TW"/>
+        </w:rPr>
+      </w:r>
+      <w:r>
+        <w:rPr>
+          <w:lang w:val="zh_TW" w:bidi="zh_TW"/>
+        </w:rPr>
+        <w:t>若要從聖經的角度思考人的本性，就不能不面對墮落的問題。</w:t>
+      </w:r>
+      <w:hyperlink r:id="rId27">
+        <w:r>
+          <w:rPr>
+            <w:lang w:val="zh_TW" w:bidi="zh_TW"/>
+          </w:rPr>
+          <w:rPr>
+            <w:color w:val="0000EE"/>
+            <w:u w:val="single"/>
+          </w:rPr>
+          <w:t>創世記三章</w:t>
+        </w:r>
+      </w:hyperlink>
+      <w:r>
+        <w:rPr>
+          <w:lang w:val="zh_TW" w:bidi="zh_TW"/>
+        </w:rPr>
+        <w:t>顯示，未墮落的人原本是不死的，他生育的能力起初並不受生產痛苦的限制，他的工作也不會因自然界的反覆無常而受挫。然而，墮落之後，一切都改變了：在人內在的生命裡、在男女彼此之間、在人與自然的互動中，以及在人與造物主的關係上，全都發生了變化。</w:t>
+      </w:r>
+    </w:p>
+    <w:p>
+      <w:pPr/>
+      <w:r>
+        <w:rPr>
+          <w:lang w:val="zh_TW" w:bidi="zh_TW"/>
+        </w:rPr>
+      </w:r>
+      <w:r>
+        <w:rPr>
+          <w:lang w:val="zh_TW" w:bidi="zh_TW"/>
+        </w:rPr>
+        <w:t>墮落的結果是，人深深地墮落了，這墮落滲透到他全人的每一部分。「全然敗壞」這個片語，不一定是指人已經壞到不能再壞，而是指罪的影響波及人的整個存在。同時，神的形像在墮落之後，仍以某種方式繼續存在於人的身上，這就成了神施行救恩的依據（參</w:t>
+      </w:r>
+      <w:hyperlink r:id="rId28">
+        <w:r>
+          <w:rPr>
+            <w:lang w:val="zh_TW" w:bidi="zh_TW"/>
+          </w:rPr>
+          <w:rPr>
+            <w:color w:val="0000EE"/>
+            <w:u w:val="single"/>
+          </w:rPr>
+          <w:t>羅5章</w:t>
+        </w:r>
+      </w:hyperlink>
+      <w:r>
+        <w:rPr>
+          <w:lang w:val="zh_TW" w:bidi="zh_TW"/>
+        </w:rPr>
+        <w:t>）。基本上，正因神看重人內在的價值，救恩才有其神所立的合理性。</w:t>
+      </w:r>
+    </w:p>
+    <w:p>
+      <w:pPr/>
+      <w:r>
+        <w:rPr>
+          <w:lang w:val="zh_TW" w:bidi="zh_TW"/>
+        </w:rPr>
+      </w:r>
+      <w:r>
+        <w:rPr>
+          <w:lang w:val="zh_TW" w:bidi="zh_TW"/>
+        </w:rPr>
+        <w:t>關於人本質上是良善還是邪惡的舊爭論，在創世記的記載裡既顯出其困境，也提供了解答：神造人，乃是要他有意識地反映造物主的尊嚴與高貴。然而，人卻因刻意的悖逆而背叛了造物主，從此陷入罪中，罪成了他一生的烙印；除非有神的恩典，否則他仍要不斷活在其中。這隨之而來的罪，既是墮落之人存在本質上的特質，也是他不斷表現出來，無數驕傲與自私的行為。雖然神的形像因人的墮落而在人裡面受損，但當一個人在基督裡得著新生命時，神的靈就在他裡面運行，有效重新激發這形像。神的恩典因此帶來個人的更新、人與人關係的復和，以及恢復與神的相交。</w:t>
+      </w:r>
+    </w:p>
+    <w:p>
+      <w:pPr/>
+      <w:r>
+        <w:rPr>
+          <w:lang w:val="zh_TW" w:bidi="zh_TW"/>
+        </w:rPr>
+      </w:r>
+      <w:r>
+        <w:rPr>
+          <w:lang w:val="zh_TW" w:bidi="zh_TW"/>
+        </w:rPr>
+        <w:t>人起初是神所造的善，但因自己的計謀而成了惡；然而，靠著神的大能，人仍能重新得著那善。要明白「作為一個完整的人」的真正意義，必須從耶穌的生命去重新發現，祂的人性生活就是人的新起點。因此，耶穌是新的亞當；在祂的樣式中，有一個取代舊樣式的新開端。</w:t>
+      </w:r>
+    </w:p>
+    <w:p>
+      <w:pPr>
+        <w:pStyle w:val="Heading3"/>
+      </w:pPr>
+      <w:r>
+        <w:rPr>
+          <w:lang w:val="zh_TW" w:bidi="zh_TW"/>
+        </w:rPr>
+        <w:t>人的歸宿</w:t>
+      </w:r>
+    </w:p>
+    <w:p>
+      <w:pPr/>
+      <w:r>
+        <w:rPr>
+          <w:lang w:val="zh_TW" w:bidi="zh_TW"/>
+        </w:rPr>
+      </w:r>
+      <w:r>
+        <w:rPr>
+          <w:lang w:val="zh_TW" w:bidi="zh_TW"/>
+        </w:rPr>
+        <w:t>聖經對人的看法，必須平衡地涵蓋：人出自神的創造、人悖逆了神的恩典、人要面對的審判，以及因救主耶穌而得著救贖和永生應許的盼望。人有一個起點，卻要永遠存在。這宣告與自然主義的起源與歸宿理論形成強烈對比。現代思想中最具欺騙性的傾向之一，就是「與死亡和解」的觀念。那些不思念神、也不盼望永恆的人，彼此勸勉，要把身體不可避免的衰敗與死亡，視為人生命的自然結局。但聖經的觀點認為，人類的死亡根本不是自然的。</w:t>
+      </w:r>
+    </w:p>
+    <w:p>
+      <w:pPr/>
+      <w:r>
+        <w:rPr>
+          <w:lang w:val="zh_TW" w:bidi="zh_TW"/>
+        </w:rPr>
+      </w:r>
+      <w:r>
+        <w:rPr>
+          <w:lang w:val="zh_TW" w:bidi="zh_TW"/>
+        </w:rPr>
+        <w:t>死亡是後來進入的特質，而不是人的天然歸宿。死亡可以用來描述身體，卻不能用來描述靈。聖經的教導是：雖然身體會死、會朽壞，但人仍存活，並盼望將來得著更新的身體。那些認識基督的人，在肉身死去時就與祂同在（</w:t>
+      </w:r>
+      <w:hyperlink r:id="rId29">
+        <w:r>
+          <w:rPr>
+            <w:lang w:val="zh_TW" w:bidi="zh_TW"/>
+          </w:rPr>
+          <w:rPr>
+            <w:color w:val="0000EE"/>
+            <w:u w:val="single"/>
+          </w:rPr>
+          <w:t>腓1:23</w:t>
+        </w:r>
+      </w:hyperlink>
+      <w:r>
+        <w:rPr>
+          <w:lang w:val="zh_TW" w:bidi="zh_TW"/>
+        </w:rPr>
+        <w:t>），並等候身體復活，進入永恆的生命 （</w:t>
+      </w:r>
+      <w:hyperlink r:id="rId30">
+        <w:r>
+          <w:rPr>
+            <w:lang w:val="zh_TW" w:bidi="zh_TW"/>
+          </w:rPr>
+          <w:rPr>
+            <w:color w:val="0000EE"/>
+            <w:u w:val="single"/>
+          </w:rPr>
+          <w:t>林前15:35–49</w:t>
+        </w:r>
+      </w:hyperlink>
+      <w:r>
+        <w:rPr>
+          <w:lang w:val="zh_TW" w:bidi="zh_TW"/>
+        </w:rPr>
+        <w:t>）。至於那些離世時與基督無關的人，並不是就此消失，而是要進入一種永遠的存在狀態，清醒意識到自己與神隔絕，失落了原本該享有祂同在直到永遠的命定。聖經教導有關失喪之人的結局，對現代人來說極其難以接受。甚至一些高度尊重聖經權威的基督徒，一想到惡人要受永遠刑罰，也可能會感到震驚。然而，聖經中有關惡人終極審判的教義，卻是與聖經許多其它教導，一樣確實而穩固的。</w:t>
+      </w:r>
+    </w:p>
+    <w:p>
+      <w:pPr/>
+      <w:r>
+        <w:rPr>
+          <w:lang w:val="zh_TW" w:bidi="zh_TW"/>
+        </w:rPr>
+      </w:r>
+      <w:r>
+        <w:rPr>
+          <w:lang w:val="zh_TW" w:bidi="zh_TW"/>
+        </w:rPr>
+        <w:t>在聖經中，有關人性最震撼的真理之一，就是明白神所開始救恩工作，最終導致永恆聖子道成肉身，原因竟然是為了人。在祂復活升天之後，主耶穌基督回到天上榮耀威嚴的永恆地位，並且永遠作為神－人（God-man）而存留。耶穌是神，祂分享聖父與聖靈一切的屬性；耶穌是人，祂與人同在、認同人。祂在一個有形的身體裡顯明自己，雖然那是復活的身體，卻是所有屬祂之人復活的初熟果子。因此，道成肉身在神性（deity）裡帶來了一個永恆的改變。若不是因為神極其看重人的價值，祂決不會在自己裡面作出如此根本的改變。正如希伯來書的作者所說：「兒女既同有血肉之體，他也照樣親自成了血肉之體」（</w:t>
+      </w:r>
+      <w:hyperlink r:id="rId31">
+        <w:r>
+          <w:rPr>
+            <w:lang w:val="zh_TW" w:bidi="zh_TW"/>
+          </w:rPr>
+          <w:rPr>
+            <w:color w:val="0000EE"/>
+            <w:u w:val="single"/>
+          </w:rPr>
+          <w:t>來2:14</w:t>
+        </w:r>
+      </w:hyperlink>
+      <w:r>
+        <w:rPr>
+          <w:lang w:val="zh_TW" w:bidi="zh_TW"/>
+        </w:rPr>
+        <w:t>）。</w:t>
+      </w:r>
+    </w:p>
+    <w:p>
+      <w:pPr/>
+      <w:r>
+        <w:rPr>
+          <w:lang w:val="zh_TW" w:bidi="zh_TW"/>
+        </w:rPr>
+      </w:r>
+      <w:r>
+        <w:rPr>
+          <w:lang w:val="zh_TW" w:bidi="zh_TW"/>
+        </w:rPr>
+        <w:t>我們人性的最終指標，就是人是為了敬拜神並永遠享受祂而被造的。神從未將這樣的心意，賜給其它受造之物。即便是那些仍然維持完美狀態、並在清醒喜樂中敬拜父的天使，他們與神的關係也不及蒙救贖的人那樣親密（</w:t>
+      </w:r>
+      <w:hyperlink r:id="rId32">
+        <w:r>
+          <w:rPr>
+            <w:lang w:val="zh_TW" w:bidi="zh_TW"/>
+          </w:rPr>
+          <w:rPr>
+            <w:color w:val="0000EE"/>
+            <w:u w:val="single"/>
+          </w:rPr>
+          <w:t>來2:16</w:t>
+        </w:r>
+      </w:hyperlink>
+      <w:r>
+        <w:rPr>
+          <w:lang w:val="zh_TW" w:bidi="zh_TW"/>
+        </w:rPr>
+        <w:t>）。</w:t>
+      </w:r>
+    </w:p>
+    <w:p>
+      <w:pPr/>
+      <w:r>
+        <w:rPr>
+          <w:lang w:val="zh_TW" w:bidi="zh_TW"/>
+        </w:rPr>
+      </w:r>
+      <w:r>
+        <w:rPr>
+          <w:lang w:val="zh_TW" w:bidi="zh_TW"/>
+        </w:rPr>
+        <w:t>人算什麼？在基督裡，人就是神原本要他成為的樣式，滿有尊榮與尊貴，並且永遠在祂寶座前歡喜快樂。</w:t>
+      </w:r>
+    </w:p>
+    <w:p>
+      <w:pPr/>
+      <w:r>
+        <w:rPr>
+          <w:lang w:val="zh_TW" w:bidi="zh_TW"/>
+        </w:rPr>
+      </w:r>
+      <w:r>
+        <w:rPr>
+          <w:i/>
+          <w:lang w:val="zh_TW" w:bidi="zh_TW"/>
+        </w:rPr>
+        <w:t>另見</w:t>
+      </w:r>
+      <w:r>
+        <w:rPr>
+          <w:lang w:val="zh_TW" w:bidi="zh_TW"/>
+        </w:rPr>
+        <w:t xml:space="preserve"> </w:t>
+      </w:r>
+      <w:r>
+        <w:rPr>
+          <w:lang w:val="zh_TW" w:bidi="zh_TW"/>
+        </w:rPr>
+        <w:t>神的形象；屬血氣的</w:t>
+      </w:r>
+      <w:r>
+        <w:rPr>
+          <w:lang w:val="zh_TW" w:bidi="zh_TW"/>
+        </w:rPr>
+        <w:t>人；</w:t>
+      </w:r>
+      <w:r>
+        <w:rPr>
+          <w:lang w:val="zh_TW" w:bidi="zh_TW"/>
+        </w:rPr>
+        <w:t>舊人與新人</w:t>
+      </w:r>
+      <w:r>
+        <w:rPr>
+          <w:lang w:val="zh_TW" w:bidi="zh_TW"/>
+        </w:rPr>
+        <w:t>。</w:t>
+      </w:r>
+      <w:r>
+        <w:rPr>
+          <w:lang w:val="zh_TW" w:bidi="zh_TW"/>
+        </w:rPr>
+      </w:r>
+      <w:r>
+        <w:rPr>
+          <w:lang w:val="zh_TW" w:bidi="zh_TW"/>
+        </w:rPr>
+      </w:r>
+    </w:p>
+    <w:p>
+      <w:pPr/>
+      <w:r>
+        <w:rPr>
+          <w:lang w:val="zh_TW" w:bidi="zh_TW"/>
+        </w:rPr>
+      </w:r>
+    </w:p>
+    <w:p>
+      <w:pPr>
+        <w:pStyle w:val="Heading2"/>
+      </w:pPr>
+      <w:r>
+        <w:rPr>
+          <w:lang w:val="zh_TW" w:bidi="zh_TW"/>
+        </w:rPr>
+        <w:t>人的墮落</w:t>
+      </w:r>
+      <w:r>
+        <w:rPr>
+          <w:lang w:val="zh_TW" w:bidi="zh_TW"/>
+        </w:rPr>
+      </w:r>
+    </w:p>
+    <w:p>
+      <w:pPr/>
+      <w:r>
+        <w:rPr>
+          <w:lang w:val="zh_TW" w:bidi="zh_TW"/>
+        </w:rPr>
+      </w:r>
+      <w:r>
+        <w:rPr>
+          <w:lang w:val="zh_TW" w:bidi="zh_TW"/>
+        </w:rPr>
+        <w:t>在人類歷史中，亞當吃了那禁果，使人類由道德上純真、蒙神喜悅的狀態，轉變為被定罪、終必死亡的光景。</w:t>
+      </w:r>
+    </w:p>
+    <w:p>
+      <w:pPr>
+        <w:pStyle w:val="Heading3"/>
+      </w:pPr>
+      <w:r>
+        <w:rPr>
+          <w:lang w:val="zh_TW" w:bidi="zh_TW"/>
+        </w:rPr>
+        <w:t>聖經的證據</w:t>
+      </w:r>
+    </w:p>
+    <w:p>
+      <w:pPr/>
+      <w:r>
+        <w:rPr>
+          <w:lang w:val="zh_TW" w:bidi="zh_TW"/>
+        </w:rPr>
+      </w:r>
+      <w:hyperlink r:id="rId13">
+        <w:r>
+          <w:rPr>
+            <w:lang w:val="zh_TW" w:bidi="zh_TW"/>
+          </w:rPr>
+          <w:rPr>
+            <w:color w:val="0000EE"/>
+            <w:u w:val="single"/>
+          </w:rPr>
+          <w:t>創世記一</w:t>
+        </w:r>
+      </w:hyperlink>
+      <w:r>
+        <w:rPr>
+          <w:lang w:val="zh_TW" w:bidi="zh_TW"/>
+        </w:rPr>
+        <w:t>和</w:t>
+      </w:r>
+      <w:hyperlink r:id="rId17">
+        <w:r>
+          <w:rPr>
+            <w:lang w:val="zh_TW" w:bidi="zh_TW"/>
+          </w:rPr>
+          <w:rPr>
+            <w:color w:val="0000EE"/>
+            <w:u w:val="single"/>
+          </w:rPr>
+          <w:t>二章</w:t>
+        </w:r>
+      </w:hyperlink>
+      <w:r>
+        <w:rPr>
+          <w:lang w:val="zh_TW" w:bidi="zh_TW"/>
+        </w:rPr>
+        <w:t>的創世敘事，肯定了人的本質與使命的獨特性。人是按著神的形像被造，為要與神相交、彼此交通。作為神的代表，人被賦予治理全地的權柄，要開發並使用地上的資源，使神得榮耀。</w:t>
+      </w:r>
+    </w:p>
+    <w:p>
+      <w:pPr/>
+      <w:r>
+        <w:rPr>
+          <w:lang w:val="zh_TW" w:bidi="zh_TW"/>
+        </w:rPr>
+      </w:r>
+      <w:r>
+        <w:rPr>
+          <w:lang w:val="zh_TW" w:bidi="zh_TW"/>
+        </w:rPr>
+        <w:t>除了文化使命以外，人同時也領受一條具體的命令：神准許他吃伊甸園的各樣植物，卻明確禁止他吃分別善惡樹上的果子。這命令的目的，乃是為了在人的意識中，建立善與惡之間的根本對立，並使人肯定其定位就是事奉造物主。人若能忠心事奉，便可享受天父所賜的一切福分，並最終進入與神同在，享受永恆生命的豐盛。</w:t>
+      </w:r>
+    </w:p>
+    <w:p>
+      <w:pPr/>
+      <w:r>
+        <w:rPr>
+          <w:lang w:val="zh_TW" w:bidi="zh_TW"/>
+        </w:rPr>
+      </w:r>
+      <w:r>
+        <w:rPr>
+          <w:lang w:val="zh_TW" w:bidi="zh_TW"/>
+        </w:rPr>
+        <w:t>雖然人與動物一樣被造為有生命的活物，但人生命的核心在於與神的聯合與相交。與神的交通本應是亞當自覺擁有的特權，這與動物形成對比，因牠們既沒有犯罪的可能，也沒有與神有意識的相交。人在充分明白另一選擇所帶來的邪惡後，應當甘心樂意、出於愛心地事奉神。因此，他在神面前的生命本質應是敬虔的，而不是單憑本能的。</w:t>
+      </w:r>
+    </w:p>
+    <w:p>
+      <w:pPr/>
+      <w:r>
+        <w:rPr>
+          <w:lang w:val="zh_TW" w:bidi="zh_TW"/>
+        </w:rPr>
+      </w:r>
+      <w:r>
+        <w:rPr>
+          <w:lang w:val="zh_TW" w:bidi="zh_TW"/>
+        </w:rPr>
+        <w:t>神吩咐不可吃分別善惡樹的果子，其目的在於要使人堅立於公義和信心的道路上，然而，撒但卻利用這條命令作為機會，引誘人背叛神。雖然人面對試探本身並不是邪惡，但撒但引誘人犯罪卻是邪惡的。這意味著在人墮落之前，宇宙已經存在邪惡。撒但的目的明顯是要使人歸服於牠，並藉著人將牠黑暗的國度擴展到全地。人的墮落，以及其後神所展開的救贖計劃，必須在神與撒但之間的宇宙性衝突這個背景下來理解，而在這場爭戰中，神最終的得勝是確定無疑的。撒但藉著蛇作為工具，先接近夏娃來引誘亞當，誘惑他們吃分別善惡樹的果子。</w:t>
+      </w:r>
+    </w:p>
+    <w:p>
+      <w:pPr/>
+      <w:r>
+        <w:rPr>
+          <w:lang w:val="zh_TW" w:bidi="zh_TW"/>
+        </w:rPr>
+      </w:r>
+      <w:r>
+        <w:rPr>
+          <w:lang w:val="zh_TW" w:bidi="zh_TW"/>
+        </w:rPr>
+        <w:t>在人墮落之前，對善惡的分別並非一無所知，只是他在經驗上只認識善。亞當應當只從神那裡領受有關善惡分別的本質，以及領受教導，知道吃或不吃生命樹上的果子所帶來的後果。正如他起初從造物主得著生命，如今他也當順服神口中所出的一切話，並藉此而活。試探的目的，是要人離開對神的依靠。撒但質疑神話語的真實，並挑戰祂的權柄，引誘人以為自己能判斷善惡，並能掌握後果，使後果有利自己。這試探的核心，就是要人自以為神。</w:t>
+      </w:r>
+    </w:p>
+    <w:p>
+      <w:pPr/>
+      <w:r>
+        <w:rPr>
+          <w:lang w:val="zh_TW" w:bidi="zh_TW"/>
+        </w:rPr>
+      </w:r>
+      <w:r>
+        <w:rPr>
+          <w:lang w:val="zh_TW" w:bidi="zh_TW"/>
+        </w:rPr>
+        <w:t>亞當在屈服於撒但的試探後，與妻子一同吃了禁果，因而墮落。這悖逆的行為，乃是背叛、不忠、失信與不信的行為。正如「不可吃」這條命令總結並集中表明了人在神面前公義的一切要求，這違命的舉動則彰顯出徹底的背道。全心的背叛與完全的悖逆取代了對神完全的順服：人拒絕神的權柄，懷疑神的美善，爭論神的智慧，否定神的真理。一個全新的情感與思想的複雜體系，掌控了人的心思意念。</w:t>
+      </w:r>
+    </w:p>
+    <w:p>
+      <w:pPr>
+        <w:pStyle w:val="Heading3"/>
+      </w:pPr>
+      <w:r>
+        <w:rPr>
+          <w:lang w:val="zh_TW" w:bidi="zh_TW"/>
+        </w:rPr>
+        <w:t>墮落的後果</w:t>
+      </w:r>
+    </w:p>
+    <w:p>
+      <w:pPr/>
+      <w:r>
+        <w:rPr>
+          <w:lang w:val="zh_TW" w:bidi="zh_TW"/>
+        </w:rPr>
+      </w:r>
+      <w:r>
+        <w:rPr>
+          <w:lang w:val="zh_TW" w:bidi="zh_TW"/>
+        </w:rPr>
+        <w:t>人墮落的最直接後果，就是在神面前失去了坦然與喜樂，轉而生出懼怕與羞恥。亞當與夏娃與神隔絕，也清楚顯明了這一點。這既表現在臨到人的咒詛，更明顯體現在亞當和夏娃被逐出伊甸園。伊甸園原是公義的居所，是人與神聯合和相交的範圍；一旦人因不義斷絕了與神的相交，就必然會被逐出伊甸園。正如神所警告的，罪的結果就是死。因為死亡會臨到一切有生命之處，也使人的身體在墳墓裡歸於朽壞。</w:t>
+      </w:r>
+    </w:p>
+    <w:p>
+      <w:pPr/>
+      <w:r>
+        <w:rPr>
+          <w:lang w:val="zh_TW" w:bidi="zh_TW"/>
+        </w:rPr>
+      </w:r>
+      <w:r>
+        <w:rPr>
+          <w:lang w:val="zh_TW" w:bidi="zh_TW"/>
+        </w:rPr>
+        <w:t>墮落的後果不僅臨到亞當和夏娃，也延伸到一切由他們自然繁衍而來的人身上，因為亞當與全人類之間存在獨特的連帶關係。有些神學家特別強調亞當與後裔之間的普遍聯繫，而另一些則注重約的關係，以亞當作為後裔之首和代表。亞當犯罪對全人類的後果，就是他的罪被算在所有後裔的身上，他們因此都必面對死亡的刑罰，並且承受敗壞的本性。</w:t>
+      </w:r>
+    </w:p>
+    <w:p>
+      <w:pPr/>
+      <w:r>
+        <w:rPr>
+          <w:lang w:val="zh_TW" w:bidi="zh_TW"/>
+        </w:rPr>
+      </w:r>
+      <w:r>
+        <w:rPr>
+          <w:lang w:val="zh_TW" w:bidi="zh_TW"/>
+        </w:rPr>
+        <w:t>墮落的後果也顯明在整個受造界，因咒詛的作用，使人在完成原本文化使命時遭遇阻力。人要繁衍遍布世界，就必須經歷生產的痛苦與危險，而維持生命所需的食物、衣物與居所，也只能經過艱辛和勞苦的勞動才能得來。</w:t>
+      </w:r>
+    </w:p>
+    <w:p>
+      <w:pPr/>
+      <w:r>
+        <w:rPr>
+          <w:lang w:val="zh_TW" w:bidi="zh_TW"/>
+        </w:rPr>
+      </w:r>
+      <w:r>
+        <w:rPr>
+          <w:lang w:val="zh_TW" w:bidi="zh_TW"/>
+        </w:rPr>
+        <w:t>然而，人墮落後，死亡並沒有</w:t>
+      </w:r>
+      <w:r>
+        <w:rPr>
+          <w:b/>
+          <w:lang w:val="zh_TW" w:bidi="zh_TW"/>
+        </w:rPr>
+        <w:t>立刻</w:t>
+      </w:r>
+      <w:r>
+        <w:rPr>
+          <w:lang w:val="zh_TW" w:bidi="zh_TW"/>
+        </w:rPr>
+        <w:t>臨到作為</w:t>
+      </w:r>
+      <w:r>
+        <w:rPr>
+          <w:b/>
+          <w:lang w:val="zh_TW" w:bidi="zh_TW"/>
+        </w:rPr>
+        <w:t>最終</w:t>
+      </w:r>
+      <w:r>
+        <w:rPr>
+          <w:lang w:val="zh_TW" w:bidi="zh_TW"/>
+        </w:rPr>
+        <w:t>的審判，這正顯出神對人的拯救旨意。亞當在聽見死亡的咒詛之前，已經先聽見一位救主的應許（</w:t>
+      </w:r>
+      <w:hyperlink r:id="rId33">
+        <w:r>
+          <w:rPr>
+            <w:lang w:val="zh_TW" w:bidi="zh_TW"/>
+          </w:rPr>
+          <w:rPr>
+            <w:color w:val="0000EE"/>
+            <w:u w:val="single"/>
+          </w:rPr>
+          <w:t>創3:15</w:t>
+        </w:r>
+      </w:hyperlink>
+      <w:r>
+        <w:rPr>
+          <w:lang w:val="zh_TW" w:bidi="zh_TW"/>
+        </w:rPr>
+        <w:t>）。</w:t>
+      </w:r>
+    </w:p>
+    <w:p>
+      <w:pPr/>
+      <w:r>
+        <w:rPr>
+          <w:lang w:val="zh_TW" w:bidi="zh_TW"/>
+        </w:rPr>
+      </w:r>
+      <w:r>
+        <w:rPr>
+          <w:lang w:val="zh_TW" w:bidi="zh_TW"/>
+        </w:rPr>
+        <w:t>自</w:t>
+      </w:r>
+      <w:hyperlink r:id="rId27">
+        <w:r>
+          <w:rPr>
+            <w:lang w:val="zh_TW" w:bidi="zh_TW"/>
+          </w:rPr>
+          <w:rPr>
+            <w:color w:val="0000EE"/>
+            <w:u w:val="single"/>
+          </w:rPr>
+          <w:t>創世記三章</w:t>
+        </w:r>
+      </w:hyperlink>
+      <w:r>
+        <w:rPr>
+          <w:lang w:val="zh_TW" w:bidi="zh_TW"/>
+        </w:rPr>
+        <w:t>之後，聖經很少提到人的墮落，但這一歷史事件卻是其後一切經文的必要前提。聖經的重點是面向未來——罪惡不斷擴大的影響，以及神展開祂的救贖計劃。</w:t>
+      </w:r>
+    </w:p>
+    <w:p>
+      <w:pPr/>
+      <w:r>
+        <w:rPr>
+          <w:lang w:val="zh_TW" w:bidi="zh_TW"/>
+        </w:rPr>
+      </w:r>
+      <w:r>
+        <w:rPr>
+          <w:i/>
+          <w:lang w:val="zh_TW" w:bidi="zh_TW"/>
+        </w:rPr>
+        <w:t>另見</w:t>
+      </w:r>
+      <w:r>
+        <w:rPr>
+          <w:lang w:val="zh_TW" w:bidi="zh_TW"/>
+        </w:rPr>
+        <w:t xml:space="preserve"> </w:t>
+      </w:r>
+      <w:r>
+        <w:rPr>
+          <w:lang w:val="zh_TW" w:bidi="zh_TW"/>
+        </w:rPr>
+        <w:t>亞當（人物）；</w:t>
+      </w:r>
+      <w:r>
+        <w:rPr>
+          <w:lang w:val="zh_TW" w:bidi="zh_TW"/>
+        </w:rPr>
+        <w:t>死亡；</w:t>
+      </w:r>
+      <w:r>
+        <w:rPr>
+          <w:lang w:val="zh_TW" w:bidi="zh_TW"/>
+        </w:rPr>
+        <w:t>罪</w:t>
+      </w:r>
+      <w:r>
+        <w:rPr>
+          <w:lang w:val="zh_TW" w:bidi="zh_TW"/>
+        </w:rPr>
+        <w:t>。</w:t>
+      </w:r>
+      <w:r>
+        <w:rPr>
+          <w:lang w:val="zh_TW" w:bidi="zh_TW"/>
+        </w:rPr>
+      </w:r>
+      <w:r>
+        <w:rPr>
+          <w:lang w:val="zh_TW" w:bidi="zh_TW"/>
+        </w:rPr>
+      </w:r>
+    </w:p>
+    <w:p>
+      <w:pPr/>
+      <w:r>
+        <w:rPr>
+          <w:lang w:val="zh_TW" w:bidi="zh_TW"/>
+        </w:rPr>
+      </w:r>
+    </w:p>
+    <w:p>
+      <w:pPr>
+        <w:pStyle w:val="Heading2"/>
+      </w:pPr>
+      <w:r>
+        <w:rPr>
+          <w:lang w:val="zh_TW" w:bidi="zh_TW"/>
+        </w:rPr>
+        <w:t>人子</w:t>
+      </w:r>
+      <w:r>
+        <w:rPr>
+          <w:lang w:val="zh_TW" w:bidi="zh_TW"/>
+        </w:rPr>
+      </w:r>
+    </w:p>
+    <w:p>
+      <w:pPr/>
+      <w:r>
+        <w:rPr>
+          <w:lang w:val="zh_TW" w:bidi="zh_TW"/>
+        </w:rPr>
+      </w:r>
+      <w:r>
+        <w:rPr>
+          <w:lang w:val="zh_TW" w:bidi="zh_TW"/>
+        </w:rPr>
+        <w:t>這是耶穌使用的彌賽亞稱號，用來表達祂屬天的根源、地上的使命以及將來的榮耀再來。這稱號不僅僅如一些教會的教父或近代學者所認為僅指祂具有人的本質和人性，而是反映出耶穌的天上根源和神的威嚴；祂以人的形式所顯現的奧秘；以及祂在地上的使命，這使命促使祂被釘在十字架上，並進入榮耀。</w:t>
+      </w:r>
+    </w:p>
+    <w:p>
+      <w:pPr/>
+      <w:r>
+        <w:rPr>
+          <w:lang w:val="zh_TW" w:bidi="zh_TW"/>
+        </w:rPr>
+      </w:r>
+      <w:r>
+        <w:rPr>
+          <w:lang w:val="zh_TW" w:bidi="zh_TW"/>
+        </w:rPr>
+        <w:t>「人子」這個稱號的背景可以追溯到舊約，特別是在以西結書中出現，因為這位先知被稱為「人子」多達90次。例如，神對他說：「人子啊，你站起來，我要和你說話」（</w:t>
+      </w:r>
+      <w:hyperlink r:id="rId34">
+        <w:r>
+          <w:rPr>
+            <w:lang w:val="zh_TW" w:bidi="zh_TW"/>
+          </w:rPr>
+          <w:rPr>
+            <w:color w:val="0000EE"/>
+            <w:u w:val="single"/>
+          </w:rPr>
+          <w:t>結2:1</w:t>
+        </w:r>
+      </w:hyperlink>
+      <w:r>
+        <w:rPr>
+          <w:lang w:val="zh_TW" w:bidi="zh_TW"/>
+        </w:rPr>
+        <w:t>）。耶穌使用「人子」這個稱號以及許多來自以西結書的主題，顯示耶穌要表明自己是末世的先知，就像以西結一樣（</w:t>
+      </w:r>
+      <w:hyperlink r:id="rId35">
+        <w:r>
+          <w:rPr>
+            <w:lang w:val="zh_TW" w:bidi="zh_TW"/>
+          </w:rPr>
+          <w:rPr>
+            <w:color w:val="0000EE"/>
+            <w:u w:val="single"/>
+          </w:rPr>
+          <w:t>4</w:t>
+        </w:r>
+      </w:hyperlink>
+      <w:r>
+        <w:rPr>
+          <w:lang w:val="zh_TW" w:bidi="zh_TW"/>
+        </w:rPr>
+        <w:t>、</w:t>
+      </w:r>
+      <w:hyperlink r:id="rId36">
+        <w:r>
+          <w:rPr>
+            <w:lang w:val="zh_TW" w:bidi="zh_TW"/>
+          </w:rPr>
+          <w:rPr>
+            <w:color w:val="0000EE"/>
+            <w:u w:val="single"/>
+          </w:rPr>
+          <w:t>7</w:t>
+        </w:r>
+      </w:hyperlink>
+      <w:r>
+        <w:rPr>
+          <w:lang w:val="zh_TW" w:bidi="zh_TW"/>
+        </w:rPr>
+        <w:t>、</w:t>
+      </w:r>
+      <w:hyperlink r:id="rId37">
+        <w:r>
+          <w:rPr>
+            <w:lang w:val="zh_TW" w:bidi="zh_TW"/>
+          </w:rPr>
+          <w:rPr>
+            <w:color w:val="0000EE"/>
+            <w:u w:val="single"/>
+          </w:rPr>
+          <w:t>10</w:t>
+        </w:r>
+      </w:hyperlink>
+      <w:r>
+        <w:rPr>
+          <w:lang w:val="zh_TW" w:bidi="zh_TW"/>
+        </w:rPr>
+        <w:t>、</w:t>
+      </w:r>
+      <w:hyperlink r:id="rId38">
+        <w:r>
+          <w:rPr>
+            <w:lang w:val="zh_TW" w:bidi="zh_TW"/>
+          </w:rPr>
+          <w:rPr>
+            <w:color w:val="0000EE"/>
+            <w:u w:val="single"/>
+          </w:rPr>
+          <w:t>22</w:t>
+        </w:r>
+      </w:hyperlink>
+      <w:r>
+        <w:rPr>
+          <w:lang w:val="zh_TW" w:bidi="zh_TW"/>
+        </w:rPr>
+        <w:t>、</w:t>
+      </w:r>
+      <w:hyperlink r:id="rId39">
+        <w:r>
+          <w:rPr>
+            <w:lang w:val="zh_TW" w:bidi="zh_TW"/>
+          </w:rPr>
+          <w:rPr>
+            <w:color w:val="0000EE"/>
+            <w:u w:val="single"/>
+          </w:rPr>
+          <w:t>40–48</w:t>
+        </w:r>
+      </w:hyperlink>
+      <w:r>
+        <w:rPr>
+          <w:lang w:val="zh_TW" w:bidi="zh_TW"/>
+        </w:rPr>
+        <w:t>章），對耶路撒冷的毀滅和神國在以色列的復興有最終的宣告（</w:t>
+      </w:r>
+      <w:hyperlink r:id="rId40">
+        <w:r>
+          <w:rPr>
+            <w:lang w:val="zh_TW" w:bidi="zh_TW"/>
+          </w:rPr>
+          <w:rPr>
+            <w:color w:val="0000EE"/>
+            <w:u w:val="single"/>
+          </w:rPr>
+          <w:t>太23–24章</w:t>
         </w:r>
       </w:hyperlink>
       <w:r>
@@ -251,16 +1678,16 @@
         </w:rPr>
         <w:t>；</w:t>
       </w:r>
-      <w:hyperlink r:id="rId14">
-        <w:r>
-          <w:rPr>
-            <w:lang w:val="zh_TW" w:bidi="zh_TW"/>
-          </w:rPr>
-          <w:rPr>
-            <w:color w:val="0000EE"/>
-            <w:u w:val="single"/>
-          </w:rPr>
-          <w:t>撒上1:23</w:t>
+      <w:hyperlink r:id="rId41">
+        <w:r>
+          <w:rPr>
+            <w:lang w:val="zh_TW" w:bidi="zh_TW"/>
+          </w:rPr>
+          <w:rPr>
+            <w:color w:val="0000EE"/>
+            <w:u w:val="single"/>
+          </w:rPr>
+          <w:t>徒1:6–8</w:t>
         </w:r>
       </w:hyperlink>
       <w:r>
@@ -281,18 +1708,312 @@
         <w:rPr>
           <w:lang w:val="zh_TW" w:bidi="zh_TW"/>
         </w:rPr>
-        <w:t>奶母（wet nurse，替別的婦人哺乳其孩子的婦人）常常會成為家中的一分子，並且有一個特別的地位。利百加有一位奶母，這位婦人去世的時候，聖經甚至記下她的事：「利百加的奶母底波拉死了，就葬在伯特利下邊橡樹底下；那棵樹名叫亞倫‧巴古。」（</w:t>
-      </w:r>
-      <w:hyperlink r:id="rId15">
-        <w:r>
-          <w:rPr>
-            <w:lang w:val="zh_TW" w:bidi="zh_TW"/>
-          </w:rPr>
-          <w:rPr>
-            <w:color w:val="0000EE"/>
-            <w:u w:val="single"/>
-          </w:rPr>
-          <w:t>創35:8</w:t>
+        <w:t>這個稱號的具體來源是</w:t>
+      </w:r>
+      <w:hyperlink r:id="rId42">
+        <w:r>
+          <w:rPr>
+            <w:lang w:val="zh_TW" w:bidi="zh_TW"/>
+          </w:rPr>
+          <w:rPr>
+            <w:color w:val="0000EE"/>
+            <w:u w:val="single"/>
+          </w:rPr>
+          <w:t>但以理書七章13至14節</w:t>
+        </w:r>
+      </w:hyperlink>
+      <w:r>
+        <w:rPr>
+          <w:lang w:val="zh_TW" w:bidi="zh_TW"/>
+        </w:rPr>
+        <w:t>，在那裡但以理看到一個「像人子」的異象，他「駕著天雲」而來，被領到「亙古常在者」面前，而亙古常在者賜給祂權柄、榮耀、國度。耶穌在教導祂的再來時多次引用這處經文的一部分（</w:t>
+      </w:r>
+      <w:hyperlink r:id="rId43">
+        <w:r>
+          <w:rPr>
+            <w:lang w:val="zh_TW" w:bidi="zh_TW"/>
+          </w:rPr>
+          <w:rPr>
+            <w:color w:val="0000EE"/>
+            <w:u w:val="single"/>
+          </w:rPr>
+          <w:t>太16:27</w:t>
+        </w:r>
+      </w:hyperlink>
+      <w:r>
+        <w:rPr>
+          <w:lang w:val="zh_TW" w:bidi="zh_TW"/>
+        </w:rPr>
+        <w:t>，</w:t>
+      </w:r>
+      <w:hyperlink r:id="rId44">
+        <w:r>
+          <w:rPr>
+            <w:lang w:val="zh_TW" w:bidi="zh_TW"/>
+          </w:rPr>
+          <w:rPr>
+            <w:color w:val="0000EE"/>
+            <w:u w:val="single"/>
+          </w:rPr>
+          <w:t>19:28，</w:t>
+        </w:r>
+      </w:hyperlink>
+      <w:hyperlink r:id="rId45">
+        <w:r>
+          <w:rPr>
+            <w:lang w:val="zh_TW" w:bidi="zh_TW"/>
+          </w:rPr>
+          <w:rPr>
+            <w:color w:val="0000EE"/>
+            <w:u w:val="single"/>
+          </w:rPr>
+          <w:t>24:30，2</w:t>
+        </w:r>
+      </w:hyperlink>
+      <w:hyperlink r:id="rId46">
+        <w:r>
+          <w:rPr>
+            <w:lang w:val="zh_TW" w:bidi="zh_TW"/>
+          </w:rPr>
+          <w:rPr>
+            <w:color w:val="0000EE"/>
+            <w:u w:val="single"/>
+          </w:rPr>
+          <w:t>5:31，</w:t>
+        </w:r>
+      </w:hyperlink>
+      <w:hyperlink r:id="rId47">
+        <w:r>
+          <w:rPr>
+            <w:lang w:val="zh_TW" w:bidi="zh_TW"/>
+          </w:rPr>
+          <w:rPr>
+            <w:color w:val="0000EE"/>
+            <w:u w:val="single"/>
+          </w:rPr>
+          <w:t>26:64</w:t>
+        </w:r>
+      </w:hyperlink>
+      <w:r>
+        <w:rPr>
+          <w:lang w:val="zh_TW" w:bidi="zh_TW"/>
+        </w:rPr>
+        <w:t>）。顯然，耶穌將這處經文理解為是祂自己的預言，描繪了祂的道成肉身、升天和承受神的國度。</w:t>
+      </w:r>
+    </w:p>
+    <w:p>
+      <w:pPr/>
+      <w:r>
+        <w:rPr>
+          <w:lang w:val="zh_TW" w:bidi="zh_TW"/>
+        </w:rPr>
+      </w:r>
+      <w:r>
+        <w:rPr>
+          <w:lang w:val="zh_TW" w:bidi="zh_TW"/>
+        </w:rPr>
+        <w:t>在福音書中，「人子」這個稱號被耶穌使用了大約80次，以隱晦、間接的方式來說明耶穌自己（太，32次；可，14次；路，26次；約，10次）。在所有這些經文中，耶穌都是說話者，從來沒有人稱呼祂為「人子」。在有些經文中的描述非常奧秘，以至於有些解經家認為耶穌是在談論另一個人。這種懷疑只出現在約翰福音中唯一的一處經文中，群眾問耶穌：「這人子是誰呢？」（</w:t>
+      </w:r>
+      <w:hyperlink r:id="rId48">
+        <w:r>
+          <w:rPr>
+            <w:lang w:val="zh_TW" w:bidi="zh_TW"/>
+          </w:rPr>
+          <w:rPr>
+            <w:color w:val="0000EE"/>
+            <w:u w:val="single"/>
+          </w:rPr>
+          <w:t>約12:34</w:t>
+        </w:r>
+      </w:hyperlink>
+      <w:r>
+        <w:rPr>
+          <w:lang w:val="zh_TW" w:bidi="zh_TW"/>
+        </w:rPr>
+        <w:t>）。在大多數經文中，耶穌的身份是明確的。在一些經文中是明顯的：「人說我——人子是誰？」——接著是「你們說我是誰？」（</w:t>
+      </w:r>
+      <w:hyperlink r:id="rId49">
+        <w:r>
+          <w:rPr>
+            <w:lang w:val="zh_TW" w:bidi="zh_TW"/>
+          </w:rPr>
+          <w:rPr>
+            <w:color w:val="0000EE"/>
+            <w:u w:val="single"/>
+          </w:rPr>
+          <w:t>太16:13、15</w:t>
+        </w:r>
+      </w:hyperlink>
+      <w:r>
+        <w:rPr>
+          <w:lang w:val="zh_TW" w:bidi="zh_TW"/>
+        </w:rPr>
+        <w:t>）。通常的結論是，耶穌將這個稱號用作祂自己的彌賽亞稱號，這樣祂就可以謙卑地談論祂自己和祂的使命，並傳達耶穌希望揭示關於祂自己的重要事實。祂可以這樣做，因為當這個稱號用於耶穌的彌賽亞身分時，這一稱號並未帶來普遍的錯誤觀念和誤解。</w:t>
+      </w:r>
+    </w:p>
+    <w:p>
+      <w:pPr/>
+      <w:r>
+        <w:rPr>
+          <w:lang w:val="zh_TW" w:bidi="zh_TW"/>
+        </w:rPr>
+      </w:r>
+      <w:r>
+        <w:rPr>
+          <w:lang w:val="zh_TW" w:bidi="zh_TW"/>
+        </w:rPr>
+        <w:t>這個稱號在新約中只出現了另外四次。在</w:t>
+      </w:r>
+      <w:hyperlink r:id="rId50">
+        <w:r>
+          <w:rPr>
+            <w:lang w:val="zh_TW" w:bidi="zh_TW"/>
+          </w:rPr>
+          <w:rPr>
+            <w:color w:val="0000EE"/>
+            <w:u w:val="single"/>
+          </w:rPr>
+          <w:t>使徒行傳七章56節</w:t>
+        </w:r>
+      </w:hyperlink>
+      <w:r>
+        <w:rPr>
+          <w:lang w:val="zh_TW" w:bidi="zh_TW"/>
+        </w:rPr>
+        <w:t>，司提反說：「我看見天開了，人子站在神的右邊。」</w:t>
+      </w:r>
+      <w:hyperlink r:id="rId51">
+        <w:r>
+          <w:rPr>
+            <w:lang w:val="zh_TW" w:bidi="zh_TW"/>
+          </w:rPr>
+          <w:rPr>
+            <w:color w:val="0000EE"/>
+            <w:u w:val="single"/>
+          </w:rPr>
+          <w:t>希伯來書二章6節</w:t>
+        </w:r>
+      </w:hyperlink>
+      <w:r>
+        <w:rPr>
+          <w:lang w:val="zh_TW" w:bidi="zh_TW"/>
+        </w:rPr>
+        <w:t>將</w:t>
+      </w:r>
+      <w:hyperlink r:id="rId52">
+        <w:r>
+          <w:rPr>
+            <w:lang w:val="zh_TW" w:bidi="zh_TW"/>
+          </w:rPr>
+          <w:rPr>
+            <w:color w:val="0000EE"/>
+            <w:u w:val="single"/>
+          </w:rPr>
+          <w:t>詩篇八篇4節</w:t>
+        </w:r>
+      </w:hyperlink>
+      <w:r>
+        <w:rPr>
+          <w:lang w:val="zh_TW" w:bidi="zh_TW"/>
+        </w:rPr>
+        <w:t>應用在耶穌身上。最後，</w:t>
+      </w:r>
+      <w:hyperlink r:id="rId53">
+        <w:r>
+          <w:rPr>
+            <w:lang w:val="zh_TW" w:bidi="zh_TW"/>
+          </w:rPr>
+          <w:rPr>
+            <w:color w:val="0000EE"/>
+            <w:u w:val="single"/>
+          </w:rPr>
+          <w:t>啟示錄一章13節</w:t>
+        </w:r>
+      </w:hyperlink>
+      <w:r>
+        <w:rPr>
+          <w:lang w:val="zh_TW" w:bidi="zh_TW"/>
+        </w:rPr>
+        <w:t>和</w:t>
+      </w:r>
+      <w:hyperlink r:id="rId54">
+        <w:r>
+          <w:rPr>
+            <w:lang w:val="zh_TW" w:bidi="zh_TW"/>
+          </w:rPr>
+          <w:rPr>
+            <w:color w:val="0000EE"/>
+            <w:u w:val="single"/>
+          </w:rPr>
+          <w:t>十四章14節</w:t>
+        </w:r>
+      </w:hyperlink>
+      <w:r>
+        <w:rPr>
+          <w:lang w:val="zh_TW" w:bidi="zh_TW"/>
+        </w:rPr>
+        <w:t>描繪兩個「像人子的」異象，毫無疑問是榮耀的耶穌。</w:t>
+      </w:r>
+    </w:p>
+    <w:p>
+      <w:pPr/>
+      <w:r>
+        <w:rPr>
+          <w:lang w:val="zh_TW" w:bidi="zh_TW"/>
+        </w:rPr>
+      </w:r>
+      <w:r>
+        <w:rPr>
+          <w:lang w:val="zh_TW" w:bidi="zh_TW"/>
+        </w:rPr>
+        <w:t>在對觀福音中，耶穌使用「人子」這個稱號的第一個主題，是祂來到世上完成彌賽亞使命。耶穌通過說「狐狸有洞，天空的飛鳥有窩，人子卻沒有枕頭的地方」，來比較祂在地上的狀況與祂先前在天上的榮耀（</w:t>
+      </w:r>
+      <w:hyperlink r:id="rId55">
+        <w:r>
+          <w:rPr>
+            <w:lang w:val="zh_TW" w:bidi="zh_TW"/>
+          </w:rPr>
+          <w:rPr>
+            <w:color w:val="0000EE"/>
+            <w:u w:val="single"/>
+          </w:rPr>
+          <w:t>太8:20</w:t>
+        </w:r>
+      </w:hyperlink>
+      <w:r>
+        <w:rPr>
+          <w:lang w:val="zh_TW" w:bidi="zh_TW"/>
+        </w:rPr>
+        <w:t>；見</w:t>
+      </w:r>
+      <w:hyperlink r:id="rId56">
+        <w:r>
+          <w:rPr>
+            <w:lang w:val="zh_TW" w:bidi="zh_TW"/>
+          </w:rPr>
+          <w:rPr>
+            <w:color w:val="0000EE"/>
+            <w:u w:val="single"/>
+          </w:rPr>
+          <w:t>路9:58</w:t>
+        </w:r>
+      </w:hyperlink>
+      <w:r>
+        <w:rPr>
+          <w:lang w:val="zh_TW" w:bidi="zh_TW"/>
+        </w:rPr>
+        <w:t>）。這表明人子捨棄了祂的天家，來到地上承受事工中的一切羞辱（</w:t>
+      </w:r>
+      <w:hyperlink r:id="rId57">
+        <w:r>
+          <w:rPr>
+            <w:lang w:val="zh_TW" w:bidi="zh_TW"/>
+          </w:rPr>
+          <w:rPr>
+            <w:color w:val="0000EE"/>
+            <w:u w:val="single"/>
+          </w:rPr>
+          <w:t>腓2:5–11</w:t>
         </w:r>
       </w:hyperlink>
       <w:r>
@@ -313,43 +2034,151 @@
         <w:rPr>
           <w:lang w:val="zh_TW" w:bidi="zh_TW"/>
         </w:rPr>
-        <w:t>摩西的母親在法老的女兒付錢請她照顧摩西之後，就成了他的乳母（</w:t>
-      </w:r>
-      <w:hyperlink r:id="rId16">
-        <w:r>
-          <w:rPr>
-            <w:lang w:val="zh_TW" w:bidi="zh_TW"/>
-          </w:rPr>
-          <w:rPr>
-            <w:color w:val="0000EE"/>
-            <w:u w:val="single"/>
-          </w:rPr>
-          <w:t>出2:7</w:t>
-        </w:r>
-      </w:hyperlink>
-      <w:r>
-        <w:rPr>
-          <w:lang w:val="zh_TW" w:bidi="zh_TW"/>
-        </w:rPr>
-        <w:t>）。王室的兒子也會由乳母照料，約阿施就是一例。他的姑姑約示巴將他和他的乳母藏起來（</w:t>
-      </w:r>
-      <w:hyperlink r:id="rId17">
-        <w:r>
-          <w:rPr>
-            <w:lang w:val="zh_TW" w:bidi="zh_TW"/>
-          </w:rPr>
-          <w:rPr>
-            <w:color w:val="0000EE"/>
-            <w:u w:val="single"/>
-          </w:rPr>
-          <w:t>王下11:2</w:t>
-        </w:r>
-      </w:hyperlink>
-      <w:r>
-        <w:rPr>
-          <w:lang w:val="zh_TW" w:bidi="zh_TW"/>
-        </w:rPr>
-        <w:t>）。因為約阿施躲藏了六年，並在七歲登基，所以他藏起來的時候大約一歲。他的乳母必定是一位奶母。</w:t>
+        <w:t>耶穌使用這個稱號來宣告神的特權，說：「人子是安息日的主」（</w:t>
+      </w:r>
+      <w:hyperlink r:id="rId58">
+        <w:r>
+          <w:rPr>
+            <w:lang w:val="zh_TW" w:bidi="zh_TW"/>
+          </w:rPr>
+          <w:rPr>
+            <w:color w:val="0000EE"/>
+            <w:u w:val="single"/>
+          </w:rPr>
+          <w:t>太12:8</w:t>
+        </w:r>
+      </w:hyperlink>
+      <w:r>
+        <w:rPr>
+          <w:lang w:val="zh_TW" w:bidi="zh_TW"/>
+        </w:rPr>
+        <w:t>；</w:t>
+      </w:r>
+      <w:hyperlink r:id="rId59">
+        <w:r>
+          <w:rPr>
+            <w:lang w:val="zh_TW" w:bidi="zh_TW"/>
+          </w:rPr>
+          <w:rPr>
+            <w:color w:val="0000EE"/>
+            <w:u w:val="single"/>
+          </w:rPr>
+          <w:t>可2:28</w:t>
+        </w:r>
+      </w:hyperlink>
+      <w:r>
+        <w:rPr>
+          <w:lang w:val="zh_TW" w:bidi="zh_TW"/>
+        </w:rPr>
+        <w:t>；</w:t>
+      </w:r>
+      <w:hyperlink r:id="rId60">
+        <w:r>
+          <w:rPr>
+            <w:lang w:val="zh_TW" w:bidi="zh_TW"/>
+          </w:rPr>
+          <w:rPr>
+            <w:color w:val="0000EE"/>
+            <w:u w:val="single"/>
+          </w:rPr>
+          <w:t>路6:5</w:t>
+        </w:r>
+      </w:hyperlink>
+      <w:r>
+        <w:rPr>
+          <w:lang w:val="zh_TW" w:bidi="zh_TW"/>
+        </w:rPr>
+        <w:t>）。安息日是神所設立的制度，一般人不得修改。但因為耶穌是從天上來的人子，祂就可以自由地作為安息日的主宰，因為祂就是設立安息日的那位主（</w:t>
+      </w:r>
+      <w:hyperlink r:id="rId61">
+        <w:r>
+          <w:rPr>
+            <w:lang w:val="zh_TW" w:bidi="zh_TW"/>
+          </w:rPr>
+          <w:rPr>
+            <w:color w:val="0000EE"/>
+            <w:u w:val="single"/>
+          </w:rPr>
+          <w:t>創2:2</w:t>
+        </w:r>
+      </w:hyperlink>
+      <w:r>
+        <w:rPr>
+          <w:lang w:val="zh_TW" w:bidi="zh_TW"/>
+        </w:rPr>
+        <w:t>；</w:t>
+      </w:r>
+      <w:hyperlink r:id="rId62">
+        <w:r>
+          <w:rPr>
+            <w:lang w:val="zh_TW" w:bidi="zh_TW"/>
+          </w:rPr>
+          <w:rPr>
+            <w:color w:val="0000EE"/>
+            <w:u w:val="single"/>
+          </w:rPr>
+          <w:t>出20:8–11）</w:t>
+        </w:r>
+      </w:hyperlink>
+      <w:r>
+        <w:rPr>
+          <w:lang w:val="zh_TW" w:bidi="zh_TW"/>
+        </w:rPr>
+        <w:t>。在迦百農醫治癱子之後，耶穌宣稱「人子在地上有赦罪的權柄」（</w:t>
+      </w:r>
+      <w:hyperlink r:id="rId63">
+        <w:r>
+          <w:rPr>
+            <w:lang w:val="zh_TW" w:bidi="zh_TW"/>
+          </w:rPr>
+          <w:rPr>
+            <w:color w:val="0000EE"/>
+            <w:u w:val="single"/>
+          </w:rPr>
+          <w:t>太9:6</w:t>
+        </w:r>
+      </w:hyperlink>
+      <w:r>
+        <w:rPr>
+          <w:lang w:val="zh_TW" w:bidi="zh_TW"/>
+        </w:rPr>
+        <w:t>；</w:t>
+      </w:r>
+      <w:hyperlink r:id="rId64">
+        <w:r>
+          <w:rPr>
+            <w:lang w:val="zh_TW" w:bidi="zh_TW"/>
+          </w:rPr>
+          <w:rPr>
+            <w:color w:val="0000EE"/>
+            <w:u w:val="single"/>
+          </w:rPr>
+          <w:t>可2:10</w:t>
+        </w:r>
+      </w:hyperlink>
+      <w:r>
+        <w:rPr>
+          <w:lang w:val="zh_TW" w:bidi="zh_TW"/>
+        </w:rPr>
+        <w:t>；</w:t>
+      </w:r>
+      <w:hyperlink r:id="rId65">
+        <w:r>
+          <w:rPr>
+            <w:lang w:val="zh_TW" w:bidi="zh_TW"/>
+          </w:rPr>
+          <w:rPr>
+            <w:color w:val="0000EE"/>
+            <w:u w:val="single"/>
+          </w:rPr>
+          <w:t>路5:24</w:t>
+        </w:r>
+      </w:hyperlink>
+      <w:r>
+        <w:rPr>
+          <w:lang w:val="zh_TW" w:bidi="zh_TW"/>
+        </w:rPr>
+        <w:t>）。以前，赦罪是從天上和神而來的，但現在赦罪是由耶穌在地上賜予的。</w:t>
       </w:r>
     </w:p>
     <w:p>
@@ -363,18 +2192,72 @@
         <w:rPr>
           <w:lang w:val="zh_TW" w:bidi="zh_TW"/>
         </w:rPr>
-        <w:t>王室的孩子會得到特別的照顧，斷奶以後也會由乳母看管。孩子通常吃奶到大約三歲，到了斷奶（停止哺乳）的時候，家裡會擺設筵席（</w:t>
-      </w:r>
-      <w:hyperlink r:id="rId18">
-        <w:r>
-          <w:rPr>
-            <w:lang w:val="zh_TW" w:bidi="zh_TW"/>
-          </w:rPr>
-          <w:rPr>
-            <w:color w:val="0000EE"/>
-            <w:u w:val="single"/>
-          </w:rPr>
-          <w:t>創21:8</w:t>
+        <w:t>耶穌使用「人子」這個稱號的第二個方面涉及祂的受苦、死亡和榮耀的復活，這是祂以奧秘的方式成就祂作為人子在地上的使命。在彼得認耶穌為彌賽亞和神的兒子之後，耶穌開始詳細說明祂必須受苦（</w:t>
+      </w:r>
+      <w:hyperlink r:id="rId66">
+        <w:r>
+          <w:rPr>
+            <w:lang w:val="zh_TW" w:bidi="zh_TW"/>
+          </w:rPr>
+          <w:rPr>
+            <w:color w:val="0000EE"/>
+            <w:u w:val="single"/>
+          </w:rPr>
+          <w:t>太16:16</w:t>
+        </w:r>
+      </w:hyperlink>
+      <w:r>
+        <w:rPr>
+          <w:lang w:val="zh_TW" w:bidi="zh_TW"/>
+        </w:rPr>
+        <w:t>）。耶穌第一次預言祂作為人子要受苦是在</w:t>
+      </w:r>
+      <w:hyperlink r:id="rId67">
+        <w:r>
+          <w:rPr>
+            <w:lang w:val="zh_TW" w:bidi="zh_TW"/>
+          </w:rPr>
+          <w:rPr>
+            <w:color w:val="0000EE"/>
+            <w:u w:val="single"/>
+          </w:rPr>
+          <w:t>馬可福音八章31至32節</w:t>
+        </w:r>
+      </w:hyperlink>
+      <w:r>
+        <w:rPr>
+          <w:lang w:val="zh_TW" w:bidi="zh_TW"/>
+        </w:rPr>
+        <w:t>，並在其它多處經文中，這預言被重複。福音書進一步擴展了這一主題，提到被戲弄和鞭打（</w:t>
+      </w:r>
+      <w:hyperlink r:id="rId68">
+        <w:r>
+          <w:rPr>
+            <w:lang w:val="zh_TW" w:bidi="zh_TW"/>
+          </w:rPr>
+          <w:rPr>
+            <w:color w:val="0000EE"/>
+            <w:u w:val="single"/>
+          </w:rPr>
+          <w:t>太17:12</w:t>
+        </w:r>
+      </w:hyperlink>
+      <w:r>
+        <w:rPr>
+          <w:lang w:val="zh_TW" w:bidi="zh_TW"/>
+        </w:rPr>
+        <w:t>，</w:t>
+      </w:r>
+      <w:hyperlink r:id="rId69">
+        <w:r>
+          <w:rPr>
+            <w:lang w:val="zh_TW" w:bidi="zh_TW"/>
+          </w:rPr>
+          <w:rPr>
+            <w:color w:val="0000EE"/>
+            <w:u w:val="single"/>
+          </w:rPr>
+          <w:t>20:18</w:t>
         </w:r>
       </w:hyperlink>
       <w:r>
@@ -383,52 +2266,232 @@
         </w:rPr>
         <w:t>；</w:t>
       </w:r>
-      <w:hyperlink r:id="rId19">
-        <w:r>
-          <w:rPr>
-            <w:lang w:val="zh_TW" w:bidi="zh_TW"/>
-          </w:rPr>
-          <w:rPr>
-            <w:color w:val="0000EE"/>
-            <w:u w:val="single"/>
-          </w:rPr>
-          <w:t>撒上1:23–24</w:t>
-        </w:r>
-      </w:hyperlink>
-      <w:r>
-        <w:rPr>
-          <w:lang w:val="zh_TW" w:bidi="zh_TW"/>
-        </w:rPr>
-        <w:t>）。孩子斷奶之後，就由兼為教師的乳母照管孩子。米非波設五歲的時候，他的乳母抱著他逃跑，卻失腳跌倒，使他成了瘸腿的（</w:t>
-      </w:r>
-      <w:hyperlink r:id="rId20">
-        <w:r>
-          <w:rPr>
-            <w:lang w:val="zh_TW" w:bidi="zh_TW"/>
-          </w:rPr>
-          <w:rPr>
-            <w:color w:val="0000EE"/>
-            <w:u w:val="single"/>
-          </w:rPr>
-          <w:t>撒下4:4</w:t>
-        </w:r>
-      </w:hyperlink>
-      <w:r>
-        <w:rPr>
-          <w:lang w:val="zh_TW" w:bidi="zh_TW"/>
-        </w:rPr>
-        <w:t>）。拿俄米也以乳母的身分照顧她的孫子（</w:t>
-      </w:r>
-      <w:hyperlink r:id="rId21">
-        <w:r>
-          <w:rPr>
-            <w:lang w:val="zh_TW" w:bidi="zh_TW"/>
-          </w:rPr>
-          <w:rPr>
-            <w:color w:val="0000EE"/>
-            <w:u w:val="single"/>
-          </w:rPr>
-          <w:t>得4:16</w:t>
+      <w:hyperlink r:id="rId70">
+        <w:r>
+          <w:rPr>
+            <w:lang w:val="zh_TW" w:bidi="zh_TW"/>
+          </w:rPr>
+          <w:rPr>
+            <w:color w:val="0000EE"/>
+            <w:u w:val="single"/>
+          </w:rPr>
+          <w:t>可8:31</w:t>
+        </w:r>
+      </w:hyperlink>
+      <w:r>
+        <w:rPr>
+          <w:lang w:val="zh_TW" w:bidi="zh_TW"/>
+        </w:rPr>
+        <w:t>；</w:t>
+      </w:r>
+      <w:hyperlink r:id="rId71">
+        <w:r>
+          <w:rPr>
+            <w:lang w:val="zh_TW" w:bidi="zh_TW"/>
+          </w:rPr>
+          <w:rPr>
+            <w:color w:val="0000EE"/>
+            <w:u w:val="single"/>
+          </w:rPr>
+          <w:t>路9:22</w:t>
+        </w:r>
+      </w:hyperlink>
+      <w:r>
+        <w:rPr>
+          <w:lang w:val="zh_TW" w:bidi="zh_TW"/>
+        </w:rPr>
+        <w:t>）、被猶大出賣（</w:t>
+      </w:r>
+      <w:hyperlink r:id="rId72">
+        <w:r>
+          <w:rPr>
+            <w:lang w:val="zh_TW" w:bidi="zh_TW"/>
+          </w:rPr>
+          <w:rPr>
+            <w:color w:val="0000EE"/>
+            <w:u w:val="single"/>
+          </w:rPr>
+          <w:t>太17:22</w:t>
+        </w:r>
+      </w:hyperlink>
+      <w:r>
+        <w:rPr>
+          <w:lang w:val="zh_TW" w:bidi="zh_TW"/>
+        </w:rPr>
+        <w:t>，</w:t>
+      </w:r>
+      <w:hyperlink r:id="rId73">
+        <w:r>
+          <w:rPr>
+            <w:lang w:val="zh_TW" w:bidi="zh_TW"/>
+          </w:rPr>
+          <w:rPr>
+            <w:color w:val="0000EE"/>
+            <w:u w:val="single"/>
+          </w:rPr>
+          <w:t>26:24–25</w:t>
+        </w:r>
+      </w:hyperlink>
+      <w:r>
+        <w:rPr>
+          <w:lang w:val="zh_TW" w:bidi="zh_TW"/>
+        </w:rPr>
+        <w:t>；</w:t>
+      </w:r>
+      <w:hyperlink r:id="rId74">
+        <w:r>
+          <w:rPr>
+            <w:lang w:val="zh_TW" w:bidi="zh_TW"/>
+          </w:rPr>
+          <w:rPr>
+            <w:color w:val="0000EE"/>
+            <w:u w:val="single"/>
+          </w:rPr>
+          <w:t>可14:21、41</w:t>
+        </w:r>
+      </w:hyperlink>
+      <w:r>
+        <w:rPr>
+          <w:lang w:val="zh_TW" w:bidi="zh_TW"/>
+        </w:rPr>
+        <w:t>）、被猶太領袖拒絕（</w:t>
+      </w:r>
+      <w:hyperlink r:id="rId69">
+        <w:r>
+          <w:rPr>
+            <w:lang w:val="zh_TW" w:bidi="zh_TW"/>
+          </w:rPr>
+          <w:rPr>
+            <w:color w:val="0000EE"/>
+            <w:u w:val="single"/>
+          </w:rPr>
+          <w:t>太20:18</w:t>
+        </w:r>
+      </w:hyperlink>
+      <w:r>
+        <w:rPr>
+          <w:lang w:val="zh_TW" w:bidi="zh_TW"/>
+        </w:rPr>
+        <w:t>）、被釘十字架（</w:t>
+      </w:r>
+      <w:hyperlink r:id="rId75">
+        <w:r>
+          <w:rPr>
+            <w:lang w:val="zh_TW" w:bidi="zh_TW"/>
+          </w:rPr>
+          <w:rPr>
+            <w:color w:val="0000EE"/>
+            <w:u w:val="single"/>
+          </w:rPr>
+          <w:t>太20:19</w:t>
+        </w:r>
+      </w:hyperlink>
+      <w:r>
+        <w:rPr>
+          <w:lang w:val="zh_TW" w:bidi="zh_TW"/>
+        </w:rPr>
+        <w:t>；</w:t>
+      </w:r>
+      <w:hyperlink r:id="rId76">
+        <w:r>
+          <w:rPr>
+            <w:lang w:val="zh_TW" w:bidi="zh_TW"/>
+          </w:rPr>
+          <w:rPr>
+            <w:color w:val="0000EE"/>
+            <w:u w:val="single"/>
+          </w:rPr>
+          <w:t>可9:12、31</w:t>
+        </w:r>
+      </w:hyperlink>
+      <w:r>
+        <w:rPr>
+          <w:lang w:val="zh_TW" w:bidi="zh_TW"/>
+        </w:rPr>
+        <w:t>，</w:t>
+      </w:r>
+      <w:hyperlink r:id="rId77">
+        <w:r>
+          <w:rPr>
+            <w:lang w:val="zh_TW" w:bidi="zh_TW"/>
+          </w:rPr>
+          <w:rPr>
+            <w:color w:val="0000EE"/>
+            <w:u w:val="single"/>
+          </w:rPr>
+          <w:t>10:33</w:t>
+        </w:r>
+      </w:hyperlink>
+      <w:r>
+        <w:rPr>
+          <w:lang w:val="zh_TW" w:bidi="zh_TW"/>
+        </w:rPr>
+        <w:t>）、埋葬三天（</w:t>
+      </w:r>
+      <w:hyperlink r:id="rId78">
+        <w:r>
+          <w:rPr>
+            <w:lang w:val="zh_TW" w:bidi="zh_TW"/>
+          </w:rPr>
+          <w:rPr>
+            <w:color w:val="0000EE"/>
+            <w:u w:val="single"/>
+          </w:rPr>
+          <w:t>太12:40</w:t>
+        </w:r>
+      </w:hyperlink>
+      <w:r>
+        <w:rPr>
+          <w:lang w:val="zh_TW" w:bidi="zh_TW"/>
+        </w:rPr>
+        <w:t>；</w:t>
+      </w:r>
+      <w:hyperlink r:id="rId79">
+        <w:r>
+          <w:rPr>
+            <w:lang w:val="zh_TW" w:bidi="zh_TW"/>
+          </w:rPr>
+          <w:rPr>
+            <w:color w:val="0000EE"/>
+            <w:u w:val="single"/>
+          </w:rPr>
+          <w:t>路11:30</w:t>
+        </w:r>
+      </w:hyperlink>
+      <w:r>
+        <w:rPr>
+          <w:lang w:val="zh_TW" w:bidi="zh_TW"/>
+        </w:rPr>
+        <w:t>），以及復活（</w:t>
+      </w:r>
+      <w:hyperlink r:id="rId80">
+        <w:r>
+          <w:rPr>
+            <w:lang w:val="zh_TW" w:bidi="zh_TW"/>
+          </w:rPr>
+          <w:rPr>
+            <w:color w:val="0000EE"/>
+            <w:u w:val="single"/>
+          </w:rPr>
+          <w:t>太17:22–23</w:t>
+        </w:r>
+      </w:hyperlink>
+      <w:r>
+        <w:rPr>
+          <w:lang w:val="zh_TW" w:bidi="zh_TW"/>
+        </w:rPr>
+        <w:t>；</w:t>
+      </w:r>
+      <w:hyperlink r:id="rId70">
+        <w:r>
+          <w:rPr>
+            <w:lang w:val="zh_TW" w:bidi="zh_TW"/>
+          </w:rPr>
+          <w:rPr>
+            <w:color w:val="0000EE"/>
+            <w:u w:val="single"/>
+          </w:rPr>
+          <w:t>可8:31</w:t>
         </w:r>
       </w:hyperlink>
       <w:r>
@@ -449,72 +2512,54 @@
         <w:rPr>
           <w:lang w:val="zh_TW" w:bidi="zh_TW"/>
         </w:rPr>
-        <w:t>男乳母很可能會擔任年幼貴冑的教師。例如，</w:t>
-      </w:r>
-      <w:hyperlink r:id="rId22">
-        <w:r>
-          <w:rPr>
-            <w:lang w:val="zh_TW" w:bidi="zh_TW"/>
-          </w:rPr>
-          <w:rPr>
-            <w:color w:val="0000EE"/>
-            <w:u w:val="single"/>
-          </w:rPr>
-          <w:t>列王紀下十章1節</w:t>
-        </w:r>
-      </w:hyperlink>
-      <w:r>
-        <w:rPr>
-          <w:lang w:val="zh_TW" w:bidi="zh_TW"/>
-        </w:rPr>
-        <w:t>提到了亞哈的眾子有師傅（參</w:t>
-      </w:r>
-      <w:hyperlink r:id="rId23">
-        <w:r>
-          <w:rPr>
-            <w:lang w:val="zh_TW" w:bidi="zh_TW"/>
-          </w:rPr>
-          <w:rPr>
-            <w:color w:val="0000EE"/>
-            <w:u w:val="single"/>
-          </w:rPr>
-          <w:t>王下10:5</w:t>
-        </w:r>
-      </w:hyperlink>
-      <w:r>
-        <w:rPr>
-          <w:lang w:val="zh_TW" w:bidi="zh_TW"/>
-        </w:rPr>
-        <w:t>）。因此，我們應該這樣理解摩西提到自己是「乳母」的話：「這百姓豈是我懷的胎，豈是我生下來的呢？你竟對我說：『把他們抱在懷裡，如養育之父抱吃奶的孩子，直抱到你起誓應許給他們祖宗的地去。』」（</w:t>
-      </w:r>
-      <w:hyperlink r:id="rId24">
-        <w:r>
-          <w:rPr>
-            <w:lang w:val="zh_TW" w:bidi="zh_TW"/>
-          </w:rPr>
-          <w:rPr>
-            <w:color w:val="0000EE"/>
-            <w:u w:val="single"/>
-          </w:rPr>
-          <w:t>民11:12</w:t>
-        </w:r>
-      </w:hyperlink>
-      <w:r>
-        <w:rPr>
-          <w:lang w:val="zh_TW" w:bidi="zh_TW"/>
-        </w:rPr>
-        <w:t>）。保羅也把自己看作教會的「乳母」（</w:t>
-      </w:r>
-      <w:hyperlink r:id="rId25">
-        <w:r>
-          <w:rPr>
-            <w:lang w:val="zh_TW" w:bidi="zh_TW"/>
-          </w:rPr>
-          <w:rPr>
-            <w:color w:val="0000EE"/>
-            <w:u w:val="single"/>
-          </w:rPr>
-          <w:t>帖前2:7</w:t>
+        <w:t>在著名的經文「人子來，不是要受人的服事，乃是要服事人，並且要捨命，作多人的贖價」（</w:t>
+      </w:r>
+      <w:hyperlink r:id="rId81">
+        <w:r>
+          <w:rPr>
+            <w:lang w:val="zh_TW" w:bidi="zh_TW"/>
+          </w:rPr>
+          <w:rPr>
+            <w:color w:val="0000EE"/>
+            <w:u w:val="single"/>
+          </w:rPr>
+          <w:t>太20:28</w:t>
+        </w:r>
+      </w:hyperlink>
+      <w:r>
+        <w:rPr>
+          <w:lang w:val="zh_TW" w:bidi="zh_TW"/>
+        </w:rPr>
+        <w:t>；</w:t>
+      </w:r>
+      <w:hyperlink r:id="rId82">
+        <w:r>
+          <w:rPr>
+            <w:lang w:val="zh_TW" w:bidi="zh_TW"/>
+          </w:rPr>
+          <w:rPr>
+            <w:color w:val="0000EE"/>
+            <w:u w:val="single"/>
+          </w:rPr>
+          <w:t>可10:45</w:t>
+        </w:r>
+      </w:hyperlink>
+      <w:r>
+        <w:rPr>
+          <w:lang w:val="zh_TW" w:bidi="zh_TW"/>
+        </w:rPr>
+        <w:t>）中，耶穌教導說，祂的死亡是為祂的百姓帶來救恩的贖罪祭。這一思想源自耶穌對祂自己是受苦的耶和華僕人的理解（</w:t>
+      </w:r>
+      <w:hyperlink r:id="rId83">
+        <w:r>
+          <w:rPr>
+            <w:lang w:val="zh_TW" w:bidi="zh_TW"/>
+          </w:rPr>
+          <w:rPr>
+            <w:color w:val="0000EE"/>
+            <w:u w:val="single"/>
+          </w:rPr>
+          <w:t>賽53章</w:t>
         </w:r>
       </w:hyperlink>
       <w:r>
@@ -522,6 +2567,2243 @@
           <w:lang w:val="zh_TW" w:bidi="zh_TW"/>
         </w:rPr>
         <w:t>）。</w:t>
+      </w:r>
+    </w:p>
+    <w:p>
+      <w:pPr/>
+      <w:r>
+        <w:rPr>
+          <w:lang w:val="zh_TW" w:bidi="zh_TW"/>
+        </w:rPr>
+      </w:r>
+      <w:r>
+        <w:rPr>
+          <w:lang w:val="zh_TW" w:bidi="zh_TW"/>
+        </w:rPr>
+        <w:t>耶穌也用「人子」的稱號來教導關於祂的再來。作為人子，耶穌將在天父的榮耀中，與眾天使一同從天降臨（</w:t>
+      </w:r>
+      <w:hyperlink r:id="rId43">
+        <w:r>
+          <w:rPr>
+            <w:lang w:val="zh_TW" w:bidi="zh_TW"/>
+          </w:rPr>
+          <w:rPr>
+            <w:color w:val="0000EE"/>
+            <w:u w:val="single"/>
+          </w:rPr>
+          <w:t>太16:27</w:t>
+        </w:r>
+      </w:hyperlink>
+      <w:r>
+        <w:rPr>
+          <w:lang w:val="zh_TW" w:bidi="zh_TW"/>
+        </w:rPr>
+        <w:t>；</w:t>
+      </w:r>
+      <w:hyperlink r:id="rId84">
+        <w:r>
+          <w:rPr>
+            <w:lang w:val="zh_TW" w:bidi="zh_TW"/>
+          </w:rPr>
+          <w:rPr>
+            <w:color w:val="0000EE"/>
+            <w:u w:val="single"/>
+          </w:rPr>
+          <w:t>可8:38</w:t>
+        </w:r>
+      </w:hyperlink>
+      <w:r>
+        <w:rPr>
+          <w:lang w:val="zh_TW" w:bidi="zh_TW"/>
+        </w:rPr>
+        <w:t>；</w:t>
+      </w:r>
+      <w:hyperlink r:id="rId85">
+        <w:r>
+          <w:rPr>
+            <w:lang w:val="zh_TW" w:bidi="zh_TW"/>
+          </w:rPr>
+          <w:rPr>
+            <w:color w:val="0000EE"/>
+            <w:u w:val="single"/>
+          </w:rPr>
+          <w:t>路9:26</w:t>
+        </w:r>
+      </w:hyperlink>
+      <w:r>
+        <w:rPr>
+          <w:lang w:val="zh_TW" w:bidi="zh_TW"/>
+        </w:rPr>
+        <w:t>）。首先，祂將坐在神的右邊，然後祂會再來（</w:t>
+      </w:r>
+      <w:hyperlink r:id="rId47">
+        <w:r>
+          <w:rPr>
+            <w:lang w:val="zh_TW" w:bidi="zh_TW"/>
+          </w:rPr>
+          <w:rPr>
+            <w:color w:val="0000EE"/>
+            <w:u w:val="single"/>
+          </w:rPr>
+          <w:t>太26:64</w:t>
+        </w:r>
+      </w:hyperlink>
+      <w:r>
+        <w:rPr>
+          <w:lang w:val="zh_TW" w:bidi="zh_TW"/>
+        </w:rPr>
+        <w:t>；</w:t>
+      </w:r>
+      <w:hyperlink r:id="rId86">
+        <w:r>
+          <w:rPr>
+            <w:lang w:val="zh_TW" w:bidi="zh_TW"/>
+          </w:rPr>
+          <w:rPr>
+            <w:color w:val="0000EE"/>
+            <w:u w:val="single"/>
+          </w:rPr>
+          <w:t>可14:62</w:t>
+        </w:r>
+      </w:hyperlink>
+      <w:r>
+        <w:rPr>
+          <w:lang w:val="zh_TW" w:bidi="zh_TW"/>
+        </w:rPr>
+        <w:t>；</w:t>
+      </w:r>
+      <w:hyperlink r:id="rId87">
+        <w:r>
+          <w:rPr>
+            <w:lang w:val="zh_TW" w:bidi="zh_TW"/>
+          </w:rPr>
+          <w:rPr>
+            <w:color w:val="0000EE"/>
+            <w:u w:val="single"/>
+          </w:rPr>
+          <w:t>路22:69</w:t>
+        </w:r>
+      </w:hyperlink>
+      <w:r>
+        <w:rPr>
+          <w:lang w:val="zh_TW" w:bidi="zh_TW"/>
+        </w:rPr>
+        <w:t>），伴隨著雲彩而來（</w:t>
+      </w:r>
+      <w:hyperlink r:id="rId45">
+        <w:r>
+          <w:rPr>
+            <w:lang w:val="zh_TW" w:bidi="zh_TW"/>
+          </w:rPr>
+          <w:rPr>
+            <w:color w:val="0000EE"/>
+            <w:u w:val="single"/>
+          </w:rPr>
+          <w:t>太24:30</w:t>
+        </w:r>
+      </w:hyperlink>
+      <w:r>
+        <w:rPr>
+          <w:lang w:val="zh_TW" w:bidi="zh_TW"/>
+        </w:rPr>
+        <w:t>；</w:t>
+      </w:r>
+      <w:hyperlink r:id="rId88">
+        <w:r>
+          <w:rPr>
+            <w:lang w:val="zh_TW" w:bidi="zh_TW"/>
+          </w:rPr>
+          <w:rPr>
+            <w:color w:val="0000EE"/>
+            <w:u w:val="single"/>
+          </w:rPr>
+          <w:t>可13:26</w:t>
+        </w:r>
+      </w:hyperlink>
+      <w:r>
+        <w:rPr>
+          <w:lang w:val="zh_TW" w:bidi="zh_TW"/>
+        </w:rPr>
+        <w:t>；</w:t>
+      </w:r>
+      <w:hyperlink r:id="rId89">
+        <w:r>
+          <w:rPr>
+            <w:lang w:val="zh_TW" w:bidi="zh_TW"/>
+          </w:rPr>
+          <w:rPr>
+            <w:color w:val="0000EE"/>
+            <w:u w:val="single"/>
+          </w:rPr>
+          <w:t>路21:27</w:t>
+        </w:r>
+      </w:hyperlink>
+      <w:r>
+        <w:rPr>
+          <w:lang w:val="zh_TW" w:bidi="zh_TW"/>
+        </w:rPr>
+        <w:t>）。這次再來將是出乎意料的（</w:t>
+      </w:r>
+      <w:hyperlink r:id="rId90">
+        <w:r>
+          <w:rPr>
+            <w:lang w:val="zh_TW" w:bidi="zh_TW"/>
+          </w:rPr>
+          <w:rPr>
+            <w:color w:val="0000EE"/>
+            <w:u w:val="single"/>
+          </w:rPr>
+          <w:t>太24:27</w:t>
+        </w:r>
+      </w:hyperlink>
+      <w:r>
+        <w:rPr>
+          <w:lang w:val="zh_TW" w:bidi="zh_TW"/>
+        </w:rPr>
+        <w:t>；</w:t>
+      </w:r>
+      <w:hyperlink r:id="rId91">
+        <w:r>
+          <w:rPr>
+            <w:lang w:val="zh_TW" w:bidi="zh_TW"/>
+          </w:rPr>
+          <w:rPr>
+            <w:color w:val="0000EE"/>
+            <w:u w:val="single"/>
+          </w:rPr>
+          <w:t>路12:40</w:t>
+        </w:r>
+      </w:hyperlink>
+      <w:r>
+        <w:rPr>
+          <w:lang w:val="zh_TW" w:bidi="zh_TW"/>
+        </w:rPr>
+        <w:t>），如閃電或挪亞的洪水（</w:t>
+      </w:r>
+      <w:hyperlink r:id="rId92">
+        <w:r>
+          <w:rPr>
+            <w:lang w:val="zh_TW" w:bidi="zh_TW"/>
+          </w:rPr>
+          <w:rPr>
+            <w:color w:val="0000EE"/>
+            <w:u w:val="single"/>
+          </w:rPr>
+          <w:t>太24:37</w:t>
+        </w:r>
+      </w:hyperlink>
+      <w:r>
+        <w:rPr>
+          <w:lang w:val="zh_TW" w:bidi="zh_TW"/>
+        </w:rPr>
+        <w:t>；</w:t>
+      </w:r>
+      <w:hyperlink r:id="rId93">
+        <w:r>
+          <w:rPr>
+            <w:lang w:val="zh_TW" w:bidi="zh_TW"/>
+          </w:rPr>
+          <w:rPr>
+            <w:color w:val="0000EE"/>
+            <w:u w:val="single"/>
+          </w:rPr>
+          <w:t>路17:24</w:t>
+        </w:r>
+      </w:hyperlink>
+      <w:r>
+        <w:rPr>
+          <w:lang w:val="zh_TW" w:bidi="zh_TW"/>
+        </w:rPr>
+        <w:t>）。祂再來是為了召聚選民、審判地上萬國（</w:t>
+      </w:r>
+      <w:hyperlink r:id="rId44">
+        <w:r>
+          <w:rPr>
+            <w:lang w:val="zh_TW" w:bidi="zh_TW"/>
+          </w:rPr>
+          <w:rPr>
+            <w:color w:val="0000EE"/>
+            <w:u w:val="single"/>
+          </w:rPr>
+          <w:t>太19:28</w:t>
+        </w:r>
+      </w:hyperlink>
+      <w:r>
+        <w:rPr>
+          <w:lang w:val="zh_TW" w:bidi="zh_TW"/>
+        </w:rPr>
+        <w:t>，</w:t>
+      </w:r>
+      <w:hyperlink r:id="rId94">
+        <w:r>
+          <w:rPr>
+            <w:lang w:val="zh_TW" w:bidi="zh_TW"/>
+          </w:rPr>
+          <w:rPr>
+            <w:color w:val="0000EE"/>
+            <w:u w:val="single"/>
+          </w:rPr>
+          <w:t>25:32</w:t>
+        </w:r>
+      </w:hyperlink>
+      <w:r>
+        <w:rPr>
+          <w:lang w:val="zh_TW" w:bidi="zh_TW"/>
+        </w:rPr>
+        <w:t>），以及在世上恢復最終的公義（</w:t>
+      </w:r>
+      <w:hyperlink r:id="rId44">
+        <w:r>
+          <w:rPr>
+            <w:lang w:val="zh_TW" w:bidi="zh_TW"/>
+          </w:rPr>
+          <w:rPr>
+            <w:color w:val="0000EE"/>
+            <w:u w:val="single"/>
+          </w:rPr>
+          <w:t>19:28，</w:t>
+        </w:r>
+      </w:hyperlink>
+      <w:hyperlink r:id="rId95">
+        <w:r>
+          <w:rPr>
+            <w:lang w:val="zh_TW" w:bidi="zh_TW"/>
+          </w:rPr>
+          <w:rPr>
+            <w:color w:val="0000EE"/>
+            <w:u w:val="single"/>
+          </w:rPr>
+          <w:t>25:46</w:t>
+        </w:r>
+      </w:hyperlink>
+      <w:r>
+        <w:rPr>
+          <w:lang w:val="zh_TW" w:bidi="zh_TW"/>
+        </w:rPr>
+        <w:t>）。</w:t>
+      </w:r>
+    </w:p>
+    <w:p>
+      <w:pPr/>
+      <w:r>
+        <w:rPr>
+          <w:lang w:val="zh_TW" w:bidi="zh_TW"/>
+        </w:rPr>
+      </w:r>
+      <w:r>
+        <w:rPr>
+          <w:lang w:val="zh_TW" w:bidi="zh_TW"/>
+        </w:rPr>
+        <w:t>在這些經文中，耶穌將焦點從祂受苦與復活的暫時得勝中，轉向人子在祂再來時的最終得勝。再一次強調人子的天上根源與人子的神聖特權。這位人子耶穌將成為最終的審判者（參</w:t>
+      </w:r>
+      <w:hyperlink r:id="rId96">
+        <w:r>
+          <w:rPr>
+            <w:lang w:val="zh_TW" w:bidi="zh_TW"/>
+          </w:rPr>
+          <w:rPr>
+            <w:color w:val="0000EE"/>
+            <w:u w:val="single"/>
+          </w:rPr>
+          <w:t>徒17:31</w:t>
+        </w:r>
+      </w:hyperlink>
+      <w:r>
+        <w:rPr>
+          <w:lang w:val="zh_TW" w:bidi="zh_TW"/>
+        </w:rPr>
+        <w:t>）。</w:t>
+      </w:r>
+    </w:p>
+    <w:p>
+      <w:pPr/>
+      <w:r>
+        <w:rPr>
+          <w:lang w:val="zh_TW" w:bidi="zh_TW"/>
+        </w:rPr>
+      </w:r>
+      <w:r>
+        <w:rPr>
+          <w:lang w:val="zh_TW" w:bidi="zh_TW"/>
+        </w:rPr>
+        <w:t>約翰福音對於「人子」有其獨特的論述。天使被說成在「人子」身上上去下來（</w:t>
+      </w:r>
+      <w:hyperlink r:id="rId97">
+        <w:r>
+          <w:rPr>
+            <w:lang w:val="zh_TW" w:bidi="zh_TW"/>
+          </w:rPr>
+          <w:rPr>
+            <w:color w:val="0000EE"/>
+            <w:u w:val="single"/>
+          </w:rPr>
+          <w:t>約1:51</w:t>
+        </w:r>
+      </w:hyperlink>
+      <w:r>
+        <w:rPr>
+          <w:lang w:val="zh_TW" w:bidi="zh_TW"/>
+        </w:rPr>
+        <w:t>），象徵祂是存在於時間之前，並且從天上來到地上的那一位（</w:t>
+      </w:r>
+      <w:hyperlink r:id="rId98">
+        <w:r>
+          <w:rPr>
+            <w:lang w:val="zh_TW" w:bidi="zh_TW"/>
+          </w:rPr>
+          <w:rPr>
+            <w:color w:val="0000EE"/>
+            <w:u w:val="single"/>
+          </w:rPr>
+          <w:t>3:13</w:t>
+        </w:r>
+      </w:hyperlink>
+      <w:r>
+        <w:rPr>
+          <w:lang w:val="zh_TW" w:bidi="zh_TW"/>
+        </w:rPr>
+        <w:t>，</w:t>
+      </w:r>
+      <w:hyperlink r:id="rId99">
+        <w:r>
+          <w:rPr>
+            <w:lang w:val="zh_TW" w:bidi="zh_TW"/>
+          </w:rPr>
+          <w:rPr>
+            <w:color w:val="0000EE"/>
+            <w:u w:val="single"/>
+          </w:rPr>
+          <w:t>6:62</w:t>
+        </w:r>
+      </w:hyperlink>
+      <w:r>
+        <w:rPr>
+          <w:lang w:val="zh_TW" w:bidi="zh_TW"/>
+        </w:rPr>
+        <w:t>）。祂被「舉起」（藉著釘十字架）將帶給一切信祂的人永生（</w:t>
+      </w:r>
+      <w:hyperlink r:id="rId100">
+        <w:r>
+          <w:rPr>
+            <w:lang w:val="zh_TW" w:bidi="zh_TW"/>
+          </w:rPr>
+          <w:rPr>
+            <w:color w:val="0000EE"/>
+            <w:u w:val="single"/>
+          </w:rPr>
+          <w:t>3:14</w:t>
+        </w:r>
+      </w:hyperlink>
+      <w:r>
+        <w:rPr>
+          <w:lang w:val="zh_TW" w:bidi="zh_TW"/>
+        </w:rPr>
+        <w:t>）。「人子」（</w:t>
+      </w:r>
+      <w:hyperlink r:id="rId100">
+        <w:r>
+          <w:rPr>
+            <w:lang w:val="zh_TW" w:bidi="zh_TW"/>
+          </w:rPr>
+          <w:rPr>
+            <w:color w:val="0000EE"/>
+            <w:u w:val="single"/>
+          </w:rPr>
+          <w:t>3:14</w:t>
+        </w:r>
+      </w:hyperlink>
+      <w:r>
+        <w:rPr>
+          <w:lang w:val="zh_TW" w:bidi="zh_TW"/>
+        </w:rPr>
+        <w:t>）同時也是「神的兒子」（</w:t>
+      </w:r>
+      <w:hyperlink r:id="rId101">
+        <w:r>
+          <w:rPr>
+            <w:lang w:val="zh_TW" w:bidi="zh_TW"/>
+          </w:rPr>
+          <w:rPr>
+            <w:color w:val="0000EE"/>
+            <w:u w:val="single"/>
+          </w:rPr>
+          <w:t>3:16</w:t>
+        </w:r>
+      </w:hyperlink>
+      <w:r>
+        <w:rPr>
+          <w:lang w:val="zh_TW" w:bidi="zh_TW"/>
+        </w:rPr>
+        <w:t>），是神的獨生子（</w:t>
+      </w:r>
+      <w:hyperlink r:id="rId102">
+        <w:r>
+          <w:rPr>
+            <w:lang w:val="zh_TW" w:bidi="zh_TW"/>
+          </w:rPr>
+          <w:rPr>
+            <w:color w:val="0000EE"/>
+            <w:u w:val="single"/>
+          </w:rPr>
+          <w:t>1:18</w:t>
+        </w:r>
+      </w:hyperlink>
+      <w:r>
+        <w:rPr>
+          <w:lang w:val="zh_TW" w:bidi="zh_TW"/>
+        </w:rPr>
+        <w:t>，</w:t>
+      </w:r>
+      <w:hyperlink r:id="rId103">
+        <w:r>
+          <w:rPr>
+            <w:lang w:val="zh_TW" w:bidi="zh_TW"/>
+          </w:rPr>
+          <w:rPr>
+            <w:color w:val="0000EE"/>
+            <w:u w:val="single"/>
+          </w:rPr>
+          <w:t>3:18</w:t>
+        </w:r>
+      </w:hyperlink>
+      <w:r>
+        <w:rPr>
+          <w:lang w:val="zh_TW" w:bidi="zh_TW"/>
+        </w:rPr>
+        <w:t>）。簡言之，在約翰福音中，「人子」的稱號等同於「神的兒子」的稱號。這一稱號揭示了祂的神性、超越時間的存在、天上根源和神聖的特權。它也確立了耶穌現今在地上啟示與受苦的身分，以及祂未來末世榮耀的身分。父已賜給人子權柄，叫死人復活並審判世人（</w:t>
+      </w:r>
+      <w:hyperlink r:id="rId104">
+        <w:r>
+          <w:rPr>
+            <w:lang w:val="zh_TW" w:bidi="zh_TW"/>
+          </w:rPr>
+          <w:rPr>
+            <w:color w:val="0000EE"/>
+            <w:u w:val="single"/>
+          </w:rPr>
+          <w:t>5:25–27</w:t>
+        </w:r>
+      </w:hyperlink>
+      <w:r>
+        <w:rPr>
+          <w:lang w:val="zh_TW" w:bidi="zh_TW"/>
+        </w:rPr>
+        <w:t>）。</w:t>
+      </w:r>
+    </w:p>
+    <w:p>
+      <w:pPr/>
+      <w:r>
+        <w:rPr>
+          <w:lang w:val="zh_TW" w:bidi="zh_TW"/>
+        </w:rPr>
+      </w:r>
+      <w:r>
+        <w:rPr>
+          <w:i/>
+          <w:lang w:val="zh_TW" w:bidi="zh_TW"/>
+        </w:rPr>
+        <w:t>另見</w:t>
+      </w:r>
+      <w:r>
+        <w:rPr>
+          <w:lang w:val="zh_TW" w:bidi="zh_TW"/>
+        </w:rPr>
+        <w:t>基督論</w:t>
+      </w:r>
+      <w:r>
+        <w:rPr>
+          <w:lang w:val="zh_TW" w:bidi="zh_TW"/>
+        </w:rPr>
+        <w:t>；</w:t>
+      </w:r>
+      <w:r>
+        <w:rPr>
+          <w:lang w:val="zh_TW" w:bidi="zh_TW"/>
+        </w:rPr>
+        <w:t>耶穌基督的教導</w:t>
+      </w:r>
+      <w:r>
+        <w:rPr>
+          <w:lang w:val="zh_TW" w:bidi="zh_TW"/>
+        </w:rPr>
+        <w:t>；</w:t>
+      </w:r>
+      <w:r>
+        <w:rPr>
+          <w:lang w:val="zh_TW" w:bidi="zh_TW"/>
+        </w:rPr>
+        <w:t>彌賽亞</w:t>
+      </w:r>
+      <w:r>
+        <w:rPr>
+          <w:lang w:val="zh_TW" w:bidi="zh_TW"/>
+        </w:rPr>
+        <w:t>；</w:t>
+      </w:r>
+      <w:r>
+        <w:rPr>
+          <w:lang w:val="zh_TW" w:bidi="zh_TW"/>
+        </w:rPr>
+        <w:t>神的兒子</w:t>
+      </w:r>
+      <w:r>
+        <w:rPr>
+          <w:lang w:val="zh_TW" w:bidi="zh_TW"/>
+        </w:rPr>
+        <w:t>。</w:t>
+      </w:r>
+      <w:r>
+        <w:rPr>
+          <w:lang w:val="zh_TW" w:bidi="zh_TW"/>
+        </w:rPr>
+      </w:r>
+      <w:r>
+        <w:rPr>
+          <w:lang w:val="zh_TW" w:bidi="zh_TW"/>
+        </w:rPr>
+      </w:r>
+    </w:p>
+    <w:p>
+      <w:pPr/>
+      <w:r>
+        <w:rPr>
+          <w:lang w:val="zh_TW" w:bidi="zh_TW"/>
+        </w:rPr>
+      </w:r>
+    </w:p>
+    <w:p>
+      <w:pPr>
+        <w:pStyle w:val="Heading2"/>
+      </w:pPr>
+      <w:r>
+        <w:rPr>
+          <w:lang w:val="zh_TW" w:bidi="zh_TW"/>
+        </w:rPr>
+        <w:t>任命，承接聖職</w:t>
+      </w:r>
+      <w:r>
+        <w:rPr>
+          <w:lang w:val="zh_TW" w:bidi="zh_TW"/>
+        </w:rPr>
+      </w:r>
+    </w:p>
+    <w:p>
+      <w:pPr/>
+      <w:r>
+        <w:rPr>
+          <w:lang w:val="zh_TW" w:bidi="zh_TW"/>
+        </w:rPr>
+      </w:r>
+      <w:r>
+        <w:rPr>
+          <w:lang w:val="zh_TW" w:bidi="zh_TW"/>
+        </w:rPr>
+        <w:t>正式授予某人宗教權威的行為。其他用來表達相似意思的詞彙包括「分派（appoint）」、「設立（institute）」、「使成為（make）」和「建立（establish）」。今天，我們使用「按立（ordain）」和「按立禮（ordination）」來指選擇和任命人來服事神。</w:t>
+      </w:r>
+    </w:p>
+    <w:p>
+      <w:pPr>
+        <w:pStyle w:val="Heading3"/>
+      </w:pPr>
+      <w:r>
+        <w:rPr>
+          <w:lang w:val="zh_TW" w:bidi="zh_TW"/>
+        </w:rPr>
+        <w:t>舊約中的承接聖職</w:t>
+      </w:r>
+    </w:p>
+    <w:p>
+      <w:pPr/>
+      <w:r>
+        <w:rPr>
+          <w:lang w:val="zh_TW" w:bidi="zh_TW"/>
+        </w:rPr>
+      </w:r>
+      <w:r>
+        <w:rPr>
+          <w:lang w:val="zh_TW" w:bidi="zh_TW"/>
+        </w:rPr>
+        <w:t>在整個舊約中，神揀選了神想要的人服事祂。祭司的角色最初屬於每個家族的族長。後來，神揀選了利未支派作為祭司（</w:t>
+      </w:r>
+      <w:hyperlink r:id="rId105">
+        <w:r>
+          <w:rPr>
+            <w:lang w:val="zh_TW" w:bidi="zh_TW"/>
+          </w:rPr>
+          <w:rPr>
+            <w:color w:val="0000EE"/>
+            <w:u w:val="single"/>
+          </w:rPr>
+          <w:t>申33:8–11</w:t>
+        </w:r>
+      </w:hyperlink>
+      <w:r>
+        <w:rPr>
+          <w:lang w:val="zh_TW" w:bidi="zh_TW"/>
+        </w:rPr>
+        <w:t>；</w:t>
+      </w:r>
+      <w:hyperlink r:id="rId106">
+        <w:r>
+          <w:rPr>
+            <w:lang w:val="zh_TW" w:bidi="zh_TW"/>
+          </w:rPr>
+          <w:rPr>
+            <w:color w:val="0000EE"/>
+            <w:u w:val="single"/>
+          </w:rPr>
+          <w:t>士17:13</w:t>
+        </w:r>
+      </w:hyperlink>
+      <w:r>
+        <w:rPr>
+          <w:lang w:val="zh_TW" w:bidi="zh_TW"/>
+        </w:rPr>
+        <w:t>）。即使是不同的家族群體爭奪權力（如撒督家族〔Zadokites〕、亞倫家族〔Aaronites〕和哈斯蒙尼家族〔Hasmonean〕），他們都會聲稱這個特殊的角色是在他們家族中傳承下來的。通過利未支派神聖的任命可以追溯到摩西（</w:t>
+      </w:r>
+      <w:hyperlink r:id="rId107">
+        <w:r>
+          <w:rPr>
+            <w:lang w:val="zh_TW" w:bidi="zh_TW"/>
+          </w:rPr>
+          <w:rPr>
+            <w:color w:val="0000EE"/>
+            <w:u w:val="single"/>
+          </w:rPr>
+          <w:t>出4:14</w:t>
+        </w:r>
+      </w:hyperlink>
+      <w:r>
+        <w:rPr>
+          <w:lang w:val="zh_TW" w:bidi="zh_TW"/>
+        </w:rPr>
+        <w:t>，</w:t>
+      </w:r>
+      <w:hyperlink r:id="rId108">
+        <w:r>
+          <w:rPr>
+            <w:lang w:val="zh_TW" w:bidi="zh_TW"/>
+          </w:rPr>
+          <w:rPr>
+            <w:color w:val="0000EE"/>
+            <w:u w:val="single"/>
+          </w:rPr>
+          <w:t>28:41，</w:t>
+        </w:r>
+      </w:hyperlink>
+      <w:hyperlink r:id="rId109">
+        <w:r>
+          <w:rPr>
+            <w:lang w:val="zh_TW" w:bidi="zh_TW"/>
+          </w:rPr>
+          <w:rPr>
+            <w:color w:val="0000EE"/>
+            <w:u w:val="single"/>
+          </w:rPr>
+          <w:t>29:9</w:t>
+        </w:r>
+      </w:hyperlink>
+      <w:r>
+        <w:rPr>
+          <w:lang w:val="zh_TW" w:bidi="zh_TW"/>
+        </w:rPr>
+        <w:t>）。撒母耳也被宣稱擁有這種特殊的角色，但他是來自以法蓮支派，而不是利未支派（</w:t>
+      </w:r>
+      <w:hyperlink r:id="rId110">
+        <w:r>
+          <w:rPr>
+            <w:lang w:val="zh_TW" w:bidi="zh_TW"/>
+          </w:rPr>
+          <w:rPr>
+            <w:color w:val="0000EE"/>
+            <w:u w:val="single"/>
+          </w:rPr>
+          <w:t>代上6:28</w:t>
+        </w:r>
+      </w:hyperlink>
+      <w:r>
+        <w:rPr>
+          <w:lang w:val="zh_TW" w:bidi="zh_TW"/>
+        </w:rPr>
+        <w:t>）。這個觀念在後來的著作中仍然受到推崇，例如大約在公元前180年寫成的便西拉智訓（</w:t>
+      </w:r>
+      <w:hyperlink r:id="rId111">
+        <w:r>
+          <w:rPr>
+            <w:lang w:val="zh_TW" w:bidi="zh_TW"/>
+          </w:rPr>
+          <w:rPr>
+            <w:color w:val="0000EE"/>
+            <w:u w:val="single"/>
+          </w:rPr>
+          <w:t>德訓篇45:6–22</w:t>
+        </w:r>
+      </w:hyperlink>
+      <w:r>
+        <w:rPr>
+          <w:lang w:val="zh_TW" w:bidi="zh_TW"/>
+        </w:rPr>
+        <w:t>）。希伯來書解釋說，沒有人會為自己選擇這種榮譽，如</w:t>
+      </w:r>
+      <w:hyperlink r:id="rId112">
+        <w:r>
+          <w:rPr>
+            <w:lang w:val="zh_TW" w:bidi="zh_TW"/>
+          </w:rPr>
+          <w:rPr>
+            <w:color w:val="0000EE"/>
+            <w:u w:val="single"/>
+          </w:rPr>
+          <w:t>希伯來書五章1節和4節</w:t>
+        </w:r>
+      </w:hyperlink>
+      <w:r>
+        <w:rPr>
+          <w:lang w:val="zh_TW" w:bidi="zh_TW"/>
+        </w:rPr>
+        <w:t>所說，一個人是「蒙神所召，像亞倫一樣」。這意味著他們是出生在一個擁有這種特殊角色的家族中。</w:t>
+      </w:r>
+    </w:p>
+    <w:p>
+      <w:pPr/>
+      <w:r>
+        <w:rPr>
+          <w:lang w:val="zh_TW" w:bidi="zh_TW"/>
+        </w:rPr>
+      </w:r>
+      <w:r>
+        <w:rPr>
+          <w:lang w:val="zh_TW" w:bidi="zh_TW"/>
+        </w:rPr>
+        <w:t>第一批利未人在會幕（用於敬拜的特殊帳幕）中當著眾人的面被獻上，百姓通過按手在他們身上來承認他們是祭司（</w:t>
+      </w:r>
+      <w:hyperlink r:id="rId113">
+        <w:r>
+          <w:rPr>
+            <w:lang w:val="zh_TW" w:bidi="zh_TW"/>
+          </w:rPr>
+          <w:rPr>
+            <w:color w:val="0000EE"/>
+            <w:u w:val="single"/>
+          </w:rPr>
+          <w:t>民8:10、14–18</w:t>
+        </w:r>
+      </w:hyperlink>
+      <w:r>
+        <w:rPr>
+          <w:lang w:val="zh_TW" w:bidi="zh_TW"/>
+        </w:rPr>
+        <w:t>）。同樣，神也指示摩西舉行一個為期一週的儀式，使亞倫和他的兒子們成為祭司。這個儀式涉及許多獻祭、穿著特殊服裝、用油膏抹和其他儀式（</w:t>
+      </w:r>
+      <w:hyperlink r:id="rId114">
+        <w:r>
+          <w:rPr>
+            <w:lang w:val="zh_TW" w:bidi="zh_TW"/>
+          </w:rPr>
+          <w:rPr>
+            <w:color w:val="0000EE"/>
+            <w:u w:val="single"/>
+          </w:rPr>
+          <w:t>出29章</w:t>
+        </w:r>
+      </w:hyperlink>
+      <w:r>
+        <w:rPr>
+          <w:lang w:val="zh_TW" w:bidi="zh_TW"/>
+        </w:rPr>
+        <w:t>；</w:t>
+      </w:r>
+      <w:hyperlink r:id="rId115">
+        <w:r>
+          <w:rPr>
+            <w:lang w:val="zh_TW" w:bidi="zh_TW"/>
+          </w:rPr>
+          <w:rPr>
+            <w:color w:val="0000EE"/>
+            <w:u w:val="single"/>
+          </w:rPr>
+          <w:t>利8章</w:t>
+        </w:r>
+      </w:hyperlink>
+      <w:r>
+        <w:rPr>
+          <w:lang w:val="zh_TW" w:bidi="zh_TW"/>
+        </w:rPr>
+        <w:t>）。聖經仔細記載這些儀式的細節，這表明這些儀式至少以某種形式在此後的許多年裡仍被繼續使用。然而，聖經並未重覆記載後來這些儀式被實行的情況。</w:t>
+      </w:r>
+    </w:p>
+    <w:p>
+      <w:pPr/>
+      <w:r>
+        <w:rPr>
+          <w:lang w:val="zh_TW" w:bidi="zh_TW"/>
+        </w:rPr>
+      </w:r>
+      <w:r>
+        <w:rPr>
+          <w:lang w:val="zh_TW" w:bidi="zh_TW"/>
+        </w:rPr>
+        <w:t>除了祭司，還有一些被認可的先知群體或先知社群。有時這些群體得到王的支持（</w:t>
+      </w:r>
+      <w:hyperlink r:id="rId116">
+        <w:r>
+          <w:rPr>
+            <w:lang w:val="zh_TW" w:bidi="zh_TW"/>
+          </w:rPr>
+          <w:rPr>
+            <w:color w:val="0000EE"/>
+            <w:u w:val="single"/>
+          </w:rPr>
+          <w:t>撒上10:5</w:t>
+        </w:r>
+      </w:hyperlink>
+      <w:r>
+        <w:rPr>
+          <w:lang w:val="zh_TW" w:bidi="zh_TW"/>
+        </w:rPr>
+        <w:t>；</w:t>
+      </w:r>
+      <w:hyperlink r:id="rId117">
+        <w:r>
+          <w:rPr>
+            <w:lang w:val="zh_TW" w:bidi="zh_TW"/>
+          </w:rPr>
+          <w:rPr>
+            <w:color w:val="0000EE"/>
+            <w:u w:val="single"/>
+          </w:rPr>
+          <w:t>王上1:9–10，</w:t>
+        </w:r>
+      </w:hyperlink>
+      <w:hyperlink r:id="rId118">
+        <w:r>
+          <w:rPr>
+            <w:lang w:val="zh_TW" w:bidi="zh_TW"/>
+          </w:rPr>
+          <w:rPr>
+            <w:color w:val="0000EE"/>
+            <w:u w:val="single"/>
+          </w:rPr>
+          <w:t>18:17–19，</w:t>
+        </w:r>
+      </w:hyperlink>
+      <w:hyperlink r:id="rId119">
+        <w:r>
+          <w:rPr>
+            <w:lang w:val="zh_TW" w:bidi="zh_TW"/>
+          </w:rPr>
+          <w:rPr>
+            <w:color w:val="0000EE"/>
+            <w:u w:val="single"/>
+          </w:rPr>
+          <w:t>20:35，</w:t>
+        </w:r>
+      </w:hyperlink>
+      <w:hyperlink r:id="rId120">
+        <w:r>
+          <w:rPr>
+            <w:lang w:val="zh_TW" w:bidi="zh_TW"/>
+          </w:rPr>
+          <w:rPr>
+            <w:color w:val="0000EE"/>
+            <w:u w:val="single"/>
+          </w:rPr>
+          <w:t>22:5–28</w:t>
+        </w:r>
+      </w:hyperlink>
+      <w:r>
+        <w:rPr>
+          <w:lang w:val="zh_TW" w:bidi="zh_TW"/>
+        </w:rPr>
+        <w:t>；</w:t>
+      </w:r>
+      <w:hyperlink r:id="rId121">
+        <w:r>
+          <w:rPr>
+            <w:lang w:val="zh_TW" w:bidi="zh_TW"/>
+          </w:rPr>
+          <w:rPr>
+            <w:color w:val="0000EE"/>
+            <w:u w:val="single"/>
+          </w:rPr>
+          <w:t>王下2:3–7，</w:t>
+        </w:r>
+      </w:hyperlink>
+      <w:hyperlink r:id="rId122">
+        <w:r>
+          <w:rPr>
+            <w:lang w:val="zh_TW" w:bidi="zh_TW"/>
+          </w:rPr>
+          <w:rPr>
+            <w:color w:val="0000EE"/>
+            <w:u w:val="single"/>
+          </w:rPr>
+          <w:t>23:2</w:t>
+        </w:r>
+      </w:hyperlink>
+      <w:r>
+        <w:rPr>
+          <w:lang w:val="zh_TW" w:bidi="zh_TW"/>
+        </w:rPr>
+        <w:t>）。人們追溯預言的歷史可以追溯到很早的時代（見</w:t>
+      </w:r>
+      <w:hyperlink r:id="rId123">
+        <w:r>
+          <w:rPr>
+            <w:lang w:val="zh_TW" w:bidi="zh_TW"/>
+          </w:rPr>
+          <w:rPr>
+            <w:color w:val="0000EE"/>
+            <w:u w:val="single"/>
+          </w:rPr>
+          <w:t>創20:7</w:t>
+        </w:r>
+      </w:hyperlink>
+      <w:r>
+        <w:rPr>
+          <w:lang w:val="zh_TW" w:bidi="zh_TW"/>
+        </w:rPr>
+        <w:t>；</w:t>
+      </w:r>
+      <w:hyperlink r:id="rId124">
+        <w:r>
+          <w:rPr>
+            <w:lang w:val="zh_TW" w:bidi="zh_TW"/>
+          </w:rPr>
+          <w:rPr>
+            <w:color w:val="0000EE"/>
+            <w:u w:val="single"/>
+          </w:rPr>
+          <w:t>申34:10</w:t>
+        </w:r>
+      </w:hyperlink>
+      <w:r>
+        <w:rPr>
+          <w:lang w:val="zh_TW" w:bidi="zh_TW"/>
+        </w:rPr>
+        <w:t>；</w:t>
+      </w:r>
+      <w:hyperlink r:id="rId125">
+        <w:r>
+          <w:rPr>
+            <w:lang w:val="zh_TW" w:bidi="zh_TW"/>
+          </w:rPr>
+          <w:rPr>
+            <w:color w:val="0000EE"/>
+            <w:u w:val="single"/>
+          </w:rPr>
+          <w:t>士4:4</w:t>
+        </w:r>
+      </w:hyperlink>
+      <w:r>
+        <w:rPr>
+          <w:lang w:val="zh_TW" w:bidi="zh_TW"/>
+        </w:rPr>
+        <w:t>；</w:t>
+      </w:r>
+      <w:hyperlink r:id="rId126">
+        <w:r>
+          <w:rPr>
+            <w:lang w:val="zh_TW" w:bidi="zh_TW"/>
+          </w:rPr>
+          <w:rPr>
+            <w:color w:val="0000EE"/>
+            <w:u w:val="single"/>
+          </w:rPr>
+          <w:t>耶7:25</w:t>
+        </w:r>
+      </w:hyperlink>
+      <w:r>
+        <w:rPr>
+          <w:lang w:val="zh_TW" w:bidi="zh_TW"/>
+        </w:rPr>
+        <w:t>）。「先知的子孫」這個詞，以及</w:t>
+      </w:r>
+      <w:hyperlink r:id="rId127">
+        <w:r>
+          <w:rPr>
+            <w:lang w:val="zh_TW" w:bidi="zh_TW"/>
+          </w:rPr>
+          <w:rPr>
+            <w:color w:val="0000EE"/>
+            <w:u w:val="single"/>
+          </w:rPr>
+          <w:t>耶利米書三十五章4節</w:t>
+        </w:r>
+      </w:hyperlink>
+      <w:r>
+        <w:rPr>
+          <w:lang w:val="zh_TW" w:bidi="zh_TW"/>
+        </w:rPr>
+        <w:t>中的暗示，可能表明先知的角色有時像祭司一樣，是從父母傳給子女的。然而，我們並不確切知道先知是如何被揀選或被任命的。</w:t>
+      </w:r>
+    </w:p>
+    <w:p>
+      <w:pPr/>
+      <w:r>
+        <w:rPr>
+          <w:lang w:val="zh_TW" w:bidi="zh_TW"/>
+        </w:rPr>
+      </w:r>
+      <w:r>
+        <w:rPr>
+          <w:lang w:val="zh_TW" w:bidi="zh_TW"/>
+        </w:rPr>
+        <w:t>最重要的先知經常與這些先知群體或「學派」意見不合（</w:t>
+      </w:r>
+      <w:hyperlink r:id="rId128">
+        <w:r>
+          <w:rPr>
+            <w:lang w:val="zh_TW" w:bidi="zh_TW"/>
+          </w:rPr>
+          <w:rPr>
+            <w:color w:val="0000EE"/>
+            <w:u w:val="single"/>
+          </w:rPr>
+          <w:t>王上17章</w:t>
+        </w:r>
+      </w:hyperlink>
+      <w:r>
+        <w:rPr>
+          <w:lang w:val="zh_TW" w:bidi="zh_TW"/>
+        </w:rPr>
+        <w:t>的以利亞；</w:t>
+      </w:r>
+      <w:hyperlink r:id="rId120">
+        <w:r>
+          <w:rPr>
+            <w:lang w:val="zh_TW" w:bidi="zh_TW"/>
+          </w:rPr>
+          <w:rPr>
+            <w:color w:val="0000EE"/>
+            <w:u w:val="single"/>
+          </w:rPr>
+          <w:t>王上22:5–28</w:t>
+        </w:r>
+      </w:hyperlink>
+      <w:r>
+        <w:rPr>
+          <w:lang w:val="zh_TW" w:bidi="zh_TW"/>
+        </w:rPr>
+        <w:t>的米該雅；</w:t>
+      </w:r>
+      <w:hyperlink r:id="rId129">
+        <w:r>
+          <w:rPr>
+            <w:lang w:val="zh_TW" w:bidi="zh_TW"/>
+          </w:rPr>
+          <w:rPr>
+            <w:color w:val="0000EE"/>
+            <w:u w:val="single"/>
+          </w:rPr>
+          <w:t>耶27:14–16</w:t>
+        </w:r>
+      </w:hyperlink>
+      <w:r>
+        <w:rPr>
+          <w:lang w:val="zh_TW" w:bidi="zh_TW"/>
+        </w:rPr>
+        <w:t>，</w:t>
+      </w:r>
+      <w:hyperlink r:id="rId130">
+        <w:r>
+          <w:rPr>
+            <w:lang w:val="zh_TW" w:bidi="zh_TW"/>
+          </w:rPr>
+          <w:rPr>
+            <w:color w:val="0000EE"/>
+            <w:u w:val="single"/>
+          </w:rPr>
+          <w:t>28章</w:t>
+        </w:r>
+      </w:hyperlink>
+      <w:r>
+        <w:rPr>
+          <w:lang w:val="zh_TW" w:bidi="zh_TW"/>
+        </w:rPr>
+        <w:t>的耶利米）。神直接呼召這些主要的先知（</w:t>
+      </w:r>
+      <w:hyperlink r:id="rId131">
+        <w:r>
+          <w:rPr>
+            <w:lang w:val="zh_TW" w:bidi="zh_TW"/>
+          </w:rPr>
+          <w:rPr>
+            <w:color w:val="0000EE"/>
+            <w:u w:val="single"/>
+          </w:rPr>
+          <w:t>王上17:1</w:t>
+        </w:r>
+      </w:hyperlink>
+      <w:r>
+        <w:rPr>
+          <w:lang w:val="zh_TW" w:bidi="zh_TW"/>
+        </w:rPr>
+        <w:t>，</w:t>
+      </w:r>
+      <w:hyperlink r:id="rId132">
+        <w:r>
+          <w:rPr>
+            <w:lang w:val="zh_TW" w:bidi="zh_TW"/>
+          </w:rPr>
+          <w:rPr>
+            <w:color w:val="0000EE"/>
+            <w:u w:val="single"/>
+          </w:rPr>
+          <w:t>21:17</w:t>
+        </w:r>
+      </w:hyperlink>
+      <w:r>
+        <w:rPr>
+          <w:lang w:val="zh_TW" w:bidi="zh_TW"/>
+        </w:rPr>
+        <w:t>；</w:t>
+      </w:r>
+      <w:hyperlink r:id="rId133">
+        <w:r>
+          <w:rPr>
+            <w:lang w:val="zh_TW" w:bidi="zh_TW"/>
+          </w:rPr>
+          <w:rPr>
+            <w:color w:val="0000EE"/>
+            <w:u w:val="single"/>
+          </w:rPr>
+          <w:t>賽6章</w:t>
+        </w:r>
+      </w:hyperlink>
+      <w:r>
+        <w:rPr>
+          <w:lang w:val="zh_TW" w:bidi="zh_TW"/>
+        </w:rPr>
+        <w:t>；</w:t>
+      </w:r>
+      <w:hyperlink r:id="rId134">
+        <w:r>
+          <w:rPr>
+            <w:lang w:val="zh_TW" w:bidi="zh_TW"/>
+          </w:rPr>
+          <w:rPr>
+            <w:color w:val="0000EE"/>
+            <w:u w:val="single"/>
+          </w:rPr>
+          <w:t>耶1章</w:t>
+        </w:r>
+      </w:hyperlink>
+      <w:r>
+        <w:rPr>
+          <w:lang w:val="zh_TW" w:bidi="zh_TW"/>
+        </w:rPr>
+        <w:t>；</w:t>
+      </w:r>
+      <w:hyperlink r:id="rId135">
+        <w:r>
+          <w:rPr>
+            <w:lang w:val="zh_TW" w:bidi="zh_TW"/>
+          </w:rPr>
+          <w:rPr>
+            <w:color w:val="0000EE"/>
+            <w:u w:val="single"/>
+          </w:rPr>
+          <w:t>摩7:15</w:t>
+        </w:r>
+      </w:hyperlink>
+      <w:r>
+        <w:rPr>
+          <w:lang w:val="zh_TW" w:bidi="zh_TW"/>
+        </w:rPr>
+        <w:t>）。唯一的例外是以利沙，神告訴以利亞要呼召並膏立他為先知（</w:t>
+      </w:r>
+      <w:hyperlink r:id="rId136">
+        <w:r>
+          <w:rPr>
+            <w:lang w:val="zh_TW" w:bidi="zh_TW"/>
+          </w:rPr>
+          <w:rPr>
+            <w:color w:val="0000EE"/>
+            <w:u w:val="single"/>
+          </w:rPr>
+          <w:t>王上19:16</w:t>
+        </w:r>
+      </w:hyperlink>
+      <w:r>
+        <w:rPr>
+          <w:lang w:val="zh_TW" w:bidi="zh_TW"/>
+        </w:rPr>
+        <w:t>；參</w:t>
+      </w:r>
+      <w:hyperlink r:id="rId137">
+        <w:r>
+          <w:rPr>
+            <w:lang w:val="zh_TW" w:bidi="zh_TW"/>
+          </w:rPr>
+          <w:rPr>
+            <w:color w:val="0000EE"/>
+            <w:u w:val="single"/>
+          </w:rPr>
+          <w:t>賽61:1</w:t>
+        </w:r>
+      </w:hyperlink>
+      <w:r>
+        <w:rPr>
+          <w:lang w:val="zh_TW" w:bidi="zh_TW"/>
+        </w:rPr>
+        <w:t>）。百姓辨別一位先知是否真正來自神，不在於任何特殊的儀式，而在於他們的信息是否明顯真實。對於預言未來的事情，當預言成真時，百姓就可以知道是否是真的先知（</w:t>
+      </w:r>
+      <w:hyperlink r:id="rId138">
+        <w:r>
+          <w:rPr>
+            <w:lang w:val="zh_TW" w:bidi="zh_TW"/>
+          </w:rPr>
+          <w:rPr>
+            <w:color w:val="0000EE"/>
+            <w:u w:val="single"/>
+          </w:rPr>
+          <w:t>王上22:13–14、26–28</w:t>
+        </w:r>
+      </w:hyperlink>
+      <w:r>
+        <w:rPr>
+          <w:lang w:val="zh_TW" w:bidi="zh_TW"/>
+        </w:rPr>
+        <w:t>；</w:t>
+      </w:r>
+      <w:hyperlink r:id="rId139">
+        <w:r>
+          <w:rPr>
+            <w:lang w:val="zh_TW" w:bidi="zh_TW"/>
+          </w:rPr>
+          <w:rPr>
+            <w:color w:val="0000EE"/>
+            <w:u w:val="single"/>
+          </w:rPr>
+          <w:t>耶28:5–9</w:t>
+        </w:r>
+      </w:hyperlink>
+      <w:r>
+        <w:rPr>
+          <w:lang w:val="zh_TW" w:bidi="zh_TW"/>
+        </w:rPr>
+        <w:t>）。</w:t>
+      </w:r>
+    </w:p>
+    <w:p>
+      <w:pPr>
+        <w:pStyle w:val="Heading3"/>
+      </w:pPr>
+      <w:r>
+        <w:rPr>
+          <w:lang w:val="zh_TW" w:bidi="zh_TW"/>
+        </w:rPr>
+        <w:t>新約中的承接聖職</w:t>
+      </w:r>
+    </w:p>
+    <w:p>
+      <w:pPr/>
+      <w:r>
+        <w:rPr>
+          <w:lang w:val="zh_TW" w:bidi="zh_TW"/>
+        </w:rPr>
+      </w:r>
+      <w:r>
+        <w:rPr>
+          <w:lang w:val="zh_TW" w:bidi="zh_TW"/>
+        </w:rPr>
+        <w:t>基督教的承接聖職（使人成為教會領袖的過程）也是基於神的揀選。耶穌和祂的門徒並不是來自當時的專業宗教團體。當耶穌揀選祂的十二使徒時，耶穌呼召了祂想要的人。耶穌後來告訴他們：「不是你們揀選了我，是我揀選了你們。」（</w:t>
+      </w:r>
+      <w:hyperlink r:id="rId140">
+        <w:r>
+          <w:rPr>
+            <w:lang w:val="zh_TW" w:bidi="zh_TW"/>
+          </w:rPr>
+          <w:rPr>
+            <w:color w:val="0000EE"/>
+            <w:u w:val="single"/>
+          </w:rPr>
+          <w:t>約15:16</w:t>
+        </w:r>
+      </w:hyperlink>
+      <w:r>
+        <w:rPr>
+          <w:lang w:val="zh_TW" w:bidi="zh_TW"/>
+        </w:rPr>
+        <w:t xml:space="preserve">）。 </w:t>
+      </w:r>
+    </w:p>
+    <w:p>
+      <w:pPr/>
+      <w:r>
+        <w:rPr>
+          <w:lang w:val="zh_TW" w:bidi="zh_TW"/>
+        </w:rPr>
+      </w:r>
+      <w:r>
+        <w:rPr>
+          <w:lang w:val="zh_TW" w:bidi="zh_TW"/>
+        </w:rPr>
+        <w:t>在早期基督教會中，領袖的揀選方式各不相同，但始終相信是神在引導這個過程。例如：</w:t>
+      </w:r>
+    </w:p>
+    <w:p>
+      <w:pPr>
+        <w:pStyle w:val="ListBullet"/>
+        <w:spacing w:line="240" w:lineRule="auto"/>
+        <w:ind w:left="720"/>
+      </w:pPr>
+      <w:r>
+        <w:rPr>
+          <w:lang w:val="zh_TW" w:bidi="zh_TW"/>
+        </w:rPr>
+      </w:r>
+      <w:r>
+        <w:rPr>
+          <w:lang w:val="zh_TW" w:bidi="zh_TW"/>
+        </w:rPr>
+        <w:t>當使徒們揀選馬提亞來取代猶大時，他們禱告並使用一種特殊的方法（搖籤）來確定神的旨意（</w:t>
+      </w:r>
+      <w:hyperlink r:id="rId141">
+        <w:r>
+          <w:rPr>
+            <w:lang w:val="zh_TW" w:bidi="zh_TW"/>
+          </w:rPr>
+          <w:rPr>
+            <w:color w:val="0000EE"/>
+            <w:u w:val="single"/>
+          </w:rPr>
+          <w:t>徒1:24–26</w:t>
+        </w:r>
+      </w:hyperlink>
+      <w:r>
+        <w:rPr>
+          <w:lang w:val="zh_TW" w:bidi="zh_TW"/>
+        </w:rPr>
+        <w:t xml:space="preserve">）。 </w:t>
+      </w:r>
+    </w:p>
+    <w:p>
+      <w:pPr>
+        <w:pStyle w:val="ListBullet"/>
+        <w:spacing w:line="240" w:lineRule="auto"/>
+        <w:ind w:left="720"/>
+      </w:pPr>
+      <w:r>
+        <w:rPr>
+          <w:lang w:val="zh_TW" w:bidi="zh_TW"/>
+        </w:rPr>
+      </w:r>
+      <w:r>
+        <w:rPr>
+          <w:lang w:val="zh_TW" w:bidi="zh_TW"/>
+        </w:rPr>
+        <w:t>保羅說在他出生以前神就已經揀選他作使徒。他堅持說，這一職分並不是從任何人那裡領受的（</w:t>
+      </w:r>
+      <w:hyperlink r:id="rId142">
+        <w:r>
+          <w:rPr>
+            <w:lang w:val="zh_TW" w:bidi="zh_TW"/>
+          </w:rPr>
+          <w:rPr>
+            <w:color w:val="0000EE"/>
+            <w:u w:val="single"/>
+          </w:rPr>
+          <w:t>加1:1、15</w:t>
+        </w:r>
+      </w:hyperlink>
+      <w:r>
+        <w:rPr>
+          <w:lang w:val="zh_TW" w:bidi="zh_TW"/>
+        </w:rPr>
+        <w:t xml:space="preserve">）。 </w:t>
+      </w:r>
+    </w:p>
+    <w:p>
+      <w:pPr>
+        <w:pStyle w:val="ListBullet"/>
+        <w:spacing w:line="240" w:lineRule="auto"/>
+        <w:ind w:left="720"/>
+      </w:pPr>
+      <w:r>
+        <w:rPr>
+          <w:lang w:val="zh_TW" w:bidi="zh_TW"/>
+        </w:rPr>
+      </w:r>
+      <w:r>
+        <w:rPr>
+          <w:lang w:val="zh_TW" w:bidi="zh_TW"/>
+        </w:rPr>
+        <w:t>聖靈指示教會差派保羅和巴拿巴作為傳教士，可能是通過某位基督教先知的話語來傳達的。</w:t>
+      </w:r>
+    </w:p>
+    <w:p>
+      <w:pPr>
+        <w:pStyle w:val="ListBullet"/>
+        <w:spacing w:line="240" w:lineRule="auto"/>
+        <w:ind w:left="720"/>
+      </w:pPr>
+      <w:r>
+        <w:rPr>
+          <w:lang w:val="zh_TW" w:bidi="zh_TW"/>
+        </w:rPr>
+      </w:r>
+      <w:r>
+        <w:rPr>
+          <w:lang w:val="zh_TW" w:bidi="zh_TW"/>
+        </w:rPr>
+        <w:t>提摩太最初被選為保羅的助手，是因為有指向他的預言信息（</w:t>
+      </w:r>
+      <w:hyperlink r:id="rId143">
+        <w:r>
+          <w:rPr>
+            <w:lang w:val="zh_TW" w:bidi="zh_TW"/>
+          </w:rPr>
+          <w:rPr>
+            <w:color w:val="0000EE"/>
+            <w:u w:val="single"/>
+          </w:rPr>
+          <w:t>提前1:18</w:t>
+        </w:r>
+      </w:hyperlink>
+      <w:r>
+        <w:rPr>
+          <w:lang w:val="zh_TW" w:bidi="zh_TW"/>
+        </w:rPr>
+        <w:t>，</w:t>
+      </w:r>
+      <w:hyperlink r:id="rId144">
+        <w:r>
+          <w:rPr>
+            <w:lang w:val="zh_TW" w:bidi="zh_TW"/>
+          </w:rPr>
+          <w:rPr>
+            <w:color w:val="0000EE"/>
+            <w:u w:val="single"/>
+          </w:rPr>
+          <w:t>4:14</w:t>
+        </w:r>
+      </w:hyperlink>
+      <w:r>
+        <w:rPr>
+          <w:lang w:val="zh_TW" w:bidi="zh_TW"/>
+        </w:rPr>
+        <w:t>）。</w:t>
+      </w:r>
+    </w:p>
+    <w:p>
+      <w:pPr/>
+      <w:r>
+        <w:rPr>
+          <w:lang w:val="zh_TW" w:bidi="zh_TW"/>
+        </w:rPr>
+      </w:r>
+      <w:r>
+        <w:rPr>
+          <w:lang w:val="zh_TW" w:bidi="zh_TW"/>
+        </w:rPr>
+        <w:t>在哥林多教會，聖靈直接賜予不同的職分，如講道、教導、醫治和治理事的（</w:t>
+      </w:r>
+      <w:hyperlink r:id="rId145">
+        <w:r>
+          <w:rPr>
+            <w:lang w:val="zh_TW" w:bidi="zh_TW"/>
+          </w:rPr>
+          <w:rPr>
+            <w:color w:val="0000EE"/>
+            <w:u w:val="single"/>
+          </w:rPr>
+          <w:t>林前12:8–11、28</w:t>
+        </w:r>
+      </w:hyperlink>
+      <w:r>
+        <w:rPr>
+          <w:lang w:val="zh_TW" w:bidi="zh_TW"/>
+        </w:rPr>
+        <w:t>；參</w:t>
+      </w:r>
+      <w:hyperlink r:id="rId146">
+        <w:r>
+          <w:rPr>
+            <w:lang w:val="zh_TW" w:bidi="zh_TW"/>
+          </w:rPr>
+          <w:rPr>
+            <w:color w:val="0000EE"/>
+            <w:u w:val="single"/>
+          </w:rPr>
+          <w:t>弗4:11</w:t>
+        </w:r>
+      </w:hyperlink>
+      <w:r>
+        <w:rPr>
+          <w:lang w:val="zh_TW" w:bidi="zh_TW"/>
+        </w:rPr>
+        <w:t xml:space="preserve">）。 </w:t>
+      </w:r>
+    </w:p>
+    <w:p>
+      <w:pPr/>
+      <w:r>
+        <w:rPr>
+          <w:lang w:val="zh_TW" w:bidi="zh_TW"/>
+        </w:rPr>
+      </w:r>
+      <w:r>
+        <w:rPr>
+          <w:lang w:val="zh_TW" w:bidi="zh_TW"/>
+        </w:rPr>
+        <w:t>在以弗所，聖靈使教會領袖（「監督」）成為會眾的守護者（</w:t>
+      </w:r>
+      <w:hyperlink r:id="rId147">
+        <w:r>
+          <w:rPr>
+            <w:lang w:val="zh_TW" w:bidi="zh_TW"/>
+          </w:rPr>
+          <w:rPr>
+            <w:color w:val="0000EE"/>
+            <w:u w:val="single"/>
+          </w:rPr>
+          <w:t>徒20:28</w:t>
+        </w:r>
+      </w:hyperlink>
+      <w:r>
+        <w:rPr>
+          <w:lang w:val="zh_TW" w:bidi="zh_TW"/>
+        </w:rPr>
+        <w:t xml:space="preserve">）。 </w:t>
+      </w:r>
+    </w:p>
+    <w:p>
+      <w:pPr/>
+      <w:r>
+        <w:rPr>
+          <w:lang w:val="zh_TW" w:bidi="zh_TW"/>
+        </w:rPr>
+      </w:r>
+      <w:r>
+        <w:rPr>
+          <w:lang w:val="zh_TW" w:bidi="zh_TW"/>
+        </w:rPr>
+        <w:t>通過這些例子可以明顯看出，神揀選誰來擔任這些職分。聖經強烈譴責任何企圖通過個人努力或不正當手段來獲得這些職分的行為（</w:t>
+      </w:r>
+      <w:hyperlink r:id="rId148">
+        <w:r>
+          <w:rPr>
+            <w:lang w:val="zh_TW" w:bidi="zh_TW"/>
+          </w:rPr>
+          <w:rPr>
+            <w:color w:val="0000EE"/>
+            <w:u w:val="single"/>
+          </w:rPr>
+          <w:t>徒8:18–24</w:t>
+        </w:r>
+      </w:hyperlink>
+      <w:r>
+        <w:rPr>
+          <w:lang w:val="zh_TW" w:bidi="zh_TW"/>
+        </w:rPr>
+        <w:t>）。</w:t>
+      </w:r>
+    </w:p>
+    <w:p>
+      <w:pPr/>
+      <w:r>
+        <w:rPr>
+          <w:lang w:val="zh_TW" w:bidi="zh_TW"/>
+        </w:rPr>
+      </w:r>
+      <w:r>
+        <w:rPr>
+          <w:lang w:val="zh_TW" w:bidi="zh_TW"/>
+        </w:rPr>
+        <w:t>另一方面，教會在揀選領袖方面也扮演了一個角色：</w:t>
+      </w:r>
+    </w:p>
+    <w:p>
+      <w:pPr>
+        <w:pStyle w:val="ListBullet"/>
+        <w:spacing w:line="240" w:lineRule="auto"/>
+        <w:ind w:left="720"/>
+      </w:pPr>
+      <w:r>
+        <w:rPr>
+          <w:lang w:val="zh_TW" w:bidi="zh_TW"/>
+        </w:rPr>
+      </w:r>
+      <w:r>
+        <w:rPr>
+          <w:lang w:val="zh_TW" w:bidi="zh_TW"/>
+        </w:rPr>
+        <w:t>聚集在一起的教會「提名」（或建議）巴撒巴和馬提亞作為候選人，然後請求神做出最終選擇（</w:t>
+      </w:r>
+      <w:hyperlink r:id="rId149">
+        <w:r>
+          <w:rPr>
+            <w:lang w:val="zh_TW" w:bidi="zh_TW"/>
+          </w:rPr>
+          <w:rPr>
+            <w:color w:val="0000EE"/>
+            <w:u w:val="single"/>
+          </w:rPr>
+          <w:t>徒1:15、23</w:t>
+        </w:r>
+      </w:hyperlink>
+      <w:r>
+        <w:rPr>
+          <w:lang w:val="zh_TW" w:bidi="zh_TW"/>
+        </w:rPr>
+        <w:t xml:space="preserve">）。 </w:t>
+      </w:r>
+    </w:p>
+    <w:p>
+      <w:pPr>
+        <w:pStyle w:val="ListBullet"/>
+        <w:spacing w:line="240" w:lineRule="auto"/>
+        <w:ind w:left="720"/>
+      </w:pPr>
+      <w:r>
+        <w:rPr>
+          <w:lang w:val="zh_TW" w:bidi="zh_TW"/>
+        </w:rPr>
+      </w:r>
+      <w:r>
+        <w:rPr>
+          <w:lang w:val="zh_TW" w:bidi="zh_TW"/>
+        </w:rPr>
+        <w:t>信徒選出七個人來服事，然後把他們帶到使徒面前（</w:t>
+      </w:r>
+      <w:hyperlink r:id="rId150">
+        <w:r>
+          <w:rPr>
+            <w:lang w:val="zh_TW" w:bidi="zh_TW"/>
+          </w:rPr>
+          <w:rPr>
+            <w:color w:val="0000EE"/>
+            <w:u w:val="single"/>
+          </w:rPr>
+          <w:t>徒6:2–6</w:t>
+        </w:r>
+      </w:hyperlink>
+      <w:r>
+        <w:rPr>
+          <w:lang w:val="zh_TW" w:bidi="zh_TW"/>
+        </w:rPr>
+        <w:t xml:space="preserve">）。 </w:t>
+      </w:r>
+    </w:p>
+    <w:p>
+      <w:pPr>
+        <w:pStyle w:val="ListBullet"/>
+        <w:spacing w:line="240" w:lineRule="auto"/>
+        <w:ind w:left="720"/>
+      </w:pPr>
+      <w:r>
+        <w:rPr>
+          <w:lang w:val="zh_TW" w:bidi="zh_TW"/>
+        </w:rPr>
+      </w:r>
+      <w:r>
+        <w:rPr>
+          <w:lang w:val="zh_TW" w:bidi="zh_TW"/>
+        </w:rPr>
+        <w:t>聚集的教會遵循聖靈的指示，差派保羅和巴拿巴作為傳教士（</w:t>
+      </w:r>
+      <w:hyperlink r:id="rId151">
+        <w:r>
+          <w:rPr>
+            <w:lang w:val="zh_TW" w:bidi="zh_TW"/>
+          </w:rPr>
+          <w:rPr>
+            <w:color w:val="0000EE"/>
+            <w:u w:val="single"/>
+          </w:rPr>
+          <w:t>徒13:3</w:t>
+        </w:r>
+      </w:hyperlink>
+      <w:r>
+        <w:rPr>
+          <w:lang w:val="zh_TW" w:bidi="zh_TW"/>
+        </w:rPr>
+        <w:t xml:space="preserve">）。 </w:t>
+      </w:r>
+    </w:p>
+    <w:p>
+      <w:pPr>
+        <w:pStyle w:val="ListBullet"/>
+        <w:spacing w:line="240" w:lineRule="auto"/>
+        <w:ind w:left="720"/>
+      </w:pPr>
+      <w:r>
+        <w:rPr>
+          <w:lang w:val="zh_TW" w:bidi="zh_TW"/>
+        </w:rPr>
+      </w:r>
+      <w:r>
+        <w:rPr>
+          <w:lang w:val="zh_TW" w:bidi="zh_TW"/>
+        </w:rPr>
+        <w:t>保羅和巴拿巴在各地選立長老（</w:t>
+      </w:r>
+      <w:hyperlink r:id="rId152">
+        <w:r>
+          <w:rPr>
+            <w:lang w:val="zh_TW" w:bidi="zh_TW"/>
+          </w:rPr>
+          <w:rPr>
+            <w:color w:val="0000EE"/>
+            <w:u w:val="single"/>
+          </w:rPr>
+          <w:t>徒14:23</w:t>
+        </w:r>
+      </w:hyperlink>
+      <w:r>
+        <w:rPr>
+          <w:lang w:val="zh_TW" w:bidi="zh_TW"/>
+        </w:rPr>
+        <w:t>）。保羅也指示提多去做同樣的事情（</w:t>
+      </w:r>
+      <w:hyperlink r:id="rId153">
+        <w:r>
+          <w:rPr>
+            <w:lang w:val="zh_TW" w:bidi="zh_TW"/>
+          </w:rPr>
+          <w:rPr>
+            <w:color w:val="0000EE"/>
+            <w:u w:val="single"/>
+          </w:rPr>
+          <w:t>多1:5</w:t>
+        </w:r>
+      </w:hyperlink>
+      <w:r>
+        <w:rPr>
+          <w:lang w:val="zh_TW" w:bidi="zh_TW"/>
+        </w:rPr>
+        <w:t>），提摩太可能也曾這樣做（</w:t>
+      </w:r>
+      <w:hyperlink r:id="rId154">
+        <w:r>
+          <w:rPr>
+            <w:lang w:val="zh_TW" w:bidi="zh_TW"/>
+          </w:rPr>
+          <w:rPr>
+            <w:color w:val="0000EE"/>
+            <w:u w:val="single"/>
+          </w:rPr>
+          <w:t>提前5:22</w:t>
+        </w:r>
+      </w:hyperlink>
+      <w:r>
+        <w:rPr>
+          <w:lang w:val="zh_TW" w:bidi="zh_TW"/>
+        </w:rPr>
+        <w:t xml:space="preserve">）。 </w:t>
+      </w:r>
+    </w:p>
+    <w:p>
+      <w:pPr>
+        <w:pStyle w:val="ListBullet"/>
+        <w:spacing w:line="240" w:lineRule="auto"/>
+        <w:ind w:left="720"/>
+      </w:pPr>
+      <w:r>
+        <w:rPr>
+          <w:lang w:val="zh_TW" w:bidi="zh_TW"/>
+        </w:rPr>
+      </w:r>
+      <w:r>
+        <w:rPr>
+          <w:lang w:val="zh_TW" w:bidi="zh_TW"/>
+        </w:rPr>
+        <w:t>路司得和以哥念的長老與保羅一起任命提摩太為領袖，這是回應一位基督教先知的信息（</w:t>
+      </w:r>
+      <w:hyperlink r:id="rId144">
+        <w:r>
+          <w:rPr>
+            <w:lang w:val="zh_TW" w:bidi="zh_TW"/>
+          </w:rPr>
+          <w:rPr>
+            <w:color w:val="0000EE"/>
+            <w:u w:val="single"/>
+          </w:rPr>
+          <w:t>提前4:14</w:t>
+        </w:r>
+      </w:hyperlink>
+      <w:r>
+        <w:rPr>
+          <w:lang w:val="zh_TW" w:bidi="zh_TW"/>
+        </w:rPr>
+        <w:t>；</w:t>
+      </w:r>
+      <w:hyperlink r:id="rId155">
+        <w:r>
+          <w:rPr>
+            <w:lang w:val="zh_TW" w:bidi="zh_TW"/>
+          </w:rPr>
+          <w:rPr>
+            <w:color w:val="0000EE"/>
+            <w:u w:val="single"/>
+          </w:rPr>
+          <w:t>提後1:6</w:t>
+        </w:r>
+      </w:hyperlink>
+      <w:r>
+        <w:rPr>
+          <w:lang w:val="zh_TW" w:bidi="zh_TW"/>
+        </w:rPr>
+        <w:t xml:space="preserve">）。 </w:t>
+      </w:r>
+    </w:p>
+    <w:p>
+      <w:pPr/>
+      <w:r>
+        <w:rPr>
+          <w:lang w:val="zh_TW" w:bidi="zh_TW"/>
+        </w:rPr>
+      </w:r>
+      <w:r>
+        <w:rPr>
+          <w:lang w:val="zh_TW" w:bidi="zh_TW"/>
+        </w:rPr>
+        <w:t>當保羅寫信給提摩太和提多時，已經有教會領袖所需的品質的詳細清單（</w:t>
+      </w:r>
+      <w:hyperlink r:id="rId156">
+        <w:r>
+          <w:rPr>
+            <w:lang w:val="zh_TW" w:bidi="zh_TW"/>
+          </w:rPr>
+          <w:rPr>
+            <w:color w:val="0000EE"/>
+            <w:u w:val="single"/>
+          </w:rPr>
+          <w:t>提前3:1–13</w:t>
+        </w:r>
+      </w:hyperlink>
+      <w:r>
+        <w:rPr>
+          <w:lang w:val="zh_TW" w:bidi="zh_TW"/>
+        </w:rPr>
+        <w:t>；</w:t>
+      </w:r>
+      <w:hyperlink r:id="rId157">
+        <w:r>
+          <w:rPr>
+            <w:lang w:val="zh_TW" w:bidi="zh_TW"/>
+          </w:rPr>
+          <w:rPr>
+            <w:color w:val="0000EE"/>
+            <w:u w:val="single"/>
+          </w:rPr>
+          <w:t>提後2:2</w:t>
+        </w:r>
+      </w:hyperlink>
+      <w:r>
+        <w:rPr>
+          <w:lang w:val="zh_TW" w:bidi="zh_TW"/>
+        </w:rPr>
+        <w:t>）。</w:t>
+      </w:r>
+    </w:p>
+    <w:p>
+      <w:pPr/>
+      <w:r>
+        <w:rPr>
+          <w:lang w:val="zh_TW" w:bidi="zh_TW"/>
+        </w:rPr>
+      </w:r>
+      <w:r>
+        <w:rPr>
+          <w:lang w:val="zh_TW" w:bidi="zh_TW"/>
+        </w:rPr>
+        <w:t>信徒的聚會也參與了揀選領袖。他們以多種方式進行：</w:t>
+      </w:r>
+    </w:p>
+    <w:p>
+      <w:pPr>
+        <w:pStyle w:val="ListBullet"/>
+        <w:spacing w:line="240" w:lineRule="auto"/>
+        <w:ind w:left="720"/>
+      </w:pPr>
+      <w:r>
+        <w:rPr>
+          <w:lang w:val="zh_TW" w:bidi="zh_TW"/>
+        </w:rPr>
+      </w:r>
+      <w:r>
+        <w:rPr>
+          <w:lang w:val="zh_TW" w:bidi="zh_TW"/>
+        </w:rPr>
+        <w:t>可以通過禱告、禁食（為了屬靈目的而不進食）和抽籤（被認為是揭示神旨意的一種隨機選擇方法；</w:t>
+      </w:r>
+      <w:hyperlink r:id="rId158">
+        <w:r>
+          <w:rPr>
+            <w:lang w:val="zh_TW" w:bidi="zh_TW"/>
+          </w:rPr>
+          <w:rPr>
+            <w:color w:val="0000EE"/>
+            <w:u w:val="single"/>
+          </w:rPr>
+          <w:t>徒1:26</w:t>
+        </w:r>
+      </w:hyperlink>
+      <w:r>
+        <w:rPr>
+          <w:lang w:val="zh_TW" w:bidi="zh_TW"/>
+        </w:rPr>
+        <w:t>，</w:t>
+      </w:r>
+      <w:hyperlink r:id="rId159">
+        <w:r>
+          <w:rPr>
+            <w:lang w:val="zh_TW" w:bidi="zh_TW"/>
+          </w:rPr>
+          <w:rPr>
+            <w:color w:val="0000EE"/>
+            <w:u w:val="single"/>
+          </w:rPr>
+          <w:t>6:6</w:t>
+        </w:r>
+      </w:hyperlink>
+      <w:r>
+        <w:rPr>
+          <w:lang w:val="zh_TW" w:bidi="zh_TW"/>
+        </w:rPr>
+        <w:t>，</w:t>
+      </w:r>
+      <w:hyperlink r:id="rId160">
+        <w:r>
+          <w:rPr>
+            <w:lang w:val="zh_TW" w:bidi="zh_TW"/>
+          </w:rPr>
+          <w:rPr>
+            <w:color w:val="0000EE"/>
+            <w:u w:val="single"/>
+          </w:rPr>
+          <w:t>13:2–3</w:t>
+        </w:r>
+      </w:hyperlink>
+      <w:r>
+        <w:rPr>
+          <w:lang w:val="zh_TW" w:bidi="zh_TW"/>
+        </w:rPr>
+        <w:t>，</w:t>
+      </w:r>
+      <w:hyperlink r:id="rId152">
+        <w:r>
+          <w:rPr>
+            <w:lang w:val="zh_TW" w:bidi="zh_TW"/>
+          </w:rPr>
+          <w:rPr>
+            <w:color w:val="0000EE"/>
+            <w:u w:val="single"/>
+          </w:rPr>
+          <w:t>14:23</w:t>
+        </w:r>
+      </w:hyperlink>
+      <w:r>
+        <w:rPr>
+          <w:lang w:val="zh_TW" w:bidi="zh_TW"/>
+        </w:rPr>
+        <w:t>）來揀選領袖。</w:t>
+      </w:r>
+    </w:p>
+    <w:p>
+      <w:pPr>
+        <w:pStyle w:val="ListBullet"/>
+        <w:spacing w:line="240" w:lineRule="auto"/>
+        <w:ind w:left="720"/>
+      </w:pPr>
+      <w:r>
+        <w:rPr>
+          <w:lang w:val="zh_TW" w:bidi="zh_TW"/>
+        </w:rPr>
+      </w:r>
+      <w:r>
+        <w:rPr>
+          <w:lang w:val="zh_TW" w:bidi="zh_TW"/>
+        </w:rPr>
+        <w:t>有時領袖是通過「舉手選舉」（希臘文為</w:t>
+      </w:r>
+      <w:r>
+        <w:rPr>
+          <w:i/>
+          <w:lang w:val="zh_TW" w:bidi="zh_TW"/>
+        </w:rPr>
+        <w:t>cheirotonein</w:t>
+      </w:r>
+      <w:r>
+        <w:rPr>
+          <w:lang w:val="zh_TW" w:bidi="zh_TW"/>
+        </w:rPr>
+        <w:t>）來揀選的。這個詞原本的意思是「舉手選舉」，但後來用來表示「通過指認選擇」（參</w:t>
+      </w:r>
+      <w:hyperlink r:id="rId152">
+        <w:r>
+          <w:rPr>
+            <w:lang w:val="zh_TW" w:bidi="zh_TW"/>
+          </w:rPr>
+          <w:rPr>
+            <w:color w:val="0000EE"/>
+            <w:u w:val="single"/>
+          </w:rPr>
+          <w:t>徒14:23</w:t>
+        </w:r>
+      </w:hyperlink>
+      <w:r>
+        <w:rPr>
+          <w:lang w:val="zh_TW" w:bidi="zh_TW"/>
+        </w:rPr>
+        <w:t>；</w:t>
+      </w:r>
+      <w:hyperlink r:id="rId161">
+        <w:r>
+          <w:rPr>
+            <w:lang w:val="zh_TW" w:bidi="zh_TW"/>
+          </w:rPr>
+          <w:rPr>
+            <w:color w:val="0000EE"/>
+            <w:u w:val="single"/>
+          </w:rPr>
+          <w:t>林後8:19</w:t>
+        </w:r>
+      </w:hyperlink>
+      <w:r>
+        <w:rPr>
+          <w:lang w:val="zh_TW" w:bidi="zh_TW"/>
+        </w:rPr>
+        <w:t>）。</w:t>
+      </w:r>
+    </w:p>
+    <w:p>
+      <w:pPr>
+        <w:pStyle w:val="ListBullet"/>
+        <w:spacing w:line="240" w:lineRule="auto"/>
+        <w:ind w:left="720"/>
+      </w:pPr>
+      <w:r>
+        <w:rPr>
+          <w:lang w:val="zh_TW" w:bidi="zh_TW"/>
+        </w:rPr>
+      </w:r>
+      <w:r>
+        <w:rPr>
+          <w:lang w:val="zh_TW" w:bidi="zh_TW"/>
+        </w:rPr>
+        <w:t>有時領袖是由團體選出的（</w:t>
+      </w:r>
+      <w:hyperlink r:id="rId149">
+        <w:r>
+          <w:rPr>
+            <w:lang w:val="zh_TW" w:bidi="zh_TW"/>
+          </w:rPr>
+          <w:rPr>
+            <w:color w:val="0000EE"/>
+            <w:u w:val="single"/>
+          </w:rPr>
+          <w:t>徒1:15、23</w:t>
+        </w:r>
+      </w:hyperlink>
+      <w:r>
+        <w:rPr>
+          <w:lang w:val="zh_TW" w:bidi="zh_TW"/>
+        </w:rPr>
+        <w:t>，</w:t>
+      </w:r>
+      <w:hyperlink r:id="rId162">
+        <w:r>
+          <w:rPr>
+            <w:lang w:val="zh_TW" w:bidi="zh_TW"/>
+          </w:rPr>
+          <w:rPr>
+            <w:color w:val="0000EE"/>
+            <w:u w:val="single"/>
+          </w:rPr>
+          <w:t>6:2–5</w:t>
+        </w:r>
+      </w:hyperlink>
+      <w:r>
+        <w:rPr>
+          <w:lang w:val="zh_TW" w:bidi="zh_TW"/>
+        </w:rPr>
+        <w:t>，</w:t>
+      </w:r>
+      <w:hyperlink r:id="rId151">
+        <w:r>
+          <w:rPr>
+            <w:lang w:val="zh_TW" w:bidi="zh_TW"/>
+          </w:rPr>
+          <w:rPr>
+            <w:color w:val="0000EE"/>
+            <w:u w:val="single"/>
+          </w:rPr>
+          <w:t>13:3</w:t>
+        </w:r>
+      </w:hyperlink>
+      <w:r>
+        <w:rPr>
+          <w:lang w:val="zh_TW" w:bidi="zh_TW"/>
+        </w:rPr>
+        <w:t>，</w:t>
+      </w:r>
+      <w:hyperlink r:id="rId163">
+        <w:r>
+          <w:rPr>
+            <w:lang w:val="zh_TW" w:bidi="zh_TW"/>
+          </w:rPr>
+          <w:rPr>
+            <w:color w:val="0000EE"/>
+            <w:u w:val="single"/>
+          </w:rPr>
+          <w:t>16:2</w:t>
+        </w:r>
+      </w:hyperlink>
+      <w:r>
+        <w:rPr>
+          <w:lang w:val="zh_TW" w:bidi="zh_TW"/>
+        </w:rPr>
+        <w:t>；</w:t>
+      </w:r>
+      <w:hyperlink r:id="rId144">
+        <w:r>
+          <w:rPr>
+            <w:lang w:val="zh_TW" w:bidi="zh_TW"/>
+          </w:rPr>
+          <w:rPr>
+            <w:color w:val="0000EE"/>
+            <w:u w:val="single"/>
+          </w:rPr>
+          <w:t>提前4:14</w:t>
+        </w:r>
+      </w:hyperlink>
+      <w:r>
+        <w:rPr>
+          <w:lang w:val="zh_TW" w:bidi="zh_TW"/>
+        </w:rPr>
+        <w:t>）。</w:t>
+      </w:r>
+    </w:p>
+    <w:p>
+      <w:pPr/>
+      <w:r>
+        <w:rPr>
+          <w:lang w:val="zh_TW" w:bidi="zh_TW"/>
+        </w:rPr>
+      </w:r>
+      <w:r>
+        <w:rPr>
+          <w:i/>
+          <w:lang w:val="zh_TW" w:bidi="zh_TW"/>
+        </w:rPr>
+        <w:t>另見</w:t>
+      </w:r>
+      <w:r>
+        <w:rPr>
+          <w:lang w:val="zh_TW" w:bidi="zh_TW"/>
+        </w:rPr>
+        <w:t>預定</w:t>
+      </w:r>
+      <w:r>
+        <w:rPr>
+          <w:lang w:val="zh_TW" w:bidi="zh_TW"/>
+        </w:rPr>
+        <w:t>。</w:t>
       </w:r>
       <w:r>
         <w:rPr>

--- a/zht/docx/137.content.docx
+++ b/zht/docx/137.content.docx
@@ -149,7 +149,7 @@
         <w:rPr>
           <w:lang w:val="zh_TW" w:bidi="zh_TW"/>
         </w:rPr>
-        <w:t>ren</w:t>
+        <w:t>qun</w:t>
       </w:r>
       <w:r>
         <w:rPr>
@@ -212,7 +212,7 @@
         <w:rPr>
           <w:lang w:val="zh_TW" w:bidi="zh_TW"/>
         </w:rPr>
-        <w:t>人</w:t>
+        <w:t>群</w:t>
       </w:r>
       <w:r>
         <w:rPr>
@@ -231,7 +231,7 @@
         <w:rPr>
           <w:lang w:val="zh_TW" w:bidi="zh_TW"/>
         </w:rPr>
-        <w:t>人類，不論是男性或女性。</w:t>
+        <w:t>羅馬軍隊的一個單位。在新約時代，一隊軍隊標準的規模是6,000人，外加約120名騎兵。</w:t>
       </w:r>
     </w:p>
     <w:p>
@@ -245,32 +245,19 @@
         <w:rPr>
           <w:lang w:val="zh_TW" w:bidi="zh_TW"/>
         </w:rPr>
-        <w:t>聖經對人的教導，始於對神正確的認識。聖經人論（anthropology，即對人的研究）的核心，是建基於高舉的神學（即對神的研究）脈絡之中。人若對神有崇高而敬虔的認識，就會肯定人的尊貴和尊嚴，相反，若對神的概念膚淺，就往往導致對人的觀點偏差。因此，人可能被看得比應有的更為重要，或比聖經所啟示的更不重要。這兩種看法都是不合乎聖經的。探討人的學問（本文中「人」一詞是包括男女在內的人類）的起點，必須從認識神——人的創造主開始。</w:t>
-      </w:r>
-    </w:p>
-    <w:p>
-      <w:pPr>
-        <w:pStyle w:val="Heading3"/>
-      </w:pPr>
+        <w:t>因為它代表了一大群人，「群」這個詞被象徵性地用來表示一個不確定的大數量；這種用法在新約中出現了四次。在關於格拉森被鬼附的人這個故事中，耶穌問那人：「你的名字是什麼？」那人回答：「</w:t>
+      </w:r>
       <w:r>
         <w:rPr>
           <w:lang w:val="zh_TW" w:bidi="zh_TW"/>
         </w:rPr>
-        <w:t>人的起源</w:t>
-      </w:r>
-    </w:p>
-    <w:p>
-      <w:pPr/>
+        <w:t>我名叫『群』，因為我們多的緣故</w:t>
+      </w:r>
       <w:r>
         <w:rPr>
           <w:lang w:val="zh_TW" w:bidi="zh_TW"/>
         </w:rPr>
-      </w:r>
-      <w:r>
-        <w:rPr>
-          <w:lang w:val="zh_TW" w:bidi="zh_TW"/>
-        </w:rPr>
-        <w:t>與自然主義（naturalistic）、唯物論（materialistic）的起源理論相對，聖經的觀點首先宣告永恆的神創造了人，而人是一切受造物中最重要的。人無須拘泥於某種特定的時序，來理解神創造人的工作。有些基督徒相信，聖經在</w:t>
+        <w:t>」（</w:t>
       </w:r>
       <w:hyperlink r:id="rId13">
         <w:r>
@@ -281,14 +268,14 @@
             <w:color w:val="0000EE"/>
             <w:u w:val="single"/>
           </w:rPr>
-          <w:t>創世記一章</w:t>
+          <w:t>可5:9、15</w:t>
         </w:r>
       </w:hyperlink>
       <w:r>
         <w:rPr>
           <w:lang w:val="zh_TW" w:bidi="zh_TW"/>
         </w:rPr>
-        <w:t>中所呈現的是一個封閉的年表──六個實際的24小時日子（參</w:t>
+        <w:t>；</w:t>
       </w:r>
       <w:hyperlink r:id="rId14">
         <w:r>
@@ -299,27 +286,14 @@
             <w:color w:val="0000EE"/>
             <w:u w:val="single"/>
           </w:rPr>
-          <w:t>創1:5、8、13</w:t>
+          <w:t>路8:30</w:t>
         </w:r>
       </w:hyperlink>
       <w:r>
         <w:rPr>
           <w:lang w:val="zh_TW" w:bidi="zh_TW"/>
         </w:rPr>
-        <w:t>等）；而人在其中驚人且突然出現，可能只是約6000年前的事（參跟大主教詹姆士‧烏社爾〔James Ussher〕的編年史〔</w:t>
-      </w:r>
-      <w:r>
-        <w:rPr>
-          <w:i/>
-          <w:lang w:val="zh_TW" w:bidi="zh_TW"/>
-        </w:rPr>
-        <w:t>Annales，</w:t>
-      </w:r>
-      <w:r>
-        <w:rPr>
-          <w:lang w:val="zh_TW" w:bidi="zh_TW"/>
-        </w:rPr>
-        <w:t xml:space="preserve"> 1650–58年〕相關，但不限於這著作的年表）。另一些持這種普遍觀點的人（有時稱為創造科學〔creation science〕），則對</w:t>
+        <w:t>；參：</w:t>
       </w:r>
       <w:hyperlink r:id="rId15">
         <w:r>
@@ -330,14 +304,14 @@
             <w:color w:val="0000EE"/>
             <w:u w:val="single"/>
           </w:rPr>
-          <w:t>創世記五</w:t>
+          <w:t>太12:45</w:t>
         </w:r>
       </w:hyperlink>
       <w:r>
         <w:rPr>
           <w:lang w:val="zh_TW" w:bidi="zh_TW"/>
         </w:rPr>
-        <w:t>和</w:t>
+        <w:t>；</w:t>
       </w:r>
       <w:hyperlink r:id="rId16">
         <w:r>
@@ -348,14 +322,14 @@
             <w:color w:val="0000EE"/>
             <w:u w:val="single"/>
           </w:rPr>
-          <w:t>十一章</w:t>
+          <w:t>路8:2</w:t>
         </w:r>
       </w:hyperlink>
       <w:r>
         <w:rPr>
           <w:lang w:val="zh_TW" w:bidi="zh_TW"/>
         </w:rPr>
-        <w:t>的年表抱持較為彈性的看法，把人的創造時間推算至約10000年前。</w:t>
+        <w:t>，這些經文提到多個鬼附在一個人身上）。</w:t>
       </w:r>
     </w:p>
     <w:p>
@@ -369,25 +343,7 @@
         <w:rPr>
           <w:lang w:val="zh_TW" w:bidi="zh_TW"/>
         </w:rPr>
-        <w:t>另一些人認為，</w:t>
-      </w:r>
-      <w:hyperlink r:id="rId13">
-        <w:r>
-          <w:rPr>
-            <w:lang w:val="zh_TW" w:bidi="zh_TW"/>
-          </w:rPr>
-          <w:rPr>
-            <w:color w:val="0000EE"/>
-            <w:u w:val="single"/>
-          </w:rPr>
-          <w:t>創世記一</w:t>
-        </w:r>
-      </w:hyperlink>
-      <w:r>
-        <w:rPr>
-          <w:lang w:val="zh_TW" w:bidi="zh_TW"/>
-        </w:rPr>
-        <w:t>和</w:t>
+        <w:t>這個詞的另一個用法是在</w:t>
       </w:r>
       <w:hyperlink r:id="rId17">
         <w:r>
@@ -398,45 +354,26 @@
             <w:color w:val="0000EE"/>
             <w:u w:val="single"/>
           </w:rPr>
-          <w:t>二章</w:t>
+          <w:t>馬太福音二十六章53節</w:t>
         </w:r>
       </w:hyperlink>
       <w:r>
         <w:rPr>
           <w:lang w:val="zh_TW" w:bidi="zh_TW"/>
         </w:rPr>
-        <w:t>的經文可以從更廣闊的角度解釋，認為人的創造可追溯至極其遙遠的古代（甚至延伸至數百萬年前）。他們主張，在神的掌管與引導之下，該創造的過程可能在神的創造工作中扮演重要角色。這種觀點最合適的名稱是漸進創造論（progressive creationism），它與有神進化論（theistic evolution）相對，有神進化論通常認為神只是啟動了過程，而在過程展開之後，神幾乎不再介入。漸進創造論則認為，</w:t>
-      </w:r>
-      <w:hyperlink r:id="rId13">
-        <w:r>
-          <w:rPr>
-            <w:lang w:val="zh_TW" w:bidi="zh_TW"/>
-          </w:rPr>
-          <w:rPr>
-            <w:color w:val="0000EE"/>
-            <w:u w:val="single"/>
-          </w:rPr>
-          <w:t>創世記一章</w:t>
-        </w:r>
-      </w:hyperlink>
+        <w:t>，當時耶穌被捕，他的一個同伴拔出劍來保護祂。耶穌禁止他，說：「</w:t>
+      </w:r>
       <w:r>
         <w:rPr>
           <w:lang w:val="zh_TW" w:bidi="zh_TW"/>
         </w:rPr>
-        <w:t>中的希伯來文「日」（</w:t>
-      </w:r>
-      <w:r>
-        <w:rPr>
-          <w:i/>
-          <w:lang w:val="zh_TW" w:bidi="zh_TW"/>
-        </w:rPr>
-        <w:t>yom</w:t>
+        <w:t>你想，我不能求我父現在為我差遣十二營多天使來嗎？</w:t>
       </w:r>
       <w:r>
         <w:rPr>
           <w:lang w:val="zh_TW" w:bidi="zh_TW"/>
         </w:rPr>
-        <w:t>）可以指一段延長的時間（例：「日代（day-age）」理論）；因此，「有晚上，有早晨，是第x日」這樣的措辭，可能是一種文學手法，用來展現神創造工作的場景，在時間歷程中逐步推進。</w:t>
+        <w:t>」。因此，他提到了可以召喚來幫助他的天使數量是多龐大。</w:t>
       </w:r>
     </w:p>
     <w:p>
@@ -450,67 +387,7 @@
         <w:rPr>
           <w:lang w:val="zh_TW" w:bidi="zh_TW"/>
         </w:rPr>
-        <w:t>許多基督徒在人的起源問題上，立場介乎於保守的年代觀與廣泛的年代觀之間。然而，不論個人傾向如何，若要以聖經的方式思考人，就必須承認神在創造人這件事上的創意作為。信心的本質始於這句話：「我信神，全能的父，是創造天地的主。」</w:t>
-      </w:r>
-    </w:p>
-    <w:p>
-      <w:pPr/>
-      <w:r>
-        <w:rPr>
-          <w:lang w:val="zh_TW" w:bidi="zh_TW"/>
-        </w:rPr>
-      </w:r>
-      <w:r>
-        <w:rPr>
-          <w:lang w:val="zh_TW" w:bidi="zh_TW"/>
-        </w:rPr>
-        <w:t>人不僅是神的創造，也是祂創造工作的巔峰。遠在現代精密科學出現之前，古人已經注意到人類在解剖學上的構造與動物界的成員相似。然而，儘管有這些相似之處，聖經的觀點從不把人與動物放在同一層次──人是獨特的，是神創造工作的高峰，是祂巧手工藝的極致。</w:t>
-      </w:r>
-      <w:hyperlink r:id="rId13">
-        <w:r>
-          <w:rPr>
-            <w:lang w:val="zh_TW" w:bidi="zh_TW"/>
-          </w:rPr>
-          <w:rPr>
-            <w:color w:val="0000EE"/>
-            <w:u w:val="single"/>
-          </w:rPr>
-          <w:t>創世記一章</w:t>
-        </w:r>
-      </w:hyperlink>
-      <w:r>
-        <w:rPr>
-          <w:lang w:val="zh_TW" w:bidi="zh_TW"/>
-        </w:rPr>
-        <w:t>的受造次序，本身就是漸進且逐步提升的；神一切的創造工作，最終以祂創造人類為高峰。</w:t>
-      </w:r>
-    </w:p>
-    <w:p>
-      <w:pPr/>
-      <w:r>
-        <w:rPr>
-          <w:lang w:val="zh_TW" w:bidi="zh_TW"/>
-        </w:rPr>
-      </w:r>
-      <w:r>
-        <w:rPr>
-          <w:lang w:val="zh_TW" w:bidi="zh_TW"/>
-        </w:rPr>
-        <w:t>人的獨特行為特徵包括語言、工具製造與文化。人的獨特經驗特徵則包括反思的自覺、倫理的關懷、審美的追求、歷史的意識，以及形而上層面的關切。這些因素無論單獨存在或綜合起來，都使人有別於其它形式的動物生命。人遠遠不僅是某些現代進化論所說的「裸猿（naked ape）」。然而，單靠社會學並不足以解釋人的全貌本質，這正是神的啟示所要揭示的主題。</w:t>
-      </w:r>
-    </w:p>
-    <w:p>
-      <w:pPr/>
-      <w:r>
-        <w:rPr>
-          <w:lang w:val="zh_TW" w:bidi="zh_TW"/>
-        </w:rPr>
-      </w:r>
-      <w:r>
-        <w:rPr>
-          <w:lang w:val="zh_TW" w:bidi="zh_TW"/>
-        </w:rPr>
-        <w:t>雖然人與神的受造物之間有連續性（從</w:t>
+        <w:t>「群」這個詞在新約中從未以其軍事意義出現，而是指反對人類屬靈的邪惡勢力（參：</w:t>
       </w:r>
       <w:hyperlink r:id="rId18">
         <w:r>
@@ -521,32 +398,14 @@
             <w:color w:val="0000EE"/>
             <w:u w:val="single"/>
           </w:rPr>
-          <w:t>創2:7</w:t>
+          <w:t>弗 6:12</w:t>
         </w:r>
       </w:hyperlink>
       <w:r>
         <w:rPr>
           <w:lang w:val="zh_TW" w:bidi="zh_TW"/>
         </w:rPr>
-        <w:t>所說「用地上的塵土造」可見一斑），但人同時又與先前一切受造物不同，因為神向他吹入生命的氣息，他就成了有靈的活人（</w:t>
-      </w:r>
-      <w:hyperlink r:id="rId18">
-        <w:r>
-          <w:rPr>
-            <w:lang w:val="zh_TW" w:bidi="zh_TW"/>
-          </w:rPr>
-          <w:rPr>
-            <w:color w:val="0000EE"/>
-            <w:u w:val="single"/>
-          </w:rPr>
-          <w:t>2:7</w:t>
-        </w:r>
-      </w:hyperlink>
-      <w:r>
-        <w:rPr>
-          <w:lang w:val="zh_TW" w:bidi="zh_TW"/>
-        </w:rPr>
-        <w:t>）。人是由神照著祂的形像，造成男和女（</w:t>
+        <w:t>）或可以召喚來幫助他們屬靈的力量（參：</w:t>
       </w:r>
       <w:hyperlink r:id="rId19">
         <w:r>
@@ -557,69 +416,7 @@
             <w:color w:val="0000EE"/>
             <w:u w:val="single"/>
           </w:rPr>
-          <w:t>1:27</w:t>
-        </w:r>
-      </w:hyperlink>
-      <w:r>
-        <w:rPr>
-          <w:lang w:val="zh_TW" w:bidi="zh_TW"/>
-        </w:rPr>
-        <w:t>），意味著凡是一般論及人的說話，都必須同時適用於男人和女人；而「何為人」的最準確描繪，乃在男人和女人同在的關係之中，才能完全顯明。生養眾多與治理全地的命令，是神交付給兩性共同承擔的責任。同樣，是男人和女人一同背叛神，他們要在墮落世界中承擔始祖犯罪的後果；而基督來要救贖的，也是男人和女人（參</w:t>
-      </w:r>
-      <w:hyperlink r:id="rId20">
-        <w:r>
-          <w:rPr>
-            <w:lang w:val="zh_TW" w:bidi="zh_TW"/>
-          </w:rPr>
-          <w:rPr>
-            <w:color w:val="0000EE"/>
-            <w:u w:val="single"/>
-          </w:rPr>
-          <w:t>加3:28</w:t>
-        </w:r>
-      </w:hyperlink>
-      <w:r>
-        <w:rPr>
-          <w:lang w:val="zh_TW" w:bidi="zh_TW"/>
-        </w:rPr>
-        <w:t>）。同時，「男性」與「女性」這兩個詞語確實表示真實的區別。許多被人視為性別差異的現象，可能是文化造成的，但在男性（希伯來文zakar</w:t>
-      </w:r>
-      <w:r>
-        <w:rPr>
-          <w:i/>
-          <w:lang w:val="zh_TW" w:bidi="zh_TW"/>
-        </w:rPr>
-        <w:t>，</w:t>
-      </w:r>
-      <w:r>
-        <w:rPr>
-          <w:lang w:val="zh_TW" w:bidi="zh_TW"/>
-        </w:rPr>
-        <w:t>意即「刺透者」）和女性（希伯來文neqeba</w:t>
-      </w:r>
-      <w:r>
-        <w:rPr>
-          <w:i/>
-          <w:lang w:val="zh_TW" w:bidi="zh_TW"/>
-        </w:rPr>
-        <w:t>，</w:t>
-      </w:r>
-      <w:r>
-        <w:rPr>
-          <w:lang w:val="zh_TW" w:bidi="zh_TW"/>
-        </w:rPr>
-        <w:t>意即「被刺透者」）之間最根本的性別差異，則是出於神的設計。只有男與女二者同在，才能完整展現神的形像（見</w:t>
-      </w:r>
-      <w:hyperlink r:id="rId19">
-        <w:r>
-          <w:rPr>
-            <w:lang w:val="zh_TW" w:bidi="zh_TW"/>
-          </w:rPr>
-          <w:rPr>
-            <w:color w:val="0000EE"/>
-            <w:u w:val="single"/>
-          </w:rPr>
-          <w:t>創1:27</w:t>
+          <w:t>來1:14</w:t>
         </w:r>
       </w:hyperlink>
       <w:r>
@@ -627,462 +424,6 @@
           <w:lang w:val="zh_TW" w:bidi="zh_TW"/>
         </w:rPr>
         <w:t>）。</w:t>
-      </w:r>
-    </w:p>
-    <w:p>
-      <w:pPr/>
-      <w:r>
-        <w:rPr>
-          <w:lang w:val="zh_TW" w:bidi="zh_TW"/>
-        </w:rPr>
-      </w:r>
-      <w:r>
-        <w:rPr>
-          <w:lang w:val="zh_TW" w:bidi="zh_TW"/>
-        </w:rPr>
-        <w:t>的確，有關人的聖經論述中，最令人驚嘆的宣告，就是神照著祂的形像造人。對其它任何受造物，甚至天使，都沒有這樣的說法。</w:t>
-      </w:r>
-      <w:hyperlink r:id="rId21">
-        <w:r>
-          <w:rPr>
-            <w:lang w:val="zh_TW" w:bidi="zh_TW"/>
-          </w:rPr>
-          <w:rPr>
-            <w:color w:val="0000EE"/>
-            <w:u w:val="single"/>
-          </w:rPr>
-          <w:t>創世記一章26至28節</w:t>
-        </w:r>
-      </w:hyperlink>
-      <w:r>
-        <w:rPr>
-          <w:lang w:val="zh_TW" w:bidi="zh_TW"/>
-        </w:rPr>
-        <w:t>所說的「照著他的形像」，正是</w:t>
-      </w:r>
-      <w:hyperlink r:id="rId22">
-        <w:r>
-          <w:rPr>
-            <w:lang w:val="zh_TW" w:bidi="zh_TW"/>
-          </w:rPr>
-          <w:rPr>
-            <w:color w:val="0000EE"/>
-            <w:u w:val="single"/>
-          </w:rPr>
-          <w:t>詩篇八篇5節</w:t>
-        </w:r>
-      </w:hyperlink>
-      <w:r>
-        <w:rPr>
-          <w:lang w:val="zh_TW" w:bidi="zh_TW"/>
-        </w:rPr>
-        <w:t>中詩人轉述的基礎：「你叫他比神微小一點」（直譯；七十士譯本則譯為「比天使微小一點」）。「神的形像」這個片語的意義一直是許多辯論的主題。有些人認為這個片語是指神的物理形像，但這點值得懷疑，因為神是靈（參</w:t>
-      </w:r>
-      <w:hyperlink r:id="rId23">
-        <w:r>
-          <w:rPr>
-            <w:lang w:val="zh_TW" w:bidi="zh_TW"/>
-          </w:rPr>
-          <w:rPr>
-            <w:color w:val="0000EE"/>
-            <w:u w:val="single"/>
-          </w:rPr>
-          <w:t>約4:24</w:t>
-        </w:r>
-      </w:hyperlink>
-      <w:r>
-        <w:rPr>
-          <w:lang w:val="zh_TW" w:bidi="zh_TW"/>
-        </w:rPr>
-        <w:t>）。其他人認為這個片語指的是人的人格（personhood），這與神的位格（personality）相對應（具有智力、感情和意志）。這些人的特質可能存在於神的形像中；然而，這些人格層面的不同面向，也同樣存在於動物界的其它成員之中，並非人所獨有。</w:t>
-      </w:r>
-    </w:p>
-    <w:p>
-      <w:pPr/>
-      <w:r>
-        <w:rPr>
-          <w:lang w:val="zh_TW" w:bidi="zh_TW"/>
-        </w:rPr>
-      </w:r>
-      <w:r>
-        <w:rPr>
-          <w:lang w:val="zh_TW" w:bidi="zh_TW"/>
-        </w:rPr>
-        <w:t>「形像」這個詞語的基本意思（希伯來文tselem）是「影子」、「代表」或「相似」。人裡面有神的形像，顯明神對人的價值與尊嚴的看法──人在受造的世界裡作為祂的影子或祂的代表。古代亞述的君王會在遙遠的地區設立自己實體的像，提醒那些容易忘記的人，這些地區仍屬於帝國。同樣，神也把祂自己的影子、祂同在的代表，放在人裡面，安置在祂所造的世界中。</w:t>
-      </w:r>
-    </w:p>
-    <w:p>
-      <w:pPr/>
-      <w:r>
-        <w:rPr>
-          <w:lang w:val="zh_TW" w:bidi="zh_TW"/>
-        </w:rPr>
-      </w:r>
-      <w:r>
-        <w:rPr>
-          <w:lang w:val="zh_TW" w:bidi="zh_TW"/>
-        </w:rPr>
-        <w:t>這種「神的形像在人裡面」的觀點，似乎也得到</w:t>
-      </w:r>
-      <w:hyperlink r:id="rId13">
-        <w:r>
-          <w:rPr>
-            <w:lang w:val="zh_TW" w:bidi="zh_TW"/>
-          </w:rPr>
-          <w:rPr>
-            <w:color w:val="0000EE"/>
-            <w:u w:val="single"/>
-          </w:rPr>
-          <w:t>創世記一章</w:t>
-        </w:r>
-      </w:hyperlink>
-      <w:r>
-        <w:rPr>
-          <w:lang w:val="zh_TW" w:bidi="zh_TW"/>
-        </w:rPr>
-        <w:t>直接上下文的印證。人是照著神的形像造的，要管理神一切其它的受造物（</w:t>
-      </w:r>
-      <w:hyperlink r:id="rId24">
-        <w:r>
-          <w:rPr>
-            <w:lang w:val="zh_TW" w:bidi="zh_TW"/>
-          </w:rPr>
-          <w:rPr>
-            <w:color w:val="0000EE"/>
-            <w:u w:val="single"/>
-          </w:rPr>
-          <w:t>創1:26</w:t>
-        </w:r>
-      </w:hyperlink>
-      <w:r>
-        <w:rPr>
-          <w:lang w:val="zh_TW" w:bidi="zh_TW"/>
-        </w:rPr>
-        <w:t>；另見</w:t>
-      </w:r>
-      <w:hyperlink r:id="rId22">
-        <w:r>
-          <w:rPr>
-            <w:lang w:val="zh_TW" w:bidi="zh_TW"/>
-          </w:rPr>
-          <w:rPr>
-            <w:color w:val="0000EE"/>
-            <w:u w:val="single"/>
-          </w:rPr>
-          <w:t>詩8:5</w:t>
-        </w:r>
-      </w:hyperlink>
-      <w:r>
-        <w:rPr>
-          <w:lang w:val="zh_TW" w:bidi="zh_TW"/>
-        </w:rPr>
-        <w:t>）。進一步說，作為造物主的代表，人應當回應祂。耶穌宣告神是靈，而這宣告的結果，是人要以心靈和誠實敬拜祂（</w:t>
-      </w:r>
-      <w:hyperlink r:id="rId25">
-        <w:r>
-          <w:rPr>
-            <w:lang w:val="zh_TW" w:bidi="zh_TW"/>
-          </w:rPr>
-          <w:rPr>
-            <w:color w:val="0000EE"/>
-            <w:u w:val="single"/>
-          </w:rPr>
-          <w:t>約4:21–24</w:t>
-        </w:r>
-      </w:hyperlink>
-      <w:r>
-        <w:rPr>
-          <w:lang w:val="zh_TW" w:bidi="zh_TW"/>
-        </w:rPr>
-        <w:t>）。</w:t>
-      </w:r>
-    </w:p>
-    <w:p>
-      <w:pPr>
-        <w:pStyle w:val="Heading3"/>
-      </w:pPr>
-      <w:r>
-        <w:rPr>
-          <w:lang w:val="zh_TW" w:bidi="zh_TW"/>
-        </w:rPr>
-        <w:t>人的本性</w:t>
-      </w:r>
-    </w:p>
-    <w:p>
-      <w:pPr/>
-      <w:r>
-        <w:rPr>
-          <w:lang w:val="zh_TW" w:bidi="zh_TW"/>
-        </w:rPr>
-      </w:r>
-      <w:r>
-        <w:rPr>
-          <w:lang w:val="zh_TW" w:bidi="zh_TW"/>
-        </w:rPr>
-        <w:t>人往往會傾向把「人」看成由不同部分組成，但聖經的重點卻是強調人的整全。關於人的本性究竟是三方（tripartite，即三重結構）：靈、魂與體（參</w:t>
-      </w:r>
-      <w:hyperlink r:id="rId26">
-        <w:r>
-          <w:rPr>
-            <w:lang w:val="zh_TW" w:bidi="zh_TW"/>
-          </w:rPr>
-          <w:rPr>
-            <w:color w:val="0000EE"/>
-            <w:u w:val="single"/>
-          </w:rPr>
-          <w:t>帖前5:23</w:t>
-        </w:r>
-      </w:hyperlink>
-      <w:r>
-        <w:rPr>
-          <w:lang w:val="zh_TW" w:bidi="zh_TW"/>
-        </w:rPr>
-        <w:t>）；還是二方（bipartite，即二重結構）：物質與非物質，至今仍然爭辯不休。雖然聖經似乎可以支持這兩種立場，但有關人的本性，最重要的問題不在於人有多少部分，而在於人的合一。因此，聖經論及人時，首先宣告：人是一個同時由物質屬性與非物質屬性構成的「位格」。用巴特（Karl Barth）的話說，人是「有身體的魂，同時也是有魂的身體」沒有只具身體而無魂的人，也難以把沒有身體的靈看作完整的人，除非處於暫時的、過渡性的狀態。希伯來文nephesh，常譯作「魂」，在多數語境中更合宜的翻譯是「人」。希伯來文ruach（「氣息」、「風」、「靈」）和希臘文pneuma（「靈」）和psuche（「魂」）常用來指人的非物質部分。這部分與身體相比並不因此而不真實。若僅以純物質、純身體的觀點看人，是極其貧乏的。同樣，若過度強調靈，卻輕忽身體，也是不真實、不平衡的。人可以這樣說：「我是個人，而我的存在目前極度依賴我的身體。但我不只是身體，也不只是血肉。當我的身體死去，我仍然活著；當我的血肉朽壞，我依然存在。但有一天，我要再一次在身體裡活著。因為一個沒有身體的靈魂，並不能完全表達我的人性。神為我所設立的理想，是要我在一個〔新的〕身體裡過生活。因此，在永恆狀態的盼望裡，我信身體的復活和永遠的生命。」</w:t>
-      </w:r>
-    </w:p>
-    <w:p>
-      <w:pPr/>
-      <w:r>
-        <w:rPr>
-          <w:lang w:val="zh_TW" w:bidi="zh_TW"/>
-        </w:rPr>
-      </w:r>
-      <w:r>
-        <w:rPr>
-          <w:lang w:val="zh_TW" w:bidi="zh_TW"/>
-        </w:rPr>
-        <w:t>若要從聖經的角度思考人的本性，就不能不面對墮落的問題。</w:t>
-      </w:r>
-      <w:hyperlink r:id="rId27">
-        <w:r>
-          <w:rPr>
-            <w:lang w:val="zh_TW" w:bidi="zh_TW"/>
-          </w:rPr>
-          <w:rPr>
-            <w:color w:val="0000EE"/>
-            <w:u w:val="single"/>
-          </w:rPr>
-          <w:t>創世記三章</w:t>
-        </w:r>
-      </w:hyperlink>
-      <w:r>
-        <w:rPr>
-          <w:lang w:val="zh_TW" w:bidi="zh_TW"/>
-        </w:rPr>
-        <w:t>顯示，未墮落的人原本是不死的，他生育的能力起初並不受生產痛苦的限制，他的工作也不會因自然界的反覆無常而受挫。然而，墮落之後，一切都改變了：在人內在的生命裡、在男女彼此之間、在人與自然的互動中，以及在人與造物主的關係上，全都發生了變化。</w:t>
-      </w:r>
-    </w:p>
-    <w:p>
-      <w:pPr/>
-      <w:r>
-        <w:rPr>
-          <w:lang w:val="zh_TW" w:bidi="zh_TW"/>
-        </w:rPr>
-      </w:r>
-      <w:r>
-        <w:rPr>
-          <w:lang w:val="zh_TW" w:bidi="zh_TW"/>
-        </w:rPr>
-        <w:t>墮落的結果是，人深深地墮落了，這墮落滲透到他全人的每一部分。「全然敗壞」這個片語，不一定是指人已經壞到不能再壞，而是指罪的影響波及人的整個存在。同時，神的形像在墮落之後，仍以某種方式繼續存在於人的身上，這就成了神施行救恩的依據（參</w:t>
-      </w:r>
-      <w:hyperlink r:id="rId28">
-        <w:r>
-          <w:rPr>
-            <w:lang w:val="zh_TW" w:bidi="zh_TW"/>
-          </w:rPr>
-          <w:rPr>
-            <w:color w:val="0000EE"/>
-            <w:u w:val="single"/>
-          </w:rPr>
-          <w:t>羅5章</w:t>
-        </w:r>
-      </w:hyperlink>
-      <w:r>
-        <w:rPr>
-          <w:lang w:val="zh_TW" w:bidi="zh_TW"/>
-        </w:rPr>
-        <w:t>）。基本上，正因神看重人內在的價值，救恩才有其神所立的合理性。</w:t>
-      </w:r>
-    </w:p>
-    <w:p>
-      <w:pPr/>
-      <w:r>
-        <w:rPr>
-          <w:lang w:val="zh_TW" w:bidi="zh_TW"/>
-        </w:rPr>
-      </w:r>
-      <w:r>
-        <w:rPr>
-          <w:lang w:val="zh_TW" w:bidi="zh_TW"/>
-        </w:rPr>
-        <w:t>關於人本質上是良善還是邪惡的舊爭論，在創世記的記載裡既顯出其困境，也提供了解答：神造人，乃是要他有意識地反映造物主的尊嚴與高貴。然而，人卻因刻意的悖逆而背叛了造物主，從此陷入罪中，罪成了他一生的烙印；除非有神的恩典，否則他仍要不斷活在其中。這隨之而來的罪，既是墮落之人存在本質上的特質，也是他不斷表現出來，無數驕傲與自私的行為。雖然神的形像因人的墮落而在人裡面受損，但當一個人在基督裡得著新生命時，神的靈就在他裡面運行，有效重新激發這形像。神的恩典因此帶來個人的更新、人與人關係的復和，以及恢復與神的相交。</w:t>
-      </w:r>
-    </w:p>
-    <w:p>
-      <w:pPr/>
-      <w:r>
-        <w:rPr>
-          <w:lang w:val="zh_TW" w:bidi="zh_TW"/>
-        </w:rPr>
-      </w:r>
-      <w:r>
-        <w:rPr>
-          <w:lang w:val="zh_TW" w:bidi="zh_TW"/>
-        </w:rPr>
-        <w:t>人起初是神所造的善，但因自己的計謀而成了惡；然而，靠著神的大能，人仍能重新得著那善。要明白「作為一個完整的人」的真正意義，必須從耶穌的生命去重新發現，祂的人性生活就是人的新起點。因此，耶穌是新的亞當；在祂的樣式中，有一個取代舊樣式的新開端。</w:t>
-      </w:r>
-    </w:p>
-    <w:p>
-      <w:pPr>
-        <w:pStyle w:val="Heading3"/>
-      </w:pPr>
-      <w:r>
-        <w:rPr>
-          <w:lang w:val="zh_TW" w:bidi="zh_TW"/>
-        </w:rPr>
-        <w:t>人的歸宿</w:t>
-      </w:r>
-    </w:p>
-    <w:p>
-      <w:pPr/>
-      <w:r>
-        <w:rPr>
-          <w:lang w:val="zh_TW" w:bidi="zh_TW"/>
-        </w:rPr>
-      </w:r>
-      <w:r>
-        <w:rPr>
-          <w:lang w:val="zh_TW" w:bidi="zh_TW"/>
-        </w:rPr>
-        <w:t>聖經對人的看法，必須平衡地涵蓋：人出自神的創造、人悖逆了神的恩典、人要面對的審判，以及因救主耶穌而得著救贖和永生應許的盼望。人有一個起點，卻要永遠存在。這宣告與自然主義的起源與歸宿理論形成強烈對比。現代思想中最具欺騙性的傾向之一，就是「與死亡和解」的觀念。那些不思念神、也不盼望永恆的人，彼此勸勉，要把身體不可避免的衰敗與死亡，視為人生命的自然結局。但聖經的觀點認為，人類的死亡根本不是自然的。</w:t>
-      </w:r>
-    </w:p>
-    <w:p>
-      <w:pPr/>
-      <w:r>
-        <w:rPr>
-          <w:lang w:val="zh_TW" w:bidi="zh_TW"/>
-        </w:rPr>
-      </w:r>
-      <w:r>
-        <w:rPr>
-          <w:lang w:val="zh_TW" w:bidi="zh_TW"/>
-        </w:rPr>
-        <w:t>死亡是後來進入的特質，而不是人的天然歸宿。死亡可以用來描述身體，卻不能用來描述靈。聖經的教導是：雖然身體會死、會朽壞，但人仍存活，並盼望將來得著更新的身體。那些認識基督的人，在肉身死去時就與祂同在（</w:t>
-      </w:r>
-      <w:hyperlink r:id="rId29">
-        <w:r>
-          <w:rPr>
-            <w:lang w:val="zh_TW" w:bidi="zh_TW"/>
-          </w:rPr>
-          <w:rPr>
-            <w:color w:val="0000EE"/>
-            <w:u w:val="single"/>
-          </w:rPr>
-          <w:t>腓1:23</w:t>
-        </w:r>
-      </w:hyperlink>
-      <w:r>
-        <w:rPr>
-          <w:lang w:val="zh_TW" w:bidi="zh_TW"/>
-        </w:rPr>
-        <w:t>），並等候身體復活，進入永恆的生命 （</w:t>
-      </w:r>
-      <w:hyperlink r:id="rId30">
-        <w:r>
-          <w:rPr>
-            <w:lang w:val="zh_TW" w:bidi="zh_TW"/>
-          </w:rPr>
-          <w:rPr>
-            <w:color w:val="0000EE"/>
-            <w:u w:val="single"/>
-          </w:rPr>
-          <w:t>林前15:35–49</w:t>
-        </w:r>
-      </w:hyperlink>
-      <w:r>
-        <w:rPr>
-          <w:lang w:val="zh_TW" w:bidi="zh_TW"/>
-        </w:rPr>
-        <w:t>）。至於那些離世時與基督無關的人，並不是就此消失，而是要進入一種永遠的存在狀態，清醒意識到自己與神隔絕，失落了原本該享有祂同在直到永遠的命定。聖經教導有關失喪之人的結局，對現代人來說極其難以接受。甚至一些高度尊重聖經權威的基督徒，一想到惡人要受永遠刑罰，也可能會感到震驚。然而，聖經中有關惡人終極審判的教義，卻是與聖經許多其它教導，一樣確實而穩固的。</w:t>
-      </w:r>
-    </w:p>
-    <w:p>
-      <w:pPr/>
-      <w:r>
-        <w:rPr>
-          <w:lang w:val="zh_TW" w:bidi="zh_TW"/>
-        </w:rPr>
-      </w:r>
-      <w:r>
-        <w:rPr>
-          <w:lang w:val="zh_TW" w:bidi="zh_TW"/>
-        </w:rPr>
-        <w:t>在聖經中，有關人性最震撼的真理之一，就是明白神所開始救恩工作，最終導致永恆聖子道成肉身，原因竟然是為了人。在祂復活升天之後，主耶穌基督回到天上榮耀威嚴的永恆地位，並且永遠作為神－人（God-man）而存留。耶穌是神，祂分享聖父與聖靈一切的屬性；耶穌是人，祂與人同在、認同人。祂在一個有形的身體裡顯明自己，雖然那是復活的身體，卻是所有屬祂之人復活的初熟果子。因此，道成肉身在神性（deity）裡帶來了一個永恆的改變。若不是因為神極其看重人的價值，祂決不會在自己裡面作出如此根本的改變。正如希伯來書的作者所說：「兒女既同有血肉之體，他也照樣親自成了血肉之體」（</w:t>
-      </w:r>
-      <w:hyperlink r:id="rId31">
-        <w:r>
-          <w:rPr>
-            <w:lang w:val="zh_TW" w:bidi="zh_TW"/>
-          </w:rPr>
-          <w:rPr>
-            <w:color w:val="0000EE"/>
-            <w:u w:val="single"/>
-          </w:rPr>
-          <w:t>來2:14</w:t>
-        </w:r>
-      </w:hyperlink>
-      <w:r>
-        <w:rPr>
-          <w:lang w:val="zh_TW" w:bidi="zh_TW"/>
-        </w:rPr>
-        <w:t>）。</w:t>
-      </w:r>
-    </w:p>
-    <w:p>
-      <w:pPr/>
-      <w:r>
-        <w:rPr>
-          <w:lang w:val="zh_TW" w:bidi="zh_TW"/>
-        </w:rPr>
-      </w:r>
-      <w:r>
-        <w:rPr>
-          <w:lang w:val="zh_TW" w:bidi="zh_TW"/>
-        </w:rPr>
-        <w:t>我們人性的最終指標，就是人是為了敬拜神並永遠享受祂而被造的。神從未將這樣的心意，賜給其它受造之物。即便是那些仍然維持完美狀態、並在清醒喜樂中敬拜父的天使，他們與神的關係也不及蒙救贖的人那樣親密（</w:t>
-      </w:r>
-      <w:hyperlink r:id="rId32">
-        <w:r>
-          <w:rPr>
-            <w:lang w:val="zh_TW" w:bidi="zh_TW"/>
-          </w:rPr>
-          <w:rPr>
-            <w:color w:val="0000EE"/>
-            <w:u w:val="single"/>
-          </w:rPr>
-          <w:t>來2:16</w:t>
-        </w:r>
-      </w:hyperlink>
-      <w:r>
-        <w:rPr>
-          <w:lang w:val="zh_TW" w:bidi="zh_TW"/>
-        </w:rPr>
-        <w:t>）。</w:t>
-      </w:r>
-    </w:p>
-    <w:p>
-      <w:pPr/>
-      <w:r>
-        <w:rPr>
-          <w:lang w:val="zh_TW" w:bidi="zh_TW"/>
-        </w:rPr>
-      </w:r>
-      <w:r>
-        <w:rPr>
-          <w:lang w:val="zh_TW" w:bidi="zh_TW"/>
-        </w:rPr>
-        <w:t>人算什麼？在基督裡，人就是神原本要他成為的樣式，滿有尊榮與尊貴，並且永遠在祂寶座前歡喜快樂。</w:t>
       </w:r>
     </w:p>
     <w:p>
@@ -1109,3695 +450,7 @@
         <w:rPr>
           <w:lang w:val="zh_TW" w:bidi="zh_TW"/>
         </w:rPr>
-        <w:t>神的形象；屬血氣的</w:t>
-      </w:r>
-      <w:r>
-        <w:rPr>
-          <w:lang w:val="zh_TW" w:bidi="zh_TW"/>
-        </w:rPr>
-        <w:t>人；</w:t>
-      </w:r>
-      <w:r>
-        <w:rPr>
-          <w:lang w:val="zh_TW" w:bidi="zh_TW"/>
-        </w:rPr>
-        <w:t>舊人與新人</w:t>
-      </w:r>
-      <w:r>
-        <w:rPr>
-          <w:lang w:val="zh_TW" w:bidi="zh_TW"/>
-        </w:rPr>
-        <w:t>。</w:t>
-      </w:r>
-      <w:r>
-        <w:rPr>
-          <w:lang w:val="zh_TW" w:bidi="zh_TW"/>
-        </w:rPr>
-      </w:r>
-      <w:r>
-        <w:rPr>
-          <w:lang w:val="zh_TW" w:bidi="zh_TW"/>
-        </w:rPr>
-      </w:r>
-    </w:p>
-    <w:p>
-      <w:pPr/>
-      <w:r>
-        <w:rPr>
-          <w:lang w:val="zh_TW" w:bidi="zh_TW"/>
-        </w:rPr>
-      </w:r>
-    </w:p>
-    <w:p>
-      <w:pPr>
-        <w:pStyle w:val="Heading2"/>
-      </w:pPr>
-      <w:r>
-        <w:rPr>
-          <w:lang w:val="zh_TW" w:bidi="zh_TW"/>
-        </w:rPr>
-        <w:t>人的墮落</w:t>
-      </w:r>
-      <w:r>
-        <w:rPr>
-          <w:lang w:val="zh_TW" w:bidi="zh_TW"/>
-        </w:rPr>
-      </w:r>
-    </w:p>
-    <w:p>
-      <w:pPr/>
-      <w:r>
-        <w:rPr>
-          <w:lang w:val="zh_TW" w:bidi="zh_TW"/>
-        </w:rPr>
-      </w:r>
-      <w:r>
-        <w:rPr>
-          <w:lang w:val="zh_TW" w:bidi="zh_TW"/>
-        </w:rPr>
-        <w:t>在人類歷史中，亞當吃了那禁果，使人類由道德上純真、蒙神喜悅的狀態，轉變為被定罪、終必死亡的光景。</w:t>
-      </w:r>
-    </w:p>
-    <w:p>
-      <w:pPr>
-        <w:pStyle w:val="Heading3"/>
-      </w:pPr>
-      <w:r>
-        <w:rPr>
-          <w:lang w:val="zh_TW" w:bidi="zh_TW"/>
-        </w:rPr>
-        <w:t>聖經的證據</w:t>
-      </w:r>
-    </w:p>
-    <w:p>
-      <w:pPr/>
-      <w:r>
-        <w:rPr>
-          <w:lang w:val="zh_TW" w:bidi="zh_TW"/>
-        </w:rPr>
-      </w:r>
-      <w:hyperlink r:id="rId13">
-        <w:r>
-          <w:rPr>
-            <w:lang w:val="zh_TW" w:bidi="zh_TW"/>
-          </w:rPr>
-          <w:rPr>
-            <w:color w:val="0000EE"/>
-            <w:u w:val="single"/>
-          </w:rPr>
-          <w:t>創世記一</w:t>
-        </w:r>
-      </w:hyperlink>
-      <w:r>
-        <w:rPr>
-          <w:lang w:val="zh_TW" w:bidi="zh_TW"/>
-        </w:rPr>
-        <w:t>和</w:t>
-      </w:r>
-      <w:hyperlink r:id="rId17">
-        <w:r>
-          <w:rPr>
-            <w:lang w:val="zh_TW" w:bidi="zh_TW"/>
-          </w:rPr>
-          <w:rPr>
-            <w:color w:val="0000EE"/>
-            <w:u w:val="single"/>
-          </w:rPr>
-          <w:t>二章</w:t>
-        </w:r>
-      </w:hyperlink>
-      <w:r>
-        <w:rPr>
-          <w:lang w:val="zh_TW" w:bidi="zh_TW"/>
-        </w:rPr>
-        <w:t>的創世敘事，肯定了人的本質與使命的獨特性。人是按著神的形像被造，為要與神相交、彼此交通。作為神的代表，人被賦予治理全地的權柄，要開發並使用地上的資源，使神得榮耀。</w:t>
-      </w:r>
-    </w:p>
-    <w:p>
-      <w:pPr/>
-      <w:r>
-        <w:rPr>
-          <w:lang w:val="zh_TW" w:bidi="zh_TW"/>
-        </w:rPr>
-      </w:r>
-      <w:r>
-        <w:rPr>
-          <w:lang w:val="zh_TW" w:bidi="zh_TW"/>
-        </w:rPr>
-        <w:t>除了文化使命以外，人同時也領受一條具體的命令：神准許他吃伊甸園的各樣植物，卻明確禁止他吃分別善惡樹上的果子。這命令的目的，乃是為了在人的意識中，建立善與惡之間的根本對立，並使人肯定其定位就是事奉造物主。人若能忠心事奉，便可享受天父所賜的一切福分，並最終進入與神同在，享受永恆生命的豐盛。</w:t>
-      </w:r>
-    </w:p>
-    <w:p>
-      <w:pPr/>
-      <w:r>
-        <w:rPr>
-          <w:lang w:val="zh_TW" w:bidi="zh_TW"/>
-        </w:rPr>
-      </w:r>
-      <w:r>
-        <w:rPr>
-          <w:lang w:val="zh_TW" w:bidi="zh_TW"/>
-        </w:rPr>
-        <w:t>雖然人與動物一樣被造為有生命的活物，但人生命的核心在於與神的聯合與相交。與神的交通本應是亞當自覺擁有的特權，這與動物形成對比，因牠們既沒有犯罪的可能，也沒有與神有意識的相交。人在充分明白另一選擇所帶來的邪惡後，應當甘心樂意、出於愛心地事奉神。因此，他在神面前的生命本質應是敬虔的，而不是單憑本能的。</w:t>
-      </w:r>
-    </w:p>
-    <w:p>
-      <w:pPr/>
-      <w:r>
-        <w:rPr>
-          <w:lang w:val="zh_TW" w:bidi="zh_TW"/>
-        </w:rPr>
-      </w:r>
-      <w:r>
-        <w:rPr>
-          <w:lang w:val="zh_TW" w:bidi="zh_TW"/>
-        </w:rPr>
-        <w:t>神吩咐不可吃分別善惡樹的果子，其目的在於要使人堅立於公義和信心的道路上，然而，撒但卻利用這條命令作為機會，引誘人背叛神。雖然人面對試探本身並不是邪惡，但撒但引誘人犯罪卻是邪惡的。這意味著在人墮落之前，宇宙已經存在邪惡。撒但的目的明顯是要使人歸服於牠，並藉著人將牠黑暗的國度擴展到全地。人的墮落，以及其後神所展開的救贖計劃，必須在神與撒但之間的宇宙性衝突這個背景下來理解，而在這場爭戰中，神最終的得勝是確定無疑的。撒但藉著蛇作為工具，先接近夏娃來引誘亞當，誘惑他們吃分別善惡樹的果子。</w:t>
-      </w:r>
-    </w:p>
-    <w:p>
-      <w:pPr/>
-      <w:r>
-        <w:rPr>
-          <w:lang w:val="zh_TW" w:bidi="zh_TW"/>
-        </w:rPr>
-      </w:r>
-      <w:r>
-        <w:rPr>
-          <w:lang w:val="zh_TW" w:bidi="zh_TW"/>
-        </w:rPr>
-        <w:t>在人墮落之前，對善惡的分別並非一無所知，只是他在經驗上只認識善。亞當應當只從神那裡領受有關善惡分別的本質，以及領受教導，知道吃或不吃生命樹上的果子所帶來的後果。正如他起初從造物主得著生命，如今他也當順服神口中所出的一切話，並藉此而活。試探的目的，是要人離開對神的依靠。撒但質疑神話語的真實，並挑戰祂的權柄，引誘人以為自己能判斷善惡，並能掌握後果，使後果有利自己。這試探的核心，就是要人自以為神。</w:t>
-      </w:r>
-    </w:p>
-    <w:p>
-      <w:pPr/>
-      <w:r>
-        <w:rPr>
-          <w:lang w:val="zh_TW" w:bidi="zh_TW"/>
-        </w:rPr>
-      </w:r>
-      <w:r>
-        <w:rPr>
-          <w:lang w:val="zh_TW" w:bidi="zh_TW"/>
-        </w:rPr>
-        <w:t>亞當在屈服於撒但的試探後，與妻子一同吃了禁果，因而墮落。這悖逆的行為，乃是背叛、不忠、失信與不信的行為。正如「不可吃」這條命令總結並集中表明了人在神面前公義的一切要求，這違命的舉動則彰顯出徹底的背道。全心的背叛與完全的悖逆取代了對神完全的順服：人拒絕神的權柄，懷疑神的美善，爭論神的智慧，否定神的真理。一個全新的情感與思想的複雜體系，掌控了人的心思意念。</w:t>
-      </w:r>
-    </w:p>
-    <w:p>
-      <w:pPr>
-        <w:pStyle w:val="Heading3"/>
-      </w:pPr>
-      <w:r>
-        <w:rPr>
-          <w:lang w:val="zh_TW" w:bidi="zh_TW"/>
-        </w:rPr>
-        <w:t>墮落的後果</w:t>
-      </w:r>
-    </w:p>
-    <w:p>
-      <w:pPr/>
-      <w:r>
-        <w:rPr>
-          <w:lang w:val="zh_TW" w:bidi="zh_TW"/>
-        </w:rPr>
-      </w:r>
-      <w:r>
-        <w:rPr>
-          <w:lang w:val="zh_TW" w:bidi="zh_TW"/>
-        </w:rPr>
-        <w:t>人墮落的最直接後果，就是在神面前失去了坦然與喜樂，轉而生出懼怕與羞恥。亞當與夏娃與神隔絕，也清楚顯明了這一點。這既表現在臨到人的咒詛，更明顯體現在亞當和夏娃被逐出伊甸園。伊甸園原是公義的居所，是人與神聯合和相交的範圍；一旦人因不義斷絕了與神的相交，就必然會被逐出伊甸園。正如神所警告的，罪的結果就是死。因為死亡會臨到一切有生命之處，也使人的身體在墳墓裡歸於朽壞。</w:t>
-      </w:r>
-    </w:p>
-    <w:p>
-      <w:pPr/>
-      <w:r>
-        <w:rPr>
-          <w:lang w:val="zh_TW" w:bidi="zh_TW"/>
-        </w:rPr>
-      </w:r>
-      <w:r>
-        <w:rPr>
-          <w:lang w:val="zh_TW" w:bidi="zh_TW"/>
-        </w:rPr>
-        <w:t>墮落的後果不僅臨到亞當和夏娃，也延伸到一切由他們自然繁衍而來的人身上，因為亞當與全人類之間存在獨特的連帶關係。有些神學家特別強調亞當與後裔之間的普遍聯繫，而另一些則注重約的關係，以亞當作為後裔之首和代表。亞當犯罪對全人類的後果，就是他的罪被算在所有後裔的身上，他們因此都必面對死亡的刑罰，並且承受敗壞的本性。</w:t>
-      </w:r>
-    </w:p>
-    <w:p>
-      <w:pPr/>
-      <w:r>
-        <w:rPr>
-          <w:lang w:val="zh_TW" w:bidi="zh_TW"/>
-        </w:rPr>
-      </w:r>
-      <w:r>
-        <w:rPr>
-          <w:lang w:val="zh_TW" w:bidi="zh_TW"/>
-        </w:rPr>
-        <w:t>墮落的後果也顯明在整個受造界，因咒詛的作用，使人在完成原本文化使命時遭遇阻力。人要繁衍遍布世界，就必須經歷生產的痛苦與危險，而維持生命所需的食物、衣物與居所，也只能經過艱辛和勞苦的勞動才能得來。</w:t>
-      </w:r>
-    </w:p>
-    <w:p>
-      <w:pPr/>
-      <w:r>
-        <w:rPr>
-          <w:lang w:val="zh_TW" w:bidi="zh_TW"/>
-        </w:rPr>
-      </w:r>
-      <w:r>
-        <w:rPr>
-          <w:lang w:val="zh_TW" w:bidi="zh_TW"/>
-        </w:rPr>
-        <w:t>然而，人墮落後，死亡並沒有</w:t>
-      </w:r>
-      <w:r>
-        <w:rPr>
-          <w:b/>
-          <w:lang w:val="zh_TW" w:bidi="zh_TW"/>
-        </w:rPr>
-        <w:t>立刻</w:t>
-      </w:r>
-      <w:r>
-        <w:rPr>
-          <w:lang w:val="zh_TW" w:bidi="zh_TW"/>
-        </w:rPr>
-        <w:t>臨到作為</w:t>
-      </w:r>
-      <w:r>
-        <w:rPr>
-          <w:b/>
-          <w:lang w:val="zh_TW" w:bidi="zh_TW"/>
-        </w:rPr>
-        <w:t>最終</w:t>
-      </w:r>
-      <w:r>
-        <w:rPr>
-          <w:lang w:val="zh_TW" w:bidi="zh_TW"/>
-        </w:rPr>
-        <w:t>的審判，這正顯出神對人的拯救旨意。亞當在聽見死亡的咒詛之前，已經先聽見一位救主的應許（</w:t>
-      </w:r>
-      <w:hyperlink r:id="rId33">
-        <w:r>
-          <w:rPr>
-            <w:lang w:val="zh_TW" w:bidi="zh_TW"/>
-          </w:rPr>
-          <w:rPr>
-            <w:color w:val="0000EE"/>
-            <w:u w:val="single"/>
-          </w:rPr>
-          <w:t>創3:15</w:t>
-        </w:r>
-      </w:hyperlink>
-      <w:r>
-        <w:rPr>
-          <w:lang w:val="zh_TW" w:bidi="zh_TW"/>
-        </w:rPr>
-        <w:t>）。</w:t>
-      </w:r>
-    </w:p>
-    <w:p>
-      <w:pPr/>
-      <w:r>
-        <w:rPr>
-          <w:lang w:val="zh_TW" w:bidi="zh_TW"/>
-        </w:rPr>
-      </w:r>
-      <w:r>
-        <w:rPr>
-          <w:lang w:val="zh_TW" w:bidi="zh_TW"/>
-        </w:rPr>
-        <w:t>自</w:t>
-      </w:r>
-      <w:hyperlink r:id="rId27">
-        <w:r>
-          <w:rPr>
-            <w:lang w:val="zh_TW" w:bidi="zh_TW"/>
-          </w:rPr>
-          <w:rPr>
-            <w:color w:val="0000EE"/>
-            <w:u w:val="single"/>
-          </w:rPr>
-          <w:t>創世記三章</w:t>
-        </w:r>
-      </w:hyperlink>
-      <w:r>
-        <w:rPr>
-          <w:lang w:val="zh_TW" w:bidi="zh_TW"/>
-        </w:rPr>
-        <w:t>之後，聖經很少提到人的墮落，但這一歷史事件卻是其後一切經文的必要前提。聖經的重點是面向未來——罪惡不斷擴大的影響，以及神展開祂的救贖計劃。</w:t>
-      </w:r>
-    </w:p>
-    <w:p>
-      <w:pPr/>
-      <w:r>
-        <w:rPr>
-          <w:lang w:val="zh_TW" w:bidi="zh_TW"/>
-        </w:rPr>
-      </w:r>
-      <w:r>
-        <w:rPr>
-          <w:i/>
-          <w:lang w:val="zh_TW" w:bidi="zh_TW"/>
-        </w:rPr>
-        <w:t>另見</w:t>
-      </w:r>
-      <w:r>
-        <w:rPr>
-          <w:lang w:val="zh_TW" w:bidi="zh_TW"/>
-        </w:rPr>
-        <w:t xml:space="preserve"> </w:t>
-      </w:r>
-      <w:r>
-        <w:rPr>
-          <w:lang w:val="zh_TW" w:bidi="zh_TW"/>
-        </w:rPr>
-        <w:t>亞當（人物）；</w:t>
-      </w:r>
-      <w:r>
-        <w:rPr>
-          <w:lang w:val="zh_TW" w:bidi="zh_TW"/>
-        </w:rPr>
-        <w:t>死亡；</w:t>
-      </w:r>
-      <w:r>
-        <w:rPr>
-          <w:lang w:val="zh_TW" w:bidi="zh_TW"/>
-        </w:rPr>
-        <w:t>罪</w:t>
-      </w:r>
-      <w:r>
-        <w:rPr>
-          <w:lang w:val="zh_TW" w:bidi="zh_TW"/>
-        </w:rPr>
-        <w:t>。</w:t>
-      </w:r>
-      <w:r>
-        <w:rPr>
-          <w:lang w:val="zh_TW" w:bidi="zh_TW"/>
-        </w:rPr>
-      </w:r>
-      <w:r>
-        <w:rPr>
-          <w:lang w:val="zh_TW" w:bidi="zh_TW"/>
-        </w:rPr>
-      </w:r>
-    </w:p>
-    <w:p>
-      <w:pPr/>
-      <w:r>
-        <w:rPr>
-          <w:lang w:val="zh_TW" w:bidi="zh_TW"/>
-        </w:rPr>
-      </w:r>
-    </w:p>
-    <w:p>
-      <w:pPr>
-        <w:pStyle w:val="Heading2"/>
-      </w:pPr>
-      <w:r>
-        <w:rPr>
-          <w:lang w:val="zh_TW" w:bidi="zh_TW"/>
-        </w:rPr>
-        <w:t>人子</w:t>
-      </w:r>
-      <w:r>
-        <w:rPr>
-          <w:lang w:val="zh_TW" w:bidi="zh_TW"/>
-        </w:rPr>
-      </w:r>
-    </w:p>
-    <w:p>
-      <w:pPr/>
-      <w:r>
-        <w:rPr>
-          <w:lang w:val="zh_TW" w:bidi="zh_TW"/>
-        </w:rPr>
-      </w:r>
-      <w:r>
-        <w:rPr>
-          <w:lang w:val="zh_TW" w:bidi="zh_TW"/>
-        </w:rPr>
-        <w:t>這是耶穌使用的彌賽亞稱號，用來表達祂屬天的根源、地上的使命以及將來的榮耀再來。這稱號不僅僅如一些教會的教父或近代學者所認為僅指祂具有人的本質和人性，而是反映出耶穌的天上根源和神的威嚴；祂以人的形式所顯現的奧秘；以及祂在地上的使命，這使命促使祂被釘在十字架上，並進入榮耀。</w:t>
-      </w:r>
-    </w:p>
-    <w:p>
-      <w:pPr/>
-      <w:r>
-        <w:rPr>
-          <w:lang w:val="zh_TW" w:bidi="zh_TW"/>
-        </w:rPr>
-      </w:r>
-      <w:r>
-        <w:rPr>
-          <w:lang w:val="zh_TW" w:bidi="zh_TW"/>
-        </w:rPr>
-        <w:t>「人子」這個稱號的背景可以追溯到舊約，特別是在以西結書中出現，因為這位先知被稱為「人子」多達90次。例如，神對他說：「人子啊，你站起來，我要和你說話」（</w:t>
-      </w:r>
-      <w:hyperlink r:id="rId34">
-        <w:r>
-          <w:rPr>
-            <w:lang w:val="zh_TW" w:bidi="zh_TW"/>
-          </w:rPr>
-          <w:rPr>
-            <w:color w:val="0000EE"/>
-            <w:u w:val="single"/>
-          </w:rPr>
-          <w:t>結2:1</w:t>
-        </w:r>
-      </w:hyperlink>
-      <w:r>
-        <w:rPr>
-          <w:lang w:val="zh_TW" w:bidi="zh_TW"/>
-        </w:rPr>
-        <w:t>）。耶穌使用「人子」這個稱號以及許多來自以西結書的主題，顯示耶穌要表明自己是末世的先知，就像以西結一樣（</w:t>
-      </w:r>
-      <w:hyperlink r:id="rId35">
-        <w:r>
-          <w:rPr>
-            <w:lang w:val="zh_TW" w:bidi="zh_TW"/>
-          </w:rPr>
-          <w:rPr>
-            <w:color w:val="0000EE"/>
-            <w:u w:val="single"/>
-          </w:rPr>
-          <w:t>4</w:t>
-        </w:r>
-      </w:hyperlink>
-      <w:r>
-        <w:rPr>
-          <w:lang w:val="zh_TW" w:bidi="zh_TW"/>
-        </w:rPr>
-        <w:t>、</w:t>
-      </w:r>
-      <w:hyperlink r:id="rId36">
-        <w:r>
-          <w:rPr>
-            <w:lang w:val="zh_TW" w:bidi="zh_TW"/>
-          </w:rPr>
-          <w:rPr>
-            <w:color w:val="0000EE"/>
-            <w:u w:val="single"/>
-          </w:rPr>
-          <w:t>7</w:t>
-        </w:r>
-      </w:hyperlink>
-      <w:r>
-        <w:rPr>
-          <w:lang w:val="zh_TW" w:bidi="zh_TW"/>
-        </w:rPr>
-        <w:t>、</w:t>
-      </w:r>
-      <w:hyperlink r:id="rId37">
-        <w:r>
-          <w:rPr>
-            <w:lang w:val="zh_TW" w:bidi="zh_TW"/>
-          </w:rPr>
-          <w:rPr>
-            <w:color w:val="0000EE"/>
-            <w:u w:val="single"/>
-          </w:rPr>
-          <w:t>10</w:t>
-        </w:r>
-      </w:hyperlink>
-      <w:r>
-        <w:rPr>
-          <w:lang w:val="zh_TW" w:bidi="zh_TW"/>
-        </w:rPr>
-        <w:t>、</w:t>
-      </w:r>
-      <w:hyperlink r:id="rId38">
-        <w:r>
-          <w:rPr>
-            <w:lang w:val="zh_TW" w:bidi="zh_TW"/>
-          </w:rPr>
-          <w:rPr>
-            <w:color w:val="0000EE"/>
-            <w:u w:val="single"/>
-          </w:rPr>
-          <w:t>22</w:t>
-        </w:r>
-      </w:hyperlink>
-      <w:r>
-        <w:rPr>
-          <w:lang w:val="zh_TW" w:bidi="zh_TW"/>
-        </w:rPr>
-        <w:t>、</w:t>
-      </w:r>
-      <w:hyperlink r:id="rId39">
-        <w:r>
-          <w:rPr>
-            <w:lang w:val="zh_TW" w:bidi="zh_TW"/>
-          </w:rPr>
-          <w:rPr>
-            <w:color w:val="0000EE"/>
-            <w:u w:val="single"/>
-          </w:rPr>
-          <w:t>40–48</w:t>
-        </w:r>
-      </w:hyperlink>
-      <w:r>
-        <w:rPr>
-          <w:lang w:val="zh_TW" w:bidi="zh_TW"/>
-        </w:rPr>
-        <w:t>章），對耶路撒冷的毀滅和神國在以色列的復興有最終的宣告（</w:t>
-      </w:r>
-      <w:hyperlink r:id="rId40">
-        <w:r>
-          <w:rPr>
-            <w:lang w:val="zh_TW" w:bidi="zh_TW"/>
-          </w:rPr>
-          <w:rPr>
-            <w:color w:val="0000EE"/>
-            <w:u w:val="single"/>
-          </w:rPr>
-          <w:t>太23–24章</w:t>
-        </w:r>
-      </w:hyperlink>
-      <w:r>
-        <w:rPr>
-          <w:lang w:val="zh_TW" w:bidi="zh_TW"/>
-        </w:rPr>
-        <w:t>；</w:t>
-      </w:r>
-      <w:hyperlink r:id="rId41">
-        <w:r>
-          <w:rPr>
-            <w:lang w:val="zh_TW" w:bidi="zh_TW"/>
-          </w:rPr>
-          <w:rPr>
-            <w:color w:val="0000EE"/>
-            <w:u w:val="single"/>
-          </w:rPr>
-          <w:t>徒1:6–8</w:t>
-        </w:r>
-      </w:hyperlink>
-      <w:r>
-        <w:rPr>
-          <w:lang w:val="zh_TW" w:bidi="zh_TW"/>
-        </w:rPr>
-        <w:t>）。</w:t>
-      </w:r>
-    </w:p>
-    <w:p>
-      <w:pPr/>
-      <w:r>
-        <w:rPr>
-          <w:lang w:val="zh_TW" w:bidi="zh_TW"/>
-        </w:rPr>
-      </w:r>
-      <w:r>
-        <w:rPr>
-          <w:lang w:val="zh_TW" w:bidi="zh_TW"/>
-        </w:rPr>
-        <w:t>這個稱號的具體來源是</w:t>
-      </w:r>
-      <w:hyperlink r:id="rId42">
-        <w:r>
-          <w:rPr>
-            <w:lang w:val="zh_TW" w:bidi="zh_TW"/>
-          </w:rPr>
-          <w:rPr>
-            <w:color w:val="0000EE"/>
-            <w:u w:val="single"/>
-          </w:rPr>
-          <w:t>但以理書七章13至14節</w:t>
-        </w:r>
-      </w:hyperlink>
-      <w:r>
-        <w:rPr>
-          <w:lang w:val="zh_TW" w:bidi="zh_TW"/>
-        </w:rPr>
-        <w:t>，在那裡但以理看到一個「像人子」的異象，他「駕著天雲」而來，被領到「亙古常在者」面前，而亙古常在者賜給祂權柄、榮耀、國度。耶穌在教導祂的再來時多次引用這處經文的一部分（</w:t>
-      </w:r>
-      <w:hyperlink r:id="rId43">
-        <w:r>
-          <w:rPr>
-            <w:lang w:val="zh_TW" w:bidi="zh_TW"/>
-          </w:rPr>
-          <w:rPr>
-            <w:color w:val="0000EE"/>
-            <w:u w:val="single"/>
-          </w:rPr>
-          <w:t>太16:27</w:t>
-        </w:r>
-      </w:hyperlink>
-      <w:r>
-        <w:rPr>
-          <w:lang w:val="zh_TW" w:bidi="zh_TW"/>
-        </w:rPr>
-        <w:t>，</w:t>
-      </w:r>
-      <w:hyperlink r:id="rId44">
-        <w:r>
-          <w:rPr>
-            <w:lang w:val="zh_TW" w:bidi="zh_TW"/>
-          </w:rPr>
-          <w:rPr>
-            <w:color w:val="0000EE"/>
-            <w:u w:val="single"/>
-          </w:rPr>
-          <w:t>19:28，</w:t>
-        </w:r>
-      </w:hyperlink>
-      <w:hyperlink r:id="rId45">
-        <w:r>
-          <w:rPr>
-            <w:lang w:val="zh_TW" w:bidi="zh_TW"/>
-          </w:rPr>
-          <w:rPr>
-            <w:color w:val="0000EE"/>
-            <w:u w:val="single"/>
-          </w:rPr>
-          <w:t>24:30，2</w:t>
-        </w:r>
-      </w:hyperlink>
-      <w:hyperlink r:id="rId46">
-        <w:r>
-          <w:rPr>
-            <w:lang w:val="zh_TW" w:bidi="zh_TW"/>
-          </w:rPr>
-          <w:rPr>
-            <w:color w:val="0000EE"/>
-            <w:u w:val="single"/>
-          </w:rPr>
-          <w:t>5:31，</w:t>
-        </w:r>
-      </w:hyperlink>
-      <w:hyperlink r:id="rId47">
-        <w:r>
-          <w:rPr>
-            <w:lang w:val="zh_TW" w:bidi="zh_TW"/>
-          </w:rPr>
-          <w:rPr>
-            <w:color w:val="0000EE"/>
-            <w:u w:val="single"/>
-          </w:rPr>
-          <w:t>26:64</w:t>
-        </w:r>
-      </w:hyperlink>
-      <w:r>
-        <w:rPr>
-          <w:lang w:val="zh_TW" w:bidi="zh_TW"/>
-        </w:rPr>
-        <w:t>）。顯然，耶穌將這處經文理解為是祂自己的預言，描繪了祂的道成肉身、升天和承受神的國度。</w:t>
-      </w:r>
-    </w:p>
-    <w:p>
-      <w:pPr/>
-      <w:r>
-        <w:rPr>
-          <w:lang w:val="zh_TW" w:bidi="zh_TW"/>
-        </w:rPr>
-      </w:r>
-      <w:r>
-        <w:rPr>
-          <w:lang w:val="zh_TW" w:bidi="zh_TW"/>
-        </w:rPr>
-        <w:t>在福音書中，「人子」這個稱號被耶穌使用了大約80次，以隱晦、間接的方式來說明耶穌自己（太，32次；可，14次；路，26次；約，10次）。在所有這些經文中，耶穌都是說話者，從來沒有人稱呼祂為「人子」。在有些經文中的描述非常奧秘，以至於有些解經家認為耶穌是在談論另一個人。這種懷疑只出現在約翰福音中唯一的一處經文中，群眾問耶穌：「這人子是誰呢？」（</w:t>
-      </w:r>
-      <w:hyperlink r:id="rId48">
-        <w:r>
-          <w:rPr>
-            <w:lang w:val="zh_TW" w:bidi="zh_TW"/>
-          </w:rPr>
-          <w:rPr>
-            <w:color w:val="0000EE"/>
-            <w:u w:val="single"/>
-          </w:rPr>
-          <w:t>約12:34</w:t>
-        </w:r>
-      </w:hyperlink>
-      <w:r>
-        <w:rPr>
-          <w:lang w:val="zh_TW" w:bidi="zh_TW"/>
-        </w:rPr>
-        <w:t>）。在大多數經文中，耶穌的身份是明確的。在一些經文中是明顯的：「人說我——人子是誰？」——接著是「你們說我是誰？」（</w:t>
-      </w:r>
-      <w:hyperlink r:id="rId49">
-        <w:r>
-          <w:rPr>
-            <w:lang w:val="zh_TW" w:bidi="zh_TW"/>
-          </w:rPr>
-          <w:rPr>
-            <w:color w:val="0000EE"/>
-            <w:u w:val="single"/>
-          </w:rPr>
-          <w:t>太16:13、15</w:t>
-        </w:r>
-      </w:hyperlink>
-      <w:r>
-        <w:rPr>
-          <w:lang w:val="zh_TW" w:bidi="zh_TW"/>
-        </w:rPr>
-        <w:t>）。通常的結論是，耶穌將這個稱號用作祂自己的彌賽亞稱號，這樣祂就可以謙卑地談論祂自己和祂的使命，並傳達耶穌希望揭示關於祂自己的重要事實。祂可以這樣做，因為當這個稱號用於耶穌的彌賽亞身分時，這一稱號並未帶來普遍的錯誤觀念和誤解。</w:t>
-      </w:r>
-    </w:p>
-    <w:p>
-      <w:pPr/>
-      <w:r>
-        <w:rPr>
-          <w:lang w:val="zh_TW" w:bidi="zh_TW"/>
-        </w:rPr>
-      </w:r>
-      <w:r>
-        <w:rPr>
-          <w:lang w:val="zh_TW" w:bidi="zh_TW"/>
-        </w:rPr>
-        <w:t>這個稱號在新約中只出現了另外四次。在</w:t>
-      </w:r>
-      <w:hyperlink r:id="rId50">
-        <w:r>
-          <w:rPr>
-            <w:lang w:val="zh_TW" w:bidi="zh_TW"/>
-          </w:rPr>
-          <w:rPr>
-            <w:color w:val="0000EE"/>
-            <w:u w:val="single"/>
-          </w:rPr>
-          <w:t>使徒行傳七章56節</w:t>
-        </w:r>
-      </w:hyperlink>
-      <w:r>
-        <w:rPr>
-          <w:lang w:val="zh_TW" w:bidi="zh_TW"/>
-        </w:rPr>
-        <w:t>，司提反說：「我看見天開了，人子站在神的右邊。」</w:t>
-      </w:r>
-      <w:hyperlink r:id="rId51">
-        <w:r>
-          <w:rPr>
-            <w:lang w:val="zh_TW" w:bidi="zh_TW"/>
-          </w:rPr>
-          <w:rPr>
-            <w:color w:val="0000EE"/>
-            <w:u w:val="single"/>
-          </w:rPr>
-          <w:t>希伯來書二章6節</w:t>
-        </w:r>
-      </w:hyperlink>
-      <w:r>
-        <w:rPr>
-          <w:lang w:val="zh_TW" w:bidi="zh_TW"/>
-        </w:rPr>
-        <w:t>將</w:t>
-      </w:r>
-      <w:hyperlink r:id="rId52">
-        <w:r>
-          <w:rPr>
-            <w:lang w:val="zh_TW" w:bidi="zh_TW"/>
-          </w:rPr>
-          <w:rPr>
-            <w:color w:val="0000EE"/>
-            <w:u w:val="single"/>
-          </w:rPr>
-          <w:t>詩篇八篇4節</w:t>
-        </w:r>
-      </w:hyperlink>
-      <w:r>
-        <w:rPr>
-          <w:lang w:val="zh_TW" w:bidi="zh_TW"/>
-        </w:rPr>
-        <w:t>應用在耶穌身上。最後，</w:t>
-      </w:r>
-      <w:hyperlink r:id="rId53">
-        <w:r>
-          <w:rPr>
-            <w:lang w:val="zh_TW" w:bidi="zh_TW"/>
-          </w:rPr>
-          <w:rPr>
-            <w:color w:val="0000EE"/>
-            <w:u w:val="single"/>
-          </w:rPr>
-          <w:t>啟示錄一章13節</w:t>
-        </w:r>
-      </w:hyperlink>
-      <w:r>
-        <w:rPr>
-          <w:lang w:val="zh_TW" w:bidi="zh_TW"/>
-        </w:rPr>
-        <w:t>和</w:t>
-      </w:r>
-      <w:hyperlink r:id="rId54">
-        <w:r>
-          <w:rPr>
-            <w:lang w:val="zh_TW" w:bidi="zh_TW"/>
-          </w:rPr>
-          <w:rPr>
-            <w:color w:val="0000EE"/>
-            <w:u w:val="single"/>
-          </w:rPr>
-          <w:t>十四章14節</w:t>
-        </w:r>
-      </w:hyperlink>
-      <w:r>
-        <w:rPr>
-          <w:lang w:val="zh_TW" w:bidi="zh_TW"/>
-        </w:rPr>
-        <w:t>描繪兩個「像人子的」異象，毫無疑問是榮耀的耶穌。</w:t>
-      </w:r>
-    </w:p>
-    <w:p>
-      <w:pPr/>
-      <w:r>
-        <w:rPr>
-          <w:lang w:val="zh_TW" w:bidi="zh_TW"/>
-        </w:rPr>
-      </w:r>
-      <w:r>
-        <w:rPr>
-          <w:lang w:val="zh_TW" w:bidi="zh_TW"/>
-        </w:rPr>
-        <w:t>在對觀福音中，耶穌使用「人子」這個稱號的第一個主題，是祂來到世上完成彌賽亞使命。耶穌通過說「狐狸有洞，天空的飛鳥有窩，人子卻沒有枕頭的地方」，來比較祂在地上的狀況與祂先前在天上的榮耀（</w:t>
-      </w:r>
-      <w:hyperlink r:id="rId55">
-        <w:r>
-          <w:rPr>
-            <w:lang w:val="zh_TW" w:bidi="zh_TW"/>
-          </w:rPr>
-          <w:rPr>
-            <w:color w:val="0000EE"/>
-            <w:u w:val="single"/>
-          </w:rPr>
-          <w:t>太8:20</w:t>
-        </w:r>
-      </w:hyperlink>
-      <w:r>
-        <w:rPr>
-          <w:lang w:val="zh_TW" w:bidi="zh_TW"/>
-        </w:rPr>
-        <w:t>；見</w:t>
-      </w:r>
-      <w:hyperlink r:id="rId56">
-        <w:r>
-          <w:rPr>
-            <w:lang w:val="zh_TW" w:bidi="zh_TW"/>
-          </w:rPr>
-          <w:rPr>
-            <w:color w:val="0000EE"/>
-            <w:u w:val="single"/>
-          </w:rPr>
-          <w:t>路9:58</w:t>
-        </w:r>
-      </w:hyperlink>
-      <w:r>
-        <w:rPr>
-          <w:lang w:val="zh_TW" w:bidi="zh_TW"/>
-        </w:rPr>
-        <w:t>）。這表明人子捨棄了祂的天家，來到地上承受事工中的一切羞辱（</w:t>
-      </w:r>
-      <w:hyperlink r:id="rId57">
-        <w:r>
-          <w:rPr>
-            <w:lang w:val="zh_TW" w:bidi="zh_TW"/>
-          </w:rPr>
-          <w:rPr>
-            <w:color w:val="0000EE"/>
-            <w:u w:val="single"/>
-          </w:rPr>
-          <w:t>腓2:5–11</w:t>
-        </w:r>
-      </w:hyperlink>
-      <w:r>
-        <w:rPr>
-          <w:lang w:val="zh_TW" w:bidi="zh_TW"/>
-        </w:rPr>
-        <w:t>）。</w:t>
-      </w:r>
-    </w:p>
-    <w:p>
-      <w:pPr/>
-      <w:r>
-        <w:rPr>
-          <w:lang w:val="zh_TW" w:bidi="zh_TW"/>
-        </w:rPr>
-      </w:r>
-      <w:r>
-        <w:rPr>
-          <w:lang w:val="zh_TW" w:bidi="zh_TW"/>
-        </w:rPr>
-        <w:t>耶穌使用這個稱號來宣告神的特權，說：「人子是安息日的主」（</w:t>
-      </w:r>
-      <w:hyperlink r:id="rId58">
-        <w:r>
-          <w:rPr>
-            <w:lang w:val="zh_TW" w:bidi="zh_TW"/>
-          </w:rPr>
-          <w:rPr>
-            <w:color w:val="0000EE"/>
-            <w:u w:val="single"/>
-          </w:rPr>
-          <w:t>太12:8</w:t>
-        </w:r>
-      </w:hyperlink>
-      <w:r>
-        <w:rPr>
-          <w:lang w:val="zh_TW" w:bidi="zh_TW"/>
-        </w:rPr>
-        <w:t>；</w:t>
-      </w:r>
-      <w:hyperlink r:id="rId59">
-        <w:r>
-          <w:rPr>
-            <w:lang w:val="zh_TW" w:bidi="zh_TW"/>
-          </w:rPr>
-          <w:rPr>
-            <w:color w:val="0000EE"/>
-            <w:u w:val="single"/>
-          </w:rPr>
-          <w:t>可2:28</w:t>
-        </w:r>
-      </w:hyperlink>
-      <w:r>
-        <w:rPr>
-          <w:lang w:val="zh_TW" w:bidi="zh_TW"/>
-        </w:rPr>
-        <w:t>；</w:t>
-      </w:r>
-      <w:hyperlink r:id="rId60">
-        <w:r>
-          <w:rPr>
-            <w:lang w:val="zh_TW" w:bidi="zh_TW"/>
-          </w:rPr>
-          <w:rPr>
-            <w:color w:val="0000EE"/>
-            <w:u w:val="single"/>
-          </w:rPr>
-          <w:t>路6:5</w:t>
-        </w:r>
-      </w:hyperlink>
-      <w:r>
-        <w:rPr>
-          <w:lang w:val="zh_TW" w:bidi="zh_TW"/>
-        </w:rPr>
-        <w:t>）。安息日是神所設立的制度，一般人不得修改。但因為耶穌是從天上來的人子，祂就可以自由地作為安息日的主宰，因為祂就是設立安息日的那位主（</w:t>
-      </w:r>
-      <w:hyperlink r:id="rId61">
-        <w:r>
-          <w:rPr>
-            <w:lang w:val="zh_TW" w:bidi="zh_TW"/>
-          </w:rPr>
-          <w:rPr>
-            <w:color w:val="0000EE"/>
-            <w:u w:val="single"/>
-          </w:rPr>
-          <w:t>創2:2</w:t>
-        </w:r>
-      </w:hyperlink>
-      <w:r>
-        <w:rPr>
-          <w:lang w:val="zh_TW" w:bidi="zh_TW"/>
-        </w:rPr>
-        <w:t>；</w:t>
-      </w:r>
-      <w:hyperlink r:id="rId62">
-        <w:r>
-          <w:rPr>
-            <w:lang w:val="zh_TW" w:bidi="zh_TW"/>
-          </w:rPr>
-          <w:rPr>
-            <w:color w:val="0000EE"/>
-            <w:u w:val="single"/>
-          </w:rPr>
-          <w:t>出20:8–11）</w:t>
-        </w:r>
-      </w:hyperlink>
-      <w:r>
-        <w:rPr>
-          <w:lang w:val="zh_TW" w:bidi="zh_TW"/>
-        </w:rPr>
-        <w:t>。在迦百農醫治癱子之後，耶穌宣稱「人子在地上有赦罪的權柄」（</w:t>
-      </w:r>
-      <w:hyperlink r:id="rId63">
-        <w:r>
-          <w:rPr>
-            <w:lang w:val="zh_TW" w:bidi="zh_TW"/>
-          </w:rPr>
-          <w:rPr>
-            <w:color w:val="0000EE"/>
-            <w:u w:val="single"/>
-          </w:rPr>
-          <w:t>太9:6</w:t>
-        </w:r>
-      </w:hyperlink>
-      <w:r>
-        <w:rPr>
-          <w:lang w:val="zh_TW" w:bidi="zh_TW"/>
-        </w:rPr>
-        <w:t>；</w:t>
-      </w:r>
-      <w:hyperlink r:id="rId64">
-        <w:r>
-          <w:rPr>
-            <w:lang w:val="zh_TW" w:bidi="zh_TW"/>
-          </w:rPr>
-          <w:rPr>
-            <w:color w:val="0000EE"/>
-            <w:u w:val="single"/>
-          </w:rPr>
-          <w:t>可2:10</w:t>
-        </w:r>
-      </w:hyperlink>
-      <w:r>
-        <w:rPr>
-          <w:lang w:val="zh_TW" w:bidi="zh_TW"/>
-        </w:rPr>
-        <w:t>；</w:t>
-      </w:r>
-      <w:hyperlink r:id="rId65">
-        <w:r>
-          <w:rPr>
-            <w:lang w:val="zh_TW" w:bidi="zh_TW"/>
-          </w:rPr>
-          <w:rPr>
-            <w:color w:val="0000EE"/>
-            <w:u w:val="single"/>
-          </w:rPr>
-          <w:t>路5:24</w:t>
-        </w:r>
-      </w:hyperlink>
-      <w:r>
-        <w:rPr>
-          <w:lang w:val="zh_TW" w:bidi="zh_TW"/>
-        </w:rPr>
-        <w:t>）。以前，赦罪是從天上和神而來的，但現在赦罪是由耶穌在地上賜予的。</w:t>
-      </w:r>
-    </w:p>
-    <w:p>
-      <w:pPr/>
-      <w:r>
-        <w:rPr>
-          <w:lang w:val="zh_TW" w:bidi="zh_TW"/>
-        </w:rPr>
-      </w:r>
-      <w:r>
-        <w:rPr>
-          <w:lang w:val="zh_TW" w:bidi="zh_TW"/>
-        </w:rPr>
-        <w:t>耶穌使用「人子」這個稱號的第二個方面涉及祂的受苦、死亡和榮耀的復活，這是祂以奧秘的方式成就祂作為人子在地上的使命。在彼得認耶穌為彌賽亞和神的兒子之後，耶穌開始詳細說明祂必須受苦（</w:t>
-      </w:r>
-      <w:hyperlink r:id="rId66">
-        <w:r>
-          <w:rPr>
-            <w:lang w:val="zh_TW" w:bidi="zh_TW"/>
-          </w:rPr>
-          <w:rPr>
-            <w:color w:val="0000EE"/>
-            <w:u w:val="single"/>
-          </w:rPr>
-          <w:t>太16:16</w:t>
-        </w:r>
-      </w:hyperlink>
-      <w:r>
-        <w:rPr>
-          <w:lang w:val="zh_TW" w:bidi="zh_TW"/>
-        </w:rPr>
-        <w:t>）。耶穌第一次預言祂作為人子要受苦是在</w:t>
-      </w:r>
-      <w:hyperlink r:id="rId67">
-        <w:r>
-          <w:rPr>
-            <w:lang w:val="zh_TW" w:bidi="zh_TW"/>
-          </w:rPr>
-          <w:rPr>
-            <w:color w:val="0000EE"/>
-            <w:u w:val="single"/>
-          </w:rPr>
-          <w:t>馬可福音八章31至32節</w:t>
-        </w:r>
-      </w:hyperlink>
-      <w:r>
-        <w:rPr>
-          <w:lang w:val="zh_TW" w:bidi="zh_TW"/>
-        </w:rPr>
-        <w:t>，並在其它多處經文中，這預言被重複。福音書進一步擴展了這一主題，提到被戲弄和鞭打（</w:t>
-      </w:r>
-      <w:hyperlink r:id="rId68">
-        <w:r>
-          <w:rPr>
-            <w:lang w:val="zh_TW" w:bidi="zh_TW"/>
-          </w:rPr>
-          <w:rPr>
-            <w:color w:val="0000EE"/>
-            <w:u w:val="single"/>
-          </w:rPr>
-          <w:t>太17:12</w:t>
-        </w:r>
-      </w:hyperlink>
-      <w:r>
-        <w:rPr>
-          <w:lang w:val="zh_TW" w:bidi="zh_TW"/>
-        </w:rPr>
-        <w:t>，</w:t>
-      </w:r>
-      <w:hyperlink r:id="rId69">
-        <w:r>
-          <w:rPr>
-            <w:lang w:val="zh_TW" w:bidi="zh_TW"/>
-          </w:rPr>
-          <w:rPr>
-            <w:color w:val="0000EE"/>
-            <w:u w:val="single"/>
-          </w:rPr>
-          <w:t>20:18</w:t>
-        </w:r>
-      </w:hyperlink>
-      <w:r>
-        <w:rPr>
-          <w:lang w:val="zh_TW" w:bidi="zh_TW"/>
-        </w:rPr>
-        <w:t>；</w:t>
-      </w:r>
-      <w:hyperlink r:id="rId70">
-        <w:r>
-          <w:rPr>
-            <w:lang w:val="zh_TW" w:bidi="zh_TW"/>
-          </w:rPr>
-          <w:rPr>
-            <w:color w:val="0000EE"/>
-            <w:u w:val="single"/>
-          </w:rPr>
-          <w:t>可8:31</w:t>
-        </w:r>
-      </w:hyperlink>
-      <w:r>
-        <w:rPr>
-          <w:lang w:val="zh_TW" w:bidi="zh_TW"/>
-        </w:rPr>
-        <w:t>；</w:t>
-      </w:r>
-      <w:hyperlink r:id="rId71">
-        <w:r>
-          <w:rPr>
-            <w:lang w:val="zh_TW" w:bidi="zh_TW"/>
-          </w:rPr>
-          <w:rPr>
-            <w:color w:val="0000EE"/>
-            <w:u w:val="single"/>
-          </w:rPr>
-          <w:t>路9:22</w:t>
-        </w:r>
-      </w:hyperlink>
-      <w:r>
-        <w:rPr>
-          <w:lang w:val="zh_TW" w:bidi="zh_TW"/>
-        </w:rPr>
-        <w:t>）、被猶大出賣（</w:t>
-      </w:r>
-      <w:hyperlink r:id="rId72">
-        <w:r>
-          <w:rPr>
-            <w:lang w:val="zh_TW" w:bidi="zh_TW"/>
-          </w:rPr>
-          <w:rPr>
-            <w:color w:val="0000EE"/>
-            <w:u w:val="single"/>
-          </w:rPr>
-          <w:t>太17:22</w:t>
-        </w:r>
-      </w:hyperlink>
-      <w:r>
-        <w:rPr>
-          <w:lang w:val="zh_TW" w:bidi="zh_TW"/>
-        </w:rPr>
-        <w:t>，</w:t>
-      </w:r>
-      <w:hyperlink r:id="rId73">
-        <w:r>
-          <w:rPr>
-            <w:lang w:val="zh_TW" w:bidi="zh_TW"/>
-          </w:rPr>
-          <w:rPr>
-            <w:color w:val="0000EE"/>
-            <w:u w:val="single"/>
-          </w:rPr>
-          <w:t>26:24–25</w:t>
-        </w:r>
-      </w:hyperlink>
-      <w:r>
-        <w:rPr>
-          <w:lang w:val="zh_TW" w:bidi="zh_TW"/>
-        </w:rPr>
-        <w:t>；</w:t>
-      </w:r>
-      <w:hyperlink r:id="rId74">
-        <w:r>
-          <w:rPr>
-            <w:lang w:val="zh_TW" w:bidi="zh_TW"/>
-          </w:rPr>
-          <w:rPr>
-            <w:color w:val="0000EE"/>
-            <w:u w:val="single"/>
-          </w:rPr>
-          <w:t>可14:21、41</w:t>
-        </w:r>
-      </w:hyperlink>
-      <w:r>
-        <w:rPr>
-          <w:lang w:val="zh_TW" w:bidi="zh_TW"/>
-        </w:rPr>
-        <w:t>）、被猶太領袖拒絕（</w:t>
-      </w:r>
-      <w:hyperlink r:id="rId69">
-        <w:r>
-          <w:rPr>
-            <w:lang w:val="zh_TW" w:bidi="zh_TW"/>
-          </w:rPr>
-          <w:rPr>
-            <w:color w:val="0000EE"/>
-            <w:u w:val="single"/>
-          </w:rPr>
-          <w:t>太20:18</w:t>
-        </w:r>
-      </w:hyperlink>
-      <w:r>
-        <w:rPr>
-          <w:lang w:val="zh_TW" w:bidi="zh_TW"/>
-        </w:rPr>
-        <w:t>）、被釘十字架（</w:t>
-      </w:r>
-      <w:hyperlink r:id="rId75">
-        <w:r>
-          <w:rPr>
-            <w:lang w:val="zh_TW" w:bidi="zh_TW"/>
-          </w:rPr>
-          <w:rPr>
-            <w:color w:val="0000EE"/>
-            <w:u w:val="single"/>
-          </w:rPr>
-          <w:t>太20:19</w:t>
-        </w:r>
-      </w:hyperlink>
-      <w:r>
-        <w:rPr>
-          <w:lang w:val="zh_TW" w:bidi="zh_TW"/>
-        </w:rPr>
-        <w:t>；</w:t>
-      </w:r>
-      <w:hyperlink r:id="rId76">
-        <w:r>
-          <w:rPr>
-            <w:lang w:val="zh_TW" w:bidi="zh_TW"/>
-          </w:rPr>
-          <w:rPr>
-            <w:color w:val="0000EE"/>
-            <w:u w:val="single"/>
-          </w:rPr>
-          <w:t>可9:12、31</w:t>
-        </w:r>
-      </w:hyperlink>
-      <w:r>
-        <w:rPr>
-          <w:lang w:val="zh_TW" w:bidi="zh_TW"/>
-        </w:rPr>
-        <w:t>，</w:t>
-      </w:r>
-      <w:hyperlink r:id="rId77">
-        <w:r>
-          <w:rPr>
-            <w:lang w:val="zh_TW" w:bidi="zh_TW"/>
-          </w:rPr>
-          <w:rPr>
-            <w:color w:val="0000EE"/>
-            <w:u w:val="single"/>
-          </w:rPr>
-          <w:t>10:33</w:t>
-        </w:r>
-      </w:hyperlink>
-      <w:r>
-        <w:rPr>
-          <w:lang w:val="zh_TW" w:bidi="zh_TW"/>
-        </w:rPr>
-        <w:t>）、埋葬三天（</w:t>
-      </w:r>
-      <w:hyperlink r:id="rId78">
-        <w:r>
-          <w:rPr>
-            <w:lang w:val="zh_TW" w:bidi="zh_TW"/>
-          </w:rPr>
-          <w:rPr>
-            <w:color w:val="0000EE"/>
-            <w:u w:val="single"/>
-          </w:rPr>
-          <w:t>太12:40</w:t>
-        </w:r>
-      </w:hyperlink>
-      <w:r>
-        <w:rPr>
-          <w:lang w:val="zh_TW" w:bidi="zh_TW"/>
-        </w:rPr>
-        <w:t>；</w:t>
-      </w:r>
-      <w:hyperlink r:id="rId79">
-        <w:r>
-          <w:rPr>
-            <w:lang w:val="zh_TW" w:bidi="zh_TW"/>
-          </w:rPr>
-          <w:rPr>
-            <w:color w:val="0000EE"/>
-            <w:u w:val="single"/>
-          </w:rPr>
-          <w:t>路11:30</w:t>
-        </w:r>
-      </w:hyperlink>
-      <w:r>
-        <w:rPr>
-          <w:lang w:val="zh_TW" w:bidi="zh_TW"/>
-        </w:rPr>
-        <w:t>），以及復活（</w:t>
-      </w:r>
-      <w:hyperlink r:id="rId80">
-        <w:r>
-          <w:rPr>
-            <w:lang w:val="zh_TW" w:bidi="zh_TW"/>
-          </w:rPr>
-          <w:rPr>
-            <w:color w:val="0000EE"/>
-            <w:u w:val="single"/>
-          </w:rPr>
-          <w:t>太17:22–23</w:t>
-        </w:r>
-      </w:hyperlink>
-      <w:r>
-        <w:rPr>
-          <w:lang w:val="zh_TW" w:bidi="zh_TW"/>
-        </w:rPr>
-        <w:t>；</w:t>
-      </w:r>
-      <w:hyperlink r:id="rId70">
-        <w:r>
-          <w:rPr>
-            <w:lang w:val="zh_TW" w:bidi="zh_TW"/>
-          </w:rPr>
-          <w:rPr>
-            <w:color w:val="0000EE"/>
-            <w:u w:val="single"/>
-          </w:rPr>
-          <w:t>可8:31</w:t>
-        </w:r>
-      </w:hyperlink>
-      <w:r>
-        <w:rPr>
-          <w:lang w:val="zh_TW" w:bidi="zh_TW"/>
-        </w:rPr>
-        <w:t>）。</w:t>
-      </w:r>
-    </w:p>
-    <w:p>
-      <w:pPr/>
-      <w:r>
-        <w:rPr>
-          <w:lang w:val="zh_TW" w:bidi="zh_TW"/>
-        </w:rPr>
-      </w:r>
-      <w:r>
-        <w:rPr>
-          <w:lang w:val="zh_TW" w:bidi="zh_TW"/>
-        </w:rPr>
-        <w:t>在著名的經文「人子來，不是要受人的服事，乃是要服事人，並且要捨命，作多人的贖價」（</w:t>
-      </w:r>
-      <w:hyperlink r:id="rId81">
-        <w:r>
-          <w:rPr>
-            <w:lang w:val="zh_TW" w:bidi="zh_TW"/>
-          </w:rPr>
-          <w:rPr>
-            <w:color w:val="0000EE"/>
-            <w:u w:val="single"/>
-          </w:rPr>
-          <w:t>太20:28</w:t>
-        </w:r>
-      </w:hyperlink>
-      <w:r>
-        <w:rPr>
-          <w:lang w:val="zh_TW" w:bidi="zh_TW"/>
-        </w:rPr>
-        <w:t>；</w:t>
-      </w:r>
-      <w:hyperlink r:id="rId82">
-        <w:r>
-          <w:rPr>
-            <w:lang w:val="zh_TW" w:bidi="zh_TW"/>
-          </w:rPr>
-          <w:rPr>
-            <w:color w:val="0000EE"/>
-            <w:u w:val="single"/>
-          </w:rPr>
-          <w:t>可10:45</w:t>
-        </w:r>
-      </w:hyperlink>
-      <w:r>
-        <w:rPr>
-          <w:lang w:val="zh_TW" w:bidi="zh_TW"/>
-        </w:rPr>
-        <w:t>）中，耶穌教導說，祂的死亡是為祂的百姓帶來救恩的贖罪祭。這一思想源自耶穌對祂自己是受苦的耶和華僕人的理解（</w:t>
-      </w:r>
-      <w:hyperlink r:id="rId83">
-        <w:r>
-          <w:rPr>
-            <w:lang w:val="zh_TW" w:bidi="zh_TW"/>
-          </w:rPr>
-          <w:rPr>
-            <w:color w:val="0000EE"/>
-            <w:u w:val="single"/>
-          </w:rPr>
-          <w:t>賽53章</w:t>
-        </w:r>
-      </w:hyperlink>
-      <w:r>
-        <w:rPr>
-          <w:lang w:val="zh_TW" w:bidi="zh_TW"/>
-        </w:rPr>
-        <w:t>）。</w:t>
-      </w:r>
-    </w:p>
-    <w:p>
-      <w:pPr/>
-      <w:r>
-        <w:rPr>
-          <w:lang w:val="zh_TW" w:bidi="zh_TW"/>
-        </w:rPr>
-      </w:r>
-      <w:r>
-        <w:rPr>
-          <w:lang w:val="zh_TW" w:bidi="zh_TW"/>
-        </w:rPr>
-        <w:t>耶穌也用「人子」的稱號來教導關於祂的再來。作為人子，耶穌將在天父的榮耀中，與眾天使一同從天降臨（</w:t>
-      </w:r>
-      <w:hyperlink r:id="rId43">
-        <w:r>
-          <w:rPr>
-            <w:lang w:val="zh_TW" w:bidi="zh_TW"/>
-          </w:rPr>
-          <w:rPr>
-            <w:color w:val="0000EE"/>
-            <w:u w:val="single"/>
-          </w:rPr>
-          <w:t>太16:27</w:t>
-        </w:r>
-      </w:hyperlink>
-      <w:r>
-        <w:rPr>
-          <w:lang w:val="zh_TW" w:bidi="zh_TW"/>
-        </w:rPr>
-        <w:t>；</w:t>
-      </w:r>
-      <w:hyperlink r:id="rId84">
-        <w:r>
-          <w:rPr>
-            <w:lang w:val="zh_TW" w:bidi="zh_TW"/>
-          </w:rPr>
-          <w:rPr>
-            <w:color w:val="0000EE"/>
-            <w:u w:val="single"/>
-          </w:rPr>
-          <w:t>可8:38</w:t>
-        </w:r>
-      </w:hyperlink>
-      <w:r>
-        <w:rPr>
-          <w:lang w:val="zh_TW" w:bidi="zh_TW"/>
-        </w:rPr>
-        <w:t>；</w:t>
-      </w:r>
-      <w:hyperlink r:id="rId85">
-        <w:r>
-          <w:rPr>
-            <w:lang w:val="zh_TW" w:bidi="zh_TW"/>
-          </w:rPr>
-          <w:rPr>
-            <w:color w:val="0000EE"/>
-            <w:u w:val="single"/>
-          </w:rPr>
-          <w:t>路9:26</w:t>
-        </w:r>
-      </w:hyperlink>
-      <w:r>
-        <w:rPr>
-          <w:lang w:val="zh_TW" w:bidi="zh_TW"/>
-        </w:rPr>
-        <w:t>）。首先，祂將坐在神的右邊，然後祂會再來（</w:t>
-      </w:r>
-      <w:hyperlink r:id="rId47">
-        <w:r>
-          <w:rPr>
-            <w:lang w:val="zh_TW" w:bidi="zh_TW"/>
-          </w:rPr>
-          <w:rPr>
-            <w:color w:val="0000EE"/>
-            <w:u w:val="single"/>
-          </w:rPr>
-          <w:t>太26:64</w:t>
-        </w:r>
-      </w:hyperlink>
-      <w:r>
-        <w:rPr>
-          <w:lang w:val="zh_TW" w:bidi="zh_TW"/>
-        </w:rPr>
-        <w:t>；</w:t>
-      </w:r>
-      <w:hyperlink r:id="rId86">
-        <w:r>
-          <w:rPr>
-            <w:lang w:val="zh_TW" w:bidi="zh_TW"/>
-          </w:rPr>
-          <w:rPr>
-            <w:color w:val="0000EE"/>
-            <w:u w:val="single"/>
-          </w:rPr>
-          <w:t>可14:62</w:t>
-        </w:r>
-      </w:hyperlink>
-      <w:r>
-        <w:rPr>
-          <w:lang w:val="zh_TW" w:bidi="zh_TW"/>
-        </w:rPr>
-        <w:t>；</w:t>
-      </w:r>
-      <w:hyperlink r:id="rId87">
-        <w:r>
-          <w:rPr>
-            <w:lang w:val="zh_TW" w:bidi="zh_TW"/>
-          </w:rPr>
-          <w:rPr>
-            <w:color w:val="0000EE"/>
-            <w:u w:val="single"/>
-          </w:rPr>
-          <w:t>路22:69</w:t>
-        </w:r>
-      </w:hyperlink>
-      <w:r>
-        <w:rPr>
-          <w:lang w:val="zh_TW" w:bidi="zh_TW"/>
-        </w:rPr>
-        <w:t>），伴隨著雲彩而來（</w:t>
-      </w:r>
-      <w:hyperlink r:id="rId45">
-        <w:r>
-          <w:rPr>
-            <w:lang w:val="zh_TW" w:bidi="zh_TW"/>
-          </w:rPr>
-          <w:rPr>
-            <w:color w:val="0000EE"/>
-            <w:u w:val="single"/>
-          </w:rPr>
-          <w:t>太24:30</w:t>
-        </w:r>
-      </w:hyperlink>
-      <w:r>
-        <w:rPr>
-          <w:lang w:val="zh_TW" w:bidi="zh_TW"/>
-        </w:rPr>
-        <w:t>；</w:t>
-      </w:r>
-      <w:hyperlink r:id="rId88">
-        <w:r>
-          <w:rPr>
-            <w:lang w:val="zh_TW" w:bidi="zh_TW"/>
-          </w:rPr>
-          <w:rPr>
-            <w:color w:val="0000EE"/>
-            <w:u w:val="single"/>
-          </w:rPr>
-          <w:t>可13:26</w:t>
-        </w:r>
-      </w:hyperlink>
-      <w:r>
-        <w:rPr>
-          <w:lang w:val="zh_TW" w:bidi="zh_TW"/>
-        </w:rPr>
-        <w:t>；</w:t>
-      </w:r>
-      <w:hyperlink r:id="rId89">
-        <w:r>
-          <w:rPr>
-            <w:lang w:val="zh_TW" w:bidi="zh_TW"/>
-          </w:rPr>
-          <w:rPr>
-            <w:color w:val="0000EE"/>
-            <w:u w:val="single"/>
-          </w:rPr>
-          <w:t>路21:27</w:t>
-        </w:r>
-      </w:hyperlink>
-      <w:r>
-        <w:rPr>
-          <w:lang w:val="zh_TW" w:bidi="zh_TW"/>
-        </w:rPr>
-        <w:t>）。這次再來將是出乎意料的（</w:t>
-      </w:r>
-      <w:hyperlink r:id="rId90">
-        <w:r>
-          <w:rPr>
-            <w:lang w:val="zh_TW" w:bidi="zh_TW"/>
-          </w:rPr>
-          <w:rPr>
-            <w:color w:val="0000EE"/>
-            <w:u w:val="single"/>
-          </w:rPr>
-          <w:t>太24:27</w:t>
-        </w:r>
-      </w:hyperlink>
-      <w:r>
-        <w:rPr>
-          <w:lang w:val="zh_TW" w:bidi="zh_TW"/>
-        </w:rPr>
-        <w:t>；</w:t>
-      </w:r>
-      <w:hyperlink r:id="rId91">
-        <w:r>
-          <w:rPr>
-            <w:lang w:val="zh_TW" w:bidi="zh_TW"/>
-          </w:rPr>
-          <w:rPr>
-            <w:color w:val="0000EE"/>
-            <w:u w:val="single"/>
-          </w:rPr>
-          <w:t>路12:40</w:t>
-        </w:r>
-      </w:hyperlink>
-      <w:r>
-        <w:rPr>
-          <w:lang w:val="zh_TW" w:bidi="zh_TW"/>
-        </w:rPr>
-        <w:t>），如閃電或挪亞的洪水（</w:t>
-      </w:r>
-      <w:hyperlink r:id="rId92">
-        <w:r>
-          <w:rPr>
-            <w:lang w:val="zh_TW" w:bidi="zh_TW"/>
-          </w:rPr>
-          <w:rPr>
-            <w:color w:val="0000EE"/>
-            <w:u w:val="single"/>
-          </w:rPr>
-          <w:t>太24:37</w:t>
-        </w:r>
-      </w:hyperlink>
-      <w:r>
-        <w:rPr>
-          <w:lang w:val="zh_TW" w:bidi="zh_TW"/>
-        </w:rPr>
-        <w:t>；</w:t>
-      </w:r>
-      <w:hyperlink r:id="rId93">
-        <w:r>
-          <w:rPr>
-            <w:lang w:val="zh_TW" w:bidi="zh_TW"/>
-          </w:rPr>
-          <w:rPr>
-            <w:color w:val="0000EE"/>
-            <w:u w:val="single"/>
-          </w:rPr>
-          <w:t>路17:24</w:t>
-        </w:r>
-      </w:hyperlink>
-      <w:r>
-        <w:rPr>
-          <w:lang w:val="zh_TW" w:bidi="zh_TW"/>
-        </w:rPr>
-        <w:t>）。祂再來是為了召聚選民、審判地上萬國（</w:t>
-      </w:r>
-      <w:hyperlink r:id="rId44">
-        <w:r>
-          <w:rPr>
-            <w:lang w:val="zh_TW" w:bidi="zh_TW"/>
-          </w:rPr>
-          <w:rPr>
-            <w:color w:val="0000EE"/>
-            <w:u w:val="single"/>
-          </w:rPr>
-          <w:t>太19:28</w:t>
-        </w:r>
-      </w:hyperlink>
-      <w:r>
-        <w:rPr>
-          <w:lang w:val="zh_TW" w:bidi="zh_TW"/>
-        </w:rPr>
-        <w:t>，</w:t>
-      </w:r>
-      <w:hyperlink r:id="rId94">
-        <w:r>
-          <w:rPr>
-            <w:lang w:val="zh_TW" w:bidi="zh_TW"/>
-          </w:rPr>
-          <w:rPr>
-            <w:color w:val="0000EE"/>
-            <w:u w:val="single"/>
-          </w:rPr>
-          <w:t>25:32</w:t>
-        </w:r>
-      </w:hyperlink>
-      <w:r>
-        <w:rPr>
-          <w:lang w:val="zh_TW" w:bidi="zh_TW"/>
-        </w:rPr>
-        <w:t>），以及在世上恢復最終的公義（</w:t>
-      </w:r>
-      <w:hyperlink r:id="rId44">
-        <w:r>
-          <w:rPr>
-            <w:lang w:val="zh_TW" w:bidi="zh_TW"/>
-          </w:rPr>
-          <w:rPr>
-            <w:color w:val="0000EE"/>
-            <w:u w:val="single"/>
-          </w:rPr>
-          <w:t>19:28，</w:t>
-        </w:r>
-      </w:hyperlink>
-      <w:hyperlink r:id="rId95">
-        <w:r>
-          <w:rPr>
-            <w:lang w:val="zh_TW" w:bidi="zh_TW"/>
-          </w:rPr>
-          <w:rPr>
-            <w:color w:val="0000EE"/>
-            <w:u w:val="single"/>
-          </w:rPr>
-          <w:t>25:46</w:t>
-        </w:r>
-      </w:hyperlink>
-      <w:r>
-        <w:rPr>
-          <w:lang w:val="zh_TW" w:bidi="zh_TW"/>
-        </w:rPr>
-        <w:t>）。</w:t>
-      </w:r>
-    </w:p>
-    <w:p>
-      <w:pPr/>
-      <w:r>
-        <w:rPr>
-          <w:lang w:val="zh_TW" w:bidi="zh_TW"/>
-        </w:rPr>
-      </w:r>
-      <w:r>
-        <w:rPr>
-          <w:lang w:val="zh_TW" w:bidi="zh_TW"/>
-        </w:rPr>
-        <w:t>在這些經文中，耶穌將焦點從祂受苦與復活的暫時得勝中，轉向人子在祂再來時的最終得勝。再一次強調人子的天上根源與人子的神聖特權。這位人子耶穌將成為最終的審判者（參</w:t>
-      </w:r>
-      <w:hyperlink r:id="rId96">
-        <w:r>
-          <w:rPr>
-            <w:lang w:val="zh_TW" w:bidi="zh_TW"/>
-          </w:rPr>
-          <w:rPr>
-            <w:color w:val="0000EE"/>
-            <w:u w:val="single"/>
-          </w:rPr>
-          <w:t>徒17:31</w:t>
-        </w:r>
-      </w:hyperlink>
-      <w:r>
-        <w:rPr>
-          <w:lang w:val="zh_TW" w:bidi="zh_TW"/>
-        </w:rPr>
-        <w:t>）。</w:t>
-      </w:r>
-    </w:p>
-    <w:p>
-      <w:pPr/>
-      <w:r>
-        <w:rPr>
-          <w:lang w:val="zh_TW" w:bidi="zh_TW"/>
-        </w:rPr>
-      </w:r>
-      <w:r>
-        <w:rPr>
-          <w:lang w:val="zh_TW" w:bidi="zh_TW"/>
-        </w:rPr>
-        <w:t>約翰福音對於「人子」有其獨特的論述。天使被說成在「人子」身上上去下來（</w:t>
-      </w:r>
-      <w:hyperlink r:id="rId97">
-        <w:r>
-          <w:rPr>
-            <w:lang w:val="zh_TW" w:bidi="zh_TW"/>
-          </w:rPr>
-          <w:rPr>
-            <w:color w:val="0000EE"/>
-            <w:u w:val="single"/>
-          </w:rPr>
-          <w:t>約1:51</w:t>
-        </w:r>
-      </w:hyperlink>
-      <w:r>
-        <w:rPr>
-          <w:lang w:val="zh_TW" w:bidi="zh_TW"/>
-        </w:rPr>
-        <w:t>），象徵祂是存在於時間之前，並且從天上來到地上的那一位（</w:t>
-      </w:r>
-      <w:hyperlink r:id="rId98">
-        <w:r>
-          <w:rPr>
-            <w:lang w:val="zh_TW" w:bidi="zh_TW"/>
-          </w:rPr>
-          <w:rPr>
-            <w:color w:val="0000EE"/>
-            <w:u w:val="single"/>
-          </w:rPr>
-          <w:t>3:13</w:t>
-        </w:r>
-      </w:hyperlink>
-      <w:r>
-        <w:rPr>
-          <w:lang w:val="zh_TW" w:bidi="zh_TW"/>
-        </w:rPr>
-        <w:t>，</w:t>
-      </w:r>
-      <w:hyperlink r:id="rId99">
-        <w:r>
-          <w:rPr>
-            <w:lang w:val="zh_TW" w:bidi="zh_TW"/>
-          </w:rPr>
-          <w:rPr>
-            <w:color w:val="0000EE"/>
-            <w:u w:val="single"/>
-          </w:rPr>
-          <w:t>6:62</w:t>
-        </w:r>
-      </w:hyperlink>
-      <w:r>
-        <w:rPr>
-          <w:lang w:val="zh_TW" w:bidi="zh_TW"/>
-        </w:rPr>
-        <w:t>）。祂被「舉起」（藉著釘十字架）將帶給一切信祂的人永生（</w:t>
-      </w:r>
-      <w:hyperlink r:id="rId100">
-        <w:r>
-          <w:rPr>
-            <w:lang w:val="zh_TW" w:bidi="zh_TW"/>
-          </w:rPr>
-          <w:rPr>
-            <w:color w:val="0000EE"/>
-            <w:u w:val="single"/>
-          </w:rPr>
-          <w:t>3:14</w:t>
-        </w:r>
-      </w:hyperlink>
-      <w:r>
-        <w:rPr>
-          <w:lang w:val="zh_TW" w:bidi="zh_TW"/>
-        </w:rPr>
-        <w:t>）。「人子」（</w:t>
-      </w:r>
-      <w:hyperlink r:id="rId100">
-        <w:r>
-          <w:rPr>
-            <w:lang w:val="zh_TW" w:bidi="zh_TW"/>
-          </w:rPr>
-          <w:rPr>
-            <w:color w:val="0000EE"/>
-            <w:u w:val="single"/>
-          </w:rPr>
-          <w:t>3:14</w:t>
-        </w:r>
-      </w:hyperlink>
-      <w:r>
-        <w:rPr>
-          <w:lang w:val="zh_TW" w:bidi="zh_TW"/>
-        </w:rPr>
-        <w:t>）同時也是「神的兒子」（</w:t>
-      </w:r>
-      <w:hyperlink r:id="rId101">
-        <w:r>
-          <w:rPr>
-            <w:lang w:val="zh_TW" w:bidi="zh_TW"/>
-          </w:rPr>
-          <w:rPr>
-            <w:color w:val="0000EE"/>
-            <w:u w:val="single"/>
-          </w:rPr>
-          <w:t>3:16</w:t>
-        </w:r>
-      </w:hyperlink>
-      <w:r>
-        <w:rPr>
-          <w:lang w:val="zh_TW" w:bidi="zh_TW"/>
-        </w:rPr>
-        <w:t>），是神的獨生子（</w:t>
-      </w:r>
-      <w:hyperlink r:id="rId102">
-        <w:r>
-          <w:rPr>
-            <w:lang w:val="zh_TW" w:bidi="zh_TW"/>
-          </w:rPr>
-          <w:rPr>
-            <w:color w:val="0000EE"/>
-            <w:u w:val="single"/>
-          </w:rPr>
-          <w:t>1:18</w:t>
-        </w:r>
-      </w:hyperlink>
-      <w:r>
-        <w:rPr>
-          <w:lang w:val="zh_TW" w:bidi="zh_TW"/>
-        </w:rPr>
-        <w:t>，</w:t>
-      </w:r>
-      <w:hyperlink r:id="rId103">
-        <w:r>
-          <w:rPr>
-            <w:lang w:val="zh_TW" w:bidi="zh_TW"/>
-          </w:rPr>
-          <w:rPr>
-            <w:color w:val="0000EE"/>
-            <w:u w:val="single"/>
-          </w:rPr>
-          <w:t>3:18</w:t>
-        </w:r>
-      </w:hyperlink>
-      <w:r>
-        <w:rPr>
-          <w:lang w:val="zh_TW" w:bidi="zh_TW"/>
-        </w:rPr>
-        <w:t>）。簡言之，在約翰福音中，「人子」的稱號等同於「神的兒子」的稱號。這一稱號揭示了祂的神性、超越時間的存在、天上根源和神聖的特權。它也確立了耶穌現今在地上啟示與受苦的身分，以及祂未來末世榮耀的身分。父已賜給人子權柄，叫死人復活並審判世人（</w:t>
-      </w:r>
-      <w:hyperlink r:id="rId104">
-        <w:r>
-          <w:rPr>
-            <w:lang w:val="zh_TW" w:bidi="zh_TW"/>
-          </w:rPr>
-          <w:rPr>
-            <w:color w:val="0000EE"/>
-            <w:u w:val="single"/>
-          </w:rPr>
-          <w:t>5:25–27</w:t>
-        </w:r>
-      </w:hyperlink>
-      <w:r>
-        <w:rPr>
-          <w:lang w:val="zh_TW" w:bidi="zh_TW"/>
-        </w:rPr>
-        <w:t>）。</w:t>
-      </w:r>
-    </w:p>
-    <w:p>
-      <w:pPr/>
-      <w:r>
-        <w:rPr>
-          <w:lang w:val="zh_TW" w:bidi="zh_TW"/>
-        </w:rPr>
-      </w:r>
-      <w:r>
-        <w:rPr>
-          <w:i/>
-          <w:lang w:val="zh_TW" w:bidi="zh_TW"/>
-        </w:rPr>
-        <w:t>另見</w:t>
-      </w:r>
-      <w:r>
-        <w:rPr>
-          <w:lang w:val="zh_TW" w:bidi="zh_TW"/>
-        </w:rPr>
-        <w:t>基督論</w:t>
-      </w:r>
-      <w:r>
-        <w:rPr>
-          <w:lang w:val="zh_TW" w:bidi="zh_TW"/>
-        </w:rPr>
-        <w:t>；</w:t>
-      </w:r>
-      <w:r>
-        <w:rPr>
-          <w:lang w:val="zh_TW" w:bidi="zh_TW"/>
-        </w:rPr>
-        <w:t>耶穌基督的教導</w:t>
-      </w:r>
-      <w:r>
-        <w:rPr>
-          <w:lang w:val="zh_TW" w:bidi="zh_TW"/>
-        </w:rPr>
-        <w:t>；</w:t>
-      </w:r>
-      <w:r>
-        <w:rPr>
-          <w:lang w:val="zh_TW" w:bidi="zh_TW"/>
-        </w:rPr>
-        <w:t>彌賽亞</w:t>
-      </w:r>
-      <w:r>
-        <w:rPr>
-          <w:lang w:val="zh_TW" w:bidi="zh_TW"/>
-        </w:rPr>
-        <w:t>；</w:t>
-      </w:r>
-      <w:r>
-        <w:rPr>
-          <w:lang w:val="zh_TW" w:bidi="zh_TW"/>
-        </w:rPr>
-        <w:t>神的兒子</w:t>
-      </w:r>
-      <w:r>
-        <w:rPr>
-          <w:lang w:val="zh_TW" w:bidi="zh_TW"/>
-        </w:rPr>
-        <w:t>。</w:t>
-      </w:r>
-      <w:r>
-        <w:rPr>
-          <w:lang w:val="zh_TW" w:bidi="zh_TW"/>
-        </w:rPr>
-      </w:r>
-      <w:r>
-        <w:rPr>
-          <w:lang w:val="zh_TW" w:bidi="zh_TW"/>
-        </w:rPr>
-      </w:r>
-    </w:p>
-    <w:p>
-      <w:pPr/>
-      <w:r>
-        <w:rPr>
-          <w:lang w:val="zh_TW" w:bidi="zh_TW"/>
-        </w:rPr>
-      </w:r>
-    </w:p>
-    <w:p>
-      <w:pPr>
-        <w:pStyle w:val="Heading2"/>
-      </w:pPr>
-      <w:r>
-        <w:rPr>
-          <w:lang w:val="zh_TW" w:bidi="zh_TW"/>
-        </w:rPr>
-        <w:t>任命，承接聖職</w:t>
-      </w:r>
-      <w:r>
-        <w:rPr>
-          <w:lang w:val="zh_TW" w:bidi="zh_TW"/>
-        </w:rPr>
-      </w:r>
-    </w:p>
-    <w:p>
-      <w:pPr/>
-      <w:r>
-        <w:rPr>
-          <w:lang w:val="zh_TW" w:bidi="zh_TW"/>
-        </w:rPr>
-      </w:r>
-      <w:r>
-        <w:rPr>
-          <w:lang w:val="zh_TW" w:bidi="zh_TW"/>
-        </w:rPr>
-        <w:t>正式授予某人宗教權威的行為。其他用來表達相似意思的詞彙包括「分派（appoint）」、「設立（institute）」、「使成為（make）」和「建立（establish）」。今天，我們使用「按立（ordain）」和「按立禮（ordination）」來指選擇和任命人來服事神。</w:t>
-      </w:r>
-    </w:p>
-    <w:p>
-      <w:pPr>
-        <w:pStyle w:val="Heading3"/>
-      </w:pPr>
-      <w:r>
-        <w:rPr>
-          <w:lang w:val="zh_TW" w:bidi="zh_TW"/>
-        </w:rPr>
-        <w:t>舊約中的承接聖職</w:t>
-      </w:r>
-    </w:p>
-    <w:p>
-      <w:pPr/>
-      <w:r>
-        <w:rPr>
-          <w:lang w:val="zh_TW" w:bidi="zh_TW"/>
-        </w:rPr>
-      </w:r>
-      <w:r>
-        <w:rPr>
-          <w:lang w:val="zh_TW" w:bidi="zh_TW"/>
-        </w:rPr>
-        <w:t>在整個舊約中，神揀選了神想要的人服事祂。祭司的角色最初屬於每個家族的族長。後來，神揀選了利未支派作為祭司（</w:t>
-      </w:r>
-      <w:hyperlink r:id="rId105">
-        <w:r>
-          <w:rPr>
-            <w:lang w:val="zh_TW" w:bidi="zh_TW"/>
-          </w:rPr>
-          <w:rPr>
-            <w:color w:val="0000EE"/>
-            <w:u w:val="single"/>
-          </w:rPr>
-          <w:t>申33:8–11</w:t>
-        </w:r>
-      </w:hyperlink>
-      <w:r>
-        <w:rPr>
-          <w:lang w:val="zh_TW" w:bidi="zh_TW"/>
-        </w:rPr>
-        <w:t>；</w:t>
-      </w:r>
-      <w:hyperlink r:id="rId106">
-        <w:r>
-          <w:rPr>
-            <w:lang w:val="zh_TW" w:bidi="zh_TW"/>
-          </w:rPr>
-          <w:rPr>
-            <w:color w:val="0000EE"/>
-            <w:u w:val="single"/>
-          </w:rPr>
-          <w:t>士17:13</w:t>
-        </w:r>
-      </w:hyperlink>
-      <w:r>
-        <w:rPr>
-          <w:lang w:val="zh_TW" w:bidi="zh_TW"/>
-        </w:rPr>
-        <w:t>）。即使是不同的家族群體爭奪權力（如撒督家族〔Zadokites〕、亞倫家族〔Aaronites〕和哈斯蒙尼家族〔Hasmonean〕），他們都會聲稱這個特殊的角色是在他們家族中傳承下來的。通過利未支派神聖的任命可以追溯到摩西（</w:t>
-      </w:r>
-      <w:hyperlink r:id="rId107">
-        <w:r>
-          <w:rPr>
-            <w:lang w:val="zh_TW" w:bidi="zh_TW"/>
-          </w:rPr>
-          <w:rPr>
-            <w:color w:val="0000EE"/>
-            <w:u w:val="single"/>
-          </w:rPr>
-          <w:t>出4:14</w:t>
-        </w:r>
-      </w:hyperlink>
-      <w:r>
-        <w:rPr>
-          <w:lang w:val="zh_TW" w:bidi="zh_TW"/>
-        </w:rPr>
-        <w:t>，</w:t>
-      </w:r>
-      <w:hyperlink r:id="rId108">
-        <w:r>
-          <w:rPr>
-            <w:lang w:val="zh_TW" w:bidi="zh_TW"/>
-          </w:rPr>
-          <w:rPr>
-            <w:color w:val="0000EE"/>
-            <w:u w:val="single"/>
-          </w:rPr>
-          <w:t>28:41，</w:t>
-        </w:r>
-      </w:hyperlink>
-      <w:hyperlink r:id="rId109">
-        <w:r>
-          <w:rPr>
-            <w:lang w:val="zh_TW" w:bidi="zh_TW"/>
-          </w:rPr>
-          <w:rPr>
-            <w:color w:val="0000EE"/>
-            <w:u w:val="single"/>
-          </w:rPr>
-          <w:t>29:9</w:t>
-        </w:r>
-      </w:hyperlink>
-      <w:r>
-        <w:rPr>
-          <w:lang w:val="zh_TW" w:bidi="zh_TW"/>
-        </w:rPr>
-        <w:t>）。撒母耳也被宣稱擁有這種特殊的角色，但他是來自以法蓮支派，而不是利未支派（</w:t>
-      </w:r>
-      <w:hyperlink r:id="rId110">
-        <w:r>
-          <w:rPr>
-            <w:lang w:val="zh_TW" w:bidi="zh_TW"/>
-          </w:rPr>
-          <w:rPr>
-            <w:color w:val="0000EE"/>
-            <w:u w:val="single"/>
-          </w:rPr>
-          <w:t>代上6:28</w:t>
-        </w:r>
-      </w:hyperlink>
-      <w:r>
-        <w:rPr>
-          <w:lang w:val="zh_TW" w:bidi="zh_TW"/>
-        </w:rPr>
-        <w:t>）。這個觀念在後來的著作中仍然受到推崇，例如大約在公元前180年寫成的便西拉智訓（</w:t>
-      </w:r>
-      <w:hyperlink r:id="rId111">
-        <w:r>
-          <w:rPr>
-            <w:lang w:val="zh_TW" w:bidi="zh_TW"/>
-          </w:rPr>
-          <w:rPr>
-            <w:color w:val="0000EE"/>
-            <w:u w:val="single"/>
-          </w:rPr>
-          <w:t>德訓篇45:6–22</w:t>
-        </w:r>
-      </w:hyperlink>
-      <w:r>
-        <w:rPr>
-          <w:lang w:val="zh_TW" w:bidi="zh_TW"/>
-        </w:rPr>
-        <w:t>）。希伯來書解釋說，沒有人會為自己選擇這種榮譽，如</w:t>
-      </w:r>
-      <w:hyperlink r:id="rId112">
-        <w:r>
-          <w:rPr>
-            <w:lang w:val="zh_TW" w:bidi="zh_TW"/>
-          </w:rPr>
-          <w:rPr>
-            <w:color w:val="0000EE"/>
-            <w:u w:val="single"/>
-          </w:rPr>
-          <w:t>希伯來書五章1節和4節</w:t>
-        </w:r>
-      </w:hyperlink>
-      <w:r>
-        <w:rPr>
-          <w:lang w:val="zh_TW" w:bidi="zh_TW"/>
-        </w:rPr>
-        <w:t>所說，一個人是「蒙神所召，像亞倫一樣」。這意味著他們是出生在一個擁有這種特殊角色的家族中。</w:t>
-      </w:r>
-    </w:p>
-    <w:p>
-      <w:pPr/>
-      <w:r>
-        <w:rPr>
-          <w:lang w:val="zh_TW" w:bidi="zh_TW"/>
-        </w:rPr>
-      </w:r>
-      <w:r>
-        <w:rPr>
-          <w:lang w:val="zh_TW" w:bidi="zh_TW"/>
-        </w:rPr>
-        <w:t>第一批利未人在會幕（用於敬拜的特殊帳幕）中當著眾人的面被獻上，百姓通過按手在他們身上來承認他們是祭司（</w:t>
-      </w:r>
-      <w:hyperlink r:id="rId113">
-        <w:r>
-          <w:rPr>
-            <w:lang w:val="zh_TW" w:bidi="zh_TW"/>
-          </w:rPr>
-          <w:rPr>
-            <w:color w:val="0000EE"/>
-            <w:u w:val="single"/>
-          </w:rPr>
-          <w:t>民8:10、14–18</w:t>
-        </w:r>
-      </w:hyperlink>
-      <w:r>
-        <w:rPr>
-          <w:lang w:val="zh_TW" w:bidi="zh_TW"/>
-        </w:rPr>
-        <w:t>）。同樣，神也指示摩西舉行一個為期一週的儀式，使亞倫和他的兒子們成為祭司。這個儀式涉及許多獻祭、穿著特殊服裝、用油膏抹和其他儀式（</w:t>
-      </w:r>
-      <w:hyperlink r:id="rId114">
-        <w:r>
-          <w:rPr>
-            <w:lang w:val="zh_TW" w:bidi="zh_TW"/>
-          </w:rPr>
-          <w:rPr>
-            <w:color w:val="0000EE"/>
-            <w:u w:val="single"/>
-          </w:rPr>
-          <w:t>出29章</w:t>
-        </w:r>
-      </w:hyperlink>
-      <w:r>
-        <w:rPr>
-          <w:lang w:val="zh_TW" w:bidi="zh_TW"/>
-        </w:rPr>
-        <w:t>；</w:t>
-      </w:r>
-      <w:hyperlink r:id="rId115">
-        <w:r>
-          <w:rPr>
-            <w:lang w:val="zh_TW" w:bidi="zh_TW"/>
-          </w:rPr>
-          <w:rPr>
-            <w:color w:val="0000EE"/>
-            <w:u w:val="single"/>
-          </w:rPr>
-          <w:t>利8章</w:t>
-        </w:r>
-      </w:hyperlink>
-      <w:r>
-        <w:rPr>
-          <w:lang w:val="zh_TW" w:bidi="zh_TW"/>
-        </w:rPr>
-        <w:t>）。聖經仔細記載這些儀式的細節，這表明這些儀式至少以某種形式在此後的許多年裡仍被繼續使用。然而，聖經並未重覆記載後來這些儀式被實行的情況。</w:t>
-      </w:r>
-    </w:p>
-    <w:p>
-      <w:pPr/>
-      <w:r>
-        <w:rPr>
-          <w:lang w:val="zh_TW" w:bidi="zh_TW"/>
-        </w:rPr>
-      </w:r>
-      <w:r>
-        <w:rPr>
-          <w:lang w:val="zh_TW" w:bidi="zh_TW"/>
-        </w:rPr>
-        <w:t>除了祭司，還有一些被認可的先知群體或先知社群。有時這些群體得到王的支持（</w:t>
-      </w:r>
-      <w:hyperlink r:id="rId116">
-        <w:r>
-          <w:rPr>
-            <w:lang w:val="zh_TW" w:bidi="zh_TW"/>
-          </w:rPr>
-          <w:rPr>
-            <w:color w:val="0000EE"/>
-            <w:u w:val="single"/>
-          </w:rPr>
-          <w:t>撒上10:5</w:t>
-        </w:r>
-      </w:hyperlink>
-      <w:r>
-        <w:rPr>
-          <w:lang w:val="zh_TW" w:bidi="zh_TW"/>
-        </w:rPr>
-        <w:t>；</w:t>
-      </w:r>
-      <w:hyperlink r:id="rId117">
-        <w:r>
-          <w:rPr>
-            <w:lang w:val="zh_TW" w:bidi="zh_TW"/>
-          </w:rPr>
-          <w:rPr>
-            <w:color w:val="0000EE"/>
-            <w:u w:val="single"/>
-          </w:rPr>
-          <w:t>王上1:9–10，</w:t>
-        </w:r>
-      </w:hyperlink>
-      <w:hyperlink r:id="rId118">
-        <w:r>
-          <w:rPr>
-            <w:lang w:val="zh_TW" w:bidi="zh_TW"/>
-          </w:rPr>
-          <w:rPr>
-            <w:color w:val="0000EE"/>
-            <w:u w:val="single"/>
-          </w:rPr>
-          <w:t>18:17–19，</w:t>
-        </w:r>
-      </w:hyperlink>
-      <w:hyperlink r:id="rId119">
-        <w:r>
-          <w:rPr>
-            <w:lang w:val="zh_TW" w:bidi="zh_TW"/>
-          </w:rPr>
-          <w:rPr>
-            <w:color w:val="0000EE"/>
-            <w:u w:val="single"/>
-          </w:rPr>
-          <w:t>20:35，</w:t>
-        </w:r>
-      </w:hyperlink>
-      <w:hyperlink r:id="rId120">
-        <w:r>
-          <w:rPr>
-            <w:lang w:val="zh_TW" w:bidi="zh_TW"/>
-          </w:rPr>
-          <w:rPr>
-            <w:color w:val="0000EE"/>
-            <w:u w:val="single"/>
-          </w:rPr>
-          <w:t>22:5–28</w:t>
-        </w:r>
-      </w:hyperlink>
-      <w:r>
-        <w:rPr>
-          <w:lang w:val="zh_TW" w:bidi="zh_TW"/>
-        </w:rPr>
-        <w:t>；</w:t>
-      </w:r>
-      <w:hyperlink r:id="rId121">
-        <w:r>
-          <w:rPr>
-            <w:lang w:val="zh_TW" w:bidi="zh_TW"/>
-          </w:rPr>
-          <w:rPr>
-            <w:color w:val="0000EE"/>
-            <w:u w:val="single"/>
-          </w:rPr>
-          <w:t>王下2:3–7，</w:t>
-        </w:r>
-      </w:hyperlink>
-      <w:hyperlink r:id="rId122">
-        <w:r>
-          <w:rPr>
-            <w:lang w:val="zh_TW" w:bidi="zh_TW"/>
-          </w:rPr>
-          <w:rPr>
-            <w:color w:val="0000EE"/>
-            <w:u w:val="single"/>
-          </w:rPr>
-          <w:t>23:2</w:t>
-        </w:r>
-      </w:hyperlink>
-      <w:r>
-        <w:rPr>
-          <w:lang w:val="zh_TW" w:bidi="zh_TW"/>
-        </w:rPr>
-        <w:t>）。人們追溯預言的歷史可以追溯到很早的時代（見</w:t>
-      </w:r>
-      <w:hyperlink r:id="rId123">
-        <w:r>
-          <w:rPr>
-            <w:lang w:val="zh_TW" w:bidi="zh_TW"/>
-          </w:rPr>
-          <w:rPr>
-            <w:color w:val="0000EE"/>
-            <w:u w:val="single"/>
-          </w:rPr>
-          <w:t>創20:7</w:t>
-        </w:r>
-      </w:hyperlink>
-      <w:r>
-        <w:rPr>
-          <w:lang w:val="zh_TW" w:bidi="zh_TW"/>
-        </w:rPr>
-        <w:t>；</w:t>
-      </w:r>
-      <w:hyperlink r:id="rId124">
-        <w:r>
-          <w:rPr>
-            <w:lang w:val="zh_TW" w:bidi="zh_TW"/>
-          </w:rPr>
-          <w:rPr>
-            <w:color w:val="0000EE"/>
-            <w:u w:val="single"/>
-          </w:rPr>
-          <w:t>申34:10</w:t>
-        </w:r>
-      </w:hyperlink>
-      <w:r>
-        <w:rPr>
-          <w:lang w:val="zh_TW" w:bidi="zh_TW"/>
-        </w:rPr>
-        <w:t>；</w:t>
-      </w:r>
-      <w:hyperlink r:id="rId125">
-        <w:r>
-          <w:rPr>
-            <w:lang w:val="zh_TW" w:bidi="zh_TW"/>
-          </w:rPr>
-          <w:rPr>
-            <w:color w:val="0000EE"/>
-            <w:u w:val="single"/>
-          </w:rPr>
-          <w:t>士4:4</w:t>
-        </w:r>
-      </w:hyperlink>
-      <w:r>
-        <w:rPr>
-          <w:lang w:val="zh_TW" w:bidi="zh_TW"/>
-        </w:rPr>
-        <w:t>；</w:t>
-      </w:r>
-      <w:hyperlink r:id="rId126">
-        <w:r>
-          <w:rPr>
-            <w:lang w:val="zh_TW" w:bidi="zh_TW"/>
-          </w:rPr>
-          <w:rPr>
-            <w:color w:val="0000EE"/>
-            <w:u w:val="single"/>
-          </w:rPr>
-          <w:t>耶7:25</w:t>
-        </w:r>
-      </w:hyperlink>
-      <w:r>
-        <w:rPr>
-          <w:lang w:val="zh_TW" w:bidi="zh_TW"/>
-        </w:rPr>
-        <w:t>）。「先知的子孫」這個詞，以及</w:t>
-      </w:r>
-      <w:hyperlink r:id="rId127">
-        <w:r>
-          <w:rPr>
-            <w:lang w:val="zh_TW" w:bidi="zh_TW"/>
-          </w:rPr>
-          <w:rPr>
-            <w:color w:val="0000EE"/>
-            <w:u w:val="single"/>
-          </w:rPr>
-          <w:t>耶利米書三十五章4節</w:t>
-        </w:r>
-      </w:hyperlink>
-      <w:r>
-        <w:rPr>
-          <w:lang w:val="zh_TW" w:bidi="zh_TW"/>
-        </w:rPr>
-        <w:t>中的暗示，可能表明先知的角色有時像祭司一樣，是從父母傳給子女的。然而，我們並不確切知道先知是如何被揀選或被任命的。</w:t>
-      </w:r>
-    </w:p>
-    <w:p>
-      <w:pPr/>
-      <w:r>
-        <w:rPr>
-          <w:lang w:val="zh_TW" w:bidi="zh_TW"/>
-        </w:rPr>
-      </w:r>
-      <w:r>
-        <w:rPr>
-          <w:lang w:val="zh_TW" w:bidi="zh_TW"/>
-        </w:rPr>
-        <w:t>最重要的先知經常與這些先知群體或「學派」意見不合（</w:t>
-      </w:r>
-      <w:hyperlink r:id="rId128">
-        <w:r>
-          <w:rPr>
-            <w:lang w:val="zh_TW" w:bidi="zh_TW"/>
-          </w:rPr>
-          <w:rPr>
-            <w:color w:val="0000EE"/>
-            <w:u w:val="single"/>
-          </w:rPr>
-          <w:t>王上17章</w:t>
-        </w:r>
-      </w:hyperlink>
-      <w:r>
-        <w:rPr>
-          <w:lang w:val="zh_TW" w:bidi="zh_TW"/>
-        </w:rPr>
-        <w:t>的以利亞；</w:t>
-      </w:r>
-      <w:hyperlink r:id="rId120">
-        <w:r>
-          <w:rPr>
-            <w:lang w:val="zh_TW" w:bidi="zh_TW"/>
-          </w:rPr>
-          <w:rPr>
-            <w:color w:val="0000EE"/>
-            <w:u w:val="single"/>
-          </w:rPr>
-          <w:t>王上22:5–28</w:t>
-        </w:r>
-      </w:hyperlink>
-      <w:r>
-        <w:rPr>
-          <w:lang w:val="zh_TW" w:bidi="zh_TW"/>
-        </w:rPr>
-        <w:t>的米該雅；</w:t>
-      </w:r>
-      <w:hyperlink r:id="rId129">
-        <w:r>
-          <w:rPr>
-            <w:lang w:val="zh_TW" w:bidi="zh_TW"/>
-          </w:rPr>
-          <w:rPr>
-            <w:color w:val="0000EE"/>
-            <w:u w:val="single"/>
-          </w:rPr>
-          <w:t>耶27:14–16</w:t>
-        </w:r>
-      </w:hyperlink>
-      <w:r>
-        <w:rPr>
-          <w:lang w:val="zh_TW" w:bidi="zh_TW"/>
-        </w:rPr>
-        <w:t>，</w:t>
-      </w:r>
-      <w:hyperlink r:id="rId130">
-        <w:r>
-          <w:rPr>
-            <w:lang w:val="zh_TW" w:bidi="zh_TW"/>
-          </w:rPr>
-          <w:rPr>
-            <w:color w:val="0000EE"/>
-            <w:u w:val="single"/>
-          </w:rPr>
-          <w:t>28章</w:t>
-        </w:r>
-      </w:hyperlink>
-      <w:r>
-        <w:rPr>
-          <w:lang w:val="zh_TW" w:bidi="zh_TW"/>
-        </w:rPr>
-        <w:t>的耶利米）。神直接呼召這些主要的先知（</w:t>
-      </w:r>
-      <w:hyperlink r:id="rId131">
-        <w:r>
-          <w:rPr>
-            <w:lang w:val="zh_TW" w:bidi="zh_TW"/>
-          </w:rPr>
-          <w:rPr>
-            <w:color w:val="0000EE"/>
-            <w:u w:val="single"/>
-          </w:rPr>
-          <w:t>王上17:1</w:t>
-        </w:r>
-      </w:hyperlink>
-      <w:r>
-        <w:rPr>
-          <w:lang w:val="zh_TW" w:bidi="zh_TW"/>
-        </w:rPr>
-        <w:t>，</w:t>
-      </w:r>
-      <w:hyperlink r:id="rId132">
-        <w:r>
-          <w:rPr>
-            <w:lang w:val="zh_TW" w:bidi="zh_TW"/>
-          </w:rPr>
-          <w:rPr>
-            <w:color w:val="0000EE"/>
-            <w:u w:val="single"/>
-          </w:rPr>
-          <w:t>21:17</w:t>
-        </w:r>
-      </w:hyperlink>
-      <w:r>
-        <w:rPr>
-          <w:lang w:val="zh_TW" w:bidi="zh_TW"/>
-        </w:rPr>
-        <w:t>；</w:t>
-      </w:r>
-      <w:hyperlink r:id="rId133">
-        <w:r>
-          <w:rPr>
-            <w:lang w:val="zh_TW" w:bidi="zh_TW"/>
-          </w:rPr>
-          <w:rPr>
-            <w:color w:val="0000EE"/>
-            <w:u w:val="single"/>
-          </w:rPr>
-          <w:t>賽6章</w:t>
-        </w:r>
-      </w:hyperlink>
-      <w:r>
-        <w:rPr>
-          <w:lang w:val="zh_TW" w:bidi="zh_TW"/>
-        </w:rPr>
-        <w:t>；</w:t>
-      </w:r>
-      <w:hyperlink r:id="rId134">
-        <w:r>
-          <w:rPr>
-            <w:lang w:val="zh_TW" w:bidi="zh_TW"/>
-          </w:rPr>
-          <w:rPr>
-            <w:color w:val="0000EE"/>
-            <w:u w:val="single"/>
-          </w:rPr>
-          <w:t>耶1章</w:t>
-        </w:r>
-      </w:hyperlink>
-      <w:r>
-        <w:rPr>
-          <w:lang w:val="zh_TW" w:bidi="zh_TW"/>
-        </w:rPr>
-        <w:t>；</w:t>
-      </w:r>
-      <w:hyperlink r:id="rId135">
-        <w:r>
-          <w:rPr>
-            <w:lang w:val="zh_TW" w:bidi="zh_TW"/>
-          </w:rPr>
-          <w:rPr>
-            <w:color w:val="0000EE"/>
-            <w:u w:val="single"/>
-          </w:rPr>
-          <w:t>摩7:15</w:t>
-        </w:r>
-      </w:hyperlink>
-      <w:r>
-        <w:rPr>
-          <w:lang w:val="zh_TW" w:bidi="zh_TW"/>
-        </w:rPr>
-        <w:t>）。唯一的例外是以利沙，神告訴以利亞要呼召並膏立他為先知（</w:t>
-      </w:r>
-      <w:hyperlink r:id="rId136">
-        <w:r>
-          <w:rPr>
-            <w:lang w:val="zh_TW" w:bidi="zh_TW"/>
-          </w:rPr>
-          <w:rPr>
-            <w:color w:val="0000EE"/>
-            <w:u w:val="single"/>
-          </w:rPr>
-          <w:t>王上19:16</w:t>
-        </w:r>
-      </w:hyperlink>
-      <w:r>
-        <w:rPr>
-          <w:lang w:val="zh_TW" w:bidi="zh_TW"/>
-        </w:rPr>
-        <w:t>；參</w:t>
-      </w:r>
-      <w:hyperlink r:id="rId137">
-        <w:r>
-          <w:rPr>
-            <w:lang w:val="zh_TW" w:bidi="zh_TW"/>
-          </w:rPr>
-          <w:rPr>
-            <w:color w:val="0000EE"/>
-            <w:u w:val="single"/>
-          </w:rPr>
-          <w:t>賽61:1</w:t>
-        </w:r>
-      </w:hyperlink>
-      <w:r>
-        <w:rPr>
-          <w:lang w:val="zh_TW" w:bidi="zh_TW"/>
-        </w:rPr>
-        <w:t>）。百姓辨別一位先知是否真正來自神，不在於任何特殊的儀式，而在於他們的信息是否明顯真實。對於預言未來的事情，當預言成真時，百姓就可以知道是否是真的先知（</w:t>
-      </w:r>
-      <w:hyperlink r:id="rId138">
-        <w:r>
-          <w:rPr>
-            <w:lang w:val="zh_TW" w:bidi="zh_TW"/>
-          </w:rPr>
-          <w:rPr>
-            <w:color w:val="0000EE"/>
-            <w:u w:val="single"/>
-          </w:rPr>
-          <w:t>王上22:13–14、26–28</w:t>
-        </w:r>
-      </w:hyperlink>
-      <w:r>
-        <w:rPr>
-          <w:lang w:val="zh_TW" w:bidi="zh_TW"/>
-        </w:rPr>
-        <w:t>；</w:t>
-      </w:r>
-      <w:hyperlink r:id="rId139">
-        <w:r>
-          <w:rPr>
-            <w:lang w:val="zh_TW" w:bidi="zh_TW"/>
-          </w:rPr>
-          <w:rPr>
-            <w:color w:val="0000EE"/>
-            <w:u w:val="single"/>
-          </w:rPr>
-          <w:t>耶28:5–9</w:t>
-        </w:r>
-      </w:hyperlink>
-      <w:r>
-        <w:rPr>
-          <w:lang w:val="zh_TW" w:bidi="zh_TW"/>
-        </w:rPr>
-        <w:t>）。</w:t>
-      </w:r>
-    </w:p>
-    <w:p>
-      <w:pPr>
-        <w:pStyle w:val="Heading3"/>
-      </w:pPr>
-      <w:r>
-        <w:rPr>
-          <w:lang w:val="zh_TW" w:bidi="zh_TW"/>
-        </w:rPr>
-        <w:t>新約中的承接聖職</w:t>
-      </w:r>
-    </w:p>
-    <w:p>
-      <w:pPr/>
-      <w:r>
-        <w:rPr>
-          <w:lang w:val="zh_TW" w:bidi="zh_TW"/>
-        </w:rPr>
-      </w:r>
-      <w:r>
-        <w:rPr>
-          <w:lang w:val="zh_TW" w:bidi="zh_TW"/>
-        </w:rPr>
-        <w:t>基督教的承接聖職（使人成為教會領袖的過程）也是基於神的揀選。耶穌和祂的門徒並不是來自當時的專業宗教團體。當耶穌揀選祂的十二使徒時，耶穌呼召了祂想要的人。耶穌後來告訴他們：「不是你們揀選了我，是我揀選了你們。」（</w:t>
-      </w:r>
-      <w:hyperlink r:id="rId140">
-        <w:r>
-          <w:rPr>
-            <w:lang w:val="zh_TW" w:bidi="zh_TW"/>
-          </w:rPr>
-          <w:rPr>
-            <w:color w:val="0000EE"/>
-            <w:u w:val="single"/>
-          </w:rPr>
-          <w:t>約15:16</w:t>
-        </w:r>
-      </w:hyperlink>
-      <w:r>
-        <w:rPr>
-          <w:lang w:val="zh_TW" w:bidi="zh_TW"/>
-        </w:rPr>
-        <w:t xml:space="preserve">）。 </w:t>
-      </w:r>
-    </w:p>
-    <w:p>
-      <w:pPr/>
-      <w:r>
-        <w:rPr>
-          <w:lang w:val="zh_TW" w:bidi="zh_TW"/>
-        </w:rPr>
-      </w:r>
-      <w:r>
-        <w:rPr>
-          <w:lang w:val="zh_TW" w:bidi="zh_TW"/>
-        </w:rPr>
-        <w:t>在早期基督教會中，領袖的揀選方式各不相同，但始終相信是神在引導這個過程。例如：</w:t>
-      </w:r>
-    </w:p>
-    <w:p>
-      <w:pPr>
-        <w:pStyle w:val="ListBullet"/>
-        <w:spacing w:line="240" w:lineRule="auto"/>
-        <w:ind w:left="720"/>
-      </w:pPr>
-      <w:r>
-        <w:rPr>
-          <w:lang w:val="zh_TW" w:bidi="zh_TW"/>
-        </w:rPr>
-      </w:r>
-      <w:r>
-        <w:rPr>
-          <w:lang w:val="zh_TW" w:bidi="zh_TW"/>
-        </w:rPr>
-        <w:t>當使徒們揀選馬提亞來取代猶大時，他們禱告並使用一種特殊的方法（搖籤）來確定神的旨意（</w:t>
-      </w:r>
-      <w:hyperlink r:id="rId141">
-        <w:r>
-          <w:rPr>
-            <w:lang w:val="zh_TW" w:bidi="zh_TW"/>
-          </w:rPr>
-          <w:rPr>
-            <w:color w:val="0000EE"/>
-            <w:u w:val="single"/>
-          </w:rPr>
-          <w:t>徒1:24–26</w:t>
-        </w:r>
-      </w:hyperlink>
-      <w:r>
-        <w:rPr>
-          <w:lang w:val="zh_TW" w:bidi="zh_TW"/>
-        </w:rPr>
-        <w:t xml:space="preserve">）。 </w:t>
-      </w:r>
-    </w:p>
-    <w:p>
-      <w:pPr>
-        <w:pStyle w:val="ListBullet"/>
-        <w:spacing w:line="240" w:lineRule="auto"/>
-        <w:ind w:left="720"/>
-      </w:pPr>
-      <w:r>
-        <w:rPr>
-          <w:lang w:val="zh_TW" w:bidi="zh_TW"/>
-        </w:rPr>
-      </w:r>
-      <w:r>
-        <w:rPr>
-          <w:lang w:val="zh_TW" w:bidi="zh_TW"/>
-        </w:rPr>
-        <w:t>保羅說在他出生以前神就已經揀選他作使徒。他堅持說，這一職分並不是從任何人那裡領受的（</w:t>
-      </w:r>
-      <w:hyperlink r:id="rId142">
-        <w:r>
-          <w:rPr>
-            <w:lang w:val="zh_TW" w:bidi="zh_TW"/>
-          </w:rPr>
-          <w:rPr>
-            <w:color w:val="0000EE"/>
-            <w:u w:val="single"/>
-          </w:rPr>
-          <w:t>加1:1、15</w:t>
-        </w:r>
-      </w:hyperlink>
-      <w:r>
-        <w:rPr>
-          <w:lang w:val="zh_TW" w:bidi="zh_TW"/>
-        </w:rPr>
-        <w:t xml:space="preserve">）。 </w:t>
-      </w:r>
-    </w:p>
-    <w:p>
-      <w:pPr>
-        <w:pStyle w:val="ListBullet"/>
-        <w:spacing w:line="240" w:lineRule="auto"/>
-        <w:ind w:left="720"/>
-      </w:pPr>
-      <w:r>
-        <w:rPr>
-          <w:lang w:val="zh_TW" w:bidi="zh_TW"/>
-        </w:rPr>
-      </w:r>
-      <w:r>
-        <w:rPr>
-          <w:lang w:val="zh_TW" w:bidi="zh_TW"/>
-        </w:rPr>
-        <w:t>聖靈指示教會差派保羅和巴拿巴作為傳教士，可能是通過某位基督教先知的話語來傳達的。</w:t>
-      </w:r>
-    </w:p>
-    <w:p>
-      <w:pPr>
-        <w:pStyle w:val="ListBullet"/>
-        <w:spacing w:line="240" w:lineRule="auto"/>
-        <w:ind w:left="720"/>
-      </w:pPr>
-      <w:r>
-        <w:rPr>
-          <w:lang w:val="zh_TW" w:bidi="zh_TW"/>
-        </w:rPr>
-      </w:r>
-      <w:r>
-        <w:rPr>
-          <w:lang w:val="zh_TW" w:bidi="zh_TW"/>
-        </w:rPr>
-        <w:t>提摩太最初被選為保羅的助手，是因為有指向他的預言信息（</w:t>
-      </w:r>
-      <w:hyperlink r:id="rId143">
-        <w:r>
-          <w:rPr>
-            <w:lang w:val="zh_TW" w:bidi="zh_TW"/>
-          </w:rPr>
-          <w:rPr>
-            <w:color w:val="0000EE"/>
-            <w:u w:val="single"/>
-          </w:rPr>
-          <w:t>提前1:18</w:t>
-        </w:r>
-      </w:hyperlink>
-      <w:r>
-        <w:rPr>
-          <w:lang w:val="zh_TW" w:bidi="zh_TW"/>
-        </w:rPr>
-        <w:t>，</w:t>
-      </w:r>
-      <w:hyperlink r:id="rId144">
-        <w:r>
-          <w:rPr>
-            <w:lang w:val="zh_TW" w:bidi="zh_TW"/>
-          </w:rPr>
-          <w:rPr>
-            <w:color w:val="0000EE"/>
-            <w:u w:val="single"/>
-          </w:rPr>
-          <w:t>4:14</w:t>
-        </w:r>
-      </w:hyperlink>
-      <w:r>
-        <w:rPr>
-          <w:lang w:val="zh_TW" w:bidi="zh_TW"/>
-        </w:rPr>
-        <w:t>）。</w:t>
-      </w:r>
-    </w:p>
-    <w:p>
-      <w:pPr/>
-      <w:r>
-        <w:rPr>
-          <w:lang w:val="zh_TW" w:bidi="zh_TW"/>
-        </w:rPr>
-      </w:r>
-      <w:r>
-        <w:rPr>
-          <w:lang w:val="zh_TW" w:bidi="zh_TW"/>
-        </w:rPr>
-        <w:t>在哥林多教會，聖靈直接賜予不同的職分，如講道、教導、醫治和治理事的（</w:t>
-      </w:r>
-      <w:hyperlink r:id="rId145">
-        <w:r>
-          <w:rPr>
-            <w:lang w:val="zh_TW" w:bidi="zh_TW"/>
-          </w:rPr>
-          <w:rPr>
-            <w:color w:val="0000EE"/>
-            <w:u w:val="single"/>
-          </w:rPr>
-          <w:t>林前12:8–11、28</w:t>
-        </w:r>
-      </w:hyperlink>
-      <w:r>
-        <w:rPr>
-          <w:lang w:val="zh_TW" w:bidi="zh_TW"/>
-        </w:rPr>
-        <w:t>；參</w:t>
-      </w:r>
-      <w:hyperlink r:id="rId146">
-        <w:r>
-          <w:rPr>
-            <w:lang w:val="zh_TW" w:bidi="zh_TW"/>
-          </w:rPr>
-          <w:rPr>
-            <w:color w:val="0000EE"/>
-            <w:u w:val="single"/>
-          </w:rPr>
-          <w:t>弗4:11</w:t>
-        </w:r>
-      </w:hyperlink>
-      <w:r>
-        <w:rPr>
-          <w:lang w:val="zh_TW" w:bidi="zh_TW"/>
-        </w:rPr>
-        <w:t xml:space="preserve">）。 </w:t>
-      </w:r>
-    </w:p>
-    <w:p>
-      <w:pPr/>
-      <w:r>
-        <w:rPr>
-          <w:lang w:val="zh_TW" w:bidi="zh_TW"/>
-        </w:rPr>
-      </w:r>
-      <w:r>
-        <w:rPr>
-          <w:lang w:val="zh_TW" w:bidi="zh_TW"/>
-        </w:rPr>
-        <w:t>在以弗所，聖靈使教會領袖（「監督」）成為會眾的守護者（</w:t>
-      </w:r>
-      <w:hyperlink r:id="rId147">
-        <w:r>
-          <w:rPr>
-            <w:lang w:val="zh_TW" w:bidi="zh_TW"/>
-          </w:rPr>
-          <w:rPr>
-            <w:color w:val="0000EE"/>
-            <w:u w:val="single"/>
-          </w:rPr>
-          <w:t>徒20:28</w:t>
-        </w:r>
-      </w:hyperlink>
-      <w:r>
-        <w:rPr>
-          <w:lang w:val="zh_TW" w:bidi="zh_TW"/>
-        </w:rPr>
-        <w:t xml:space="preserve">）。 </w:t>
-      </w:r>
-    </w:p>
-    <w:p>
-      <w:pPr/>
-      <w:r>
-        <w:rPr>
-          <w:lang w:val="zh_TW" w:bidi="zh_TW"/>
-        </w:rPr>
-      </w:r>
-      <w:r>
-        <w:rPr>
-          <w:lang w:val="zh_TW" w:bidi="zh_TW"/>
-        </w:rPr>
-        <w:t>通過這些例子可以明顯看出，神揀選誰來擔任這些職分。聖經強烈譴責任何企圖通過個人努力或不正當手段來獲得這些職分的行為（</w:t>
-      </w:r>
-      <w:hyperlink r:id="rId148">
-        <w:r>
-          <w:rPr>
-            <w:lang w:val="zh_TW" w:bidi="zh_TW"/>
-          </w:rPr>
-          <w:rPr>
-            <w:color w:val="0000EE"/>
-            <w:u w:val="single"/>
-          </w:rPr>
-          <w:t>徒8:18–24</w:t>
-        </w:r>
-      </w:hyperlink>
-      <w:r>
-        <w:rPr>
-          <w:lang w:val="zh_TW" w:bidi="zh_TW"/>
-        </w:rPr>
-        <w:t>）。</w:t>
-      </w:r>
-    </w:p>
-    <w:p>
-      <w:pPr/>
-      <w:r>
-        <w:rPr>
-          <w:lang w:val="zh_TW" w:bidi="zh_TW"/>
-        </w:rPr>
-      </w:r>
-      <w:r>
-        <w:rPr>
-          <w:lang w:val="zh_TW" w:bidi="zh_TW"/>
-        </w:rPr>
-        <w:t>另一方面，教會在揀選領袖方面也扮演了一個角色：</w:t>
-      </w:r>
-    </w:p>
-    <w:p>
-      <w:pPr>
-        <w:pStyle w:val="ListBullet"/>
-        <w:spacing w:line="240" w:lineRule="auto"/>
-        <w:ind w:left="720"/>
-      </w:pPr>
-      <w:r>
-        <w:rPr>
-          <w:lang w:val="zh_TW" w:bidi="zh_TW"/>
-        </w:rPr>
-      </w:r>
-      <w:r>
-        <w:rPr>
-          <w:lang w:val="zh_TW" w:bidi="zh_TW"/>
-        </w:rPr>
-        <w:t>聚集在一起的教會「提名」（或建議）巴撒巴和馬提亞作為候選人，然後請求神做出最終選擇（</w:t>
-      </w:r>
-      <w:hyperlink r:id="rId149">
-        <w:r>
-          <w:rPr>
-            <w:lang w:val="zh_TW" w:bidi="zh_TW"/>
-          </w:rPr>
-          <w:rPr>
-            <w:color w:val="0000EE"/>
-            <w:u w:val="single"/>
-          </w:rPr>
-          <w:t>徒1:15、23</w:t>
-        </w:r>
-      </w:hyperlink>
-      <w:r>
-        <w:rPr>
-          <w:lang w:val="zh_TW" w:bidi="zh_TW"/>
-        </w:rPr>
-        <w:t xml:space="preserve">）。 </w:t>
-      </w:r>
-    </w:p>
-    <w:p>
-      <w:pPr>
-        <w:pStyle w:val="ListBullet"/>
-        <w:spacing w:line="240" w:lineRule="auto"/>
-        <w:ind w:left="720"/>
-      </w:pPr>
-      <w:r>
-        <w:rPr>
-          <w:lang w:val="zh_TW" w:bidi="zh_TW"/>
-        </w:rPr>
-      </w:r>
-      <w:r>
-        <w:rPr>
-          <w:lang w:val="zh_TW" w:bidi="zh_TW"/>
-        </w:rPr>
-        <w:t>信徒選出七個人來服事，然後把他們帶到使徒面前（</w:t>
-      </w:r>
-      <w:hyperlink r:id="rId150">
-        <w:r>
-          <w:rPr>
-            <w:lang w:val="zh_TW" w:bidi="zh_TW"/>
-          </w:rPr>
-          <w:rPr>
-            <w:color w:val="0000EE"/>
-            <w:u w:val="single"/>
-          </w:rPr>
-          <w:t>徒6:2–6</w:t>
-        </w:r>
-      </w:hyperlink>
-      <w:r>
-        <w:rPr>
-          <w:lang w:val="zh_TW" w:bidi="zh_TW"/>
-        </w:rPr>
-        <w:t xml:space="preserve">）。 </w:t>
-      </w:r>
-    </w:p>
-    <w:p>
-      <w:pPr>
-        <w:pStyle w:val="ListBullet"/>
-        <w:spacing w:line="240" w:lineRule="auto"/>
-        <w:ind w:left="720"/>
-      </w:pPr>
-      <w:r>
-        <w:rPr>
-          <w:lang w:val="zh_TW" w:bidi="zh_TW"/>
-        </w:rPr>
-      </w:r>
-      <w:r>
-        <w:rPr>
-          <w:lang w:val="zh_TW" w:bidi="zh_TW"/>
-        </w:rPr>
-        <w:t>聚集的教會遵循聖靈的指示，差派保羅和巴拿巴作為傳教士（</w:t>
-      </w:r>
-      <w:hyperlink r:id="rId151">
-        <w:r>
-          <w:rPr>
-            <w:lang w:val="zh_TW" w:bidi="zh_TW"/>
-          </w:rPr>
-          <w:rPr>
-            <w:color w:val="0000EE"/>
-            <w:u w:val="single"/>
-          </w:rPr>
-          <w:t>徒13:3</w:t>
-        </w:r>
-      </w:hyperlink>
-      <w:r>
-        <w:rPr>
-          <w:lang w:val="zh_TW" w:bidi="zh_TW"/>
-        </w:rPr>
-        <w:t xml:space="preserve">）。 </w:t>
-      </w:r>
-    </w:p>
-    <w:p>
-      <w:pPr>
-        <w:pStyle w:val="ListBullet"/>
-        <w:spacing w:line="240" w:lineRule="auto"/>
-        <w:ind w:left="720"/>
-      </w:pPr>
-      <w:r>
-        <w:rPr>
-          <w:lang w:val="zh_TW" w:bidi="zh_TW"/>
-        </w:rPr>
-      </w:r>
-      <w:r>
-        <w:rPr>
-          <w:lang w:val="zh_TW" w:bidi="zh_TW"/>
-        </w:rPr>
-        <w:t>保羅和巴拿巴在各地選立長老（</w:t>
-      </w:r>
-      <w:hyperlink r:id="rId152">
-        <w:r>
-          <w:rPr>
-            <w:lang w:val="zh_TW" w:bidi="zh_TW"/>
-          </w:rPr>
-          <w:rPr>
-            <w:color w:val="0000EE"/>
-            <w:u w:val="single"/>
-          </w:rPr>
-          <w:t>徒14:23</w:t>
-        </w:r>
-      </w:hyperlink>
-      <w:r>
-        <w:rPr>
-          <w:lang w:val="zh_TW" w:bidi="zh_TW"/>
-        </w:rPr>
-        <w:t>）。保羅也指示提多去做同樣的事情（</w:t>
-      </w:r>
-      <w:hyperlink r:id="rId153">
-        <w:r>
-          <w:rPr>
-            <w:lang w:val="zh_TW" w:bidi="zh_TW"/>
-          </w:rPr>
-          <w:rPr>
-            <w:color w:val="0000EE"/>
-            <w:u w:val="single"/>
-          </w:rPr>
-          <w:t>多1:5</w:t>
-        </w:r>
-      </w:hyperlink>
-      <w:r>
-        <w:rPr>
-          <w:lang w:val="zh_TW" w:bidi="zh_TW"/>
-        </w:rPr>
-        <w:t>），提摩太可能也曾這樣做（</w:t>
-      </w:r>
-      <w:hyperlink r:id="rId154">
-        <w:r>
-          <w:rPr>
-            <w:lang w:val="zh_TW" w:bidi="zh_TW"/>
-          </w:rPr>
-          <w:rPr>
-            <w:color w:val="0000EE"/>
-            <w:u w:val="single"/>
-          </w:rPr>
-          <w:t>提前5:22</w:t>
-        </w:r>
-      </w:hyperlink>
-      <w:r>
-        <w:rPr>
-          <w:lang w:val="zh_TW" w:bidi="zh_TW"/>
-        </w:rPr>
-        <w:t xml:space="preserve">）。 </w:t>
-      </w:r>
-    </w:p>
-    <w:p>
-      <w:pPr>
-        <w:pStyle w:val="ListBullet"/>
-        <w:spacing w:line="240" w:lineRule="auto"/>
-        <w:ind w:left="720"/>
-      </w:pPr>
-      <w:r>
-        <w:rPr>
-          <w:lang w:val="zh_TW" w:bidi="zh_TW"/>
-        </w:rPr>
-      </w:r>
-      <w:r>
-        <w:rPr>
-          <w:lang w:val="zh_TW" w:bidi="zh_TW"/>
-        </w:rPr>
-        <w:t>路司得和以哥念的長老與保羅一起任命提摩太為領袖，這是回應一位基督教先知的信息（</w:t>
-      </w:r>
-      <w:hyperlink r:id="rId144">
-        <w:r>
-          <w:rPr>
-            <w:lang w:val="zh_TW" w:bidi="zh_TW"/>
-          </w:rPr>
-          <w:rPr>
-            <w:color w:val="0000EE"/>
-            <w:u w:val="single"/>
-          </w:rPr>
-          <w:t>提前4:14</w:t>
-        </w:r>
-      </w:hyperlink>
-      <w:r>
-        <w:rPr>
-          <w:lang w:val="zh_TW" w:bidi="zh_TW"/>
-        </w:rPr>
-        <w:t>；</w:t>
-      </w:r>
-      <w:hyperlink r:id="rId155">
-        <w:r>
-          <w:rPr>
-            <w:lang w:val="zh_TW" w:bidi="zh_TW"/>
-          </w:rPr>
-          <w:rPr>
-            <w:color w:val="0000EE"/>
-            <w:u w:val="single"/>
-          </w:rPr>
-          <w:t>提後1:6</w:t>
-        </w:r>
-      </w:hyperlink>
-      <w:r>
-        <w:rPr>
-          <w:lang w:val="zh_TW" w:bidi="zh_TW"/>
-        </w:rPr>
-        <w:t xml:space="preserve">）。 </w:t>
-      </w:r>
-    </w:p>
-    <w:p>
-      <w:pPr/>
-      <w:r>
-        <w:rPr>
-          <w:lang w:val="zh_TW" w:bidi="zh_TW"/>
-        </w:rPr>
-      </w:r>
-      <w:r>
-        <w:rPr>
-          <w:lang w:val="zh_TW" w:bidi="zh_TW"/>
-        </w:rPr>
-        <w:t>當保羅寫信給提摩太和提多時，已經有教會領袖所需的品質的詳細清單（</w:t>
-      </w:r>
-      <w:hyperlink r:id="rId156">
-        <w:r>
-          <w:rPr>
-            <w:lang w:val="zh_TW" w:bidi="zh_TW"/>
-          </w:rPr>
-          <w:rPr>
-            <w:color w:val="0000EE"/>
-            <w:u w:val="single"/>
-          </w:rPr>
-          <w:t>提前3:1–13</w:t>
-        </w:r>
-      </w:hyperlink>
-      <w:r>
-        <w:rPr>
-          <w:lang w:val="zh_TW" w:bidi="zh_TW"/>
-        </w:rPr>
-        <w:t>；</w:t>
-      </w:r>
-      <w:hyperlink r:id="rId157">
-        <w:r>
-          <w:rPr>
-            <w:lang w:val="zh_TW" w:bidi="zh_TW"/>
-          </w:rPr>
-          <w:rPr>
-            <w:color w:val="0000EE"/>
-            <w:u w:val="single"/>
-          </w:rPr>
-          <w:t>提後2:2</w:t>
-        </w:r>
-      </w:hyperlink>
-      <w:r>
-        <w:rPr>
-          <w:lang w:val="zh_TW" w:bidi="zh_TW"/>
-        </w:rPr>
-        <w:t>）。</w:t>
-      </w:r>
-    </w:p>
-    <w:p>
-      <w:pPr/>
-      <w:r>
-        <w:rPr>
-          <w:lang w:val="zh_TW" w:bidi="zh_TW"/>
-        </w:rPr>
-      </w:r>
-      <w:r>
-        <w:rPr>
-          <w:lang w:val="zh_TW" w:bidi="zh_TW"/>
-        </w:rPr>
-        <w:t>信徒的聚會也參與了揀選領袖。他們以多種方式進行：</w:t>
-      </w:r>
-    </w:p>
-    <w:p>
-      <w:pPr>
-        <w:pStyle w:val="ListBullet"/>
-        <w:spacing w:line="240" w:lineRule="auto"/>
-        <w:ind w:left="720"/>
-      </w:pPr>
-      <w:r>
-        <w:rPr>
-          <w:lang w:val="zh_TW" w:bidi="zh_TW"/>
-        </w:rPr>
-      </w:r>
-      <w:r>
-        <w:rPr>
-          <w:lang w:val="zh_TW" w:bidi="zh_TW"/>
-        </w:rPr>
-        <w:t>可以通過禱告、禁食（為了屬靈目的而不進食）和抽籤（被認為是揭示神旨意的一種隨機選擇方法；</w:t>
-      </w:r>
-      <w:hyperlink r:id="rId158">
-        <w:r>
-          <w:rPr>
-            <w:lang w:val="zh_TW" w:bidi="zh_TW"/>
-          </w:rPr>
-          <w:rPr>
-            <w:color w:val="0000EE"/>
-            <w:u w:val="single"/>
-          </w:rPr>
-          <w:t>徒1:26</w:t>
-        </w:r>
-      </w:hyperlink>
-      <w:r>
-        <w:rPr>
-          <w:lang w:val="zh_TW" w:bidi="zh_TW"/>
-        </w:rPr>
-        <w:t>，</w:t>
-      </w:r>
-      <w:hyperlink r:id="rId159">
-        <w:r>
-          <w:rPr>
-            <w:lang w:val="zh_TW" w:bidi="zh_TW"/>
-          </w:rPr>
-          <w:rPr>
-            <w:color w:val="0000EE"/>
-            <w:u w:val="single"/>
-          </w:rPr>
-          <w:t>6:6</w:t>
-        </w:r>
-      </w:hyperlink>
-      <w:r>
-        <w:rPr>
-          <w:lang w:val="zh_TW" w:bidi="zh_TW"/>
-        </w:rPr>
-        <w:t>，</w:t>
-      </w:r>
-      <w:hyperlink r:id="rId160">
-        <w:r>
-          <w:rPr>
-            <w:lang w:val="zh_TW" w:bidi="zh_TW"/>
-          </w:rPr>
-          <w:rPr>
-            <w:color w:val="0000EE"/>
-            <w:u w:val="single"/>
-          </w:rPr>
-          <w:t>13:2–3</w:t>
-        </w:r>
-      </w:hyperlink>
-      <w:r>
-        <w:rPr>
-          <w:lang w:val="zh_TW" w:bidi="zh_TW"/>
-        </w:rPr>
-        <w:t>，</w:t>
-      </w:r>
-      <w:hyperlink r:id="rId152">
-        <w:r>
-          <w:rPr>
-            <w:lang w:val="zh_TW" w:bidi="zh_TW"/>
-          </w:rPr>
-          <w:rPr>
-            <w:color w:val="0000EE"/>
-            <w:u w:val="single"/>
-          </w:rPr>
-          <w:t>14:23</w:t>
-        </w:r>
-      </w:hyperlink>
-      <w:r>
-        <w:rPr>
-          <w:lang w:val="zh_TW" w:bidi="zh_TW"/>
-        </w:rPr>
-        <w:t>）來揀選領袖。</w:t>
-      </w:r>
-    </w:p>
-    <w:p>
-      <w:pPr>
-        <w:pStyle w:val="ListBullet"/>
-        <w:spacing w:line="240" w:lineRule="auto"/>
-        <w:ind w:left="720"/>
-      </w:pPr>
-      <w:r>
-        <w:rPr>
-          <w:lang w:val="zh_TW" w:bidi="zh_TW"/>
-        </w:rPr>
-      </w:r>
-      <w:r>
-        <w:rPr>
-          <w:lang w:val="zh_TW" w:bidi="zh_TW"/>
-        </w:rPr>
-        <w:t>有時領袖是通過「舉手選舉」（希臘文為</w:t>
-      </w:r>
-      <w:r>
-        <w:rPr>
-          <w:i/>
-          <w:lang w:val="zh_TW" w:bidi="zh_TW"/>
-        </w:rPr>
-        <w:t>cheirotonein</w:t>
-      </w:r>
-      <w:r>
-        <w:rPr>
-          <w:lang w:val="zh_TW" w:bidi="zh_TW"/>
-        </w:rPr>
-        <w:t>）來揀選的。這個詞原本的意思是「舉手選舉」，但後來用來表示「通過指認選擇」（參</w:t>
-      </w:r>
-      <w:hyperlink r:id="rId152">
-        <w:r>
-          <w:rPr>
-            <w:lang w:val="zh_TW" w:bidi="zh_TW"/>
-          </w:rPr>
-          <w:rPr>
-            <w:color w:val="0000EE"/>
-            <w:u w:val="single"/>
-          </w:rPr>
-          <w:t>徒14:23</w:t>
-        </w:r>
-      </w:hyperlink>
-      <w:r>
-        <w:rPr>
-          <w:lang w:val="zh_TW" w:bidi="zh_TW"/>
-        </w:rPr>
-        <w:t>；</w:t>
-      </w:r>
-      <w:hyperlink r:id="rId161">
-        <w:r>
-          <w:rPr>
-            <w:lang w:val="zh_TW" w:bidi="zh_TW"/>
-          </w:rPr>
-          <w:rPr>
-            <w:color w:val="0000EE"/>
-            <w:u w:val="single"/>
-          </w:rPr>
-          <w:t>林後8:19</w:t>
-        </w:r>
-      </w:hyperlink>
-      <w:r>
-        <w:rPr>
-          <w:lang w:val="zh_TW" w:bidi="zh_TW"/>
-        </w:rPr>
-        <w:t>）。</w:t>
-      </w:r>
-    </w:p>
-    <w:p>
-      <w:pPr>
-        <w:pStyle w:val="ListBullet"/>
-        <w:spacing w:line="240" w:lineRule="auto"/>
-        <w:ind w:left="720"/>
-      </w:pPr>
-      <w:r>
-        <w:rPr>
-          <w:lang w:val="zh_TW" w:bidi="zh_TW"/>
-        </w:rPr>
-      </w:r>
-      <w:r>
-        <w:rPr>
-          <w:lang w:val="zh_TW" w:bidi="zh_TW"/>
-        </w:rPr>
-        <w:t>有時領袖是由團體選出的（</w:t>
-      </w:r>
-      <w:hyperlink r:id="rId149">
-        <w:r>
-          <w:rPr>
-            <w:lang w:val="zh_TW" w:bidi="zh_TW"/>
-          </w:rPr>
-          <w:rPr>
-            <w:color w:val="0000EE"/>
-            <w:u w:val="single"/>
-          </w:rPr>
-          <w:t>徒1:15、23</w:t>
-        </w:r>
-      </w:hyperlink>
-      <w:r>
-        <w:rPr>
-          <w:lang w:val="zh_TW" w:bidi="zh_TW"/>
-        </w:rPr>
-        <w:t>，</w:t>
-      </w:r>
-      <w:hyperlink r:id="rId162">
-        <w:r>
-          <w:rPr>
-            <w:lang w:val="zh_TW" w:bidi="zh_TW"/>
-          </w:rPr>
-          <w:rPr>
-            <w:color w:val="0000EE"/>
-            <w:u w:val="single"/>
-          </w:rPr>
-          <w:t>6:2–5</w:t>
-        </w:r>
-      </w:hyperlink>
-      <w:r>
-        <w:rPr>
-          <w:lang w:val="zh_TW" w:bidi="zh_TW"/>
-        </w:rPr>
-        <w:t>，</w:t>
-      </w:r>
-      <w:hyperlink r:id="rId151">
-        <w:r>
-          <w:rPr>
-            <w:lang w:val="zh_TW" w:bidi="zh_TW"/>
-          </w:rPr>
-          <w:rPr>
-            <w:color w:val="0000EE"/>
-            <w:u w:val="single"/>
-          </w:rPr>
-          <w:t>13:3</w:t>
-        </w:r>
-      </w:hyperlink>
-      <w:r>
-        <w:rPr>
-          <w:lang w:val="zh_TW" w:bidi="zh_TW"/>
-        </w:rPr>
-        <w:t>，</w:t>
-      </w:r>
-      <w:hyperlink r:id="rId163">
-        <w:r>
-          <w:rPr>
-            <w:lang w:val="zh_TW" w:bidi="zh_TW"/>
-          </w:rPr>
-          <w:rPr>
-            <w:color w:val="0000EE"/>
-            <w:u w:val="single"/>
-          </w:rPr>
-          <w:t>16:2</w:t>
-        </w:r>
-      </w:hyperlink>
-      <w:r>
-        <w:rPr>
-          <w:lang w:val="zh_TW" w:bidi="zh_TW"/>
-        </w:rPr>
-        <w:t>；</w:t>
-      </w:r>
-      <w:hyperlink r:id="rId144">
-        <w:r>
-          <w:rPr>
-            <w:lang w:val="zh_TW" w:bidi="zh_TW"/>
-          </w:rPr>
-          <w:rPr>
-            <w:color w:val="0000EE"/>
-            <w:u w:val="single"/>
-          </w:rPr>
-          <w:t>提前4:14</w:t>
-        </w:r>
-      </w:hyperlink>
-      <w:r>
-        <w:rPr>
-          <w:lang w:val="zh_TW" w:bidi="zh_TW"/>
-        </w:rPr>
-        <w:t>）。</w:t>
-      </w:r>
-    </w:p>
-    <w:p>
-      <w:pPr/>
-      <w:r>
-        <w:rPr>
-          <w:lang w:val="zh_TW" w:bidi="zh_TW"/>
-        </w:rPr>
-      </w:r>
-      <w:r>
-        <w:rPr>
-          <w:i/>
-          <w:lang w:val="zh_TW" w:bidi="zh_TW"/>
-        </w:rPr>
-        <w:t>另見</w:t>
-      </w:r>
-      <w:r>
-        <w:rPr>
-          <w:lang w:val="zh_TW" w:bidi="zh_TW"/>
-        </w:rPr>
-        <w:t>預定</w:t>
+        <w:t>戰爭</w:t>
       </w:r>
       <w:r>
         <w:rPr>

--- a/zht/docx/137.content.docx
+++ b/zht/docx/137.content.docx
@@ -259,72 +259,48 @@
         </w:rPr>
         <w:t>」（</w:t>
       </w:r>
-      <w:hyperlink r:id="rId13">
-        <w:r>
-          <w:rPr>
-            <w:lang w:val="zh_TW" w:bidi="zh_TW"/>
-          </w:rPr>
-          <w:rPr>
-            <w:color w:val="0000EE"/>
-            <w:u w:val="single"/>
-          </w:rPr>
-          <w:t>可5:9、15</w:t>
-        </w:r>
-      </w:hyperlink>
+      <w:r>
+        <w:rPr>
+          <w:lang w:val="zh_TW" w:bidi="zh_TW"/>
+        </w:rPr>
+        <w:t>可5:9、15</w:t>
+      </w:r>
       <w:r>
         <w:rPr>
           <w:lang w:val="zh_TW" w:bidi="zh_TW"/>
         </w:rPr>
         <w:t>；</w:t>
       </w:r>
-      <w:hyperlink r:id="rId14">
-        <w:r>
-          <w:rPr>
-            <w:lang w:val="zh_TW" w:bidi="zh_TW"/>
-          </w:rPr>
-          <w:rPr>
-            <w:color w:val="0000EE"/>
-            <w:u w:val="single"/>
-          </w:rPr>
-          <w:t>路8:30</w:t>
-        </w:r>
-      </w:hyperlink>
+      <w:r>
+        <w:rPr>
+          <w:lang w:val="zh_TW" w:bidi="zh_TW"/>
+        </w:rPr>
+        <w:t>路8:30</w:t>
+      </w:r>
       <w:r>
         <w:rPr>
           <w:lang w:val="zh_TW" w:bidi="zh_TW"/>
         </w:rPr>
         <w:t>；參：</w:t>
       </w:r>
-      <w:hyperlink r:id="rId15">
-        <w:r>
-          <w:rPr>
-            <w:lang w:val="zh_TW" w:bidi="zh_TW"/>
-          </w:rPr>
-          <w:rPr>
-            <w:color w:val="0000EE"/>
-            <w:u w:val="single"/>
-          </w:rPr>
-          <w:t>太12:45</w:t>
-        </w:r>
-      </w:hyperlink>
+      <w:r>
+        <w:rPr>
+          <w:lang w:val="zh_TW" w:bidi="zh_TW"/>
+        </w:rPr>
+        <w:t>太12:45</w:t>
+      </w:r>
       <w:r>
         <w:rPr>
           <w:lang w:val="zh_TW" w:bidi="zh_TW"/>
         </w:rPr>
         <w:t>；</w:t>
       </w:r>
-      <w:hyperlink r:id="rId16">
-        <w:r>
-          <w:rPr>
-            <w:lang w:val="zh_TW" w:bidi="zh_TW"/>
-          </w:rPr>
-          <w:rPr>
-            <w:color w:val="0000EE"/>
-            <w:u w:val="single"/>
-          </w:rPr>
-          <w:t>路8:2</w:t>
-        </w:r>
-      </w:hyperlink>
+      <w:r>
+        <w:rPr>
+          <w:lang w:val="zh_TW" w:bidi="zh_TW"/>
+        </w:rPr>
+        <w:t>路8:2</w:t>
+      </w:r>
       <w:r>
         <w:rPr>
           <w:lang w:val="zh_TW" w:bidi="zh_TW"/>
@@ -345,18 +321,12 @@
         </w:rPr>
         <w:t>這個詞的另一個用法是在</w:t>
       </w:r>
-      <w:hyperlink r:id="rId17">
-        <w:r>
-          <w:rPr>
-            <w:lang w:val="zh_TW" w:bidi="zh_TW"/>
-          </w:rPr>
-          <w:rPr>
-            <w:color w:val="0000EE"/>
-            <w:u w:val="single"/>
-          </w:rPr>
-          <w:t>馬太福音二十六章53節</w:t>
-        </w:r>
-      </w:hyperlink>
+      <w:r>
+        <w:rPr>
+          <w:lang w:val="zh_TW" w:bidi="zh_TW"/>
+        </w:rPr>
+        <w:t>馬太福音二十六章53節</w:t>
+      </w:r>
       <w:r>
         <w:rPr>
           <w:lang w:val="zh_TW" w:bidi="zh_TW"/>
@@ -389,36 +359,24 @@
         </w:rPr>
         <w:t>「群」這個詞在新約中從未以其軍事意義出現，而是指反對人類屬靈的邪惡勢力（參：</w:t>
       </w:r>
-      <w:hyperlink r:id="rId18">
-        <w:r>
-          <w:rPr>
-            <w:lang w:val="zh_TW" w:bidi="zh_TW"/>
-          </w:rPr>
-          <w:rPr>
-            <w:color w:val="0000EE"/>
-            <w:u w:val="single"/>
-          </w:rPr>
-          <w:t>弗 6:12</w:t>
-        </w:r>
-      </w:hyperlink>
+      <w:r>
+        <w:rPr>
+          <w:lang w:val="zh_TW" w:bidi="zh_TW"/>
+        </w:rPr>
+        <w:t>弗 6:12</w:t>
+      </w:r>
       <w:r>
         <w:rPr>
           <w:lang w:val="zh_TW" w:bidi="zh_TW"/>
         </w:rPr>
         <w:t>）或可以召喚來幫助他們屬靈的力量（參：</w:t>
       </w:r>
-      <w:hyperlink r:id="rId19">
-        <w:r>
-          <w:rPr>
-            <w:lang w:val="zh_TW" w:bidi="zh_TW"/>
-          </w:rPr>
-          <w:rPr>
-            <w:color w:val="0000EE"/>
-            <w:u w:val="single"/>
-          </w:rPr>
-          <w:t>來1:14</w:t>
-        </w:r>
-      </w:hyperlink>
+      <w:r>
+        <w:rPr>
+          <w:lang w:val="zh_TW" w:bidi="zh_TW"/>
+        </w:rPr>
+        <w:t>來1:14</w:t>
+      </w:r>
       <w:r>
         <w:rPr>
           <w:lang w:val="zh_TW" w:bidi="zh_TW"/>
